--- a/docs/AgriPulse-AWS-Deployment-Guide.docx
+++ b/docs/AgriPulse-AWS-Deployment-Guide.docx
@@ -1340,7 +1340,7 @@
     </w:p>
     <w:p>
       <w:r>
-        <w:t>The picture on the next page shows everything Terraform creates and how a request travels. The numbers are the order in which things happen: first the pipeline (1-4), then a user's request (5-9), then what happens when an alarm fires (10).</w:t>
+        <w:t>The picture on the next page shows everything Terraform creates and how a request travels. The numbers are the order in which things happen: first the pipeline (1-4), then a user's request (5-9), then how an alert reaches you (10).</w:t>
       </w:r>
     </w:p>
     <w:p>
@@ -1364,7 +1364,7 @@
       <w:r>
         <w:drawing>
           <wp:inline xmlns:a="http://schemas.openxmlformats.org/drawingml/2006/main" xmlns:pic="http://schemas.openxmlformats.org/drawingml/2006/picture">
-            <wp:extent cx="8179867" cy="5256000"/>
+            <wp:extent cx="8736794" cy="5256000"/>
             <wp:docPr id="1" name="Picture 1"/>
             <wp:cNvGraphicFramePr>
               <a:graphicFrameLocks noChangeAspect="1"/>
@@ -1385,7 +1385,7 @@
                   <pic:spPr>
                     <a:xfrm>
                       <a:off x="0" y="0"/>
-                      <a:ext cx="8179867" cy="5256000"/>
+                      <a:ext cx="8736794" cy="5256000"/>
                     </a:xfrm>
                     <a:prstGeom prst="rect"/>
                   </pic:spPr>
@@ -1627,7 +1627,7 @@
         </w:numPr>
       </w:pPr>
       <w:r>
-        <w:t>CloudWatch alarms go to SNS; a small Lambda turns them into incidents in the incident blog.</w:t>
+        <w:t>Prometheus evaluates every alert rule (OpenTelemetry span metrics, the apps, and AWS metrics read from CloudWatch by YACE); Alertmanager posts every alert to Slack, and critical/warning ones also open an incident in the incident blog.</w:t>
       </w:r>
     </w:p>
     <w:p>
@@ -1648,7 +1648,7 @@
       <w:r>
         <w:drawing>
           <wp:inline xmlns:a="http://schemas.openxmlformats.org/drawingml/2006/main" xmlns:pic="http://schemas.openxmlformats.org/drawingml/2006/picture">
-            <wp:extent cx="9360000" cy="5082353"/>
+            <wp:extent cx="8668477" cy="5256000"/>
             <wp:docPr id="2" name="Picture 2"/>
             <wp:cNvGraphicFramePr>
               <a:graphicFrameLocks noChangeAspect="1"/>
@@ -1669,7 +1669,7 @@
                   <pic:spPr>
                     <a:xfrm>
                       <a:off x="0" y="0"/>
-                      <a:ext cx="9360000" cy="5082353"/>
+                      <a:ext cx="8668477" cy="5256000"/>
                     </a:xfrm>
                     <a:prstGeom prst="rect"/>
                   </pic:spPr>
@@ -1754,7 +1754,7 @@
       <w:r>
         <w:drawing>
           <wp:inline xmlns:a="http://schemas.openxmlformats.org/drawingml/2006/main" xmlns:pic="http://schemas.openxmlformats.org/drawingml/2006/picture">
-            <wp:extent cx="7523294" cy="5256000"/>
+            <wp:extent cx="7331617" cy="5255999"/>
             <wp:docPr id="3" name="Picture 3"/>
             <wp:cNvGraphicFramePr>
               <a:graphicFrameLocks noChangeAspect="1"/>
@@ -1775,7 +1775,7 @@
                   <pic:spPr>
                     <a:xfrm>
                       <a:off x="0" y="0"/>
-                      <a:ext cx="7523294" cy="5256000"/>
+                      <a:ext cx="7331617" cy="5255999"/>
                     </a:xfrm>
                     <a:prstGeom prst="rect"/>
                   </pic:spPr>
@@ -2641,7 +2641,7 @@
               <w:rPr>
                 <w:sz w:val="19"/>
               </w:rPr>
-              <w:t>, Cognito authorizer, alarms</w:t>
+              <w:t>, Cognito authorizer</w:t>
             </w:r>
           </w:p>
         </w:tc>
@@ -2773,7 +2773,7 @@
               <w:rPr>
                 <w:sz w:val="19"/>
               </w:rPr>
-              <w:t>Alarms</w:t>
+              <w:t>AWS events</w:t>
             </w:r>
           </w:p>
         </w:tc>
@@ -2790,7 +2790,7 @@
               <w:rPr>
                 <w:sz w:val="19"/>
               </w:rPr>
-              <w:t>SNS topic, ALB and RDS alarms (static + anomaly detection), alarm forwarder Lambda, GuardDuty event</w:t>
+              <w:t>EventBridge rules and an API destination: GuardDuty malware findings and RDS failover/storage events straight to Slack (no SNS)</w:t>
             </w:r>
           </w:p>
         </w:tc>
@@ -4290,7 +4290,7 @@
                 <w:color w:val="B3261E"/>
                 <w:sz w:val="17"/>
               </w:rPr>
-              <w:t>Level-p/Multi-cloud-EKS-AzureFunctions</w:t>
+              <w:t>Level-p/Multi-cloud-EKS-Lambda</w:t>
             </w:r>
           </w:p>
         </w:tc>
@@ -4813,7 +4813,7 @@
                 <w:color w:val="1F2937"/>
                 <w:sz w:val="17"/>
               </w:rPr>
-              <w:t>GITHUB_REPO=Level-p/Multi-cloud-EKS-AzureFunctions ./bootstrap.sh</w:t>
+              <w:t>GITHUB_REPO=Level-p/Multi-cloud-EKS-Lambda ./bootstrap.sh</w:t>
             </w:r>
           </w:p>
         </w:tc>
@@ -5341,7 +5341,7 @@
               <w:rPr>
                 <w:sz w:val="19"/>
               </w:rPr>
-              <w:t>no</w:t>
+              <w:t>yes</w:t>
             </w:r>
           </w:p>
         </w:tc>
@@ -5357,7 +5357,21 @@
               <w:rPr>
                 <w:sz w:val="19"/>
               </w:rPr>
-              <w:t>Alertmanager and the AI diagnosis also post to Slack</w:t>
+              <w:t>a Slack incoming webhook (</w:t>
+            </w:r>
+            <w:r>
+              <w:rPr>
+                <w:rFonts w:ascii="Consolas" w:hAnsi="Consolas" w:eastAsia="Consolas"/>
+                <w:color w:val="B3261E"/>
+                <w:sz w:val="17"/>
+              </w:rPr>
+              <w:t>https://hooks.slack.com/...</w:t>
+            </w:r>
+            <w:r>
+              <w:rPr>
+                <w:sz w:val="19"/>
+              </w:rPr>
+              <w:t>): the one alert channel. Alertmanager, EventBridge and the AI diagnosis post there</w:t>
             </w:r>
           </w:p>
         </w:tc>
@@ -5378,7 +5392,7 @@
                 <w:color w:val="B3261E"/>
                 <w:sz w:val="17"/>
               </w:rPr>
-              <w:t>ALARM_EMAIL</w:t>
+              <w:t>GIT_REPO_TOKEN</w:t>
             </w:r>
           </w:p>
         </w:tc>
@@ -5395,7 +5409,7 @@
               <w:rPr>
                 <w:sz w:val="19"/>
               </w:rPr>
-              <w:t>no</w:t>
+              <w:t>private repo only</w:t>
             </w:r>
           </w:p>
         </w:tc>
@@ -5403,58 +5417,6 @@
           <w:tcPr>
             <w:tcW w:type="dxa" w:w="5556"/>
             <w:shd w:val="clear" w:color="auto" w:fill="F7F8FA"/>
-          </w:tcPr>
-          <w:p>
-            <w:pPr>
-              <w:spacing w:after="40"/>
-            </w:pPr>
-            <w:r>
-              <w:rPr>
-                <w:sz w:val="19"/>
-              </w:rPr>
-              <w:t>CloudWatch alarms by e-mail (confirm the subscription e-mail)</w:t>
-            </w:r>
-          </w:p>
-        </w:tc>
-      </w:tr>
-      <w:tr>
-        <w:tc>
-          <w:tcPr>
-            <w:tcW w:type="dxa" w:w="2381"/>
-          </w:tcPr>
-          <w:p>
-            <w:pPr>
-              <w:spacing w:after="40"/>
-            </w:pPr>
-            <w:r>
-              <w:rPr>
-                <w:rFonts w:ascii="Consolas" w:hAnsi="Consolas" w:eastAsia="Consolas"/>
-                <w:color w:val="B3261E"/>
-                <w:sz w:val="17"/>
-              </w:rPr>
-              <w:t>GIT_REPO_TOKEN</w:t>
-            </w:r>
-          </w:p>
-        </w:tc>
-        <w:tc>
-          <w:tcPr>
-            <w:tcW w:type="dxa" w:w="1474"/>
-          </w:tcPr>
-          <w:p>
-            <w:pPr>
-              <w:spacing w:after="40"/>
-            </w:pPr>
-            <w:r>
-              <w:rPr>
-                <w:sz w:val="19"/>
-              </w:rPr>
-              <w:t>private repo only</w:t>
-            </w:r>
-          </w:p>
-        </w:tc>
-        <w:tc>
-          <w:tcPr>
-            <w:tcW w:type="dxa" w:w="5556"/>
           </w:tcPr>
           <w:p>
             <w:pPr>
@@ -5530,7 +5492,7 @@
               <w:t>diagnose</w:t>
             </w:r>
             <w:r>
-              <w:t xml:space="preserve"> job sends only the redacted tail of the failed jobs' logs (tokens, keys, connection strings and e-mail addresses removed) to Claude and writes the likely cause and fix on the run's summary page. Without the secret it writes a plain list of the failed steps.</w:t>
+              <w:t xml:space="preserve"> job sends only the redacted tail of the failed jobs' logs (tokens, keys, connection strings and e-mail addresses removed) to Claude and posts the likely cause and fix to Slack and the run's summary page. Without the secret it writes a plain list of the failed steps.</w:t>
             </w:r>
           </w:p>
         </w:tc>
@@ -5844,7 +5806,7 @@
               <w:rPr>
                 <w:sz w:val="19"/>
               </w:rPr>
-              <w:t>VPC, EKS, RDS Multi-AZ, ECR, S3, Cognito, API Gateway + Lambda (placeholder), WAF, CloudFront ×3, ALB, DNS, alarms</w:t>
+              <w:t>VPC, EKS, RDS Multi-AZ, ECR, S3, Cognito, API Gateway + Lambda (placeholder), WAF, CloudFront ×3, ALB, DNS, EventBridge -&gt; Slack</w:t>
             </w:r>
           </w:p>
         </w:tc>
@@ -5915,7 +5877,7 @@
               <w:rPr>
                 <w:sz w:val="19"/>
               </w:rPr>
-              <w:t>controllers, Prometheus/Grafana/OpenTelemetry, Kyverno, Argo CD and the two Applications</w:t>
+              <w:t>controllers, Prometheus/Grafana/OpenTelemetry, YACE and the alert rules, Kyverno, Argo CD and the two Applications</w:t>
             </w:r>
           </w:p>
         </w:tc>
@@ -8462,21 +8424,7 @@
               <w:rPr>
                 <w:sz w:val="19"/>
               </w:rPr>
-              <w:t xml:space="preserve">; CloudWatch alarms </w:t>
-            </w:r>
-            <w:r>
-              <w:rPr>
-                <w:rFonts w:ascii="Consolas" w:hAnsi="Consolas" w:eastAsia="Consolas"/>
-                <w:color w:val="B3261E"/>
-                <w:sz w:val="17"/>
-              </w:rPr>
-              <w:t>agripulse-*</w:t>
-            </w:r>
-            <w:r>
-              <w:rPr>
-                <w:sz w:val="19"/>
-              </w:rPr>
-              <w:t>; the incident blog (alarms open incidents)</w:t>
+              <w:t>; the Slack channel (every alert); the incident blog (critical/warning alerts open incidents)</w:t>
             </w:r>
           </w:p>
         </w:tc>
@@ -8768,6 +8716,265 @@
                 <w:sz w:val="17"/>
               </w:rPr>
               <w:t>agripulse/platform/grafana-admin-password</w:t>
+            </w:r>
+          </w:p>
+        </w:tc>
+      </w:tr>
+    </w:tbl>
+    <w:p/>
+    <w:p>
+      <w:pPr>
+        <w:pStyle w:val="Heading2"/>
+      </w:pPr>
+      <w:r>
+        <w:t>Alerting: everything goes to Slack</w:t>
+      </w:r>
+    </w:p>
+    <w:p>
+      <w:r>
+        <w:t>There is one alert channel, Slack, and one place where alerts are decided, Prometheus. There is no CloudWatch alarm and no SNS topic.</w:t>
+      </w:r>
+    </w:p>
+    <w:p>
+      <w:pPr>
+        <w:pStyle w:val="ListNumber"/>
+        <w:numPr>
+          <w:ilvl w:val="0"/>
+          <w:numId w:val="16"/>
+        </w:numPr>
+      </w:pPr>
+      <w:r>
+        <w:rPr>
+          <w:b/>
+        </w:rPr>
+        <w:t>The apps are instrumented with OpenTelemetry.</w:t>
+      </w:r>
+      <w:r>
+        <w:t xml:space="preserve"> Each request, SQL statement and cache call becomes a span; logs carry the trace id. The SDK sends them over OTLP to the </w:t>
+      </w:r>
+      <w:r>
+        <w:rPr>
+          <w:b/>
+        </w:rPr>
+        <w:t>OpenTelemetry Collector</w:t>
+      </w:r>
+      <w:r>
+        <w:t xml:space="preserve"> in the cluster.</w:t>
+      </w:r>
+    </w:p>
+    <w:p>
+      <w:pPr>
+        <w:pStyle w:val="ListNumber"/>
+        <w:numPr>
+          <w:ilvl w:val="0"/>
+          <w:numId w:val="16"/>
+        </w:numPr>
+      </w:pPr>
+      <w:r>
+        <w:rPr>
+          <w:b/>
+        </w:rPr>
+        <w:t>The Collector</w:t>
+      </w:r>
+      <w:r>
+        <w:t xml:space="preserve"> batches them and sends traces to </w:t>
+      </w:r>
+      <w:r>
+        <w:rPr>
+          <w:b/>
+        </w:rPr>
+        <w:t>Tempo</w:t>
+      </w:r>
+      <w:r>
+        <w:t xml:space="preserve"> and logs to </w:t>
+      </w:r>
+      <w:r>
+        <w:rPr>
+          <w:b/>
+        </w:rPr>
+        <w:t>Loki</w:t>
+      </w:r>
+      <w:r>
+        <w:t>.</w:t>
+      </w:r>
+    </w:p>
+    <w:p>
+      <w:pPr>
+        <w:pStyle w:val="ListNumber"/>
+        <w:numPr>
+          <w:ilvl w:val="0"/>
+          <w:numId w:val="16"/>
+        </w:numPr>
+      </w:pPr>
+      <w:r>
+        <w:rPr>
+          <w:b/>
+        </w:rPr>
+        <w:t>Tempo turns spans into metrics</w:t>
+      </w:r>
+      <w:r>
+        <w:t xml:space="preserve"> (request rate, errors, latency histograms per service) and writes them into </w:t>
+      </w:r>
+      <w:r>
+        <w:rPr>
+          <w:b/>
+        </w:rPr>
+        <w:t>Prometheus</w:t>
+      </w:r>
+      <w:r>
+        <w:t>, with the trace id attached as an exemplar.</w:t>
+      </w:r>
+    </w:p>
+    <w:p>
+      <w:pPr>
+        <w:pStyle w:val="ListNumber"/>
+        <w:numPr>
+          <w:ilvl w:val="0"/>
+          <w:numId w:val="16"/>
+        </w:numPr>
+      </w:pPr>
+      <w:r>
+        <w:rPr>
+          <w:b/>
+        </w:rPr>
+        <w:t>YACE</w:t>
+      </w:r>
+      <w:r>
+        <w:t xml:space="preserve"> reads the AWS metrics Prometheus cannot scrape (ALB, API Gateway, Lambda, RDS) from CloudWatch every 5 minutes and exposes them to Prometheus.</w:t>
+      </w:r>
+    </w:p>
+    <w:p>
+      <w:pPr>
+        <w:pStyle w:val="ListNumber"/>
+        <w:numPr>
+          <w:ilvl w:val="0"/>
+          <w:numId w:val="16"/>
+        </w:numPr>
+      </w:pPr>
+      <w:r>
+        <w:rPr>
+          <w:b/>
+        </w:rPr>
+        <w:t>Prometheus evaluates the rules</w:t>
+      </w:r>
+      <w:r>
+        <w:t xml:space="preserve"> in </w:t>
+      </w:r>
+      <w:r>
+        <w:rPr>
+          <w:rFonts w:ascii="Consolas" w:hAnsi="Consolas" w:eastAsia="Consolas"/>
+          <w:color w:val="B3261E"/>
+          <w:sz w:val="19"/>
+        </w:rPr>
+        <w:t>infra/modules/k8s-observability/alerts.tf</w:t>
+      </w:r>
+      <w:r>
+        <w:t>: error rate, latency, slow dependencies, missing telemetry; ALB/API 5xx, Lambda errors and throttles, RDS CPU, credits, connections and storage. Anomaly rules compare the last 10 minutes with the mean + 3 standard deviations of the last 7 days.</w:t>
+      </w:r>
+    </w:p>
+    <w:p>
+      <w:pPr>
+        <w:pStyle w:val="ListNumber"/>
+        <w:numPr>
+          <w:ilvl w:val="0"/>
+          <w:numId w:val="16"/>
+        </w:numPr>
+      </w:pPr>
+      <w:r>
+        <w:rPr>
+          <w:b/>
+        </w:rPr>
+        <w:t>Alertmanager</w:t>
+      </w:r>
+      <w:r>
+        <w:t xml:space="preserve"> posts every alert to Slack (red for critical, amber for warning, green when resolved). Critical and warning alerts also open an incident in the incident blog.</w:t>
+      </w:r>
+    </w:p>
+    <w:p>
+      <w:r>
+        <w:t xml:space="preserve">Two kinds of AWS </w:t>
+      </w:r>
+      <w:r>
+        <w:rPr>
+          <w:b/>
+        </w:rPr>
+        <w:t>events</w:t>
+      </w:r>
+      <w:r>
+        <w:t xml:space="preserve"> are not metrics and never reach Prometheus: GuardDuty malware findings and RDS events (failover, failure, low storage). EventBridge sends those straight to the same Slack webhook through an API destination (</w:t>
+      </w:r>
+      <w:r>
+        <w:rPr>
+          <w:rFonts w:ascii="Consolas" w:hAnsi="Consolas" w:eastAsia="Consolas"/>
+          <w:color w:val="B3261E"/>
+          <w:sz w:val="19"/>
+        </w:rPr>
+        <w:t>modules/monitoring</w:t>
+      </w:r>
+      <w:r>
+        <w:t>).</w:t>
+      </w:r>
+    </w:p>
+    <w:tbl>
+      <w:tblPr>
+        <w:tblW w:type="auto" w:w="0"/>
+        <w:tblLook w:firstColumn="1" w:firstRow="1" w:lastColumn="0" w:lastRow="0" w:noHBand="0" w:noVBand="1" w:val="04A0"/>
+      </w:tblPr>
+      <w:tblGrid>
+        <w:gridCol w:w="9412"/>
+      </w:tblGrid>
+      <w:tr>
+        <w:tc>
+          <w:tcPr>
+            <w:tcW w:type="dxa" w:w="9412"/>
+            <w:shd w:val="clear" w:color="auto" w:fill="E8F5E9"/>
+            <w:tcBorders>
+              <w:top w:val="single" w:sz="0" w:space="0" w:color="2E7D32"/>
+              <w:left w:val="single" w:sz="28" w:space="0" w:color="2E7D32"/>
+              <w:bottom w:val="single" w:sz="0" w:space="0" w:color="2E7D32"/>
+              <w:right w:val="single" w:sz="0" w:space="0" w:color="2E7D32"/>
+            </w:tcBorders>
+            <w:tcMar>
+              <w:top w:w="90" w:type="dxa"/>
+              <w:bottom w:w="90" w:type="dxa"/>
+              <w:start w:w="180" w:type="dxa"/>
+              <w:end w:w="140" w:type="dxa"/>
+            </w:tcMar>
+          </w:tcPr>
+          <w:p>
+            <w:pPr>
+              <w:spacing w:after="60"/>
+            </w:pPr>
+            <w:r>
+              <w:rPr>
+                <w:b/>
+              </w:rPr>
+              <w:t>Check it:</w:t>
+            </w:r>
+            <w:r>
+              <w:t xml:space="preserve"> send a test alert: </w:t>
+            </w:r>
+            <w:r>
+              <w:rPr>
+                <w:rFonts w:ascii="Consolas" w:hAnsi="Consolas" w:eastAsia="Consolas"/>
+                <w:color w:val="B3261E"/>
+                <w:sz w:val="19"/>
+              </w:rPr>
+              <w:t>kubectl -n monitoring port-forward svc/kube-prometheus-stack-alertmanager 9093</w:t>
+            </w:r>
+            <w:r>
+              <w:t xml:space="preserve"> and </w:t>
+            </w:r>
+            <w:r>
+              <w:rPr>
+                <w:rFonts w:ascii="Consolas" w:hAnsi="Consolas" w:eastAsia="Consolas"/>
+                <w:color w:val="B3261E"/>
+                <w:sz w:val="19"/>
+              </w:rPr>
+              <w:t>amtool alert add TestAlert severity=info --alertmanager.url=http://localhost:9093</w:t>
+            </w:r>
+            <w:r>
+              <w:t>; it appears in Slack within a minute.</w:t>
             </w:r>
           </w:p>
         </w:tc>
@@ -9572,6 +9779,167 @@
                 <w:sz w:val="17"/>
               </w:rPr>
               <w:t>modules/edge/waf.tf</w:t>
+            </w:r>
+          </w:p>
+        </w:tc>
+      </w:tr>
+      <w:tr>
+        <w:tc>
+          <w:tcPr>
+            <w:tcW w:type="dxa" w:w="2608"/>
+          </w:tcPr>
+          <w:p>
+            <w:pPr>
+              <w:spacing w:after="40"/>
+            </w:pPr>
+            <w:r>
+              <w:rPr>
+                <w:sz w:val="19"/>
+              </w:rPr>
+              <w:t>Nothing arrives in Slack</w:t>
+            </w:r>
+          </w:p>
+        </w:tc>
+        <w:tc>
+          <w:tcPr>
+            <w:tcW w:type="dxa" w:w="2948"/>
+          </w:tcPr>
+          <w:p>
+            <w:pPr>
+              <w:spacing w:after="40"/>
+            </w:pPr>
+            <w:r>
+              <w:rPr>
+                <w:sz w:val="19"/>
+              </w:rPr>
+              <w:t>Wrong or revoked webhook</w:t>
+            </w:r>
+          </w:p>
+        </w:tc>
+        <w:tc>
+          <w:tcPr>
+            <w:tcW w:type="dxa" w:w="3855"/>
+          </w:tcPr>
+          <w:p>
+            <w:pPr>
+              <w:spacing w:after="40"/>
+            </w:pPr>
+            <w:r>
+              <w:rPr>
+                <w:sz w:val="19"/>
+              </w:rPr>
+              <w:t xml:space="preserve">Update the GitHub secret </w:t>
+            </w:r>
+            <w:r>
+              <w:rPr>
+                <w:rFonts w:ascii="Consolas" w:hAnsi="Consolas" w:eastAsia="Consolas"/>
+                <w:color w:val="B3261E"/>
+                <w:sz w:val="17"/>
+              </w:rPr>
+              <w:t>SLACK_WEBHOOK_URL</w:t>
+            </w:r>
+            <w:r>
+              <w:rPr>
+                <w:sz w:val="19"/>
+              </w:rPr>
+              <w:t xml:space="preserve">, run infra-aws then platform (Alertmanager reads </w:t>
+            </w:r>
+            <w:r>
+              <w:rPr>
+                <w:rFonts w:ascii="Consolas" w:hAnsi="Consolas" w:eastAsia="Consolas"/>
+                <w:color w:val="B3261E"/>
+                <w:sz w:val="17"/>
+              </w:rPr>
+              <w:t>agripulse/platform/slack-webhook-url</w:t>
+            </w:r>
+            <w:r>
+              <w:rPr>
+                <w:sz w:val="19"/>
+              </w:rPr>
+              <w:t>)</w:t>
+            </w:r>
+          </w:p>
+        </w:tc>
+      </w:tr>
+      <w:tr>
+        <w:tc>
+          <w:tcPr>
+            <w:tcW w:type="dxa" w:w="2608"/>
+            <w:shd w:val="clear" w:color="auto" w:fill="F7F8FA"/>
+          </w:tcPr>
+          <w:p>
+            <w:pPr>
+              <w:spacing w:after="40"/>
+            </w:pPr>
+            <w:r>
+              <w:rPr>
+                <w:sz w:val="19"/>
+              </w:rPr>
+              <w:t xml:space="preserve">Alert </w:t>
+            </w:r>
+            <w:r>
+              <w:rPr>
+                <w:rFonts w:ascii="Consolas" w:hAnsi="Consolas" w:eastAsia="Consolas"/>
+                <w:color w:val="B3261E"/>
+                <w:sz w:val="17"/>
+              </w:rPr>
+              <w:t>AgriPulseCloudWatchMetricsMissing</w:t>
+            </w:r>
+          </w:p>
+        </w:tc>
+        <w:tc>
+          <w:tcPr>
+            <w:tcW w:type="dxa" w:w="2948"/>
+            <w:shd w:val="clear" w:color="auto" w:fill="F7F8FA"/>
+          </w:tcPr>
+          <w:p>
+            <w:pPr>
+              <w:spacing w:after="40"/>
+            </w:pPr>
+            <w:r>
+              <w:rPr>
+                <w:sz w:val="19"/>
+              </w:rPr>
+              <w:t>YACE cannot read CloudWatch</w:t>
+            </w:r>
+          </w:p>
+        </w:tc>
+        <w:tc>
+          <w:tcPr>
+            <w:tcW w:type="dxa" w:w="3855"/>
+            <w:shd w:val="clear" w:color="auto" w:fill="F7F8FA"/>
+          </w:tcPr>
+          <w:p>
+            <w:pPr>
+              <w:spacing w:after="40"/>
+            </w:pPr>
+            <w:r>
+              <w:rPr>
+                <w:rFonts w:ascii="Consolas" w:hAnsi="Consolas" w:eastAsia="Consolas"/>
+                <w:color w:val="B3261E"/>
+                <w:sz w:val="17"/>
+              </w:rPr>
+              <w:t>kubectl logs -n monitoring -l app.kubernetes.io/name=prometheus-yet-another-cloudwatch-exporter</w:t>
+            </w:r>
+            <w:r>
+              <w:rPr>
+                <w:sz w:val="19"/>
+              </w:rPr>
+              <w:t xml:space="preserve">; the </w:t>
+            </w:r>
+            <w:r>
+              <w:rPr>
+                <w:rFonts w:ascii="Consolas" w:hAnsi="Consolas" w:eastAsia="Consolas"/>
+                <w:color w:val="B3261E"/>
+                <w:sz w:val="17"/>
+              </w:rPr>
+              <w:t>yace</w:t>
+            </w:r>
+            <w:r>
+              <w:rPr>
+                <w:sz w:val="19"/>
+              </w:rPr>
+              <w:t xml:space="preserve"> Pod Identity association</w:t>
             </w:r>
           </w:p>
         </w:tc>
@@ -10428,6 +10796,12 @@
     </w:lvlOverride>
   </w:num>
   <w:num w:numId="15">
+    <w:abstractNumId w:val="7"/>
+    <w:lvlOverride w:ilvl="0">
+      <w:startOverride w:val="1"/>
+    </w:lvlOverride>
+  </w:num>
+  <w:num w:numId="16">
     <w:abstractNumId w:val="7"/>
     <w:lvlOverride w:ilvl="0">
       <w:startOverride w:val="1"/>

--- a/docs/AgriPulse-AWS-Deployment-Guide.docx
+++ b/docs/AgriPulse-AWS-Deployment-Guide.docx
@@ -1146,7 +1146,7 @@
               <w:rPr>
                 <w:sz w:val="19"/>
               </w:rPr>
-              <w:t>AWS's CDN: the HTTPS front door for all four host names</w:t>
+              <w:t>AWS's CDN: the HTTPS front door for all six host names</w:t>
             </w:r>
           </w:p>
         </w:tc>
@@ -2736,7 +2736,7 @@
               <w:rPr>
                 <w:sz w:val="19"/>
               </w:rPr>
-              <w:t>, ALB + target groups, ACM certificates, Route 53 records</w:t>
+              <w:t>, ALB + target groups (web app, incident blog, Argo CD, Grafana), ACM certificates, Route 53 records</w:t>
             </w:r>
           </w:p>
         </w:tc>
@@ -2843,7 +2843,7 @@
               <w:rPr>
                 <w:sz w:val="19"/>
               </w:rPr>
-              <w:t>AWS Load Balancer Controller, Secrets Store CSI, kube-prometheus-stack, OTel Collector, Tempo, Loki, Argo CD + Applications, Argo Rollouts, Kyverno + policies</w:t>
+              <w:t>AWS Load Balancer Controller, Secrets Store CSI, kube-prometheus-stack, OTel Collector, Tempo, Loki, Argo CD + Applications, Argo Rollouts, Kyverno + policies, TargetGroupBindings for Argo CD and Grafana</w:t>
             </w:r>
           </w:p>
         </w:tc>
@@ -3804,7 +3804,7 @@
               <w:rPr>
                 <w:sz w:val="19"/>
               </w:rPr>
-              <w:t>ACM validation and the four DNS names</w:t>
+              <w:t>ACM validation and the six DNS names</w:t>
             </w:r>
           </w:p>
         </w:tc>
@@ -7467,7 +7467,7 @@
         <w:t>AWSManagedRulesSQLiRuleSet</w:t>
       </w:r>
       <w:r>
-        <w:t>) inspects query strings, bodies, cookies and paths on all four host names and blocks known patterns before they reach any AWS compute.</w:t>
+        <w:t>) inspects query strings, bodies, cookies and paths on all six host names and blocks known patterns before they reach any AWS compute.</w:t>
       </w:r>
     </w:p>
     <w:p>
@@ -8651,7 +8651,7 @@
               <w:rPr>
                 <w:sz w:val="19"/>
               </w:rPr>
-              <w:t>Argo CD (</w:t>
+              <w:t xml:space="preserve">Argo CD at </w:t>
             </w:r>
             <w:r>
               <w:rPr>
@@ -8659,7 +8659,35 @@
                 <w:color w:val="B3261E"/>
                 <w:sz w:val="17"/>
               </w:rPr>
-              <w:t>kubectl port-forward -n argocd svc/argocd-server 8080:80</w:t>
+              <w:t>https://argocd.mfon21.space</w:t>
+            </w:r>
+            <w:r>
+              <w:rPr>
+                <w:sz w:val="19"/>
+              </w:rPr>
+              <w:t xml:space="preserve"> (user </w:t>
+            </w:r>
+            <w:r>
+              <w:rPr>
+                <w:rFonts w:ascii="Consolas" w:hAnsi="Consolas" w:eastAsia="Consolas"/>
+                <w:color w:val="B3261E"/>
+                <w:sz w:val="17"/>
+              </w:rPr>
+              <w:t>admin</w:t>
+            </w:r>
+            <w:r>
+              <w:rPr>
+                <w:sz w:val="19"/>
+              </w:rPr>
+              <w:t xml:space="preserve">; password: </w:t>
+            </w:r>
+            <w:r>
+              <w:rPr>
+                <w:rFonts w:ascii="Consolas" w:hAnsi="Consolas" w:eastAsia="Consolas"/>
+                <w:color w:val="B3261E"/>
+                <w:sz w:val="17"/>
+              </w:rPr>
+              <w:t>kubectl -n argocd get secret argocd-initial-admin-secret -o jsonpath='{.data.password}' | base64 -d</w:t>
             </w:r>
             <w:r>
               <w:rPr>
@@ -8701,13 +8729,13 @@
                 <w:color w:val="B3261E"/>
                 <w:sz w:val="17"/>
               </w:rPr>
-              <w:t>kubectl port-forward -n monitoring svc/kube-prometheus-stack-grafana 3000:80</w:t>
-            </w:r>
-            <w:r>
-              <w:rPr>
-                <w:sz w:val="19"/>
-              </w:rPr>
-              <w:t xml:space="preserve">; password in </w:t>
+              <w:t>https://grafana.mfon21.space</w:t>
+            </w:r>
+            <w:r>
+              <w:rPr>
+                <w:sz w:val="19"/>
+              </w:rPr>
+              <w:t xml:space="preserve"> (user </w:t>
             </w:r>
             <w:r>
               <w:rPr>
@@ -8715,7 +8743,27 @@
                 <w:color w:val="B3261E"/>
                 <w:sz w:val="17"/>
               </w:rPr>
+              <w:t>admin</w:t>
+            </w:r>
+            <w:r>
+              <w:rPr>
+                <w:sz w:val="19"/>
+              </w:rPr>
+              <w:t xml:space="preserve">; password in Secrets Manager </w:t>
+            </w:r>
+            <w:r>
+              <w:rPr>
+                <w:rFonts w:ascii="Consolas" w:hAnsi="Consolas" w:eastAsia="Consolas"/>
+                <w:color w:val="B3261E"/>
+                <w:sz w:val="17"/>
+              </w:rPr>
               <w:t>agripulse/platform/grafana-admin-password</w:t>
+            </w:r>
+            <w:r>
+              <w:rPr>
+                <w:sz w:val="19"/>
+              </w:rPr>
+              <w:t>)</w:t>
             </w:r>
           </w:p>
         </w:tc>

--- a/docs/AgriPulse-AWS-Deployment-Guide.docx
+++ b/docs/AgriPulse-AWS-Deployment-Guide.docx
@@ -39,7 +39,7 @@
           <w:color w:val="5B6475"/>
           <w:sz w:val="28"/>
         </w:rPr>
-        <w:t>Terraform modules, GitHub Actions with OIDC, EKS with Argo CD, API Gateway and Lambda, RDS PostgreSQL Multi-AZ, CloudFront and AWS WAF</w:t>
+        <w:t>Four microservices in staging and production on EKS, a mobile API on Lambda, one PostgreSQL, one WAF; GitHub Actions, Argo CD, OpenTelemetry, and AI that explains failures</w:t>
       </w:r>
     </w:p>
     <w:p>
@@ -176,7 +176,7 @@
         <w:rPr>
           <w:sz w:val="22"/>
         </w:rPr>
-        <w:t>8.  Running it day to day</w:t>
+        <w:t>8.  AI in this project (AIOps)</w:t>
       </w:r>
     </w:p>
     <w:p>
@@ -187,7 +187,7 @@
         <w:rPr>
           <w:sz w:val="22"/>
         </w:rPr>
-        <w:t>9.  Troubleshooting</w:t>
+        <w:t>9.  Running it day to day</w:t>
       </w:r>
     </w:p>
     <w:p>
@@ -198,7 +198,18 @@
         <w:rPr>
           <w:sz w:val="22"/>
         </w:rPr>
-        <w:t>10.  Cost and teardown</w:t>
+        <w:t>10.  Troubleshooting</w:t>
+      </w:r>
+    </w:p>
+    <w:p>
+      <w:pPr>
+        <w:spacing w:after="40"/>
+      </w:pPr>
+      <w:r>
+        <w:rPr>
+          <w:sz w:val="22"/>
+        </w:rPr>
+        <w:t>11.  Cost and teardown</w:t>
       </w:r>
     </w:p>
     <w:p>
@@ -225,7 +236,7 @@
         <w:t>AgriPulse</w:t>
       </w:r>
       <w:r>
-        <w:t xml:space="preserve"> running at </w:t>
+        <w:t xml:space="preserve">, a marketplace that connects farms directly with the people who buy from them, running at </w:t>
       </w:r>
       <w:r>
         <w:rPr>
@@ -233,70 +244,400 @@
           <w:color w:val="B3261E"/>
           <w:sz w:val="19"/>
         </w:rPr>
-        <w:t>https://agripulse.mfon21.space</w:t>
+        <w:t>https://shop.mfon21.space</w:t>
       </w:r>
       <w:r>
-        <w:t xml:space="preserve">: an AgriTech platform with three applications. Agronomists use a </w:t>
+        <w:t>. Everything public is open to anyone: a farmer registers, describes the farm (location, size, monthly capacity), lists produce and farm resources with their own prices, and keeps farm records; a buyer registers and orders fresh produce straight from the farm, on the web or in the mobile app. The operations team records incidents in an incident blog, and every incident is reported to Slack.</w:t>
+      </w:r>
+    </w:p>
+    <w:tbl>
+      <w:tblPr>
+        <w:tblStyle w:val="TableGrid"/>
+        <w:tblW w:type="auto" w:w="0"/>
+        <w:jc w:val="center"/>
+        <w:tblLayout w:type="fixed"/>
+        <w:tblLook w:firstColumn="1" w:firstRow="1" w:lastColumn="0" w:lastRow="0" w:noHBand="0" w:noVBand="1" w:val="04A0"/>
+        <w:tblLayout w:type="fixed"/>
+      </w:tblPr>
+      <w:tblGrid>
+        <w:gridCol w:w="1814"/>
+        <w:gridCol w:w="5670"/>
+        <w:gridCol w:w="1927"/>
+      </w:tblGrid>
+      <w:tr>
+        <w:trPr>
+          <w:tblHeader w:val="true"/>
+        </w:trPr>
+        <w:tc>
+          <w:tcPr>
+            <w:tcW w:type="dxa" w:w="1814"/>
+            <w:shd w:val="clear" w:color="auto" w:fill="232F3E"/>
+          </w:tcPr>
+          <w:p>
+            <w:pPr>
+              <w:spacing w:after="40"/>
+            </w:pPr>
+            <w:r>
+              <w:rPr>
+                <w:b/>
+                <w:color w:val="FFFFFF"/>
+                <w:sz w:val="19"/>
+              </w:rPr>
+              <w:t>Part</w:t>
+            </w:r>
+          </w:p>
+        </w:tc>
+        <w:tc>
+          <w:tcPr>
+            <w:tcW w:type="dxa" w:w="5670"/>
+            <w:shd w:val="clear" w:color="auto" w:fill="232F3E"/>
+          </w:tcPr>
+          <w:p>
+            <w:pPr>
+              <w:spacing w:after="40"/>
+            </w:pPr>
+            <w:r>
+              <w:rPr>
+                <w:b/>
+                <w:color w:val="FFFFFF"/>
+                <w:sz w:val="19"/>
+              </w:rPr>
+              <w:t>What it does</w:t>
+            </w:r>
+          </w:p>
+        </w:tc>
+        <w:tc>
+          <w:tcPr>
+            <w:tcW w:type="dxa" w:w="1927"/>
+            <w:shd w:val="clear" w:color="auto" w:fill="232F3E"/>
+          </w:tcPr>
+          <w:p>
+            <w:pPr>
+              <w:spacing w:after="40"/>
+            </w:pPr>
+            <w:r>
+              <w:rPr>
+                <w:b/>
+                <w:color w:val="FFFFFF"/>
+                <w:sz w:val="19"/>
+              </w:rPr>
+              <w:t>Runs on</w:t>
+            </w:r>
+          </w:p>
+        </w:tc>
+      </w:tr>
+      <w:tr>
+        <w:tc>
+          <w:tcPr>
+            <w:tcW w:type="dxa" w:w="1814"/>
+          </w:tcPr>
+          <w:p>
+            <w:pPr>
+              <w:spacing w:after="40"/>
+            </w:pPr>
+            <w:r>
+              <w:rPr>
+                <w:b/>
+                <w:sz w:val="19"/>
+              </w:rPr>
+              <w:t>accounts</w:t>
+            </w:r>
+          </w:p>
+        </w:tc>
+        <w:tc>
+          <w:tcPr>
+            <w:tcW w:type="dxa" w:w="5670"/>
+          </w:tcPr>
+          <w:p>
+            <w:pPr>
+              <w:spacing w:after="40"/>
+            </w:pPr>
+            <w:r>
+              <w:rPr>
+                <w:sz w:val="19"/>
+              </w:rPr>
+              <w:t>Sign-up and sign-in for farmers and buyers; one account works on the web and in the app</w:t>
+            </w:r>
+          </w:p>
+        </w:tc>
+        <w:tc>
+          <w:tcPr>
+            <w:tcW w:type="dxa" w:w="1927"/>
+          </w:tcPr>
+          <w:p>
+            <w:pPr>
+              <w:spacing w:after="40"/>
+            </w:pPr>
+            <w:r>
+              <w:rPr>
+                <w:sz w:val="19"/>
+              </w:rPr>
+              <w:t>EKS</w:t>
+            </w:r>
+          </w:p>
+        </w:tc>
+      </w:tr>
+      <w:tr>
+        <w:tc>
+          <w:tcPr>
+            <w:tcW w:type="dxa" w:w="1814"/>
+            <w:shd w:val="clear" w:color="auto" w:fill="F7F8FA"/>
+          </w:tcPr>
+          <w:p>
+            <w:pPr>
+              <w:spacing w:after="40"/>
+            </w:pPr>
+            <w:r>
+              <w:rPr>
+                <w:b/>
+                <w:sz w:val="19"/>
+              </w:rPr>
+              <w:t>farm</w:t>
+            </w:r>
+          </w:p>
+        </w:tc>
+        <w:tc>
+          <w:tcPr>
+            <w:tcW w:type="dxa" w:w="5670"/>
+            <w:shd w:val="clear" w:color="auto" w:fill="F7F8FA"/>
+          </w:tcPr>
+          <w:p>
+            <w:pPr>
+              <w:spacing w:after="40"/>
+            </w:pPr>
+            <w:r>
+              <w:rPr>
+                <w:sz w:val="19"/>
+              </w:rPr>
+              <w:t>Farmer profiles, listings (produce and farm resources), farm records, listing photos</w:t>
+            </w:r>
+          </w:p>
+        </w:tc>
+        <w:tc>
+          <w:tcPr>
+            <w:tcW w:type="dxa" w:w="1927"/>
+            <w:shd w:val="clear" w:color="auto" w:fill="F7F8FA"/>
+          </w:tcPr>
+          <w:p>
+            <w:pPr>
+              <w:spacing w:after="40"/>
+            </w:pPr>
+            <w:r>
+              <w:rPr>
+                <w:sz w:val="19"/>
+              </w:rPr>
+              <w:t>EKS</w:t>
+            </w:r>
+          </w:p>
+        </w:tc>
+      </w:tr>
+      <w:tr>
+        <w:tc>
+          <w:tcPr>
+            <w:tcW w:type="dxa" w:w="1814"/>
+          </w:tcPr>
+          <w:p>
+            <w:pPr>
+              <w:spacing w:after="40"/>
+            </w:pPr>
+            <w:r>
+              <w:rPr>
+                <w:b/>
+                <w:sz w:val="19"/>
+              </w:rPr>
+              <w:t>shop</w:t>
+            </w:r>
+          </w:p>
+        </w:tc>
+        <w:tc>
+          <w:tcPr>
+            <w:tcW w:type="dxa" w:w="5670"/>
+          </w:tcPr>
+          <w:p>
+            <w:pPr>
+              <w:spacing w:after="40"/>
+            </w:pPr>
+            <w:r>
+              <w:rPr>
+                <w:sz w:val="19"/>
+              </w:rPr>
+              <w:t>The catalog, carts and orders (pay on delivery); a Redis cache in its own namespace</w:t>
+            </w:r>
+          </w:p>
+        </w:tc>
+        <w:tc>
+          <w:tcPr>
+            <w:tcW w:type="dxa" w:w="1927"/>
+          </w:tcPr>
+          <w:p>
+            <w:pPr>
+              <w:spacing w:after="40"/>
+            </w:pPr>
+            <w:r>
+              <w:rPr>
+                <w:sz w:val="19"/>
+              </w:rPr>
+              <w:t>EKS</w:t>
+            </w:r>
+          </w:p>
+        </w:tc>
+      </w:tr>
+      <w:tr>
+        <w:tc>
+          <w:tcPr>
+            <w:tcW w:type="dxa" w:w="1814"/>
+            <w:shd w:val="clear" w:color="auto" w:fill="F7F8FA"/>
+          </w:tcPr>
+          <w:p>
+            <w:pPr>
+              <w:spacing w:after="40"/>
+            </w:pPr>
+            <w:r>
+              <w:rPr>
+                <w:b/>
+                <w:sz w:val="19"/>
+              </w:rPr>
+              <w:t>incidents</w:t>
+            </w:r>
+          </w:p>
+        </w:tc>
+        <w:tc>
+          <w:tcPr>
+            <w:tcW w:type="dxa" w:w="5670"/>
+            <w:shd w:val="clear" w:color="auto" w:fill="F7F8FA"/>
+          </w:tcPr>
+          <w:p>
+            <w:pPr>
+              <w:spacing w:after="40"/>
+            </w:pPr>
+            <w:r>
+              <w:rPr>
+                <w:sz w:val="19"/>
+              </w:rPr>
+              <w:t>The operations team's incident blog; every new incident is reported to Slack</w:t>
+            </w:r>
+          </w:p>
+        </w:tc>
+        <w:tc>
+          <w:tcPr>
+            <w:tcW w:type="dxa" w:w="1927"/>
+            <w:shd w:val="clear" w:color="auto" w:fill="F7F8FA"/>
+          </w:tcPr>
+          <w:p>
+            <w:pPr>
+              <w:spacing w:after="40"/>
+            </w:pPr>
+            <w:r>
+              <w:rPr>
+                <w:sz w:val="19"/>
+              </w:rPr>
+              <w:t>EKS</w:t>
+            </w:r>
+          </w:p>
+        </w:tc>
+      </w:tr>
+      <w:tr>
+        <w:tc>
+          <w:tcPr>
+            <w:tcW w:type="dxa" w:w="1814"/>
+          </w:tcPr>
+          <w:p>
+            <w:pPr>
+              <w:spacing w:after="40"/>
+            </w:pPr>
+            <w:r>
+              <w:rPr>
+                <w:b/>
+                <w:sz w:val="19"/>
+              </w:rPr>
+              <w:t>mobile API</w:t>
+            </w:r>
+          </w:p>
+        </w:tc>
+        <w:tc>
+          <w:tcPr>
+            <w:tcW w:type="dxa" w:w="5670"/>
+          </w:tcPr>
+          <w:p>
+            <w:pPr>
+              <w:spacing w:after="40"/>
+            </w:pPr>
+            <w:r>
+              <w:rPr>
+                <w:sz w:val="19"/>
+              </w:rPr>
+              <w:t>The mobile app's gateway to accounts, farm and shop</w:t>
+            </w:r>
+          </w:p>
+        </w:tc>
+        <w:tc>
+          <w:tcPr>
+            <w:tcW w:type="dxa" w:w="1927"/>
+          </w:tcPr>
+          <w:p>
+            <w:pPr>
+              <w:spacing w:after="40"/>
+            </w:pPr>
+            <w:r>
+              <w:rPr>
+                <w:sz w:val="19"/>
+              </w:rPr>
+              <w:t>API Gateway + Lambda</w:t>
+            </w:r>
+          </w:p>
+        </w:tc>
+      </w:tr>
+    </w:tbl>
+    <w:p/>
+    <w:p>
+      <w:r>
+        <w:t xml:space="preserve">Each of the four microservices runs in </w:t>
       </w:r>
       <w:r>
         <w:rPr>
           <w:b/>
         </w:rPr>
-        <w:t>web app</w:t>
+        <w:t>two environments</w:t>
       </w:r>
       <w:r>
-        <w:t xml:space="preserve"> (farms, harvests, market prices); the incident-response team uses an </w:t>
+        <w:t>, staging and production, each in its own Kubernetes namespace (</w:t>
+      </w:r>
+      <w:r>
+        <w:rPr>
+          <w:rFonts w:ascii="Consolas" w:hAnsi="Consolas" w:eastAsia="Consolas"/>
+          <w:color w:val="B3261E"/>
+          <w:sz w:val="19"/>
+        </w:rPr>
+        <w:t>shop-staging</w:t>
+      </w:r>
+      <w:r>
+        <w:t xml:space="preserve">, </w:t>
+      </w:r>
+      <w:r>
+        <w:rPr>
+          <w:rFonts w:ascii="Consolas" w:hAnsi="Consolas" w:eastAsia="Consolas"/>
+          <w:color w:val="B3261E"/>
+          <w:sz w:val="19"/>
+        </w:rPr>
+        <w:t>shop-production</w:t>
+      </w:r>
+      <w:r>
+        <w:t xml:space="preserve">...). Every change reaches staging automatically; production gets the same signed image after a person approves. Everything keeps its data in </w:t>
       </w:r>
       <w:r>
         <w:rPr>
           <w:b/>
         </w:rPr>
-        <w:t>incident blog</w:t>
+        <w:t>one PostgreSQL server</w:t>
       </w:r>
       <w:r>
-        <w:t xml:space="preserve">; farmers use a </w:t>
-      </w:r>
-      <w:r>
-        <w:rPr>
-          <w:b/>
-        </w:rPr>
-        <w:t>mobile app</w:t>
-      </w:r>
-      <w:r>
-        <w:t xml:space="preserve"> whose backend is an API. All three keep their data in </w:t>
-      </w:r>
-      <w:r>
-        <w:rPr>
-          <w:b/>
-        </w:rPr>
-        <w:t>one PostgreSQL database</w:t>
-      </w:r>
-      <w:r>
-        <w:t xml:space="preserve">, and every public request passes </w:t>
+        <w:t xml:space="preserve"> (a database per service and environment), and every public request passes </w:t>
       </w:r>
       <w:r>
         <w:rPr>
           <w:b/>
         </w:rPr>
         <w:t>one AWS WAF</w:t>
-      </w:r>
-      <w:r>
-        <w:t xml:space="preserve">. Terraform creates everything; GitHub Actions tests, scans and deploys it. Every step says </w:t>
-      </w:r>
-      <w:r>
-        <w:rPr>
-          <w:i/>
-        </w:rPr>
-        <w:t>what</w:t>
-      </w:r>
-      <w:r>
-        <w:t xml:space="preserve"> you do and </w:t>
-      </w:r>
-      <w:r>
-        <w:rPr>
-          <w:i/>
-        </w:rPr>
-        <w:t>why</w:t>
       </w:r>
       <w:r>
         <w:t>.</w:t>
@@ -339,7 +680,7 @@
               <w:t>In plain English:</w:t>
             </w:r>
             <w:r>
-              <w:t xml:space="preserve"> you will run one script on your laptop, once. It gives GitHub permission to work in your AWS account without storing any password or key. After that you only push to Git: GitHub builds the infrastructure, builds and signs the application images, Argo CD rolls them out on Kubernetes, the mobile API is released as a careful canary, and a real request is checked end to end.</w:t>
+              <w:t xml:space="preserve"> you run one script on your laptop, once. It gives GitHub permission to work in your AWS account without storing any password or key. After that you only push to Git: GitHub builds the infrastructure and the images, Argo CD deploys them to staging, then (after your approval) to production, each as a canary that Prometheus watches, and when anything fails, Claude explains why in Slack.</w:t>
             </w:r>
           </w:p>
         </w:tc>
@@ -423,7 +764,7 @@
               <w:rPr>
                 <w:sz w:val="19"/>
               </w:rPr>
-              <w:t>Web app and incident blog on EKS</w:t>
+              <w:t>Microservices, each with its own namespace and database</w:t>
             </w:r>
           </w:p>
         </w:tc>
@@ -439,7 +780,7 @@
               <w:rPr>
                 <w:sz w:val="19"/>
               </w:rPr>
-              <w:t>Long-running web services with sign-in, a cache next to them and a full observability stack (Prometheus, Grafana, OpenTelemetry); GitOps with Argo CD and canary releases with Argo Rollouts</w:t>
+              <w:t>A service can be changed, scaled and released without touching the others; a fault stays where it started; network policies let each one talk only to what it needs</w:t>
             </w:r>
           </w:p>
         </w:tc>
@@ -458,7 +799,7 @@
               <w:rPr>
                 <w:sz w:val="19"/>
               </w:rPr>
-              <w:t>Mobile API on API Gateway + Lambda</w:t>
+              <w:t>Staging and production for every service</w:t>
             </w:r>
           </w:p>
         </w:tc>
@@ -475,7 +816,7 @@
               <w:rPr>
                 <w:sz w:val="19"/>
               </w:rPr>
-              <w:t>Bursty traffic from phones in the field; pay per request; the Cognito authorizer checks every token before any code runs</w:t>
+              <w:t>Every release runs first where it cannot hurt anybody; production gets exactly the image that passed staging (same digest), never a rebuild</w:t>
             </w:r>
           </w:p>
         </w:tc>
@@ -493,7 +834,7 @@
               <w:rPr>
                 <w:sz w:val="19"/>
               </w:rPr>
-              <w:t>One RDS PostgreSQL (db.t3.micro, Multi-AZ)</w:t>
+              <w:t>Own accounts service (no Cognito)</w:t>
             </w:r>
           </w:p>
         </w:tc>
@@ -509,7 +850,7 @@
               <w:rPr>
                 <w:sz w:val="19"/>
               </w:rPr>
-              <w:t>One database engine to run, back up and secure; a standby in a second availability zone takes over in about a minute; each app has its own database and user</w:t>
+              <w:t>One account for web and mobile; the accounts service signs short-lived tokens (RS256) and the other services only need its public key, so no service calls another to check a user</w:t>
             </w:r>
           </w:p>
         </w:tc>
@@ -528,7 +869,7 @@
               <w:rPr>
                 <w:sz w:val="19"/>
               </w:rPr>
-              <w:t>IAM database authentication</w:t>
+              <w:t>Mobile API on API Gateway + Lambda</w:t>
             </w:r>
           </w:p>
         </w:tc>
@@ -545,7 +886,7 @@
               <w:rPr>
                 <w:sz w:val="19"/>
               </w:rPr>
-              <w:t>No database password in any app: each app's IAM role signs a 15-minute token</w:t>
+              <w:t>Bursty traffic from phones, pay per request; the Lambda owns no data, it forwards to the same services the web uses, so the rules live in one place</w:t>
             </w:r>
           </w:p>
         </w:tc>
@@ -563,6 +904,41 @@
               <w:rPr>
                 <w:sz w:val="19"/>
               </w:rPr>
+              <w:t>One RDS PostgreSQL (db.t3.micro, Multi-AZ)</w:t>
+            </w:r>
+          </w:p>
+        </w:tc>
+        <w:tc>
+          <w:tcPr>
+            <w:tcW w:type="dxa" w:w="6463"/>
+          </w:tcPr>
+          <w:p>
+            <w:pPr>
+              <w:spacing w:after="40"/>
+            </w:pPr>
+            <w:r>
+              <w:rPr>
+                <w:sz w:val="19"/>
+              </w:rPr>
+              <w:t>One engine to run, back up and secure; a standby in a second availability zone takes over in about a minute; IAM authentication, so no database password exists anywhere</w:t>
+            </w:r>
+          </w:p>
+        </w:tc>
+      </w:tr>
+      <w:tr>
+        <w:tc>
+          <w:tcPr>
+            <w:tcW w:type="dxa" w:w="2948"/>
+            <w:shd w:val="clear" w:color="auto" w:fill="F7F8FA"/>
+          </w:tcPr>
+          <w:p>
+            <w:pPr>
+              <w:spacing w:after="40"/>
+            </w:pPr>
+            <w:r>
+              <w:rPr>
+                <w:sz w:val="19"/>
+              </w:rPr>
               <w:t>CloudFront + ONE AWS WAF in front of everything</w:t>
             </w:r>
           </w:p>
@@ -570,16 +946,51 @@
         <w:tc>
           <w:tcPr>
             <w:tcW w:type="dxa" w:w="6463"/>
-          </w:tcPr>
-          <w:p>
-            <w:pPr>
-              <w:spacing w:after="40"/>
-            </w:pPr>
-            <w:r>
-              <w:rPr>
-                <w:sz w:val="19"/>
-              </w:rPr>
-              <w:t>The same rules (OWASP, SQL injection, bots, rate limit) protect the static images, the web apps and the mobile API; the origins accept only CloudFront</w:t>
+            <w:shd w:val="clear" w:color="auto" w:fill="F7F8FA"/>
+          </w:tcPr>
+          <w:p>
+            <w:pPr>
+              <w:spacing w:after="40"/>
+            </w:pPr>
+            <w:r>
+              <w:rPr>
+                <w:sz w:val="19"/>
+              </w:rPr>
+              <w:t>The same rules (OWASP, SQL injection, bots, rate limit) protect every service, the mobile API and the images; the origins accept only CloudFront</w:t>
+            </w:r>
+          </w:p>
+        </w:tc>
+      </w:tr>
+      <w:tr>
+        <w:tc>
+          <w:tcPr>
+            <w:tcW w:type="dxa" w:w="2948"/>
+          </w:tcPr>
+          <w:p>
+            <w:pPr>
+              <w:spacing w:after="40"/>
+            </w:pPr>
+            <w:r>
+              <w:rPr>
+                <w:sz w:val="19"/>
+              </w:rPr>
+              <w:t>GitOps with Argo CD, canaries with Argo Rollouts</w:t>
+            </w:r>
+          </w:p>
+        </w:tc>
+        <w:tc>
+          <w:tcPr>
+            <w:tcW w:type="dxa" w:w="6463"/>
+          </w:tcPr>
+          <w:p>
+            <w:pPr>
+              <w:spacing w:after="40"/>
+            </w:pPr>
+            <w:r>
+              <w:rPr>
+                <w:sz w:val="19"/>
+              </w:rPr>
+              <w:t>Git is the record of what runs where; a bad release is stopped by its own metrics before it reaches everybody</w:t>
             </w:r>
           </w:p>
         </w:tc>
@@ -637,41 +1048,7 @@
               <w:rPr>
                 <w:sz w:val="19"/>
               </w:rPr>
-              <w:t xml:space="preserve"> (what runs inside EKS); small modules with one job each are easier to review and reuse</w:t>
-            </w:r>
-          </w:p>
-        </w:tc>
-      </w:tr>
-      <w:tr>
-        <w:tc>
-          <w:tcPr>
-            <w:tcW w:type="dxa" w:w="2948"/>
-          </w:tcPr>
-          <w:p>
-            <w:pPr>
-              <w:spacing w:after="40"/>
-            </w:pPr>
-            <w:r>
-              <w:rPr>
-                <w:sz w:val="19"/>
-              </w:rPr>
-              <w:t>GitHub OIDC</w:t>
-            </w:r>
-          </w:p>
-        </w:tc>
-        <w:tc>
-          <w:tcPr>
-            <w:tcW w:type="dxa" w:w="6463"/>
-          </w:tcPr>
-          <w:p>
-            <w:pPr>
-              <w:spacing w:after="40"/>
-            </w:pPr>
-            <w:r>
-              <w:rPr>
-                <w:sz w:val="19"/>
-              </w:rPr>
-              <w:t>Short-lived credentials per run: nothing to leak, rotate or forget</w:t>
+              <w:t xml:space="preserve"> (what runs inside EKS); small modules with one job each</w:t>
             </w:r>
           </w:p>
         </w:tc>
@@ -756,7 +1133,7 @@
                 <w:b/>
                 <w:sz w:val="19"/>
               </w:rPr>
-              <w:t>Terraform state</w:t>
+              <w:t>Namespace</w:t>
             </w:r>
           </w:p>
         </w:tc>
@@ -772,260 +1149,7 @@
               <w:rPr>
                 <w:sz w:val="19"/>
               </w:rPr>
-              <w:t>Terraform's record of what it created. Stored in an S3 bucket, locked while a run is in progress</w:t>
-            </w:r>
-          </w:p>
-        </w:tc>
-      </w:tr>
-      <w:tr>
-        <w:tc>
-          <w:tcPr>
-            <w:tcW w:type="dxa" w:w="1701"/>
-            <w:shd w:val="clear" w:color="auto" w:fill="F7F8FA"/>
-          </w:tcPr>
-          <w:p>
-            <w:pPr>
-              <w:spacing w:after="40"/>
-            </w:pPr>
-            <w:r>
-              <w:rPr>
-                <w:b/>
-                <w:sz w:val="19"/>
-              </w:rPr>
-              <w:t>Module</w:t>
-            </w:r>
-          </w:p>
-        </w:tc>
-        <w:tc>
-          <w:tcPr>
-            <w:tcW w:type="dxa" w:w="7711"/>
-            <w:shd w:val="clear" w:color="auto" w:fill="F7F8FA"/>
-          </w:tcPr>
-          <w:p>
-            <w:pPr>
-              <w:spacing w:after="40"/>
-            </w:pPr>
-            <w:r>
-              <w:rPr>
-                <w:sz w:val="19"/>
-              </w:rPr>
-              <w:t>A folder of Terraform that does one job (network, database, edge...); the two stacks compose them</w:t>
-            </w:r>
-          </w:p>
-        </w:tc>
-      </w:tr>
-      <w:tr>
-        <w:tc>
-          <w:tcPr>
-            <w:tcW w:type="dxa" w:w="1701"/>
-          </w:tcPr>
-          <w:p>
-            <w:pPr>
-              <w:spacing w:after="40"/>
-            </w:pPr>
-            <w:r>
-              <w:rPr>
-                <w:b/>
-                <w:sz w:val="19"/>
-              </w:rPr>
-              <w:t>OIDC</w:t>
-            </w:r>
-          </w:p>
-        </w:tc>
-        <w:tc>
-          <w:tcPr>
-            <w:tcW w:type="dxa" w:w="7711"/>
-          </w:tcPr>
-          <w:p>
-            <w:pPr>
-              <w:spacing w:after="40"/>
-            </w:pPr>
-            <w:r>
-              <w:rPr>
-                <w:sz w:val="19"/>
-              </w:rPr>
-              <w:t>GitHub proves who it is to AWS and receives temporary credentials for one run</w:t>
-            </w:r>
-          </w:p>
-        </w:tc>
-      </w:tr>
-      <w:tr>
-        <w:tc>
-          <w:tcPr>
-            <w:tcW w:type="dxa" w:w="1701"/>
-            <w:shd w:val="clear" w:color="auto" w:fill="F7F8FA"/>
-          </w:tcPr>
-          <w:p>
-            <w:pPr>
-              <w:spacing w:after="40"/>
-            </w:pPr>
-            <w:r>
-              <w:rPr>
-                <w:b/>
-                <w:sz w:val="19"/>
-              </w:rPr>
-              <w:t>EKS</w:t>
-            </w:r>
-          </w:p>
-        </w:tc>
-        <w:tc>
-          <w:tcPr>
-            <w:tcW w:type="dxa" w:w="7711"/>
-            <w:shd w:val="clear" w:color="auto" w:fill="F7F8FA"/>
-          </w:tcPr>
-          <w:p>
-            <w:pPr>
-              <w:spacing w:after="40"/>
-            </w:pPr>
-            <w:r>
-              <w:rPr>
-                <w:sz w:val="19"/>
-              </w:rPr>
-              <w:t>Amazon's managed Kubernetes: AWS runs the control plane, you run the worker nodes</w:t>
-            </w:r>
-          </w:p>
-        </w:tc>
-      </w:tr>
-      <w:tr>
-        <w:tc>
-          <w:tcPr>
-            <w:tcW w:type="dxa" w:w="1701"/>
-          </w:tcPr>
-          <w:p>
-            <w:pPr>
-              <w:spacing w:after="40"/>
-            </w:pPr>
-            <w:r>
-              <w:rPr>
-                <w:b/>
-                <w:sz w:val="19"/>
-              </w:rPr>
-              <w:t>Pod Identity</w:t>
-            </w:r>
-          </w:p>
-        </w:tc>
-        <w:tc>
-          <w:tcPr>
-            <w:tcW w:type="dxa" w:w="7711"/>
-          </w:tcPr>
-          <w:p>
-            <w:pPr>
-              <w:spacing w:after="40"/>
-            </w:pPr>
-            <w:r>
-              <w:rPr>
-                <w:sz w:val="19"/>
-              </w:rPr>
-              <w:t>Gives one Kubernetes ServiceAccount its own IAM role (for example: read these secrets, connect as this database user)</w:t>
-            </w:r>
-          </w:p>
-        </w:tc>
-      </w:tr>
-      <w:tr>
-        <w:tc>
-          <w:tcPr>
-            <w:tcW w:type="dxa" w:w="1701"/>
-            <w:shd w:val="clear" w:color="auto" w:fill="F7F8FA"/>
-          </w:tcPr>
-          <w:p>
-            <w:pPr>
-              <w:spacing w:after="40"/>
-            </w:pPr>
-            <w:r>
-              <w:rPr>
-                <w:b/>
-                <w:sz w:val="19"/>
-              </w:rPr>
-              <w:t>Argo CD</w:t>
-            </w:r>
-          </w:p>
-        </w:tc>
-        <w:tc>
-          <w:tcPr>
-            <w:tcW w:type="dxa" w:w="7711"/>
-            <w:shd w:val="clear" w:color="auto" w:fill="F7F8FA"/>
-          </w:tcPr>
-          <w:p>
-            <w:pPr>
-              <w:spacing w:after="40"/>
-            </w:pPr>
-            <w:r>
-              <w:rPr>
-                <w:sz w:val="19"/>
-              </w:rPr>
-              <w:t>Watches the gitops/ folder in Git and makes the cluster match it (GitOps)</w:t>
-            </w:r>
-          </w:p>
-        </w:tc>
-      </w:tr>
-      <w:tr>
-        <w:tc>
-          <w:tcPr>
-            <w:tcW w:type="dxa" w:w="1701"/>
-          </w:tcPr>
-          <w:p>
-            <w:pPr>
-              <w:spacing w:after="40"/>
-            </w:pPr>
-            <w:r>
-              <w:rPr>
-                <w:b/>
-                <w:sz w:val="19"/>
-              </w:rPr>
-              <w:t>Argo Rollouts</w:t>
-            </w:r>
-          </w:p>
-        </w:tc>
-        <w:tc>
-          <w:tcPr>
-            <w:tcW w:type="dxa" w:w="7711"/>
-          </w:tcPr>
-          <w:p>
-            <w:pPr>
-              <w:spacing w:after="40"/>
-            </w:pPr>
-            <w:r>
-              <w:rPr>
-                <w:sz w:val="19"/>
-              </w:rPr>
-              <w:t>Releases a new version to part of the pods first and lets Prometheus decide whether to continue</w:t>
-            </w:r>
-          </w:p>
-        </w:tc>
-      </w:tr>
-      <w:tr>
-        <w:tc>
-          <w:tcPr>
-            <w:tcW w:type="dxa" w:w="1701"/>
-            <w:shd w:val="clear" w:color="auto" w:fill="F7F8FA"/>
-          </w:tcPr>
-          <w:p>
-            <w:pPr>
-              <w:spacing w:after="40"/>
-            </w:pPr>
-            <w:r>
-              <w:rPr>
-                <w:b/>
-                <w:sz w:val="19"/>
-              </w:rPr>
-              <w:t>Lambda alias</w:t>
-            </w:r>
-          </w:p>
-        </w:tc>
-        <w:tc>
-          <w:tcPr>
-            <w:tcW w:type="dxa" w:w="7711"/>
-            <w:shd w:val="clear" w:color="auto" w:fill="F7F8FA"/>
-          </w:tcPr>
-          <w:p>
-            <w:pPr>
-              <w:spacing w:after="40"/>
-            </w:pPr>
-            <w:r>
-              <w:rPr>
-                <w:sz w:val="19"/>
-              </w:rPr>
-              <w:t>A name (</w:t>
+              <w:t xml:space="preserve">A separate area inside Kubernetes: here one per service and environment, e.g. </w:t>
             </w:r>
             <w:r>
               <w:rPr>
@@ -1033,13 +1157,7 @@
                 <w:color w:val="B3261E"/>
                 <w:sz w:val="17"/>
               </w:rPr>
-              <w:t>live</w:t>
-            </w:r>
-            <w:r>
-              <w:rPr>
-                <w:sz w:val="19"/>
-              </w:rPr>
-              <w:t>) that points at one Lambda version, or splits traffic between two during a canary</w:t>
+              <w:t>farm-production</w:t>
             </w:r>
           </w:p>
         </w:tc>
@@ -1048,6 +1166,7 @@
         <w:tc>
           <w:tcPr>
             <w:tcW w:type="dxa" w:w="1701"/>
+            <w:shd w:val="clear" w:color="auto" w:fill="F7F8FA"/>
           </w:tcPr>
           <w:p>
             <w:pPr>
@@ -1058,43 +1177,7 @@
                 <w:b/>
                 <w:sz w:val="19"/>
               </w:rPr>
-              <w:t>Multi-AZ</w:t>
-            </w:r>
-          </w:p>
-        </w:tc>
-        <w:tc>
-          <w:tcPr>
-            <w:tcW w:type="dxa" w:w="7711"/>
-          </w:tcPr>
-          <w:p>
-            <w:pPr>
-              <w:spacing w:after="40"/>
-            </w:pPr>
-            <w:r>
-              <w:rPr>
-                <w:sz w:val="19"/>
-              </w:rPr>
-              <w:t>RDS keeps a synchronous standby in another availability zone and fails over to it automatically</w:t>
-            </w:r>
-          </w:p>
-        </w:tc>
-      </w:tr>
-      <w:tr>
-        <w:tc>
-          <w:tcPr>
-            <w:tcW w:type="dxa" w:w="1701"/>
-            <w:shd w:val="clear" w:color="auto" w:fill="F7F8FA"/>
-          </w:tcPr>
-          <w:p>
-            <w:pPr>
-              <w:spacing w:after="40"/>
-            </w:pPr>
-            <w:r>
-              <w:rPr>
-                <w:b/>
-                <w:sz w:val="19"/>
-              </w:rPr>
-              <w:t>IAM database authentication</w:t>
+              <w:t>Argo CD</w:t>
             </w:r>
           </w:p>
         </w:tc>
@@ -1111,186 +1194,7 @@
               <w:rPr>
                 <w:sz w:val="19"/>
               </w:rPr>
-              <w:t>PostgreSQL accepts a short-lived token signed with an IAM role instead of a password</w:t>
-            </w:r>
-          </w:p>
-        </w:tc>
-      </w:tr>
-      <w:tr>
-        <w:tc>
-          <w:tcPr>
-            <w:tcW w:type="dxa" w:w="1701"/>
-          </w:tcPr>
-          <w:p>
-            <w:pPr>
-              <w:spacing w:after="40"/>
-            </w:pPr>
-            <w:r>
-              <w:rPr>
-                <w:b/>
-                <w:sz w:val="19"/>
-              </w:rPr>
-              <w:t>CloudFront</w:t>
-            </w:r>
-          </w:p>
-        </w:tc>
-        <w:tc>
-          <w:tcPr>
-            <w:tcW w:type="dxa" w:w="7711"/>
-          </w:tcPr>
-          <w:p>
-            <w:pPr>
-              <w:spacing w:after="40"/>
-            </w:pPr>
-            <w:r>
-              <w:rPr>
-                <w:sz w:val="19"/>
-              </w:rPr>
-              <w:t>AWS's CDN: the HTTPS front door for all six host names</w:t>
-            </w:r>
-          </w:p>
-        </w:tc>
-      </w:tr>
-      <w:tr>
-        <w:tc>
-          <w:tcPr>
-            <w:tcW w:type="dxa" w:w="1701"/>
-            <w:shd w:val="clear" w:color="auto" w:fill="F7F8FA"/>
-          </w:tcPr>
-          <w:p>
-            <w:pPr>
-              <w:spacing w:after="40"/>
-            </w:pPr>
-            <w:r>
-              <w:rPr>
-                <w:b/>
-                <w:sz w:val="19"/>
-              </w:rPr>
-              <w:t>WAF</w:t>
-            </w:r>
-          </w:p>
-        </w:tc>
-        <w:tc>
-          <w:tcPr>
-            <w:tcW w:type="dxa" w:w="7711"/>
-            <w:shd w:val="clear" w:color="auto" w:fill="F7F8FA"/>
-          </w:tcPr>
-          <w:p>
-            <w:pPr>
-              <w:spacing w:after="40"/>
-            </w:pPr>
-            <w:r>
-              <w:rPr>
-                <w:sz w:val="19"/>
-              </w:rPr>
-              <w:t>Web Application Firewall: blocks common attacks, SQL injection and bad bots before they reach AWS compute</w:t>
-            </w:r>
-          </w:p>
-        </w:tc>
-      </w:tr>
-      <w:tr>
-        <w:tc>
-          <w:tcPr>
-            <w:tcW w:type="dxa" w:w="1701"/>
-          </w:tcPr>
-          <w:p>
-            <w:pPr>
-              <w:spacing w:after="40"/>
-            </w:pPr>
-            <w:r>
-              <w:rPr>
-                <w:b/>
-                <w:sz w:val="19"/>
-              </w:rPr>
-              <w:t>Cognito</w:t>
-            </w:r>
-          </w:p>
-        </w:tc>
-        <w:tc>
-          <w:tcPr>
-            <w:tcW w:type="dxa" w:w="7711"/>
-          </w:tcPr>
-          <w:p>
-            <w:pPr>
-              <w:spacing w:after="40"/>
-            </w:pPr>
-            <w:r>
-              <w:rPr>
-                <w:sz w:val="19"/>
-              </w:rPr>
-              <w:t>AWS sign-in service: one user pool for farmers, one for staff</w:t>
-            </w:r>
-          </w:p>
-        </w:tc>
-      </w:tr>
-      <w:tr>
-        <w:tc>
-          <w:tcPr>
-            <w:tcW w:type="dxa" w:w="1701"/>
-            <w:shd w:val="clear" w:color="auto" w:fill="F7F8FA"/>
-          </w:tcPr>
-          <w:p>
-            <w:pPr>
-              <w:spacing w:after="40"/>
-            </w:pPr>
-            <w:r>
-              <w:rPr>
-                <w:b/>
-                <w:sz w:val="19"/>
-              </w:rPr>
-              <w:t>Kyverno</w:t>
-            </w:r>
-          </w:p>
-        </w:tc>
-        <w:tc>
-          <w:tcPr>
-            <w:tcW w:type="dxa" w:w="7711"/>
-            <w:shd w:val="clear" w:color="auto" w:fill="F7F8FA"/>
-          </w:tcPr>
-          <w:p>
-            <w:pPr>
-              <w:spacing w:after="40"/>
-            </w:pPr>
-            <w:r>
-              <w:rPr>
-                <w:sz w:val="19"/>
-              </w:rPr>
-              <w:t>Kubernetes admission controller: rejects pods whose image is not ours or not signed</w:t>
-            </w:r>
-          </w:p>
-        </w:tc>
-      </w:tr>
-      <w:tr>
-        <w:tc>
-          <w:tcPr>
-            <w:tcW w:type="dxa" w:w="1701"/>
-          </w:tcPr>
-          <w:p>
-            <w:pPr>
-              <w:spacing w:after="40"/>
-            </w:pPr>
-            <w:r>
-              <w:rPr>
-                <w:b/>
-                <w:sz w:val="19"/>
-              </w:rPr>
-              <w:t>GitHub environment</w:t>
-            </w:r>
-          </w:p>
-        </w:tc>
-        <w:tc>
-          <w:tcPr>
-            <w:tcW w:type="dxa" w:w="7711"/>
-          </w:tcPr>
-          <w:p>
-            <w:pPr>
-              <w:spacing w:after="40"/>
-            </w:pPr>
-            <w:r>
-              <w:rPr>
-                <w:sz w:val="19"/>
-              </w:rPr>
-              <w:t>A named stage (</w:t>
+              <w:t xml:space="preserve">Watches the </w:t>
             </w:r>
             <w:r>
               <w:rPr>
@@ -1298,13 +1202,264 @@
                 <w:color w:val="B3261E"/>
                 <w:sz w:val="17"/>
               </w:rPr>
-              <w:t>agripulse-infrastructure</w:t>
-            </w:r>
-            <w:r>
-              <w:rPr>
-                <w:sz w:val="19"/>
-              </w:rPr>
-              <w:t xml:space="preserve">, </w:t>
+              <w:t>gitops/</w:t>
+            </w:r>
+            <w:r>
+              <w:rPr>
+                <w:sz w:val="19"/>
+              </w:rPr>
+              <w:t xml:space="preserve"> folder in Git and makes the cluster match it (GitOps)</w:t>
+            </w:r>
+          </w:p>
+        </w:tc>
+      </w:tr>
+      <w:tr>
+        <w:tc>
+          <w:tcPr>
+            <w:tcW w:type="dxa" w:w="1701"/>
+          </w:tcPr>
+          <w:p>
+            <w:pPr>
+              <w:spacing w:after="40"/>
+            </w:pPr>
+            <w:r>
+              <w:rPr>
+                <w:b/>
+                <w:sz w:val="19"/>
+              </w:rPr>
+              <w:t>Argo Rollouts / canary</w:t>
+            </w:r>
+          </w:p>
+        </w:tc>
+        <w:tc>
+          <w:tcPr>
+            <w:tcW w:type="dxa" w:w="7711"/>
+          </w:tcPr>
+          <w:p>
+            <w:pPr>
+              <w:spacing w:after="40"/>
+            </w:pPr>
+            <w:r>
+              <w:rPr>
+                <w:sz w:val="19"/>
+              </w:rPr>
+              <w:t>A new version first gets part of the pods; Prometheus metrics decide whether it continues or is rolled back</w:t>
+            </w:r>
+          </w:p>
+        </w:tc>
+      </w:tr>
+      <w:tr>
+        <w:tc>
+          <w:tcPr>
+            <w:tcW w:type="dxa" w:w="1701"/>
+            <w:shd w:val="clear" w:color="auto" w:fill="F7F8FA"/>
+          </w:tcPr>
+          <w:p>
+            <w:pPr>
+              <w:spacing w:after="40"/>
+            </w:pPr>
+            <w:r>
+              <w:rPr>
+                <w:b/>
+                <w:sz w:val="19"/>
+              </w:rPr>
+              <w:t>Token (JWT)</w:t>
+            </w:r>
+          </w:p>
+        </w:tc>
+        <w:tc>
+          <w:tcPr>
+            <w:tcW w:type="dxa" w:w="7711"/>
+            <w:shd w:val="clear" w:color="auto" w:fill="F7F8FA"/>
+          </w:tcPr>
+          <w:p>
+            <w:pPr>
+              <w:spacing w:after="40"/>
+            </w:pPr>
+            <w:r>
+              <w:rPr>
+                <w:sz w:val="19"/>
+              </w:rPr>
+              <w:t>A signed note from the accounts service saying who you are and your role; the services check the signature</w:t>
+            </w:r>
+          </w:p>
+        </w:tc>
+      </w:tr>
+      <w:tr>
+        <w:tc>
+          <w:tcPr>
+            <w:tcW w:type="dxa" w:w="1701"/>
+          </w:tcPr>
+          <w:p>
+            <w:pPr>
+              <w:spacing w:after="40"/>
+            </w:pPr>
+            <w:r>
+              <w:rPr>
+                <w:b/>
+                <w:sz w:val="19"/>
+              </w:rPr>
+              <w:t>Pod Identity</w:t>
+            </w:r>
+          </w:p>
+        </w:tc>
+        <w:tc>
+          <w:tcPr>
+            <w:tcW w:type="dxa" w:w="7711"/>
+          </w:tcPr>
+          <w:p>
+            <w:pPr>
+              <w:spacing w:after="40"/>
+            </w:pPr>
+            <w:r>
+              <w:rPr>
+                <w:sz w:val="19"/>
+              </w:rPr>
+              <w:t>Gives one Kubernetes ServiceAccount its own IAM role (read these secrets, connect as this database user)</w:t>
+            </w:r>
+          </w:p>
+        </w:tc>
+      </w:tr>
+      <w:tr>
+        <w:tc>
+          <w:tcPr>
+            <w:tcW w:type="dxa" w:w="1701"/>
+            <w:shd w:val="clear" w:color="auto" w:fill="F7F8FA"/>
+          </w:tcPr>
+          <w:p>
+            <w:pPr>
+              <w:spacing w:after="40"/>
+            </w:pPr>
+            <w:r>
+              <w:rPr>
+                <w:b/>
+                <w:sz w:val="19"/>
+              </w:rPr>
+              <w:t>IAM database authentication</w:t>
+            </w:r>
+          </w:p>
+        </w:tc>
+        <w:tc>
+          <w:tcPr>
+            <w:tcW w:type="dxa" w:w="7711"/>
+            <w:shd w:val="clear" w:color="auto" w:fill="F7F8FA"/>
+          </w:tcPr>
+          <w:p>
+            <w:pPr>
+              <w:spacing w:after="40"/>
+            </w:pPr>
+            <w:r>
+              <w:rPr>
+                <w:sz w:val="19"/>
+              </w:rPr>
+              <w:t>PostgreSQL accepts a 15-minute token signed with an IAM role instead of a password</w:t>
+            </w:r>
+          </w:p>
+        </w:tc>
+      </w:tr>
+      <w:tr>
+        <w:tc>
+          <w:tcPr>
+            <w:tcW w:type="dxa" w:w="1701"/>
+          </w:tcPr>
+          <w:p>
+            <w:pPr>
+              <w:spacing w:after="40"/>
+            </w:pPr>
+            <w:r>
+              <w:rPr>
+                <w:b/>
+                <w:sz w:val="19"/>
+              </w:rPr>
+              <w:t>OpenTelemetry</w:t>
+            </w:r>
+          </w:p>
+        </w:tc>
+        <w:tc>
+          <w:tcPr>
+            <w:tcW w:type="dxa" w:w="7711"/>
+          </w:tcPr>
+          <w:p>
+            <w:pPr>
+              <w:spacing w:after="40"/>
+            </w:pPr>
+            <w:r>
+              <w:rPr>
+                <w:sz w:val="19"/>
+              </w:rPr>
+              <w:t>The standard way the services send traces (each request, step by step) and logs to the collector</w:t>
+            </w:r>
+          </w:p>
+        </w:tc>
+      </w:tr>
+      <w:tr>
+        <w:tc>
+          <w:tcPr>
+            <w:tcW w:type="dxa" w:w="1701"/>
+            <w:shd w:val="clear" w:color="auto" w:fill="F7F8FA"/>
+          </w:tcPr>
+          <w:p>
+            <w:pPr>
+              <w:spacing w:after="40"/>
+            </w:pPr>
+            <w:r>
+              <w:rPr>
+                <w:b/>
+                <w:sz w:val="19"/>
+              </w:rPr>
+              <w:t>Kyverno</w:t>
+            </w:r>
+          </w:p>
+        </w:tc>
+        <w:tc>
+          <w:tcPr>
+            <w:tcW w:type="dxa" w:w="7711"/>
+            <w:shd w:val="clear" w:color="auto" w:fill="F7F8FA"/>
+          </w:tcPr>
+          <w:p>
+            <w:pPr>
+              <w:spacing w:after="40"/>
+            </w:pPr>
+            <w:r>
+              <w:rPr>
+                <w:sz w:val="19"/>
+              </w:rPr>
+              <w:t>Kubernetes admission control: rejects pods whose image is not ours or not signed</w:t>
+            </w:r>
+          </w:p>
+        </w:tc>
+      </w:tr>
+      <w:tr>
+        <w:tc>
+          <w:tcPr>
+            <w:tcW w:type="dxa" w:w="1701"/>
+          </w:tcPr>
+          <w:p>
+            <w:pPr>
+              <w:spacing w:after="40"/>
+            </w:pPr>
+            <w:r>
+              <w:rPr>
+                <w:b/>
+                <w:sz w:val="19"/>
+              </w:rPr>
+              <w:t>GitHub environment</w:t>
+            </w:r>
+          </w:p>
+        </w:tc>
+        <w:tc>
+          <w:tcPr>
+            <w:tcW w:type="dxa" w:w="7711"/>
+          </w:tcPr>
+          <w:p>
+            <w:pPr>
+              <w:spacing w:after="40"/>
+            </w:pPr>
+            <w:r>
+              <w:rPr>
+                <w:sz w:val="19"/>
+              </w:rPr>
+              <w:t>A named stage (</w:t>
             </w:r>
             <w:r>
               <w:rPr>
@@ -1312,13 +1467,27 @@
                 <w:color w:val="B3261E"/>
                 <w:sz w:val="17"/>
               </w:rPr>
+              <w:t>agripulse-infrastructure</w:t>
+            </w:r>
+            <w:r>
+              <w:rPr>
+                <w:sz w:val="19"/>
+              </w:rPr>
+              <w:t xml:space="preserve">, </w:t>
+            </w:r>
+            <w:r>
+              <w:rPr>
+                <w:rFonts w:ascii="Consolas" w:hAnsi="Consolas" w:eastAsia="Consolas"/>
+                <w:color w:val="B3261E"/>
+                <w:sz w:val="17"/>
+              </w:rPr>
               <w:t>agripulse-production</w:t>
             </w:r>
             <w:r>
               <w:rPr>
                 <w:sz w:val="19"/>
               </w:rPr>
-              <w:t>) that requires a person's approval before a job runs</w:t>
+              <w:t>) that waits for a person's approval</w:t>
             </w:r>
           </w:p>
         </w:tc>
@@ -1340,7 +1509,7 @@
     </w:p>
     <w:p>
       <w:r>
-        <w:t>The picture on the next page shows everything Terraform creates and how a request travels. The numbers are the order in which things happen: first the pipeline (1-4), then a user's request (5-9), then how an alert reaches you (10).</w:t>
+        <w:t>The picture on the next page shows everything Terraform creates and how a request travels. The numbers are the order in which things happen: the pipeline (1-4), a request (5-9), and how an alert reaches you (10).</w:t>
       </w:r>
     </w:p>
     <w:p>
@@ -1407,7 +1576,7 @@
           <w:color w:val="5B6475"/>
           <w:sz w:val="18"/>
         </w:rPr>
-        <w:t>Figure 1: AgriPulse on AWS: GitHub Actions, the global edge (one WAF, three CloudFront distributions), and the VPC across two availability zones (ALB, EKS, Lambda, RDS PostgreSQL Multi-AZ)</w:t>
+        <w:t>Figure 1: AgriPulse on AWS: GitHub Actions, the global edge (one WAF, three CloudFront distributions), and the VPC across two availability zones (ALB, EKS with staging and production namespaces, RDS PostgreSQL Multi-AZ), the mobile API (API Gateway + Lambda)</w:t>
         <w:br/>
       </w:r>
       <w:r>
@@ -1488,7 +1657,7 @@
         </w:numPr>
       </w:pPr>
       <w:r>
-        <w:t>The web app and incident blog images are built, scanned (Trivy), signed with the KMS key (Cosign) and pushed to ECR.</w:t>
+        <w:t>Each service's image is built, tested, scanned (Trivy), signed with the KMS key (Cosign) and pushed to ECR.</w:t>
       </w:r>
     </w:p>
     <w:p>
@@ -1500,7 +1669,7 @@
         </w:numPr>
       </w:pPr>
       <w:r>
-        <w:t xml:space="preserve">The pipeline commits the new image tag; Argo CD syncs </w:t>
+        <w:t xml:space="preserve">The pipeline commits the image to </w:t>
       </w:r>
       <w:r>
         <w:rPr>
@@ -1508,10 +1677,21 @@
           <w:color w:val="B3261E"/>
           <w:sz w:val="19"/>
         </w:rPr>
-        <w:t>gitops/</w:t>
+        <w:t>gitops/services/&lt;service&gt;/staging.yaml</w:t>
       </w:r>
       <w:r>
-        <w:t xml:space="preserve"> into EKS and Argo Rollouts releases it as a canary.</w:t>
+        <w:t xml:space="preserve">; Argo CD rolls it out as a canary; after approval the same image goes to </w:t>
+      </w:r>
+      <w:r>
+        <w:rPr>
+          <w:rFonts w:ascii="Consolas" w:hAnsi="Consolas" w:eastAsia="Consolas"/>
+          <w:color w:val="B3261E"/>
+          <w:sz w:val="19"/>
+        </w:rPr>
+        <w:t>production.yaml</w:t>
+      </w:r>
+      <w:r>
+        <w:t>.</w:t>
       </w:r>
     </w:p>
     <w:p>
@@ -1523,7 +1703,7 @@
         </w:numPr>
       </w:pPr>
       <w:r>
-        <w:t xml:space="preserve">A browser looks up </w:t>
+        <w:t xml:space="preserve">A browser opens </w:t>
       </w:r>
       <w:r>
         <w:rPr>
@@ -1531,10 +1711,10 @@
           <w:color w:val="B3261E"/>
           <w:sz w:val="19"/>
         </w:rPr>
-        <w:t>agripulse.mfon21.space</w:t>
+        <w:t>shop.mfon21.space</w:t>
       </w:r>
       <w:r>
-        <w:t xml:space="preserve"> in Route 53 and reaches CloudFront; AWS WAF inspects the request.</w:t>
+        <w:t>: Route 53, then CloudFront, where AWS WAF inspects the request.</w:t>
       </w:r>
     </w:p>
     <w:p>
@@ -1546,7 +1726,7 @@
         </w:numPr>
       </w:pPr>
       <w:r>
-        <w:t xml:space="preserve">CloudFront forwards it over HTTPS, with the secret </w:t>
+        <w:t xml:space="preserve">CloudFront forwards it over HTTPS with the secret </w:t>
       </w:r>
       <w:r>
         <w:rPr>
@@ -1557,7 +1737,7 @@
         <w:t>X-Origin-Verify</w:t>
       </w:r>
       <w:r>
-        <w:t xml:space="preserve"> header, to the ALB, which sends it to oauth2-proxy (Cognito sign-in) and then to the app.</w:t>
+        <w:t xml:space="preserve"> header to the ALB, which sends it straight to the service's pods in its namespace; the service checks the session token itself.</w:t>
       </w:r>
     </w:p>
     <w:p>
@@ -1580,7 +1760,7 @@
         <w:t>api.mfon21.space</w:t>
       </w:r>
       <w:r>
-        <w:t>: WAF, CloudFront, API Gateway (Cognito authorizer), then the Lambda.</w:t>
+        <w:t>: WAF, CloudFront, API Gateway, the gateway Lambda, then the production services.</w:t>
       </w:r>
     </w:p>
     <w:p>
@@ -1592,7 +1772,7 @@
         </w:numPr>
       </w:pPr>
       <w:r>
-        <w:t>The apps and the Lambda connect to PostgreSQL with an IAM token over TLS, each to its own database.</w:t>
+        <w:t>Each service connects to its own PostgreSQL database with an IAM token over TLS; the shop reserves stock through the farm service's internal API.</w:t>
       </w:r>
     </w:p>
     <w:p>
@@ -1604,7 +1784,7 @@
         </w:numPr>
       </w:pPr>
       <w:r>
-        <w:t xml:space="preserve">Static images come from </w:t>
+        <w:t xml:space="preserve">Listing photos come from </w:t>
       </w:r>
       <w:r>
         <w:rPr>
@@ -1627,7 +1807,7 @@
         </w:numPr>
       </w:pPr>
       <w:r>
-        <w:t>Prometheus evaluates every alert rule (OpenTelemetry span metrics, the apps, and AWS metrics read from CloudWatch by YACE); Alertmanager posts every alert to Slack, and critical/warning ones also open an incident in the incident blog.</w:t>
+        <w:t>Prometheus evaluates every alert rule (OpenTelemetry, the services, AWS via YACE); Alertmanager posts every alert to Slack, and production alerts also open an incident in the incident blog, which reports it to Slack too.</w:t>
       </w:r>
     </w:p>
     <w:p>
@@ -1722,7 +1902,7 @@
     </w:p>
     <w:p>
       <w:r>
-        <w:t xml:space="preserve">Five GitHub Actions workflows, each triggered by its own folders. A pull request runs only the checks; a push to </w:t>
+        <w:t xml:space="preserve">One pipeline per service, Terraform stack and the mobile API, each triggered by its own folders. A pull request runs the checks only; a push to </w:t>
       </w:r>
       <w:r>
         <w:rPr>
@@ -1733,7 +1913,7 @@
         <w:t>main</w:t>
       </w:r>
       <w:r>
-        <w:t xml:space="preserve"> also deploys, after a person approves it in the matching GitHub environment.</w:t>
+        <w:t xml:space="preserve"> also deploys: staging automatically, production after approval.</w:t>
       </w:r>
     </w:p>
     <w:p>
@@ -1823,6 +2003,382 @@
         <w:pStyle w:val="Heading2"/>
       </w:pPr>
       <w:r>
+        <w:t>Hosts</w:t>
+      </w:r>
+    </w:p>
+    <w:tbl>
+      <w:tblPr>
+        <w:tblStyle w:val="TableGrid"/>
+        <w:tblW w:type="auto" w:w="0"/>
+        <w:jc w:val="center"/>
+        <w:tblLayout w:type="fixed"/>
+        <w:tblLook w:firstColumn="1" w:firstRow="1" w:lastColumn="0" w:lastRow="0" w:noHBand="0" w:noVBand="1" w:val="04A0"/>
+        <w:tblLayout w:type="fixed"/>
+      </w:tblPr>
+      <w:tblGrid>
+        <w:gridCol w:w="3742"/>
+        <w:gridCol w:w="5670"/>
+      </w:tblGrid>
+      <w:tr>
+        <w:trPr>
+          <w:tblHeader w:val="true"/>
+        </w:trPr>
+        <w:tc>
+          <w:tcPr>
+            <w:tcW w:type="dxa" w:w="3742"/>
+            <w:shd w:val="clear" w:color="auto" w:fill="232F3E"/>
+          </w:tcPr>
+          <w:p>
+            <w:pPr>
+              <w:spacing w:after="40"/>
+            </w:pPr>
+            <w:r>
+              <w:rPr>
+                <w:b/>
+                <w:color w:val="FFFFFF"/>
+                <w:sz w:val="19"/>
+              </w:rPr>
+              <w:t>URL</w:t>
+            </w:r>
+          </w:p>
+        </w:tc>
+        <w:tc>
+          <w:tcPr>
+            <w:tcW w:type="dxa" w:w="5670"/>
+            <w:shd w:val="clear" w:color="auto" w:fill="232F3E"/>
+          </w:tcPr>
+          <w:p>
+            <w:pPr>
+              <w:spacing w:after="40"/>
+            </w:pPr>
+            <w:r>
+              <w:rPr>
+                <w:b/>
+                <w:color w:val="FFFFFF"/>
+                <w:sz w:val="19"/>
+              </w:rPr>
+              <w:t>Goes to</w:t>
+            </w:r>
+          </w:p>
+        </w:tc>
+      </w:tr>
+      <w:tr>
+        <w:tc>
+          <w:tcPr>
+            <w:tcW w:type="dxa" w:w="3742"/>
+          </w:tcPr>
+          <w:p>
+            <w:pPr>
+              <w:spacing w:after="40"/>
+            </w:pPr>
+            <w:r>
+              <w:rPr>
+                <w:rFonts w:ascii="Consolas" w:hAnsi="Consolas" w:eastAsia="Consolas"/>
+                <w:color w:val="B3261E"/>
+                <w:sz w:val="17"/>
+              </w:rPr>
+              <w:t>https://shop.mfon21.space</w:t>
+            </w:r>
+          </w:p>
+        </w:tc>
+        <w:tc>
+          <w:tcPr>
+            <w:tcW w:type="dxa" w:w="5670"/>
+          </w:tcPr>
+          <w:p>
+            <w:pPr>
+              <w:spacing w:after="40"/>
+            </w:pPr>
+            <w:r>
+              <w:rPr>
+                <w:sz w:val="19"/>
+              </w:rPr>
+              <w:t xml:space="preserve">the shop (production); </w:t>
+            </w:r>
+            <w:r>
+              <w:rPr>
+                <w:rFonts w:ascii="Consolas" w:hAnsi="Consolas" w:eastAsia="Consolas"/>
+                <w:color w:val="B3261E"/>
+                <w:sz w:val="17"/>
+              </w:rPr>
+              <w:t>shop.staging.mfon21.space</w:t>
+            </w:r>
+            <w:r>
+              <w:rPr>
+                <w:sz w:val="19"/>
+              </w:rPr>
+              <w:t xml:space="preserve"> is staging</w:t>
+            </w:r>
+          </w:p>
+        </w:tc>
+      </w:tr>
+      <w:tr>
+        <w:tc>
+          <w:tcPr>
+            <w:tcW w:type="dxa" w:w="3742"/>
+            <w:shd w:val="clear" w:color="auto" w:fill="F7F8FA"/>
+          </w:tcPr>
+          <w:p>
+            <w:pPr>
+              <w:spacing w:after="40"/>
+            </w:pPr>
+            <w:r>
+              <w:rPr>
+                <w:rFonts w:ascii="Consolas" w:hAnsi="Consolas" w:eastAsia="Consolas"/>
+                <w:color w:val="B3261E"/>
+                <w:sz w:val="17"/>
+              </w:rPr>
+              <w:t>https://farm.mfon21.space</w:t>
+            </w:r>
+          </w:p>
+        </w:tc>
+        <w:tc>
+          <w:tcPr>
+            <w:tcW w:type="dxa" w:w="5670"/>
+            <w:shd w:val="clear" w:color="auto" w:fill="F7F8FA"/>
+          </w:tcPr>
+          <w:p>
+            <w:pPr>
+              <w:spacing w:after="40"/>
+            </w:pPr>
+            <w:r>
+              <w:rPr>
+                <w:sz w:val="19"/>
+              </w:rPr>
+              <w:t xml:space="preserve">the farmer portal (production); </w:t>
+            </w:r>
+            <w:r>
+              <w:rPr>
+                <w:rFonts w:ascii="Consolas" w:hAnsi="Consolas" w:eastAsia="Consolas"/>
+                <w:color w:val="B3261E"/>
+                <w:sz w:val="17"/>
+              </w:rPr>
+              <w:t>farm.staging.mfon21.space</w:t>
+            </w:r>
+          </w:p>
+        </w:tc>
+      </w:tr>
+      <w:tr>
+        <w:tc>
+          <w:tcPr>
+            <w:tcW w:type="dxa" w:w="3742"/>
+          </w:tcPr>
+          <w:p>
+            <w:pPr>
+              <w:spacing w:after="40"/>
+            </w:pPr>
+            <w:r>
+              <w:rPr>
+                <w:rFonts w:ascii="Consolas" w:hAnsi="Consolas" w:eastAsia="Consolas"/>
+                <w:color w:val="B3261E"/>
+                <w:sz w:val="17"/>
+              </w:rPr>
+              <w:t>https://accounts.mfon21.space</w:t>
+            </w:r>
+          </w:p>
+        </w:tc>
+        <w:tc>
+          <w:tcPr>
+            <w:tcW w:type="dxa" w:w="5670"/>
+          </w:tcPr>
+          <w:p>
+            <w:pPr>
+              <w:spacing w:after="40"/>
+            </w:pPr>
+            <w:r>
+              <w:rPr>
+                <w:sz w:val="19"/>
+              </w:rPr>
+              <w:t xml:space="preserve">sign-in and registration (production); </w:t>
+            </w:r>
+            <w:r>
+              <w:rPr>
+                <w:rFonts w:ascii="Consolas" w:hAnsi="Consolas" w:eastAsia="Consolas"/>
+                <w:color w:val="B3261E"/>
+                <w:sz w:val="17"/>
+              </w:rPr>
+              <w:t>accounts.staging.mfon21.space</w:t>
+            </w:r>
+          </w:p>
+        </w:tc>
+      </w:tr>
+      <w:tr>
+        <w:tc>
+          <w:tcPr>
+            <w:tcW w:type="dxa" w:w="3742"/>
+            <w:shd w:val="clear" w:color="auto" w:fill="F7F8FA"/>
+          </w:tcPr>
+          <w:p>
+            <w:pPr>
+              <w:spacing w:after="40"/>
+            </w:pPr>
+            <w:r>
+              <w:rPr>
+                <w:rFonts w:ascii="Consolas" w:hAnsi="Consolas" w:eastAsia="Consolas"/>
+                <w:color w:val="B3261E"/>
+                <w:sz w:val="17"/>
+              </w:rPr>
+              <w:t>https://incidents.mfon21.space</w:t>
+            </w:r>
+          </w:p>
+        </w:tc>
+        <w:tc>
+          <w:tcPr>
+            <w:tcW w:type="dxa" w:w="5670"/>
+            <w:shd w:val="clear" w:color="auto" w:fill="F7F8FA"/>
+          </w:tcPr>
+          <w:p>
+            <w:pPr>
+              <w:spacing w:after="40"/>
+            </w:pPr>
+            <w:r>
+              <w:rPr>
+                <w:sz w:val="19"/>
+              </w:rPr>
+              <w:t xml:space="preserve">the incident blog, ops accounts only (production); </w:t>
+            </w:r>
+            <w:r>
+              <w:rPr>
+                <w:rFonts w:ascii="Consolas" w:hAnsi="Consolas" w:eastAsia="Consolas"/>
+                <w:color w:val="B3261E"/>
+                <w:sz w:val="17"/>
+              </w:rPr>
+              <w:t>incidents.staging.mfon21.space</w:t>
+            </w:r>
+          </w:p>
+        </w:tc>
+      </w:tr>
+      <w:tr>
+        <w:tc>
+          <w:tcPr>
+            <w:tcW w:type="dxa" w:w="3742"/>
+          </w:tcPr>
+          <w:p>
+            <w:pPr>
+              <w:spacing w:after="40"/>
+            </w:pPr>
+            <w:r>
+              <w:rPr>
+                <w:rFonts w:ascii="Consolas" w:hAnsi="Consolas" w:eastAsia="Consolas"/>
+                <w:color w:val="B3261E"/>
+                <w:sz w:val="17"/>
+              </w:rPr>
+              <w:t>https://api.mfon21.space</w:t>
+            </w:r>
+          </w:p>
+        </w:tc>
+        <w:tc>
+          <w:tcPr>
+            <w:tcW w:type="dxa" w:w="5670"/>
+          </w:tcPr>
+          <w:p>
+            <w:pPr>
+              <w:spacing w:after="40"/>
+            </w:pPr>
+            <w:r>
+              <w:rPr>
+                <w:sz w:val="19"/>
+              </w:rPr>
+              <w:t>the mobile API (production services)</w:t>
+            </w:r>
+          </w:p>
+        </w:tc>
+      </w:tr>
+      <w:tr>
+        <w:tc>
+          <w:tcPr>
+            <w:tcW w:type="dxa" w:w="3742"/>
+            <w:shd w:val="clear" w:color="auto" w:fill="F7F8FA"/>
+          </w:tcPr>
+          <w:p>
+            <w:pPr>
+              <w:spacing w:after="40"/>
+            </w:pPr>
+            <w:r>
+              <w:rPr>
+                <w:rFonts w:ascii="Consolas" w:hAnsi="Consolas" w:eastAsia="Consolas"/>
+                <w:color w:val="B3261E"/>
+                <w:sz w:val="17"/>
+              </w:rPr>
+              <w:t>https://media.mfon21.space</w:t>
+            </w:r>
+          </w:p>
+        </w:tc>
+        <w:tc>
+          <w:tcPr>
+            <w:tcW w:type="dxa" w:w="5670"/>
+            <w:shd w:val="clear" w:color="auto" w:fill="F7F8FA"/>
+          </w:tcPr>
+          <w:p>
+            <w:pPr>
+              <w:spacing w:after="40"/>
+            </w:pPr>
+            <w:r>
+              <w:rPr>
+                <w:sz w:val="19"/>
+              </w:rPr>
+              <w:t>listing photos (S3, clean uploads only)</w:t>
+            </w:r>
+          </w:p>
+        </w:tc>
+      </w:tr>
+      <w:tr>
+        <w:tc>
+          <w:tcPr>
+            <w:tcW w:type="dxa" w:w="3742"/>
+          </w:tcPr>
+          <w:p>
+            <w:pPr>
+              <w:spacing w:after="40"/>
+            </w:pPr>
+            <w:r>
+              <w:rPr>
+                <w:rFonts w:ascii="Consolas" w:hAnsi="Consolas" w:eastAsia="Consolas"/>
+                <w:color w:val="B3261E"/>
+                <w:sz w:val="17"/>
+              </w:rPr>
+              <w:t>https://argocd.mfon21.space</w:t>
+            </w:r>
+            <w:r>
+              <w:rPr>
+                <w:sz w:val="19"/>
+              </w:rPr>
+              <w:t xml:space="preserve">, </w:t>
+            </w:r>
+            <w:r>
+              <w:rPr>
+                <w:rFonts w:ascii="Consolas" w:hAnsi="Consolas" w:eastAsia="Consolas"/>
+                <w:color w:val="B3261E"/>
+                <w:sz w:val="17"/>
+              </w:rPr>
+              <w:t>https://grafana.mfon21.space</w:t>
+            </w:r>
+          </w:p>
+        </w:tc>
+        <w:tc>
+          <w:tcPr>
+            <w:tcW w:type="dxa" w:w="5670"/>
+          </w:tcPr>
+          <w:p>
+            <w:pPr>
+              <w:spacing w:after="40"/>
+            </w:pPr>
+            <w:r>
+              <w:rPr>
+                <w:sz w:val="19"/>
+              </w:rPr>
+              <w:t>Argo CD and Grafana (their own admin sign-in)</w:t>
+            </w:r>
+          </w:p>
+        </w:tc>
+      </w:tr>
+    </w:tbl>
+    <w:p/>
+    <w:p>
+      <w:pPr>
+        <w:pStyle w:val="Heading2"/>
+      </w:pPr>
+      <w:r>
         <w:t>What gets built, and by what</w:t>
       </w:r>
     </w:p>
@@ -2074,7 +2630,7 @@
               <w:rPr>
                 <w:sz w:val="19"/>
               </w:rPr>
-              <w:t>, public, private and database subnets in 2 AZs, internet gateway, 1 NAT gateway, S3 gateway endpoint, flow logs</w:t>
+              <w:t>, public, private and database subnets in 2 AZs, 1 NAT gateway, flow logs</w:t>
             </w:r>
           </w:p>
         </w:tc>
@@ -2142,7 +2698,7 @@
               <w:rPr>
                 <w:sz w:val="19"/>
               </w:rPr>
-              <w:t>, managed node group (t3.large), add-ons (VPC CNI with network policies, CoreDNS, kube-proxy, Pod Identity agent, EBS CSI), access entries, Pod Identity roles</w:t>
+              <w:t>, nodes (t3.large), add-ons, access entries, one Pod Identity role per service and environment</w:t>
             </w:r>
           </w:p>
         </w:tc>
@@ -2209,7 +2765,7 @@
               <w:rPr>
                 <w:sz w:val="19"/>
               </w:rPr>
-              <w:t>, db.t3.micro, Multi-AZ, IAM authentication, managed master secret, parameter group (TLS forced)</w:t>
+              <w:t>, db.t3.micro, Multi-AZ, IAM authentication, TLS forced</w:t>
             </w:r>
           </w:p>
         </w:tc>
@@ -2271,7 +2827,7 @@
                 <w:color w:val="B3261E"/>
                 <w:sz w:val="17"/>
               </w:rPr>
-              <w:t>agripulse/web</w:t>
+              <w:t>agripulse/accounts</w:t>
             </w:r>
             <w:r>
               <w:rPr>
@@ -2285,13 +2841,13 @@
                 <w:color w:val="B3261E"/>
                 <w:sz w:val="17"/>
               </w:rPr>
-              <w:t>agripulse/incident-blog</w:t>
-            </w:r>
-            <w:r>
-              <w:rPr>
-                <w:sz w:val="19"/>
-              </w:rPr>
-              <w:t xml:space="preserve">; KMS key </w:t>
+              <w:t>farm</w:t>
+            </w:r>
+            <w:r>
+              <w:rPr>
+                <w:sz w:val="19"/>
+              </w:rPr>
+              <w:t xml:space="preserve">, </w:t>
             </w:r>
             <w:r>
               <w:rPr>
@@ -2299,60 +2855,27 @@
                 <w:color w:val="B3261E"/>
                 <w:sz w:val="17"/>
               </w:rPr>
-              <w:t>alias/agripulse-cosign</w:t>
-            </w:r>
-          </w:p>
-        </w:tc>
-        <w:tc>
-          <w:tcPr>
-            <w:tcW w:type="dxa" w:w="2041"/>
-            <w:shd w:val="clear" w:color="auto" w:fill="F7F8FA"/>
-          </w:tcPr>
-          <w:p>
-            <w:pPr>
-              <w:spacing w:after="40"/>
-            </w:pPr>
+              <w:t>shop</w:t>
+            </w:r>
+            <w:r>
+              <w:rPr>
+                <w:sz w:val="19"/>
+              </w:rPr>
+              <w:t xml:space="preserve">, </w:t>
+            </w:r>
             <w:r>
               <w:rPr>
                 <w:rFonts w:ascii="Consolas" w:hAnsi="Consolas" w:eastAsia="Consolas"/>
                 <w:color w:val="B3261E"/>
                 <w:sz w:val="17"/>
               </w:rPr>
-              <w:t>modules/registry</w:t>
-            </w:r>
-          </w:p>
-        </w:tc>
-      </w:tr>
-      <w:tr>
-        <w:tc>
-          <w:tcPr>
-            <w:tcW w:type="dxa" w:w="1474"/>
-          </w:tcPr>
-          <w:p>
-            <w:pPr>
-              <w:spacing w:after="40"/>
-            </w:pPr>
-            <w:r>
-              <w:rPr>
-                <w:sz w:val="19"/>
-              </w:rPr>
-              <w:t>Storage</w:t>
-            </w:r>
-          </w:p>
-        </w:tc>
-        <w:tc>
-          <w:tcPr>
-            <w:tcW w:type="dxa" w:w="5896"/>
-          </w:tcPr>
-          <w:p>
-            <w:pPr>
-              <w:spacing w:after="40"/>
-            </w:pPr>
-            <w:r>
-              <w:rPr>
-                <w:sz w:val="19"/>
-              </w:rPr>
-              <w:t xml:space="preserve">S3 media bucket, GuardDuty Malware Protection for </w:t>
+              <w:t>incidents</w:t>
+            </w:r>
+            <w:r>
+              <w:rPr>
+                <w:sz w:val="19"/>
+              </w:rPr>
+              <w:t xml:space="preserve">; KMS key </w:t>
             </w:r>
             <w:r>
               <w:rPr>
@@ -2360,13 +2883,14 @@
                 <w:color w:val="B3261E"/>
                 <w:sz w:val="17"/>
               </w:rPr>
-              <w:t>uploads/</w:t>
+              <w:t>alias/agripulse-cosign</w:t>
             </w:r>
           </w:p>
         </w:tc>
         <w:tc>
           <w:tcPr>
             <w:tcW w:type="dxa" w:w="2041"/>
+            <w:shd w:val="clear" w:color="auto" w:fill="F7F8FA"/>
           </w:tcPr>
           <w:p>
             <w:pPr>
@@ -2378,7 +2902,7 @@
                 <w:color w:val="B3261E"/>
                 <w:sz w:val="17"/>
               </w:rPr>
-              <w:t>modules/storage</w:t>
+              <w:t>modules/registry</w:t>
             </w:r>
           </w:p>
         </w:tc>
@@ -2387,34 +2911,32 @@
         <w:tc>
           <w:tcPr>
             <w:tcW w:type="dxa" w:w="1474"/>
-            <w:shd w:val="clear" w:color="auto" w:fill="F7F8FA"/>
-          </w:tcPr>
-          <w:p>
-            <w:pPr>
-              <w:spacing w:after="40"/>
-            </w:pPr>
-            <w:r>
-              <w:rPr>
-                <w:sz w:val="19"/>
-              </w:rPr>
-              <w:t>Sign-in</w:t>
+          </w:tcPr>
+          <w:p>
+            <w:pPr>
+              <w:spacing w:after="40"/>
+            </w:pPr>
+            <w:r>
+              <w:rPr>
+                <w:sz w:val="19"/>
+              </w:rPr>
+              <w:t>Storage</w:t>
             </w:r>
           </w:p>
         </w:tc>
         <w:tc>
           <w:tcPr>
             <w:tcW w:type="dxa" w:w="5896"/>
-            <w:shd w:val="clear" w:color="auto" w:fill="F7F8FA"/>
-          </w:tcPr>
-          <w:p>
-            <w:pPr>
-              <w:spacing w:after="40"/>
-            </w:pPr>
-            <w:r>
-              <w:rPr>
-                <w:sz w:val="19"/>
-              </w:rPr>
-              <w:t xml:space="preserve">Cognito pools </w:t>
+          </w:tcPr>
+          <w:p>
+            <w:pPr>
+              <w:spacing w:after="40"/>
+            </w:pPr>
+            <w:r>
+              <w:rPr>
+                <w:sz w:val="19"/>
+              </w:rPr>
+              <w:t xml:space="preserve">S3 media bucket, GuardDuty Malware Protection for </w:t>
             </w:r>
             <w:r>
               <w:rPr>
@@ -2422,27 +2944,61 @@
                 <w:color w:val="B3261E"/>
                 <w:sz w:val="17"/>
               </w:rPr>
-              <w:t>agripulse-farmers</w:t>
-            </w:r>
-            <w:r>
-              <w:rPr>
-                <w:sz w:val="19"/>
-              </w:rPr>
-              <w:t xml:space="preserve"> (mobile) and </w:t>
-            </w:r>
+              <w:t>uploads/</w:t>
+            </w:r>
+          </w:p>
+        </w:tc>
+        <w:tc>
+          <w:tcPr>
+            <w:tcW w:type="dxa" w:w="2041"/>
+          </w:tcPr>
+          <w:p>
+            <w:pPr>
+              <w:spacing w:after="40"/>
+            </w:pPr>
             <w:r>
               <w:rPr>
                 <w:rFonts w:ascii="Consolas" w:hAnsi="Consolas" w:eastAsia="Consolas"/>
                 <w:color w:val="B3261E"/>
                 <w:sz w:val="17"/>
               </w:rPr>
-              <w:t>agripulse-staff</w:t>
-            </w:r>
-            <w:r>
-              <w:rPr>
-                <w:sz w:val="19"/>
-              </w:rPr>
-              <w:t xml:space="preserve"> (hosted UI, MFA), app clients</w:t>
+              <w:t>modules/storage</w:t>
+            </w:r>
+          </w:p>
+        </w:tc>
+      </w:tr>
+      <w:tr>
+        <w:tc>
+          <w:tcPr>
+            <w:tcW w:type="dxa" w:w="1474"/>
+            <w:shd w:val="clear" w:color="auto" w:fill="F7F8FA"/>
+          </w:tcPr>
+          <w:p>
+            <w:pPr>
+              <w:spacing w:after="40"/>
+            </w:pPr>
+            <w:r>
+              <w:rPr>
+                <w:sz w:val="19"/>
+              </w:rPr>
+              <w:t>Secrets</w:t>
+            </w:r>
+          </w:p>
+        </w:tc>
+        <w:tc>
+          <w:tcPr>
+            <w:tcW w:type="dxa" w:w="5896"/>
+            <w:shd w:val="clear" w:color="auto" w:fill="F7F8FA"/>
+          </w:tcPr>
+          <w:p>
+            <w:pPr>
+              <w:spacing w:after="40"/>
+            </w:pPr>
+            <w:r>
+              <w:rPr>
+                <w:sz w:val="19"/>
+              </w:rPr>
+              <w:t>Per environment: token-signing keys, CSRF secrets, the internal token; platform: Grafana, Slack, the mobile gateway header</w:t>
             </w:r>
           </w:p>
         </w:tc>
@@ -2461,7 +3017,7 @@
                 <w:color w:val="B3261E"/>
                 <w:sz w:val="17"/>
               </w:rPr>
-              <w:t>modules/identity</w:t>
+              <w:t>modules/secrets</w:t>
             </w:r>
           </w:p>
         </w:tc>
@@ -2479,7 +3035,7 @@
               <w:rPr>
                 <w:sz w:val="19"/>
               </w:rPr>
-              <w:t>Secrets</w:t>
+              <w:t>Mobile API</w:t>
             </w:r>
           </w:p>
         </w:tc>
@@ -2495,7 +3051,7 @@
               <w:rPr>
                 <w:sz w:val="19"/>
               </w:rPr>
-              <w:t xml:space="preserve">Secrets Manager </w:t>
+              <w:t xml:space="preserve">Lambda </w:t>
             </w:r>
             <w:r>
               <w:rPr>
@@ -2503,13 +3059,13 @@
                 <w:color w:val="B3261E"/>
                 <w:sz w:val="17"/>
               </w:rPr>
-              <w:t>agripulse/web/*</w:t>
-            </w:r>
-            <w:r>
-              <w:rPr>
-                <w:sz w:val="19"/>
-              </w:rPr>
-              <w:t xml:space="preserve">, </w:t>
+              <w:t>agripulse-mobile-api</w:t>
+            </w:r>
+            <w:r>
+              <w:rPr>
+                <w:sz w:val="19"/>
+              </w:rPr>
+              <w:t xml:space="preserve"> (alias </w:t>
             </w:r>
             <w:r>
               <w:rPr>
@@ -2517,13 +3073,13 @@
                 <w:color w:val="B3261E"/>
                 <w:sz w:val="17"/>
               </w:rPr>
-              <w:t>agripulse/incidents/*</w:t>
-            </w:r>
-            <w:r>
-              <w:rPr>
-                <w:sz w:val="19"/>
-              </w:rPr>
-              <w:t xml:space="preserve">, </w:t>
+              <w:t>live</w:t>
+            </w:r>
+            <w:r>
+              <w:rPr>
+                <w:sz w:val="19"/>
+              </w:rPr>
+              <w:t xml:space="preserve">, no VPC), API Gateway REST </w:t>
             </w:r>
             <w:r>
               <w:rPr>
@@ -2531,75 +3087,75 @@
                 <w:color w:val="B3261E"/>
                 <w:sz w:val="17"/>
               </w:rPr>
-              <w:t>agripulse/shared/*</w:t>
-            </w:r>
-            <w:r>
-              <w:rPr>
-                <w:sz w:val="19"/>
-              </w:rPr>
-              <w:t xml:space="preserve">, </w:t>
-            </w:r>
+              <w:t>agripulse-mobile</w:t>
+            </w:r>
+          </w:p>
+        </w:tc>
+        <w:tc>
+          <w:tcPr>
+            <w:tcW w:type="dxa" w:w="2041"/>
+          </w:tcPr>
+          <w:p>
+            <w:pPr>
+              <w:spacing w:after="40"/>
+            </w:pPr>
             <w:r>
               <w:rPr>
                 <w:rFonts w:ascii="Consolas" w:hAnsi="Consolas" w:eastAsia="Consolas"/>
                 <w:color w:val="B3261E"/>
                 <w:sz w:val="17"/>
               </w:rPr>
-              <w:t>agripulse/platform/*</w:t>
-            </w:r>
-          </w:p>
-        </w:tc>
-        <w:tc>
-          <w:tcPr>
-            <w:tcW w:type="dxa" w:w="2041"/>
-          </w:tcPr>
-          <w:p>
-            <w:pPr>
-              <w:spacing w:after="40"/>
-            </w:pPr>
+              <w:t>modules/mobile-api</w:t>
+            </w:r>
+          </w:p>
+        </w:tc>
+      </w:tr>
+      <w:tr>
+        <w:tc>
+          <w:tcPr>
+            <w:tcW w:type="dxa" w:w="1474"/>
+            <w:shd w:val="clear" w:color="auto" w:fill="F7F8FA"/>
+          </w:tcPr>
+          <w:p>
+            <w:pPr>
+              <w:spacing w:after="40"/>
+            </w:pPr>
+            <w:r>
+              <w:rPr>
+                <w:sz w:val="19"/>
+              </w:rPr>
+              <w:t>Edge</w:t>
+            </w:r>
+          </w:p>
+        </w:tc>
+        <w:tc>
+          <w:tcPr>
+            <w:tcW w:type="dxa" w:w="5896"/>
+            <w:shd w:val="clear" w:color="auto" w:fill="F7F8FA"/>
+          </w:tcPr>
+          <w:p>
+            <w:pPr>
+              <w:spacing w:after="40"/>
+            </w:pPr>
+            <w:r>
+              <w:rPr>
+                <w:sz w:val="19"/>
+              </w:rPr>
+              <w:t xml:space="preserve">ONE WAF web ACL, CloudFront </w:t>
+            </w:r>
             <w:r>
               <w:rPr>
                 <w:rFonts w:ascii="Consolas" w:hAnsi="Consolas" w:eastAsia="Consolas"/>
                 <w:color w:val="B3261E"/>
                 <w:sz w:val="17"/>
               </w:rPr>
-              <w:t>modules/secrets</w:t>
-            </w:r>
-          </w:p>
-        </w:tc>
-      </w:tr>
-      <w:tr>
-        <w:tc>
-          <w:tcPr>
-            <w:tcW w:type="dxa" w:w="1474"/>
-            <w:shd w:val="clear" w:color="auto" w:fill="F7F8FA"/>
-          </w:tcPr>
-          <w:p>
-            <w:pPr>
-              <w:spacing w:after="40"/>
-            </w:pPr>
-            <w:r>
-              <w:rPr>
-                <w:sz w:val="19"/>
-              </w:rPr>
-              <w:t>Mobile API</w:t>
-            </w:r>
-          </w:p>
-        </w:tc>
-        <w:tc>
-          <w:tcPr>
-            <w:tcW w:type="dxa" w:w="5896"/>
-            <w:shd w:val="clear" w:color="auto" w:fill="F7F8FA"/>
-          </w:tcPr>
-          <w:p>
-            <w:pPr>
-              <w:spacing w:after="40"/>
-            </w:pPr>
-            <w:r>
-              <w:rPr>
-                <w:sz w:val="19"/>
-              </w:rPr>
-              <w:t xml:space="preserve">Lambda </w:t>
+              <w:t>app</w:t>
+            </w:r>
+            <w:r>
+              <w:rPr>
+                <w:sz w:val="19"/>
+              </w:rPr>
+              <w:t xml:space="preserve">, </w:t>
             </w:r>
             <w:r>
               <w:rPr>
@@ -2607,13 +3163,13 @@
                 <w:color w:val="B3261E"/>
                 <w:sz w:val="17"/>
               </w:rPr>
-              <w:t>agripulse-mobile-api</w:t>
-            </w:r>
-            <w:r>
-              <w:rPr>
-                <w:sz w:val="19"/>
-              </w:rPr>
-              <w:t xml:space="preserve"> (alias </w:t>
+              <w:t>api</w:t>
+            </w:r>
+            <w:r>
+              <w:rPr>
+                <w:sz w:val="19"/>
+              </w:rPr>
+              <w:t xml:space="preserve">, </w:t>
             </w:r>
             <w:r>
               <w:rPr>
@@ -2621,34 +3177,72 @@
                 <w:color w:val="B3261E"/>
                 <w:sz w:val="17"/>
               </w:rPr>
-              <w:t>live</w:t>
-            </w:r>
-            <w:r>
-              <w:rPr>
-                <w:sz w:val="19"/>
-              </w:rPr>
-              <w:t xml:space="preserve">), API Gateway REST </w:t>
-            </w:r>
+              <w:t>media</w:t>
+            </w:r>
+            <w:r>
+              <w:rPr>
+                <w:sz w:val="19"/>
+              </w:rPr>
+              <w:t>, ALB + one target group per service and environment (+ Argo CD, Grafana), ACM certificates, Route 53 records</w:t>
+            </w:r>
+          </w:p>
+        </w:tc>
+        <w:tc>
+          <w:tcPr>
+            <w:tcW w:type="dxa" w:w="2041"/>
+            <w:shd w:val="clear" w:color="auto" w:fill="F7F8FA"/>
+          </w:tcPr>
+          <w:p>
+            <w:pPr>
+              <w:spacing w:after="40"/>
+            </w:pPr>
             <w:r>
               <w:rPr>
                 <w:rFonts w:ascii="Consolas" w:hAnsi="Consolas" w:eastAsia="Consolas"/>
                 <w:color w:val="B3261E"/>
                 <w:sz w:val="17"/>
               </w:rPr>
-              <w:t>agripulse-mobile</w:t>
-            </w:r>
-            <w:r>
-              <w:rPr>
-                <w:sz w:val="19"/>
-              </w:rPr>
-              <w:t>, Cognito authorizer</w:t>
+              <w:t>modules/edge</w:t>
+            </w:r>
+          </w:p>
+        </w:tc>
+      </w:tr>
+      <w:tr>
+        <w:tc>
+          <w:tcPr>
+            <w:tcW w:type="dxa" w:w="1474"/>
+          </w:tcPr>
+          <w:p>
+            <w:pPr>
+              <w:spacing w:after="40"/>
+            </w:pPr>
+            <w:r>
+              <w:rPr>
+                <w:sz w:val="19"/>
+              </w:rPr>
+              <w:t>AWS events</w:t>
+            </w:r>
+          </w:p>
+        </w:tc>
+        <w:tc>
+          <w:tcPr>
+            <w:tcW w:type="dxa" w:w="5896"/>
+          </w:tcPr>
+          <w:p>
+            <w:pPr>
+              <w:spacing w:after="40"/>
+            </w:pPr>
+            <w:r>
+              <w:rPr>
+                <w:sz w:val="19"/>
+              </w:rPr>
+              <w:t>EventBridge: GuardDuty malware findings and RDS failover/storage events straight to Slack</w:t>
             </w:r>
           </w:p>
         </w:tc>
         <w:tc>
           <w:tcPr>
             <w:tcW w:type="dxa" w:w="2041"/>
-            <w:shd w:val="clear" w:color="auto" w:fill="F7F8FA"/>
           </w:tcPr>
           <w:p>
             <w:pPr>
@@ -2660,7 +3254,7 @@
                 <w:color w:val="B3261E"/>
                 <w:sz w:val="17"/>
               </w:rPr>
-              <w:t>modules/mobile-api</w:t>
+              <w:t>modules/monitoring</w:t>
             </w:r>
           </w:p>
         </w:tc>
@@ -2669,54 +3263,105 @@
         <w:tc>
           <w:tcPr>
             <w:tcW w:type="dxa" w:w="1474"/>
-          </w:tcPr>
-          <w:p>
-            <w:pPr>
-              <w:spacing w:after="40"/>
-            </w:pPr>
-            <w:r>
-              <w:rPr>
-                <w:sz w:val="19"/>
-              </w:rPr>
-              <w:t>Edge</w:t>
+            <w:shd w:val="clear" w:color="auto" w:fill="F7F8FA"/>
+          </w:tcPr>
+          <w:p>
+            <w:pPr>
+              <w:spacing w:after="40"/>
+            </w:pPr>
+            <w:r>
+              <w:rPr>
+                <w:sz w:val="19"/>
+              </w:rPr>
+              <w:t>Inside EKS</w:t>
             </w:r>
           </w:p>
         </w:tc>
         <w:tc>
           <w:tcPr>
             <w:tcW w:type="dxa" w:w="5896"/>
-          </w:tcPr>
-          <w:p>
-            <w:pPr>
-              <w:spacing w:after="40"/>
-            </w:pPr>
-            <w:r>
-              <w:rPr>
-                <w:sz w:val="19"/>
-              </w:rPr>
-              <w:t xml:space="preserve">ONE WAF web ACL, CloudFront </w:t>
-            </w:r>
+            <w:shd w:val="clear" w:color="auto" w:fill="F7F8FA"/>
+          </w:tcPr>
+          <w:p>
+            <w:pPr>
+              <w:spacing w:after="40"/>
+            </w:pPr>
+            <w:r>
+              <w:rPr>
+                <w:sz w:val="19"/>
+              </w:rPr>
+              <w:t>Load Balancer Controller, Secrets Store CSI, kube-prometheus-stack, OTel Collector, Tempo, Loki, YACE, Kyverno, the databases' users (a Job), the 8 namespaces, Argo CD + 8 Applications, Argo Rollouts</w:t>
+            </w:r>
+          </w:p>
+        </w:tc>
+        <w:tc>
+          <w:tcPr>
+            <w:tcW w:type="dxa" w:w="2041"/>
+            <w:shd w:val="clear" w:color="auto" w:fill="F7F8FA"/>
+          </w:tcPr>
+          <w:p>
+            <w:pPr>
+              <w:spacing w:after="40"/>
+            </w:pPr>
             <w:r>
               <w:rPr>
                 <w:rFonts w:ascii="Consolas" w:hAnsi="Consolas" w:eastAsia="Consolas"/>
                 <w:color w:val="B3261E"/>
                 <w:sz w:val="17"/>
               </w:rPr>
-              <w:t>app</w:t>
-            </w:r>
-            <w:r>
-              <w:rPr>
-                <w:sz w:val="19"/>
-              </w:rPr>
-              <w:t xml:space="preserve">, </w:t>
-            </w:r>
+              <w:t>infra/platform</w:t>
+            </w:r>
+          </w:p>
+        </w:tc>
+      </w:tr>
+      <w:tr>
+        <w:tc>
+          <w:tcPr>
+            <w:tcW w:type="dxa" w:w="1474"/>
+          </w:tcPr>
+          <w:p>
+            <w:pPr>
+              <w:spacing w:after="40"/>
+            </w:pPr>
+            <w:r>
+              <w:rPr>
+                <w:sz w:val="19"/>
+              </w:rPr>
+              <w:t>Services</w:t>
+            </w:r>
+          </w:p>
+        </w:tc>
+        <w:tc>
+          <w:tcPr>
+            <w:tcW w:type="dxa" w:w="5896"/>
+          </w:tcPr>
+          <w:p>
+            <w:pPr>
+              <w:spacing w:after="40"/>
+            </w:pPr>
+            <w:r>
+              <w:rPr>
+                <w:sz w:val="19"/>
+              </w:rPr>
+              <w:t>The four images and the mobile API's Lambda package</w:t>
+            </w:r>
+          </w:p>
+        </w:tc>
+        <w:tc>
+          <w:tcPr>
+            <w:tcW w:type="dxa" w:w="2041"/>
+          </w:tcPr>
+          <w:p>
+            <w:pPr>
+              <w:spacing w:after="40"/>
+            </w:pPr>
             <w:r>
               <w:rPr>
                 <w:rFonts w:ascii="Consolas" w:hAnsi="Consolas" w:eastAsia="Consolas"/>
                 <w:color w:val="B3261E"/>
                 <w:sz w:val="17"/>
               </w:rPr>
-              <w:t>api</w:t>
+              <w:t>accounts.yml</w:t>
             </w:r>
             <w:r>
               <w:rPr>
@@ -2730,227 +3375,35 @@
                 <w:color w:val="B3261E"/>
                 <w:sz w:val="17"/>
               </w:rPr>
-              <w:t>media</w:t>
-            </w:r>
-            <w:r>
-              <w:rPr>
-                <w:sz w:val="19"/>
-              </w:rPr>
-              <w:t>, ALB + target groups (web app, incident blog, Argo CD, Grafana), ACM certificates, Route 53 records</w:t>
-            </w:r>
-          </w:p>
-        </w:tc>
-        <w:tc>
-          <w:tcPr>
-            <w:tcW w:type="dxa" w:w="2041"/>
-          </w:tcPr>
-          <w:p>
-            <w:pPr>
-              <w:spacing w:after="40"/>
-            </w:pPr>
+              <w:t>farm.yml</w:t>
+            </w:r>
+            <w:r>
+              <w:rPr>
+                <w:sz w:val="19"/>
+              </w:rPr>
+              <w:t xml:space="preserve">, </w:t>
+            </w:r>
             <w:r>
               <w:rPr>
                 <w:rFonts w:ascii="Consolas" w:hAnsi="Consolas" w:eastAsia="Consolas"/>
                 <w:color w:val="B3261E"/>
                 <w:sz w:val="17"/>
               </w:rPr>
-              <w:t>modules/edge</w:t>
-            </w:r>
-          </w:p>
-        </w:tc>
-      </w:tr>
-      <w:tr>
-        <w:tc>
-          <w:tcPr>
-            <w:tcW w:type="dxa" w:w="1474"/>
-            <w:shd w:val="clear" w:color="auto" w:fill="F7F8FA"/>
-          </w:tcPr>
-          <w:p>
-            <w:pPr>
-              <w:spacing w:after="40"/>
-            </w:pPr>
-            <w:r>
-              <w:rPr>
-                <w:sz w:val="19"/>
-              </w:rPr>
-              <w:t>AWS events</w:t>
-            </w:r>
-          </w:p>
-        </w:tc>
-        <w:tc>
-          <w:tcPr>
-            <w:tcW w:type="dxa" w:w="5896"/>
-            <w:shd w:val="clear" w:color="auto" w:fill="F7F8FA"/>
-          </w:tcPr>
-          <w:p>
-            <w:pPr>
-              <w:spacing w:after="40"/>
-            </w:pPr>
-            <w:r>
-              <w:rPr>
-                <w:sz w:val="19"/>
-              </w:rPr>
-              <w:t>EventBridge rules and an API destination: GuardDuty malware findings and RDS failover/storage events straight to Slack (no SNS)</w:t>
-            </w:r>
-          </w:p>
-        </w:tc>
-        <w:tc>
-          <w:tcPr>
-            <w:tcW w:type="dxa" w:w="2041"/>
-            <w:shd w:val="clear" w:color="auto" w:fill="F7F8FA"/>
-          </w:tcPr>
-          <w:p>
-            <w:pPr>
-              <w:spacing w:after="40"/>
-            </w:pPr>
+              <w:t>shop.yml</w:t>
+            </w:r>
+            <w:r>
+              <w:rPr>
+                <w:sz w:val="19"/>
+              </w:rPr>
+              <w:t xml:space="preserve">, </w:t>
+            </w:r>
             <w:r>
               <w:rPr>
                 <w:rFonts w:ascii="Consolas" w:hAnsi="Consolas" w:eastAsia="Consolas"/>
                 <w:color w:val="B3261E"/>
                 <w:sz w:val="17"/>
               </w:rPr>
-              <w:t>modules/monitoring</w:t>
-            </w:r>
-          </w:p>
-        </w:tc>
-      </w:tr>
-      <w:tr>
-        <w:tc>
-          <w:tcPr>
-            <w:tcW w:type="dxa" w:w="1474"/>
-          </w:tcPr>
-          <w:p>
-            <w:pPr>
-              <w:spacing w:after="40"/>
-            </w:pPr>
-            <w:r>
-              <w:rPr>
-                <w:sz w:val="19"/>
-              </w:rPr>
-              <w:t>Inside EKS</w:t>
-            </w:r>
-          </w:p>
-        </w:tc>
-        <w:tc>
-          <w:tcPr>
-            <w:tcW w:type="dxa" w:w="5896"/>
-          </w:tcPr>
-          <w:p>
-            <w:pPr>
-              <w:spacing w:after="40"/>
-            </w:pPr>
-            <w:r>
-              <w:rPr>
-                <w:sz w:val="19"/>
-              </w:rPr>
-              <w:t>AWS Load Balancer Controller, Secrets Store CSI, kube-prometheus-stack, OTel Collector, Tempo, Loki, Argo CD + Applications, Argo Rollouts, Kyverno + policies, TargetGroupBindings for Argo CD and Grafana</w:t>
-            </w:r>
-          </w:p>
-        </w:tc>
-        <w:tc>
-          <w:tcPr>
-            <w:tcW w:type="dxa" w:w="2041"/>
-          </w:tcPr>
-          <w:p>
-            <w:pPr>
-              <w:spacing w:after="40"/>
-            </w:pPr>
-            <w:r>
-              <w:rPr>
-                <w:rFonts w:ascii="Consolas" w:hAnsi="Consolas" w:eastAsia="Consolas"/>
-                <w:color w:val="B3261E"/>
-                <w:sz w:val="17"/>
-              </w:rPr>
-              <w:t>infra/platform</w:t>
-            </w:r>
-            <w:r>
-              <w:rPr>
-                <w:sz w:val="19"/>
-              </w:rPr>
-              <w:t xml:space="preserve"> (</w:t>
-            </w:r>
-            <w:r>
-              <w:rPr>
-                <w:rFonts w:ascii="Consolas" w:hAnsi="Consolas" w:eastAsia="Consolas"/>
-                <w:color w:val="B3261E"/>
-                <w:sz w:val="17"/>
-              </w:rPr>
-              <w:t>modules/k8s-*</w:t>
-            </w:r>
-            <w:r>
-              <w:rPr>
-                <w:sz w:val="19"/>
-              </w:rPr>
-              <w:t>)</w:t>
-            </w:r>
-          </w:p>
-        </w:tc>
-      </w:tr>
-      <w:tr>
-        <w:tc>
-          <w:tcPr>
-            <w:tcW w:type="dxa" w:w="1474"/>
-            <w:shd w:val="clear" w:color="auto" w:fill="F7F8FA"/>
-          </w:tcPr>
-          <w:p>
-            <w:pPr>
-              <w:spacing w:after="40"/>
-            </w:pPr>
-            <w:r>
-              <w:rPr>
-                <w:sz w:val="19"/>
-              </w:rPr>
-              <w:t>Applications</w:t>
-            </w:r>
-          </w:p>
-        </w:tc>
-        <w:tc>
-          <w:tcPr>
-            <w:tcW w:type="dxa" w:w="5896"/>
-            <w:shd w:val="clear" w:color="auto" w:fill="F7F8FA"/>
-          </w:tcPr>
-          <w:p>
-            <w:pPr>
-              <w:spacing w:after="40"/>
-            </w:pPr>
-            <w:r>
-              <w:rPr>
-                <w:sz w:val="19"/>
-              </w:rPr>
-              <w:t>Web app and incident blog images, Helm charts; the mobile API's Lambda package</w:t>
-            </w:r>
-          </w:p>
-        </w:tc>
-        <w:tc>
-          <w:tcPr>
-            <w:tcW w:type="dxa" w:w="2041"/>
-            <w:shd w:val="clear" w:color="auto" w:fill="F7F8FA"/>
-          </w:tcPr>
-          <w:p>
-            <w:pPr>
-              <w:spacing w:after="40"/>
-            </w:pPr>
-            <w:r>
-              <w:rPr>
-                <w:rFonts w:ascii="Consolas" w:hAnsi="Consolas" w:eastAsia="Consolas"/>
-                <w:color w:val="B3261E"/>
-                <w:sz w:val="17"/>
-              </w:rPr>
-              <w:t>web.yml</w:t>
-            </w:r>
-            <w:r>
-              <w:rPr>
-                <w:sz w:val="19"/>
-              </w:rPr>
-              <w:t xml:space="preserve">, </w:t>
-            </w:r>
-            <w:r>
-              <w:rPr>
-                <w:rFonts w:ascii="Consolas" w:hAnsi="Consolas" w:eastAsia="Consolas"/>
-                <w:color w:val="B3261E"/>
-                <w:sz w:val="17"/>
-              </w:rPr>
-              <w:t>incident-blog.yml</w:t>
+              <w:t>incidents.yml</w:t>
             </w:r>
             <w:r>
               <w:rPr>
@@ -3030,7 +3483,7 @@
               <w:t>infra/aws</w:t>
             </w:r>
             <w:r>
-              <w:t xml:space="preserve"> (cluster endpoint, target group ARNs, database endpoint, Cognito issuer) from its state in S3, so nothing is copied by hand.</w:t>
+              <w:t xml:space="preserve"> (cluster endpoint, target groups, database endpoint, the list of services and environments) from its state in S3.</w:t>
             </w:r>
           </w:p>
         </w:tc>
@@ -3055,9 +3508,8 @@
         <w:tblLayout w:type="fixed"/>
       </w:tblPr>
       <w:tblGrid>
-        <w:gridCol w:w="1814"/>
-        <w:gridCol w:w="4195"/>
-        <w:gridCol w:w="3402"/>
+        <w:gridCol w:w="2835"/>
+        <w:gridCol w:w="6577"/>
       </w:tblGrid>
       <w:tr>
         <w:trPr>
@@ -3065,7 +3517,7 @@
         </w:trPr>
         <w:tc>
           <w:tcPr>
-            <w:tcW w:type="dxa" w:w="1814"/>
+            <w:tcW w:type="dxa" w:w="2835"/>
             <w:shd w:val="clear" w:color="auto" w:fill="232F3E"/>
           </w:tcPr>
           <w:p>
@@ -3084,7 +3536,7 @@
         </w:tc>
         <w:tc>
           <w:tcPr>
-            <w:tcW w:type="dxa" w:w="4195"/>
+            <w:tcW w:type="dxa" w:w="6577"/>
             <w:shd w:val="clear" w:color="auto" w:fill="232F3E"/>
           </w:tcPr>
           <w:p>
@@ -3101,30 +3553,11 @@
             </w:r>
           </w:p>
         </w:tc>
-        <w:tc>
-          <w:tcPr>
-            <w:tcW w:type="dxa" w:w="3402"/>
-            <w:shd w:val="clear" w:color="auto" w:fill="232F3E"/>
-          </w:tcPr>
-          <w:p>
-            <w:pPr>
-              <w:spacing w:after="40"/>
-            </w:pPr>
-            <w:r>
-              <w:rPr>
-                <w:b/>
-                <w:color w:val="FFFFFF"/>
-                <w:sz w:val="19"/>
-              </w:rPr>
-              <w:t>Pipeline (runs only when its folder changes)</w:t>
-            </w:r>
-          </w:p>
-        </w:tc>
       </w:tr>
       <w:tr>
         <w:tc>
           <w:tcPr>
-            <w:tcW w:type="dxa" w:w="1814"/>
+            <w:tcW w:type="dxa" w:w="2835"/>
           </w:tcPr>
           <w:p>
             <w:pPr>
@@ -3136,13 +3569,13 @@
                 <w:color w:val="B3261E"/>
                 <w:sz w:val="17"/>
               </w:rPr>
-              <w:t>app/</w:t>
-            </w:r>
-          </w:p>
-        </w:tc>
-        <w:tc>
-          <w:tcPr>
-            <w:tcW w:type="dxa" w:w="4195"/>
+              <w:t>app/&lt;service&gt;/</w:t>
+            </w:r>
+          </w:p>
+        </w:tc>
+        <w:tc>
+          <w:tcPr>
+            <w:tcW w:type="dxa" w:w="6577"/>
           </w:tcPr>
           <w:p>
             <w:pPr>
@@ -3154,7 +3587,7 @@
                 <w:color w:val="B3261E"/>
                 <w:sz w:val="17"/>
               </w:rPr>
-              <w:t>web/</w:t>
+              <w:t>accounts</w:t>
             </w:r>
             <w:r>
               <w:rPr>
@@ -3168,13 +3601,13 @@
                 <w:color w:val="B3261E"/>
                 <w:sz w:val="17"/>
               </w:rPr>
-              <w:t>incident-blog/</w:t>
-            </w:r>
-            <w:r>
-              <w:rPr>
-                <w:sz w:val="19"/>
-              </w:rPr>
-              <w:t xml:space="preserve"> (FastAPI on EKS), </w:t>
+              <w:t>farm</w:t>
+            </w:r>
+            <w:r>
+              <w:rPr>
+                <w:sz w:val="19"/>
+              </w:rPr>
+              <w:t xml:space="preserve">, </w:t>
             </w:r>
             <w:r>
               <w:rPr>
@@ -3182,13 +3615,13 @@
                 <w:color w:val="B3261E"/>
                 <w:sz w:val="17"/>
               </w:rPr>
-              <w:t>mobile-backend/</w:t>
-            </w:r>
-            <w:r>
-              <w:rPr>
-                <w:sz w:val="19"/>
-              </w:rPr>
-              <w:t xml:space="preserve"> (Lambda), </w:t>
+              <w:t>shop</w:t>
+            </w:r>
+            <w:r>
+              <w:rPr>
+                <w:sz w:val="19"/>
+              </w:rPr>
+              <w:t xml:space="preserve">, </w:t>
             </w:r>
             <w:r>
               <w:rPr>
@@ -3196,37 +3629,27 @@
                 <w:color w:val="B3261E"/>
                 <w:sz w:val="17"/>
               </w:rPr>
-              <w:t>dast/</w:t>
-            </w:r>
-            <w:r>
-              <w:rPr>
-                <w:sz w:val="19"/>
-              </w:rPr>
-              <w:t xml:space="preserve"> (OWASP ZAP)</w:t>
-            </w:r>
-          </w:p>
-        </w:tc>
-        <w:tc>
-          <w:tcPr>
-            <w:tcW w:type="dxa" w:w="3402"/>
-          </w:tcPr>
-          <w:p>
-            <w:pPr>
-              <w:spacing w:after="40"/>
-            </w:pPr>
+              <w:t>incidents</w:t>
+            </w:r>
+            <w:r>
+              <w:rPr>
+                <w:sz w:val="19"/>
+              </w:rPr>
+              <w:t xml:space="preserve">: FastAPI services; </w:t>
+            </w:r>
             <w:r>
               <w:rPr>
                 <w:rFonts w:ascii="Consolas" w:hAnsi="Consolas" w:eastAsia="Consolas"/>
                 <w:color w:val="B3261E"/>
                 <w:sz w:val="17"/>
               </w:rPr>
-              <w:t>web.yml</w:t>
-            </w:r>
-            <w:r>
-              <w:rPr>
-                <w:sz w:val="19"/>
-              </w:rPr>
-              <w:t xml:space="preserve">, </w:t>
+              <w:t>app/common/</w:t>
+            </w:r>
+            <w:r>
+              <w:rPr>
+                <w:sz w:val="19"/>
+              </w:rPr>
+              <w:t xml:space="preserve"> the code they share; </w:t>
             </w:r>
             <w:r>
               <w:rPr>
@@ -3234,27 +3657,51 @@
                 <w:color w:val="B3261E"/>
                 <w:sz w:val="17"/>
               </w:rPr>
-              <w:t>incident-blog.yml</w:t>
-            </w:r>
-            <w:r>
-              <w:rPr>
-                <w:sz w:val="19"/>
-              </w:rPr>
-              <w:t xml:space="preserve">, </w:t>
-            </w:r>
+              <w:t>app/Dockerfile</w:t>
+            </w:r>
+            <w:r>
+              <w:rPr>
+                <w:sz w:val="19"/>
+              </w:rPr>
+              <w:t xml:space="preserve"> one image recipe for all</w:t>
+            </w:r>
+          </w:p>
+        </w:tc>
+      </w:tr>
+      <w:tr>
+        <w:tc>
+          <w:tcPr>
+            <w:tcW w:type="dxa" w:w="2835"/>
+            <w:shd w:val="clear" w:color="auto" w:fill="F7F8FA"/>
+          </w:tcPr>
+          <w:p>
+            <w:pPr>
+              <w:spacing w:after="40"/>
+            </w:pPr>
             <w:r>
               <w:rPr>
                 <w:rFonts w:ascii="Consolas" w:hAnsi="Consolas" w:eastAsia="Consolas"/>
                 <w:color w:val="B3261E"/>
                 <w:sz w:val="17"/>
               </w:rPr>
-              <w:t>mobile-backend.yml</w:t>
-            </w:r>
-            <w:r>
-              <w:rPr>
-                <w:sz w:val="19"/>
-              </w:rPr>
-              <w:t xml:space="preserve"> (approval: production)</w:t>
+              <w:t>app/mobile-backend/</w:t>
+            </w:r>
+          </w:p>
+        </w:tc>
+        <w:tc>
+          <w:tcPr>
+            <w:tcW w:type="dxa" w:w="6577"/>
+            <w:shd w:val="clear" w:color="auto" w:fill="F7F8FA"/>
+          </w:tcPr>
+          <w:p>
+            <w:pPr>
+              <w:spacing w:after="40"/>
+            </w:pPr>
+            <w:r>
+              <w:rPr>
+                <w:sz w:val="19"/>
+              </w:rPr>
+              <w:t>the mobile gateway Lambda (standard library only)</w:t>
             </w:r>
           </w:p>
         </w:tc>
@@ -3262,8 +3709,7 @@
       <w:tr>
         <w:tc>
           <w:tcPr>
-            <w:tcW w:type="dxa" w:w="1814"/>
-            <w:shd w:val="clear" w:color="auto" w:fill="F7F8FA"/>
+            <w:tcW w:type="dxa" w:w="2835"/>
           </w:tcPr>
           <w:p>
             <w:pPr>
@@ -3275,30 +3721,31 @@
                 <w:color w:val="B3261E"/>
                 <w:sz w:val="17"/>
               </w:rPr>
-              <w:t>infra/aws/</w:t>
-            </w:r>
-          </w:p>
-        </w:tc>
-        <w:tc>
-          <w:tcPr>
-            <w:tcW w:type="dxa" w:w="4195"/>
-            <w:shd w:val="clear" w:color="auto" w:fill="F7F8FA"/>
-          </w:tcPr>
-          <w:p>
-            <w:pPr>
-              <w:spacing w:after="40"/>
-            </w:pPr>
-            <w:r>
-              <w:rPr>
-                <w:sz w:val="19"/>
-              </w:rPr>
-              <w:t>stack 1: composes the AWS modules</w:t>
-            </w:r>
-          </w:p>
-        </w:tc>
-        <w:tc>
-          <w:tcPr>
-            <w:tcW w:type="dxa" w:w="3402"/>
+              <w:t>app/dast/</w:t>
+            </w:r>
+          </w:p>
+        </w:tc>
+        <w:tc>
+          <w:tcPr>
+            <w:tcW w:type="dxa" w:w="6577"/>
+          </w:tcPr>
+          <w:p>
+            <w:pPr>
+              <w:spacing w:after="40"/>
+            </w:pPr>
+            <w:r>
+              <w:rPr>
+                <w:sz w:val="19"/>
+              </w:rPr>
+              <w:t>OWASP ZAP plans, the gate and the scripts that start a service for the scan</w:t>
+            </w:r>
+          </w:p>
+        </w:tc>
+      </w:tr>
+      <w:tr>
+        <w:tc>
+          <w:tcPr>
+            <w:tcW w:type="dxa" w:w="2835"/>
             <w:shd w:val="clear" w:color="auto" w:fill="F7F8FA"/>
           </w:tcPr>
           <w:p>
@@ -3311,26 +3758,14 @@
                 <w:color w:val="B3261E"/>
                 <w:sz w:val="17"/>
               </w:rPr>
-              <w:t>infra-aws.yml</w:t>
-            </w:r>
-            <w:r>
-              <w:rPr>
-                <w:sz w:val="19"/>
-              </w:rPr>
-              <w:t xml:space="preserve"> (approval: infrastructure)</w:t>
-            </w:r>
-          </w:p>
-        </w:tc>
-      </w:tr>
-      <w:tr>
-        <w:tc>
-          <w:tcPr>
-            <w:tcW w:type="dxa" w:w="1814"/>
-          </w:tcPr>
-          <w:p>
-            <w:pPr>
-              <w:spacing w:after="40"/>
-            </w:pPr>
+              <w:t>infra/aws/</w:t>
+            </w:r>
+            <w:r>
+              <w:rPr>
+                <w:sz w:val="19"/>
+              </w:rPr>
+              <w:t xml:space="preserve">, </w:t>
+            </w:r>
             <w:r>
               <w:rPr>
                 <w:rFonts w:ascii="Consolas" w:hAnsi="Consolas" w:eastAsia="Consolas"/>
@@ -3343,17 +3778,18 @@
         </w:tc>
         <w:tc>
           <w:tcPr>
-            <w:tcW w:type="dxa" w:w="4195"/>
-          </w:tcPr>
-          <w:p>
-            <w:pPr>
-              <w:spacing w:after="40"/>
-            </w:pPr>
-            <w:r>
-              <w:rPr>
-                <w:sz w:val="19"/>
-              </w:rPr>
-              <w:t xml:space="preserve">stack 2: composes the </w:t>
+            <w:tcW w:type="dxa" w:w="6577"/>
+            <w:shd w:val="clear" w:color="auto" w:fill="F7F8FA"/>
+          </w:tcPr>
+          <w:p>
+            <w:pPr>
+              <w:spacing w:after="40"/>
+            </w:pPr>
+            <w:r>
+              <w:rPr>
+                <w:sz w:val="19"/>
+              </w:rPr>
+              <w:t xml:space="preserve">the two Terraform stacks, composed of </w:t>
             </w:r>
             <w:r>
               <w:rPr>
@@ -3361,19 +3797,15 @@
                 <w:color w:val="B3261E"/>
                 <w:sz w:val="17"/>
               </w:rPr>
-              <w:t>k8s-*</w:t>
-            </w:r>
-            <w:r>
-              <w:rPr>
-                <w:sz w:val="19"/>
-              </w:rPr>
-              <w:t xml:space="preserve"> modules</w:t>
-            </w:r>
-          </w:p>
-        </w:tc>
-        <w:tc>
-          <w:tcPr>
-            <w:tcW w:type="dxa" w:w="3402"/>
+              <w:t>infra/modules/*</w:t>
+            </w:r>
+          </w:p>
+        </w:tc>
+      </w:tr>
+      <w:tr>
+        <w:tc>
+          <w:tcPr>
+            <w:tcW w:type="dxa" w:w="2835"/>
           </w:tcPr>
           <w:p>
             <w:pPr>
@@ -3385,13 +3817,23 @@
                 <w:color w:val="B3261E"/>
                 <w:sz w:val="17"/>
               </w:rPr>
-              <w:t>platform.yml</w:t>
-            </w:r>
-            <w:r>
-              <w:rPr>
-                <w:sz w:val="19"/>
-              </w:rPr>
-              <w:t xml:space="preserve"> (approval: infrastructure)</w:t>
+              <w:t>gitops/charts/agripulse-service/</w:t>
+            </w:r>
+          </w:p>
+        </w:tc>
+        <w:tc>
+          <w:tcPr>
+            <w:tcW w:type="dxa" w:w="6577"/>
+          </w:tcPr>
+          <w:p>
+            <w:pPr>
+              <w:spacing w:after="40"/>
+            </w:pPr>
+            <w:r>
+              <w:rPr>
+                <w:sz w:val="19"/>
+              </w:rPr>
+              <w:t>the one Helm chart every service uses</w:t>
             </w:r>
           </w:p>
         </w:tc>
@@ -3399,7 +3841,7 @@
       <w:tr>
         <w:tc>
           <w:tcPr>
-            <w:tcW w:type="dxa" w:w="1814"/>
+            <w:tcW w:type="dxa" w:w="2835"/>
             <w:shd w:val="clear" w:color="auto" w:fill="F7F8FA"/>
           </w:tcPr>
           <w:p>
@@ -3412,38 +3854,32 @@
                 <w:color w:val="B3261E"/>
                 <w:sz w:val="17"/>
               </w:rPr>
-              <w:t>infra/modules/</w:t>
-            </w:r>
-          </w:p>
-        </w:tc>
-        <w:tc>
-          <w:tcPr>
-            <w:tcW w:type="dxa" w:w="4195"/>
+              <w:t>gitops/services/&lt;service&gt;/</w:t>
+            </w:r>
+          </w:p>
+        </w:tc>
+        <w:tc>
+          <w:tcPr>
+            <w:tcW w:type="dxa" w:w="6577"/>
             <w:shd w:val="clear" w:color="auto" w:fill="F7F8FA"/>
           </w:tcPr>
           <w:p>
             <w:pPr>
               <w:spacing w:after="40"/>
             </w:pPr>
-            <w:r>
-              <w:rPr>
-                <w:sz w:val="19"/>
-              </w:rPr>
-              <w:t xml:space="preserve">one folder per module: </w:t>
-            </w:r>
             <w:r>
               <w:rPr>
                 <w:rFonts w:ascii="Consolas" w:hAnsi="Consolas" w:eastAsia="Consolas"/>
                 <w:color w:val="B3261E"/>
                 <w:sz w:val="17"/>
               </w:rPr>
-              <w:t>main.tf</w:t>
-            </w:r>
-            <w:r>
-              <w:rPr>
-                <w:sz w:val="19"/>
-              </w:rPr>
-              <w:t xml:space="preserve">, </w:t>
+              <w:t>values.yaml</w:t>
+            </w:r>
+            <w:r>
+              <w:rPr>
+                <w:sz w:val="19"/>
+              </w:rPr>
+              <w:t xml:space="preserve"> (what the service is), </w:t>
             </w:r>
             <w:r>
               <w:rPr>
@@ -3451,13 +3887,13 @@
                 <w:color w:val="B3261E"/>
                 <w:sz w:val="17"/>
               </w:rPr>
-              <w:t>variables.tf</w:t>
-            </w:r>
-            <w:r>
-              <w:rPr>
-                <w:sz w:val="19"/>
-              </w:rPr>
-              <w:t xml:space="preserve">, </w:t>
+              <w:t>staging.yaml</w:t>
+            </w:r>
+            <w:r>
+              <w:rPr>
+                <w:sz w:val="19"/>
+              </w:rPr>
+              <w:t xml:space="preserve"> and </w:t>
             </w:r>
             <w:r>
               <w:rPr>
@@ -3465,24 +3901,13 @@
                 <w:color w:val="B3261E"/>
                 <w:sz w:val="17"/>
               </w:rPr>
-              <w:t>outputs.tf</w:t>
-            </w:r>
-          </w:p>
-        </w:tc>
-        <w:tc>
-          <w:tcPr>
-            <w:tcW w:type="dxa" w:w="3402"/>
-            <w:shd w:val="clear" w:color="auto" w:fill="F7F8FA"/>
-          </w:tcPr>
-          <w:p>
-            <w:pPr>
-              <w:spacing w:after="40"/>
-            </w:pPr>
-            <w:r>
-              <w:rPr>
-                <w:sz w:val="19"/>
-              </w:rPr>
-              <w:t>the stack that uses it</w:t>
+              <w:t>production.yaml</w:t>
+            </w:r>
+            <w:r>
+              <w:rPr>
+                <w:sz w:val="19"/>
+              </w:rPr>
+              <w:t xml:space="preserve"> (its image there)</w:t>
             </w:r>
           </w:p>
         </w:tc>
@@ -3490,7 +3915,7 @@
       <w:tr>
         <w:tc>
           <w:tcPr>
-            <w:tcW w:type="dxa" w:w="1814"/>
+            <w:tcW w:type="dxa" w:w="2835"/>
           </w:tcPr>
           <w:p>
             <w:pPr>
@@ -3502,39 +3927,23 @@
                 <w:color w:val="B3261E"/>
                 <w:sz w:val="17"/>
               </w:rPr>
-              <w:t>gitops/charts/</w:t>
-            </w:r>
-          </w:p>
-        </w:tc>
-        <w:tc>
-          <w:tcPr>
-            <w:tcW w:type="dxa" w:w="4195"/>
-          </w:tcPr>
-          <w:p>
-            <w:pPr>
-              <w:spacing w:after="40"/>
-            </w:pPr>
-            <w:r>
-              <w:rPr>
-                <w:sz w:val="19"/>
-              </w:rPr>
-              <w:t>Helm charts Argo CD syncs into EKS</w:t>
-            </w:r>
-          </w:p>
-        </w:tc>
-        <w:tc>
-          <w:tcPr>
-            <w:tcW w:type="dxa" w:w="3402"/>
-          </w:tcPr>
-          <w:p>
-            <w:pPr>
-              <w:spacing w:after="40"/>
-            </w:pPr>
-            <w:r>
-              <w:rPr>
-                <w:sz w:val="19"/>
-              </w:rPr>
-              <w:t>the app workflows commit image tags here</w:t>
+              <w:t>.github/</w:t>
+            </w:r>
+          </w:p>
+        </w:tc>
+        <w:tc>
+          <w:tcPr>
+            <w:tcW w:type="dxa" w:w="6577"/>
+          </w:tcPr>
+          <w:p>
+            <w:pPr>
+              <w:spacing w:after="40"/>
+            </w:pPr>
+            <w:r>
+              <w:rPr>
+                <w:sz w:val="19"/>
+              </w:rPr>
+              <w:t>workflows, composite actions, the preflight and AI diagnosis scripts, Dependabot</w:t>
             </w:r>
           </w:p>
         </w:tc>
@@ -3542,7 +3951,7 @@
       <w:tr>
         <w:tc>
           <w:tcPr>
-            <w:tcW w:type="dxa" w:w="1814"/>
+            <w:tcW w:type="dxa" w:w="2835"/>
             <w:shd w:val="clear" w:color="auto" w:fill="F7F8FA"/>
           </w:tcPr>
           <w:p>
@@ -3575,7 +3984,7 @@
         </w:tc>
         <w:tc>
           <w:tcPr>
-            <w:tcW w:type="dxa" w:w="4195"/>
+            <w:tcW w:type="dxa" w:w="6577"/>
             <w:shd w:val="clear" w:color="auto" w:fill="F7F8FA"/>
           </w:tcPr>
           <w:p>
@@ -3587,23 +3996,6 @@
                 <w:sz w:val="19"/>
               </w:rPr>
               <w:t>diagrams (draw.io + PNG) and these guides</w:t>
-            </w:r>
-          </w:p>
-        </w:tc>
-        <w:tc>
-          <w:tcPr>
-            <w:tcW w:type="dxa" w:w="3402"/>
-            <w:shd w:val="clear" w:color="auto" w:fill="F7F8FA"/>
-          </w:tcPr>
-          <w:p>
-            <w:pPr>
-              <w:spacing w:after="40"/>
-            </w:pPr>
-            <w:r>
-              <w:rPr>
-                <w:sz w:val="19"/>
-              </w:rPr>
-              <w:t>none</w:t>
             </w:r>
           </w:p>
         </w:tc>
@@ -3804,7 +4196,7 @@
               <w:rPr>
                 <w:sz w:val="19"/>
               </w:rPr>
-              <w:t>ACM validation and the six DNS names</w:t>
+              <w:t>ACM validation and every host name</w:t>
             </w:r>
           </w:p>
         </w:tc>
@@ -4021,7 +4413,7 @@
               <w:rPr>
                 <w:sz w:val="19"/>
               </w:rPr>
-              <w:t>Anthropic API key (optional)</w:t>
+              <w:t>Slack incoming webhook</w:t>
             </w:r>
           </w:p>
         </w:tc>
@@ -4038,7 +4430,7 @@
               <w:rPr>
                 <w:sz w:val="19"/>
               </w:rPr>
-              <w:t>AI diagnosis of failed workflow runs</w:t>
+              <w:t>Every alert, incident report and AI diagnosis goes there</w:t>
             </w:r>
           </w:p>
         </w:tc>
@@ -4046,6 +4438,56 @@
           <w:tcPr>
             <w:tcW w:type="dxa" w:w="2948"/>
             <w:shd w:val="clear" w:color="auto" w:fill="F7F8FA"/>
+          </w:tcPr>
+          <w:p>
+            <w:pPr>
+              <w:spacing w:after="40"/>
+            </w:pPr>
+            <w:r>
+              <w:rPr>
+                <w:sz w:val="19"/>
+              </w:rPr>
+              <w:t>Slack &gt; Apps &gt; Incoming Webhooks</w:t>
+            </w:r>
+          </w:p>
+        </w:tc>
+      </w:tr>
+      <w:tr>
+        <w:tc>
+          <w:tcPr>
+            <w:tcW w:type="dxa" w:w="3061"/>
+          </w:tcPr>
+          <w:p>
+            <w:pPr>
+              <w:spacing w:after="40"/>
+            </w:pPr>
+            <w:r>
+              <w:rPr>
+                <w:sz w:val="19"/>
+              </w:rPr>
+              <w:t>Anthropic API key (optional)</w:t>
+            </w:r>
+          </w:p>
+        </w:tc>
+        <w:tc>
+          <w:tcPr>
+            <w:tcW w:type="dxa" w:w="3402"/>
+          </w:tcPr>
+          <w:p>
+            <w:pPr>
+              <w:spacing w:after="40"/>
+            </w:pPr>
+            <w:r>
+              <w:rPr>
+                <w:sz w:val="19"/>
+              </w:rPr>
+              <w:t>AI diagnosis of failed pipeline runs</w:t>
+            </w:r>
+          </w:p>
+        </w:tc>
+        <w:tc>
+          <w:tcPr>
+            <w:tcW w:type="dxa" w:w="2948"/>
           </w:tcPr>
           <w:p>
             <w:pPr>
@@ -4117,7 +4559,7 @@
               <w:t>Lambda concurrent executions</w:t>
             </w:r>
             <w:r>
-              <w:t xml:space="preserve"> is often only 10 on a new account: enough to run (it also caps the mobile API at 10 database connections), but request 1,000 before real traffic: </w:t>
+              <w:t xml:space="preserve"> is often only 10 on a new account: enough to start, but request 1,000 before real traffic: </w:t>
             </w:r>
             <w:r>
               <w:rPr>
@@ -4407,25 +4849,32 @@
               </w:rPr>
               <w:t>dns_zone_name</w:t>
             </w:r>
-            <w:r>
-              <w:rPr>
-                <w:sz w:val="19"/>
-              </w:rPr>
-              <w:t xml:space="preserve">, </w:t>
-            </w:r>
+          </w:p>
+        </w:tc>
+        <w:tc>
+          <w:tcPr>
+            <w:tcW w:type="dxa" w:w="2721"/>
+          </w:tcPr>
+          <w:p>
+            <w:pPr>
+              <w:spacing w:after="40"/>
+            </w:pPr>
             <w:r>
               <w:rPr>
                 <w:rFonts w:ascii="Consolas" w:hAnsi="Consolas" w:eastAsia="Consolas"/>
                 <w:color w:val="B3261E"/>
                 <w:sz w:val="17"/>
               </w:rPr>
-              <w:t>subdomains</w:t>
-            </w:r>
-          </w:p>
-        </w:tc>
-        <w:tc>
-          <w:tcPr>
-            <w:tcW w:type="dxa" w:w="2721"/>
+              <w:t>mfon21.space</w:t>
+            </w:r>
+          </w:p>
+        </w:tc>
+      </w:tr>
+      <w:tr>
+        <w:tc>
+          <w:tcPr>
+            <w:tcW w:type="dxa" w:w="2608"/>
+            <w:shd w:val="clear" w:color="auto" w:fill="F7F8FA"/>
           </w:tcPr>
           <w:p>
             <w:pPr>
@@ -4437,21 +4886,13 @@
                 <w:color w:val="B3261E"/>
                 <w:sz w:val="17"/>
               </w:rPr>
-              <w:t>mfon21.space</w:t>
-            </w:r>
-            <w:r>
-              <w:rPr>
-                <w:sz w:val="19"/>
-              </w:rPr>
-              <w:t>; agripulse, incidents, api, media</w:t>
-            </w:r>
-          </w:p>
-        </w:tc>
-      </w:tr>
-      <w:tr>
-        <w:tc>
-          <w:tcPr>
-            <w:tcW w:type="dxa" w:w="2608"/>
+              <w:t>infra/aws/main.tf</w:t>
+            </w:r>
+          </w:p>
+        </w:tc>
+        <w:tc>
+          <w:tcPr>
+            <w:tcW w:type="dxa" w:w="4082"/>
             <w:shd w:val="clear" w:color="auto" w:fill="F7F8FA"/>
           </w:tcPr>
           <w:p>
@@ -4464,73 +4905,96 @@
                 <w:color w:val="B3261E"/>
                 <w:sz w:val="17"/>
               </w:rPr>
-              <w:t>infra/aws/variables.tf</w:t>
-            </w:r>
-          </w:p>
-        </w:tc>
-        <w:tc>
-          <w:tcPr>
-            <w:tcW w:type="dxa" w:w="4082"/>
-            <w:shd w:val="clear" w:color="auto" w:fill="F7F8FA"/>
-          </w:tcPr>
-          <w:p>
-            <w:pPr>
-              <w:spacing w:after="40"/>
-            </w:pPr>
+              <w:t>services</w:t>
+            </w:r>
+            <w:r>
+              <w:rPr>
+                <w:sz w:val="19"/>
+              </w:rPr>
+              <w:t xml:space="preserve">, </w:t>
+            </w:r>
             <w:r>
               <w:rPr>
                 <w:rFonts w:ascii="Consolas" w:hAnsi="Consolas" w:eastAsia="Consolas"/>
                 <w:color w:val="B3261E"/>
                 <w:sz w:val="17"/>
               </w:rPr>
-              <w:t>db_instance_class</w:t>
-            </w:r>
-            <w:r>
-              <w:rPr>
-                <w:sz w:val="19"/>
-              </w:rPr>
-              <w:t xml:space="preserve">, </w:t>
-            </w:r>
+              <w:t>environments</w:t>
+            </w:r>
+            <w:r>
+              <w:rPr>
+                <w:sz w:val="19"/>
+              </w:rPr>
+              <w:t xml:space="preserve"> (every host, database, role and target group follows)</w:t>
+            </w:r>
+          </w:p>
+        </w:tc>
+        <w:tc>
+          <w:tcPr>
+            <w:tcW w:type="dxa" w:w="2721"/>
+            <w:shd w:val="clear" w:color="auto" w:fill="F7F8FA"/>
+          </w:tcPr>
+          <w:p>
+            <w:pPr>
+              <w:spacing w:after="40"/>
+            </w:pPr>
+            <w:r>
+              <w:rPr>
+                <w:sz w:val="19"/>
+              </w:rPr>
+              <w:t>4 services, staging + production</w:t>
+            </w:r>
+          </w:p>
+        </w:tc>
+      </w:tr>
+      <w:tr>
+        <w:tc>
+          <w:tcPr>
+            <w:tcW w:type="dxa" w:w="2608"/>
+          </w:tcPr>
+          <w:p>
+            <w:pPr>
+              <w:spacing w:after="40"/>
+            </w:pPr>
             <w:r>
               <w:rPr>
                 <w:rFonts w:ascii="Consolas" w:hAnsi="Consolas" w:eastAsia="Consolas"/>
                 <w:color w:val="B3261E"/>
                 <w:sz w:val="17"/>
               </w:rPr>
-              <w:t>node_instance_types</w:t>
-            </w:r>
-            <w:r>
-              <w:rPr>
-                <w:sz w:val="19"/>
-              </w:rPr>
-              <w:t xml:space="preserve">, </w:t>
-            </w:r>
+              <w:t>infra/aws/variables.tf</w:t>
+            </w:r>
+          </w:p>
+        </w:tc>
+        <w:tc>
+          <w:tcPr>
+            <w:tcW w:type="dxa" w:w="4082"/>
+          </w:tcPr>
+          <w:p>
+            <w:pPr>
+              <w:spacing w:after="40"/>
+            </w:pPr>
             <w:r>
               <w:rPr>
                 <w:rFonts w:ascii="Consolas" w:hAnsi="Consolas" w:eastAsia="Consolas"/>
                 <w:color w:val="B3261E"/>
                 <w:sz w:val="17"/>
               </w:rPr>
-              <w:t>node_desired</w:t>
-            </w:r>
-          </w:p>
-        </w:tc>
-        <w:tc>
-          <w:tcPr>
-            <w:tcW w:type="dxa" w:w="2721"/>
-            <w:shd w:val="clear" w:color="auto" w:fill="F7F8FA"/>
-          </w:tcPr>
-          <w:p>
-            <w:pPr>
-              <w:spacing w:after="40"/>
-            </w:pPr>
+              <w:t>db_instance_class</w:t>
+            </w:r>
+            <w:r>
+              <w:rPr>
+                <w:sz w:val="19"/>
+              </w:rPr>
+              <w:t xml:space="preserve">, </w:t>
+            </w:r>
             <w:r>
               <w:rPr>
                 <w:rFonts w:ascii="Consolas" w:hAnsi="Consolas" w:eastAsia="Consolas"/>
                 <w:color w:val="B3261E"/>
                 <w:sz w:val="17"/>
               </w:rPr>
-              <w:t>db.t3.micro</w:t>
+              <w:t>node_instance_types</w:t>
             </w:r>
             <w:r>
               <w:rPr>
@@ -4544,21 +5008,13 @@
                 <w:color w:val="B3261E"/>
                 <w:sz w:val="17"/>
               </w:rPr>
-              <w:t>t3.large</w:t>
-            </w:r>
-            <w:r>
-              <w:rPr>
-                <w:sz w:val="19"/>
-              </w:rPr>
-              <w:t>, 3</w:t>
-            </w:r>
-          </w:p>
-        </w:tc>
-      </w:tr>
-      <w:tr>
-        <w:tc>
-          <w:tcPr>
-            <w:tcW w:type="dxa" w:w="2608"/>
+              <w:t>node_desired</w:t>
+            </w:r>
+          </w:p>
+        </w:tc>
+        <w:tc>
+          <w:tcPr>
+            <w:tcW w:type="dxa" w:w="2721"/>
           </w:tcPr>
           <w:p>
             <w:pPr>
@@ -4570,47 +5026,27 @@
                 <w:color w:val="B3261E"/>
                 <w:sz w:val="17"/>
               </w:rPr>
-              <w:t>infra/aws/variables.tf</w:t>
-            </w:r>
-          </w:p>
-        </w:tc>
-        <w:tc>
-          <w:tcPr>
-            <w:tcW w:type="dxa" w:w="4082"/>
-          </w:tcPr>
-          <w:p>
-            <w:pPr>
-              <w:spacing w:after="40"/>
-            </w:pPr>
+              <w:t>db.t3.micro</w:t>
+            </w:r>
+            <w:r>
+              <w:rPr>
+                <w:sz w:val="19"/>
+              </w:rPr>
+              <w:t xml:space="preserve">, </w:t>
+            </w:r>
             <w:r>
               <w:rPr>
                 <w:rFonts w:ascii="Consolas" w:hAnsi="Consolas" w:eastAsia="Consolas"/>
                 <w:color w:val="B3261E"/>
                 <w:sz w:val="17"/>
               </w:rPr>
-              <w:t>cluster_admin_arns</w:t>
-            </w:r>
-            <w:r>
-              <w:rPr>
-                <w:sz w:val="19"/>
-              </w:rPr>
-              <w:t xml:space="preserve"> (your IAM user, for kubectl)</w:t>
-            </w:r>
-          </w:p>
-        </w:tc>
-        <w:tc>
-          <w:tcPr>
-            <w:tcW w:type="dxa" w:w="2721"/>
-          </w:tcPr>
-          <w:p>
-            <w:pPr>
-              <w:spacing w:after="40"/>
-            </w:pPr>
-            <w:r>
-              <w:rPr>
-                <w:sz w:val="19"/>
-              </w:rPr>
-              <w:t>empty</w:t>
+              <w:t>t3.large</w:t>
+            </w:r>
+            <w:r>
+              <w:rPr>
+                <w:sz w:val="19"/>
+              </w:rPr>
+              <w:t>, 3</w:t>
             </w:r>
           </w:p>
         </w:tc>
@@ -4656,7 +5092,7 @@
               <w:rPr>
                 <w:sz w:val="19"/>
               </w:rPr>
-              <w:t xml:space="preserve"> (RDS final snapshot, ALB, Cognito, images, media files)</w:t>
+              <w:t xml:space="preserve"> (RDS final snapshot, ALB, images, media files)</w:t>
             </w:r>
           </w:p>
         </w:tc>
@@ -4695,7 +5131,7 @@
                 <w:color w:val="B3261E"/>
                 <w:sz w:val="17"/>
               </w:rPr>
-              <w:t>infra/platform/variables.tf</w:t>
+              <w:t>gitops/services/farm/values.yaml</w:t>
             </w:r>
           </w:p>
         </w:tc>
@@ -4713,6 +5149,70 @@
                 <w:color w:val="B3261E"/>
                 <w:sz w:val="17"/>
               </w:rPr>
+              <w:t>CURRENCY</w:t>
+            </w:r>
+            <w:r>
+              <w:rPr>
+                <w:sz w:val="19"/>
+              </w:rPr>
+              <w:t xml:space="preserve"> (prices)</w:t>
+            </w:r>
+          </w:p>
+        </w:tc>
+        <w:tc>
+          <w:tcPr>
+            <w:tcW w:type="dxa" w:w="2721"/>
+          </w:tcPr>
+          <w:p>
+            <w:pPr>
+              <w:spacing w:after="40"/>
+            </w:pPr>
+            <w:r>
+              <w:rPr>
+                <w:rFonts w:ascii="Consolas" w:hAnsi="Consolas" w:eastAsia="Consolas"/>
+                <w:color w:val="B3261E"/>
+                <w:sz w:val="17"/>
+              </w:rPr>
+              <w:t>NGN</w:t>
+            </w:r>
+          </w:p>
+        </w:tc>
+      </w:tr>
+      <w:tr>
+        <w:tc>
+          <w:tcPr>
+            <w:tcW w:type="dxa" w:w="2608"/>
+            <w:shd w:val="clear" w:color="auto" w:fill="F7F8FA"/>
+          </w:tcPr>
+          <w:p>
+            <w:pPr>
+              <w:spacing w:after="40"/>
+            </w:pPr>
+            <w:r>
+              <w:rPr>
+                <w:rFonts w:ascii="Consolas" w:hAnsi="Consolas" w:eastAsia="Consolas"/>
+                <w:color w:val="B3261E"/>
+                <w:sz w:val="17"/>
+              </w:rPr>
+              <w:t>infra/platform/variables.tf</w:t>
+            </w:r>
+          </w:p>
+        </w:tc>
+        <w:tc>
+          <w:tcPr>
+            <w:tcW w:type="dxa" w:w="4082"/>
+            <w:shd w:val="clear" w:color="auto" w:fill="F7F8FA"/>
+          </w:tcPr>
+          <w:p>
+            <w:pPr>
+              <w:spacing w:after="40"/>
+            </w:pPr>
+            <w:r>
+              <w:rPr>
+                <w:rFonts w:ascii="Consolas" w:hAnsi="Consolas" w:eastAsia="Consolas"/>
+                <w:color w:val="B3261E"/>
+                <w:sz w:val="17"/>
+              </w:rPr>
               <w:t>enforce_image_signatures</w:t>
             </w:r>
           </w:p>
@@ -4720,6 +5220,7 @@
         <w:tc>
           <w:tcPr>
             <w:tcW w:type="dxa" w:w="2721"/>
+            <w:shd w:val="clear" w:color="auto" w:fill="F7F8FA"/>
           </w:tcPr>
           <w:p>
             <w:pPr>
@@ -5009,75 +5510,9 @@
         <w:t>AdministratorAccess</w:t>
       </w:r>
       <w:r>
-        <w:t>. The trust policy is what limits it: only GitHub's OIDC tokens for this repository can assume it. The EKS module always makes this role a cluster administrator (an access entry), so an apply from a laptop can never lock the pipeline out of the cluster.</w:t>
+        <w:t>. The trust policy is what limits it: only GitHub's OIDC tokens for this repository can assume it. The EKS module always makes this role a cluster administrator, so an apply from a laptop can never lock the pipeline out of the cluster.</w:t>
       </w:r>
     </w:p>
-    <w:tbl>
-      <w:tblPr>
-        <w:tblW w:type="auto" w:w="0"/>
-        <w:tblLook w:firstColumn="1" w:firstRow="1" w:lastColumn="0" w:lastRow="0" w:noHBand="0" w:noVBand="1" w:val="04A0"/>
-      </w:tblPr>
-      <w:tblGrid>
-        <w:gridCol w:w="9412"/>
-      </w:tblGrid>
-      <w:tr>
-        <w:tc>
-          <w:tcPr>
-            <w:tcW w:type="dxa" w:w="9412"/>
-            <w:shd w:val="clear" w:color="auto" w:fill="E3F2FD"/>
-            <w:tcBorders>
-              <w:top w:val="single" w:sz="0" w:space="0" w:color="1565C0"/>
-              <w:left w:val="single" w:sz="28" w:space="0" w:color="1565C0"/>
-              <w:bottom w:val="single" w:sz="0" w:space="0" w:color="1565C0"/>
-              <w:right w:val="single" w:sz="0" w:space="0" w:color="1565C0"/>
-            </w:tcBorders>
-            <w:tcMar>
-              <w:top w:w="90" w:type="dxa"/>
-              <w:bottom w:w="90" w:type="dxa"/>
-              <w:start w:w="180" w:type="dxa"/>
-              <w:end w:w="140" w:type="dxa"/>
-            </w:tcMar>
-          </w:tcPr>
-          <w:p>
-            <w:pPr>
-              <w:spacing w:after="60"/>
-            </w:pPr>
-            <w:r>
-              <w:rPr>
-                <w:b/>
-              </w:rPr>
-              <w:t>Note:</w:t>
-            </w:r>
-            <w:r>
-              <w:t xml:space="preserve"> for a production account, replace </w:t>
-            </w:r>
-            <w:r>
-              <w:rPr>
-                <w:rFonts w:ascii="Consolas" w:hAnsi="Consolas" w:eastAsia="Consolas"/>
-                <w:color w:val="B3261E"/>
-                <w:sz w:val="19"/>
-              </w:rPr>
-              <w:t>AdministratorAccess</w:t>
-            </w:r>
-            <w:r>
-              <w:t xml:space="preserve"> with a policy scoped to the services in the table above and to </w:t>
-            </w:r>
-            <w:r>
-              <w:rPr>
-                <w:rFonts w:ascii="Consolas" w:hAnsi="Consolas" w:eastAsia="Consolas"/>
-                <w:color w:val="B3261E"/>
-                <w:sz w:val="19"/>
-              </w:rPr>
-              <w:t>agripulse-*</w:t>
-            </w:r>
-            <w:r>
-              <w:t xml:space="preserve"> resource names (marked as an accepted Checkov exception in the code).</w:t>
-            </w:r>
-          </w:p>
-        </w:tc>
-      </w:tr>
-    </w:tbl>
-    <w:p/>
     <w:p>
       <w:r>
         <w:br w:type="page"/>
@@ -5257,7 +5692,7 @@
                 <w:color w:val="B3261E"/>
                 <w:sz w:val="17"/>
               </w:rPr>
-              <w:t>ANTHROPIC_API_KEY</w:t>
+              <w:t>SLACK_WEBHOOK_URL</w:t>
             </w:r>
           </w:p>
         </w:tc>
@@ -5274,7 +5709,7 @@
               <w:rPr>
                 <w:sz w:val="19"/>
               </w:rPr>
-              <w:t>no</w:t>
+              <w:t>yes</w:t>
             </w:r>
           </w:p>
         </w:tc>
@@ -5291,7 +5726,7 @@
               <w:rPr>
                 <w:sz w:val="19"/>
               </w:rPr>
-              <w:t>your Claude API key (</w:t>
+              <w:t>a Slack incoming webhook (</w:t>
             </w:r>
             <w:r>
               <w:rPr>
@@ -5299,13 +5734,13 @@
                 <w:color w:val="B3261E"/>
                 <w:sz w:val="17"/>
               </w:rPr>
-              <w:t>sk-ant-...</w:t>
-            </w:r>
-            <w:r>
-              <w:rPr>
-                <w:sz w:val="19"/>
-              </w:rPr>
-              <w:t>): failed runs get an AI diagnosis</w:t>
+              <w:t>https://hooks.slack.com/...</w:t>
+            </w:r>
+            <w:r>
+              <w:rPr>
+                <w:sz w:val="19"/>
+              </w:rPr>
+              <w:t>): the one alert channel. Alertmanager, the incident blog, EventBridge and the AI diagnosis post there</w:t>
             </w:r>
           </w:p>
         </w:tc>
@@ -5325,7 +5760,7 @@
                 <w:color w:val="B3261E"/>
                 <w:sz w:val="17"/>
               </w:rPr>
-              <w:t>SLACK_WEBHOOK_URL</w:t>
+              <w:t>ANTHROPIC_API_KEY</w:t>
             </w:r>
           </w:p>
         </w:tc>
@@ -5341,7 +5776,7 @@
               <w:rPr>
                 <w:sz w:val="19"/>
               </w:rPr>
-              <w:t>yes</w:t>
+              <w:t>no</w:t>
             </w:r>
           </w:p>
         </w:tc>
@@ -5357,7 +5792,7 @@
               <w:rPr>
                 <w:sz w:val="19"/>
               </w:rPr>
-              <w:t>a Slack incoming webhook (</w:t>
+              <w:t>your Claude API key (</w:t>
             </w:r>
             <w:r>
               <w:rPr>
@@ -5365,13 +5800,13 @@
                 <w:color w:val="B3261E"/>
                 <w:sz w:val="17"/>
               </w:rPr>
-              <w:t>https://hooks.slack.com/...</w:t>
-            </w:r>
-            <w:r>
-              <w:rPr>
-                <w:sz w:val="19"/>
-              </w:rPr>
-              <w:t>): the one alert channel. Alertmanager, EventBridge and the AI diagnosis post there</w:t>
+              <w:t>sk-ant-...</w:t>
+            </w:r>
+            <w:r>
+              <w:rPr>
+                <w:sz w:val="19"/>
+              </w:rPr>
+              <w:t>): failed runs get an AI diagnosis</w:t>
             </w:r>
           </w:p>
         </w:tc>
@@ -5435,112 +5870,221 @@
     <w:p/>
     <w:tbl>
       <w:tblPr>
+        <w:tblStyle w:val="TableGrid"/>
         <w:tblW w:type="auto" w:w="0"/>
+        <w:jc w:val="center"/>
+        <w:tblLayout w:type="fixed"/>
         <w:tblLook w:firstColumn="1" w:firstRow="1" w:lastColumn="0" w:lastRow="0" w:noHBand="0" w:noVBand="1" w:val="04A0"/>
+        <w:tblLayout w:type="fixed"/>
       </w:tblPr>
       <w:tblGrid>
-        <w:gridCol w:w="9412"/>
+        <w:gridCol w:w="2268"/>
+        <w:gridCol w:w="2835"/>
+        <w:gridCol w:w="4309"/>
       </w:tblGrid>
       <w:tr>
-        <w:tc>
-          <w:tcPr>
-            <w:tcW w:type="dxa" w:w="9412"/>
-            <w:shd w:val="clear" w:color="auto" w:fill="E8F5E9"/>
-            <w:tcBorders>
-              <w:top w:val="single" w:sz="0" w:space="0" w:color="2E7D32"/>
-              <w:left w:val="single" w:sz="28" w:space="0" w:color="2E7D32"/>
-              <w:bottom w:val="single" w:sz="0" w:space="0" w:color="2E7D32"/>
-              <w:right w:val="single" w:sz="0" w:space="0" w:color="2E7D32"/>
-            </w:tcBorders>
-            <w:tcMar>
-              <w:top w:w="90" w:type="dxa"/>
-              <w:bottom w:w="90" w:type="dxa"/>
-              <w:start w:w="180" w:type="dxa"/>
-              <w:end w:w="140" w:type="dxa"/>
-            </w:tcMar>
-          </w:tcPr>
-          <w:p>
-            <w:pPr>
-              <w:spacing w:after="60"/>
+        <w:trPr>
+          <w:tblHeader w:val="true"/>
+        </w:trPr>
+        <w:tc>
+          <w:tcPr>
+            <w:tcW w:type="dxa" w:w="2268"/>
+            <w:shd w:val="clear" w:color="auto" w:fill="232F3E"/>
+          </w:tcPr>
+          <w:p>
+            <w:pPr>
+              <w:spacing w:after="40"/>
             </w:pPr>
             <w:r>
               <w:rPr>
                 <w:b/>
-              </w:rPr>
-              <w:t>Where the Claude key goes:</w:t>
-            </w:r>
-            <w:r>
-              <w:t xml:space="preserve"> the repository secret </w:t>
-            </w:r>
+                <w:color w:val="FFFFFF"/>
+                <w:sz w:val="19"/>
+              </w:rPr>
+              <w:t>Variable (*Variables* tab)</w:t>
+            </w:r>
+          </w:p>
+        </w:tc>
+        <w:tc>
+          <w:tcPr>
+            <w:tcW w:type="dxa" w:w="2835"/>
+            <w:shd w:val="clear" w:color="auto" w:fill="232F3E"/>
+          </w:tcPr>
+          <w:p>
+            <w:pPr>
+              <w:spacing w:after="40"/>
+            </w:pPr>
+            <w:r>
+              <w:rPr>
+                <w:b/>
+                <w:color w:val="FFFFFF"/>
+                <w:sz w:val="19"/>
+              </w:rPr>
+              <w:t>Example</w:t>
+            </w:r>
+          </w:p>
+        </w:tc>
+        <w:tc>
+          <w:tcPr>
+            <w:tcW w:type="dxa" w:w="4309"/>
+            <w:shd w:val="clear" w:color="auto" w:fill="232F3E"/>
+          </w:tcPr>
+          <w:p>
+            <w:pPr>
+              <w:spacing w:after="40"/>
+            </w:pPr>
+            <w:r>
+              <w:rPr>
+                <w:b/>
+                <w:color w:val="FFFFFF"/>
+                <w:sz w:val="19"/>
+              </w:rPr>
+              <w:t>What it does</w:t>
+            </w:r>
+          </w:p>
+        </w:tc>
+      </w:tr>
+      <w:tr>
+        <w:tc>
+          <w:tcPr>
+            <w:tcW w:type="dxa" w:w="2268"/>
+          </w:tcPr>
+          <w:p>
+            <w:pPr>
+              <w:spacing w:after="40"/>
+            </w:pPr>
             <w:r>
               <w:rPr>
                 <w:rFonts w:ascii="Consolas" w:hAnsi="Consolas" w:eastAsia="Consolas"/>
                 <w:color w:val="B3261E"/>
-                <w:sz w:val="19"/>
-              </w:rPr>
-              <w:t>ANTHROPIC_API_KEY</w:t>
-            </w:r>
-            <w:r>
-              <w:t xml:space="preserve">, and nowhere else. When a workflow run fails, its </w:t>
-            </w:r>
+                <w:sz w:val="17"/>
+              </w:rPr>
+              <w:t>CLUSTER_ADMIN_ARNS</w:t>
+            </w:r>
+          </w:p>
+        </w:tc>
+        <w:tc>
+          <w:tcPr>
+            <w:tcW w:type="dxa" w:w="2835"/>
+          </w:tcPr>
+          <w:p>
+            <w:pPr>
+              <w:spacing w:after="40"/>
+            </w:pPr>
             <w:r>
               <w:rPr>
                 <w:rFonts w:ascii="Consolas" w:hAnsi="Consolas" w:eastAsia="Consolas"/>
                 <w:color w:val="B3261E"/>
-                <w:sz w:val="19"/>
-              </w:rPr>
-              <w:t>diagnose</w:t>
-            </w:r>
-            <w:r>
-              <w:t xml:space="preserve"> job sends only the redacted tail of the failed jobs' logs (tokens, keys, connection strings and e-mail addresses removed) to Claude and posts the likely cause and fix to Slack and the run's summary page. Without the secret it writes a plain list of the failed steps.</w:t>
+                <w:sz w:val="17"/>
+              </w:rPr>
+              <w:t>["arn:aws:iam::&lt;account&gt;:user/&lt;you&gt;"]</w:t>
+            </w:r>
+          </w:p>
+        </w:tc>
+        <w:tc>
+          <w:tcPr>
+            <w:tcW w:type="dxa" w:w="4309"/>
+          </w:tcPr>
+          <w:p>
+            <w:pPr>
+              <w:spacing w:after="40"/>
+            </w:pPr>
+            <w:r>
+              <w:rPr>
+                <w:sz w:val="19"/>
+              </w:rPr>
+              <w:t xml:space="preserve">IAM users/roles that get cluster admin, so </w:t>
+            </w:r>
+            <w:r>
+              <w:rPr>
+                <w:rFonts w:ascii="Consolas" w:hAnsi="Consolas" w:eastAsia="Consolas"/>
+                <w:color w:val="B3261E"/>
+                <w:sz w:val="17"/>
+              </w:rPr>
+              <w:t>aws eks update-kubeconfig --name agripulse-eks --region eu-west-2</w:t>
+            </w:r>
+            <w:r>
+              <w:rPr>
+                <w:sz w:val="19"/>
+              </w:rPr>
+              <w:t xml:space="preserve"> is all you need for kubectl. Terraform recreates the access with every cluster. For SSO give the role ARN, not the session</w:t>
+            </w:r>
+          </w:p>
+        </w:tc>
+      </w:tr>
+      <w:tr>
+        <w:tc>
+          <w:tcPr>
+            <w:tcW w:type="dxa" w:w="2268"/>
+            <w:shd w:val="clear" w:color="auto" w:fill="F7F8FA"/>
+          </w:tcPr>
+          <w:p>
+            <w:pPr>
+              <w:spacing w:after="40"/>
+            </w:pPr>
+            <w:r>
+              <w:rPr>
+                <w:rFonts w:ascii="Consolas" w:hAnsi="Consolas" w:eastAsia="Consolas"/>
+                <w:color w:val="B3261E"/>
+                <w:sz w:val="17"/>
+              </w:rPr>
+              <w:t>SECURITY_GATES</w:t>
+            </w:r>
+          </w:p>
+        </w:tc>
+        <w:tc>
+          <w:tcPr>
+            <w:tcW w:type="dxa" w:w="2835"/>
+            <w:shd w:val="clear" w:color="auto" w:fill="F7F8FA"/>
+          </w:tcPr>
+          <w:p>
+            <w:pPr>
+              <w:spacing w:after="40"/>
+            </w:pPr>
+            <w:r>
+              <w:rPr>
+                <w:rFonts w:ascii="Consolas" w:hAnsi="Consolas" w:eastAsia="Consolas"/>
+                <w:color w:val="B3261E"/>
+                <w:sz w:val="17"/>
+              </w:rPr>
+              <w:t>enforce</w:t>
+            </w:r>
+          </w:p>
+        </w:tc>
+        <w:tc>
+          <w:tcPr>
+            <w:tcW w:type="dxa" w:w="4309"/>
+            <w:shd w:val="clear" w:color="auto" w:fill="F7F8FA"/>
+          </w:tcPr>
+          <w:p>
+            <w:pPr>
+              <w:spacing w:after="40"/>
+            </w:pPr>
+            <w:r>
+              <w:rPr>
+                <w:sz w:val="19"/>
+              </w:rPr>
+              <w:t xml:space="preserve">Unset: Gitleaks, Semgrep, pip-audit, ZAP and Trivy run and report findings as warnings without failing the run. </w:t>
+            </w:r>
+            <w:r>
+              <w:rPr>
+                <w:rFonts w:ascii="Consolas" w:hAnsi="Consolas" w:eastAsia="Consolas"/>
+                <w:color w:val="B3261E"/>
+                <w:sz w:val="17"/>
+              </w:rPr>
+              <w:t>enforce</w:t>
+            </w:r>
+            <w:r>
+              <w:rPr>
+                <w:sz w:val="19"/>
+              </w:rPr>
+              <w:t>: their findings fail the run</w:t>
             </w:r>
           </w:p>
         </w:tc>
       </w:tr>
     </w:tbl>
     <w:p/>
-    <w:p>
-      <w:r>
-        <w:rPr>
-          <w:b/>
-        </w:rPr>
-        <w:t>Variables</w:t>
-      </w:r>
-      <w:r>
-        <w:t xml:space="preserve"> (same page, </w:t>
-      </w:r>
-      <w:r>
-        <w:rPr>
-          <w:i/>
-        </w:rPr>
-        <w:t>Variables</w:t>
-      </w:r>
-      <w:r>
-        <w:t xml:space="preserve"> tab, optional): </w:t>
-      </w:r>
-      <w:r>
-        <w:rPr>
-          <w:rFonts w:ascii="Consolas" w:hAnsi="Consolas" w:eastAsia="Consolas"/>
-          <w:color w:val="B3261E"/>
-          <w:sz w:val="19"/>
-        </w:rPr>
-        <w:t>PRICE_ADMINS</w:t>
-      </w:r>
-      <w:r>
-        <w:t xml:space="preserve"> = </w:t>
-      </w:r>
-      <w:r>
-        <w:rPr>
-          <w:rFonts w:ascii="Consolas" w:hAnsi="Consolas" w:eastAsia="Consolas"/>
-          <w:color w:val="B3261E"/>
-          <w:sz w:val="19"/>
-        </w:rPr>
-        <w:t>["you@example.com"]</w:t>
-      </w:r>
-      <w:r>
-        <w:t>, the people who may publish market prices in the web app.</w:t>
-      </w:r>
-    </w:p>
     <w:p>
       <w:r>
         <w:rPr>
@@ -5571,7 +6115,29 @@
         <w:t>agripulse-production</w:t>
       </w:r>
       <w:r>
-        <w:t>, each with yourself as a required reviewer. Every apply, deployment and destroy waits for that approval.</w:t>
+        <w:t>, each with yourself as a required reviewer. Every Terraform apply, every production release and every destroy waits for that approval.</w:t>
+      </w:r>
+    </w:p>
+    <w:p>
+      <w:r>
+        <w:rPr>
+          <w:b/>
+        </w:rPr>
+        <w:t>Settings &gt; Code security:</w:t>
+      </w:r>
+      <w:r>
+        <w:t xml:space="preserve"> switch on Dependabot alerts and security updates (</w:t>
+      </w:r>
+      <w:r>
+        <w:rPr>
+          <w:rFonts w:ascii="Consolas" w:hAnsi="Consolas" w:eastAsia="Consolas"/>
+          <w:color w:val="B3261E"/>
+          <w:sz w:val="19"/>
+        </w:rPr>
+        <w:t>.github/dependabot.yml</w:t>
+      </w:r>
+      <w:r>
+        <w:t xml:space="preserve"> keeps the Python locks, base images, actions and providers current with weekly pull requests).</w:t>
       </w:r>
     </w:p>
     <w:p>
@@ -5636,7 +6202,7 @@
     </w:p>
     <w:p>
       <w:r>
-        <w:t>A push starts only the workflows whose folders changed. The first time, run them by hand in this order (</w:t>
+        <w:t>The first time, run the workflows by hand in this order (</w:t>
       </w:r>
       <w:r>
         <w:rPr>
@@ -5659,9 +6225,9 @@
       </w:tblPr>
       <w:tblGrid>
         <w:gridCol w:w="793"/>
-        <w:gridCol w:w="1814"/>
+        <w:gridCol w:w="2268"/>
         <w:gridCol w:w="1474"/>
-        <w:gridCol w:w="5329"/>
+        <w:gridCol w:w="4876"/>
       </w:tblGrid>
       <w:tr>
         <w:trPr>
@@ -5688,7 +6254,7 @@
         </w:tc>
         <w:tc>
           <w:tcPr>
-            <w:tcW w:type="dxa" w:w="1814"/>
+            <w:tcW w:type="dxa" w:w="2268"/>
             <w:shd w:val="clear" w:color="auto" w:fill="232F3E"/>
           </w:tcPr>
           <w:p>
@@ -5726,7 +6292,7 @@
         </w:tc>
         <w:tc>
           <w:tcPr>
-            <w:tcW w:type="dxa" w:w="5329"/>
+            <w:tcW w:type="dxa" w:w="4876"/>
             <w:shd w:val="clear" w:color="auto" w:fill="232F3E"/>
           </w:tcPr>
           <w:p>
@@ -5763,7 +6329,7 @@
         </w:tc>
         <w:tc>
           <w:tcPr>
-            <w:tcW w:type="dxa" w:w="1814"/>
+            <w:tcW w:type="dxa" w:w="2268"/>
           </w:tcPr>
           <w:p>
             <w:pPr>
@@ -5796,17 +6362,17 @@
         </w:tc>
         <w:tc>
           <w:tcPr>
-            <w:tcW w:type="dxa" w:w="5329"/>
-          </w:tcPr>
-          <w:p>
-            <w:pPr>
-              <w:spacing w:after="40"/>
-            </w:pPr>
-            <w:r>
-              <w:rPr>
-                <w:sz w:val="19"/>
-              </w:rPr>
-              <w:t>VPC, EKS, RDS Multi-AZ, ECR, S3, Cognito, API Gateway + Lambda (placeholder), WAF, CloudFront ×3, ALB, DNS, EventBridge -&gt; Slack</w:t>
+            <w:tcW w:type="dxa" w:w="4876"/>
+          </w:tcPr>
+          <w:p>
+            <w:pPr>
+              <w:spacing w:after="40"/>
+            </w:pPr>
+            <w:r>
+              <w:rPr>
+                <w:sz w:val="19"/>
+              </w:rPr>
+              <w:t>VPC, EKS, RDS Multi-AZ, ECR, S3, Secrets, API Gateway + Lambda (placeholder), WAF, CloudFront ×3, ALB with 10 target groups, DNS, EventBridge -&gt; Slack</w:t>
             </w:r>
           </w:p>
         </w:tc>
@@ -5831,7 +6397,7 @@
         </w:tc>
         <w:tc>
           <w:tcPr>
-            <w:tcW w:type="dxa" w:w="1814"/>
+            <w:tcW w:type="dxa" w:w="2268"/>
             <w:shd w:val="clear" w:color="auto" w:fill="F7F8FA"/>
           </w:tcPr>
           <w:p>
@@ -5860,13 +6426,13 @@
               <w:rPr>
                 <w:sz w:val="19"/>
               </w:rPr>
-              <w:t>10-15 min</w:t>
-            </w:r>
-          </w:p>
-        </w:tc>
-        <w:tc>
-          <w:tcPr>
-            <w:tcW w:type="dxa" w:w="5329"/>
+              <w:t>15-20 min</w:t>
+            </w:r>
+          </w:p>
+        </w:tc>
+        <w:tc>
+          <w:tcPr>
+            <w:tcW w:type="dxa" w:w="4876"/>
             <w:shd w:val="clear" w:color="auto" w:fill="F7F8FA"/>
           </w:tcPr>
           <w:p>
@@ -5877,7 +6443,7 @@
               <w:rPr>
                 <w:sz w:val="19"/>
               </w:rPr>
-              <w:t>controllers, Prometheus/Grafana/OpenTelemetry, YACE and the alert rules, Kyverno, Argo CD and the two Applications</w:t>
+              <w:t>controllers, observability and the alert rules, Kyverno, the 8 databases and their users, the 8 namespaces, Argo CD with 8 Applications (waiting for images)</w:t>
             </w:r>
           </w:p>
         </w:tc>
@@ -5901,7 +6467,7 @@
         </w:tc>
         <w:tc>
           <w:tcPr>
-            <w:tcW w:type="dxa" w:w="1814"/>
+            <w:tcW w:type="dxa" w:w="2268"/>
           </w:tcPr>
           <w:p>
             <w:pPr>
@@ -5912,7 +6478,7 @@
                 <w:b/>
                 <w:sz w:val="19"/>
               </w:rPr>
-              <w:t>web</w:t>
+              <w:t>accounts</w:t>
             </w:r>
             <w:r>
               <w:rPr>
@@ -5925,7 +6491,33 @@
                 <w:b/>
                 <w:sz w:val="19"/>
               </w:rPr>
-              <w:t>incident-blog</w:t>
+              <w:t>farm</w:t>
+            </w:r>
+            <w:r>
+              <w:rPr>
+                <w:sz w:val="19"/>
+              </w:rPr>
+              <w:t xml:space="preserve">, </w:t>
+            </w:r>
+            <w:r>
+              <w:rPr>
+                <w:b/>
+                <w:sz w:val="19"/>
+              </w:rPr>
+              <w:t>shop</w:t>
+            </w:r>
+            <w:r>
+              <w:rPr>
+                <w:sz w:val="19"/>
+              </w:rPr>
+              <w:t xml:space="preserve">, </w:t>
+            </w:r>
+            <w:r>
+              <w:rPr>
+                <w:b/>
+                <w:sz w:val="19"/>
+              </w:rPr>
+              <w:t>incidents</w:t>
             </w:r>
           </w:p>
         </w:tc>
@@ -5941,23 +6533,23 @@
               <w:rPr>
                 <w:sz w:val="19"/>
               </w:rPr>
-              <w:t>15-25 min each</w:t>
-            </w:r>
-          </w:p>
-        </w:tc>
-        <w:tc>
-          <w:tcPr>
-            <w:tcW w:type="dxa" w:w="5329"/>
-          </w:tcPr>
-          <w:p>
-            <w:pPr>
-              <w:spacing w:after="40"/>
-            </w:pPr>
-            <w:r>
-              <w:rPr>
-                <w:sz w:val="19"/>
-              </w:rPr>
-              <w:t>images built, scanned, signed, pushed; Argo CD deploys them; the first sync runs the SQL bootstrap Job (databases and users)</w:t>
+              <w:t>20-30 min each</w:t>
+            </w:r>
+          </w:p>
+        </w:tc>
+        <w:tc>
+          <w:tcPr>
+            <w:tcW w:type="dxa" w:w="4876"/>
+          </w:tcPr>
+          <w:p>
+            <w:pPr>
+              <w:spacing w:after="40"/>
+            </w:pPr>
+            <w:r>
+              <w:rPr>
+                <w:sz w:val="19"/>
+              </w:rPr>
+              <w:t>image built, scanned, signed; staging rolled out; approve; production rolled out</w:t>
             </w:r>
           </w:p>
         </w:tc>
@@ -5982,7 +6574,7 @@
         </w:tc>
         <w:tc>
           <w:tcPr>
-            <w:tcW w:type="dxa" w:w="1814"/>
+            <w:tcW w:type="dxa" w:w="2268"/>
             <w:shd w:val="clear" w:color="auto" w:fill="F7F8FA"/>
           </w:tcPr>
           <w:p>
@@ -6017,7 +6609,7 @@
         </w:tc>
         <w:tc>
           <w:tcPr>
-            <w:tcW w:type="dxa" w:w="5329"/>
+            <w:tcW w:type="dxa" w:w="4876"/>
             <w:shd w:val="clear" w:color="auto" w:fill="F7F8FA"/>
           </w:tcPr>
           <w:p>
@@ -6028,7 +6620,51 @@
               <w:rPr>
                 <w:sz w:val="19"/>
               </w:rPr>
-              <w:t>the Lambda package replaces the placeholder through the canary</w:t>
+              <w:t>the gateway Lambda replaces the placeholder through the canary</w:t>
+            </w:r>
+          </w:p>
+        </w:tc>
+      </w:tr>
+    </w:tbl>
+    <w:p/>
+    <w:tbl>
+      <w:tblPr>
+        <w:tblW w:type="auto" w:w="0"/>
+        <w:tblLook w:firstColumn="1" w:firstRow="1" w:lastColumn="0" w:lastRow="0" w:noHBand="0" w:noVBand="1" w:val="04A0"/>
+      </w:tblPr>
+      <w:tblGrid>
+        <w:gridCol w:w="9412"/>
+      </w:tblGrid>
+      <w:tr>
+        <w:tc>
+          <w:tcPr>
+            <w:tcW w:type="dxa" w:w="9412"/>
+            <w:shd w:val="clear" w:color="auto" w:fill="E3F2FD"/>
+            <w:tcBorders>
+              <w:top w:val="single" w:sz="0" w:space="0" w:color="1565C0"/>
+              <w:left w:val="single" w:sz="28" w:space="0" w:color="1565C0"/>
+              <w:bottom w:val="single" w:sz="0" w:space="0" w:color="1565C0"/>
+              <w:right w:val="single" w:sz="0" w:space="0" w:color="1565C0"/>
+            </w:tcBorders>
+            <w:tcMar>
+              <w:top w:w="90" w:type="dxa"/>
+              <w:bottom w:w="90" w:type="dxa"/>
+              <w:start w:w="180" w:type="dxa"/>
+              <w:end w:w="140" w:type="dxa"/>
+            </w:tcMar>
+          </w:tcPr>
+          <w:p>
+            <w:pPr>
+              <w:spacing w:after="60"/>
+            </w:pPr>
+            <w:r>
+              <w:rPr>
+                <w:b/>
+              </w:rPr>
+              <w:t>Note:</w:t>
+            </w:r>
+            <w:r>
+              <w:t xml:space="preserve"> until a service's pipeline has run, its two Argo CD Applications show "No accounts image has been built yet": the chart refuses the placeholder tag instead of starting a sync that could never succeed.</w:t>
             </w:r>
           </w:p>
         </w:tc>
@@ -6065,7 +6701,7 @@
         <w:t>plan</w:t>
       </w:r>
       <w:r>
-        <w:t xml:space="preserve"> runs on every push and pull request; the </w:t>
+        <w:t xml:space="preserve"> (with the preflight, which asks AWS's own APIs whether the apply would succeed) on every push and pull request; </w:t>
       </w:r>
       <w:r>
         <w:rPr>
@@ -6076,7 +6712,7 @@
         <w:t>apply</w:t>
       </w:r>
       <w:r>
-        <w:t xml:space="preserve"> job waits for your approval, then applies exactly the plan you reviewed (it is passed between the jobs as an artifact).</w:t>
+        <w:t xml:space="preserve"> waits for your approval, then applies exactly the plan you reviewed.</w:t>
       </w:r>
     </w:p>
     <w:p>
@@ -6087,10 +6723,10 @@
         <w:rPr>
           <w:b/>
         </w:rPr>
-        <w:t>web / incident-blog:</w:t>
+        <w:t>a service:</w:t>
       </w:r>
       <w:r>
-        <w:t xml:space="preserve"> tests, scans and a ZAP scan; then build, Trivy, push, SBOM, Cosign signature; approval; a commit of the new image tag; the </w:t>
+        <w:t xml:space="preserve"> tests, scans, a ZAP scan of the service started on the runner; build, Trivy, push, SBOM, Cosign signature; commit to </w:t>
       </w:r>
       <w:r>
         <w:rPr>
@@ -6098,10 +6734,21 @@
           <w:color w:val="B3261E"/>
           <w:sz w:val="19"/>
         </w:rPr>
-        <w:t>observe</w:t>
+        <w:t>staging.yaml</w:t>
       </w:r>
       <w:r>
-        <w:t xml:space="preserve"> job waits until the Argo Rollouts canary is Healthy (or fails the run if the analysis aborted it); a ZAP baseline of the public URL.</w:t>
+        <w:t xml:space="preserve">, wait for the staging canary; approval; the same image to </w:t>
+      </w:r>
+      <w:r>
+        <w:rPr>
+          <w:rFonts w:ascii="Consolas" w:hAnsi="Consolas" w:eastAsia="Consolas"/>
+          <w:color w:val="B3261E"/>
+          <w:sz w:val="19"/>
+        </w:rPr>
+        <w:t>production.yaml</w:t>
+      </w:r>
+      <w:r>
+        <w:t>, wait for the production canary; a ZAP baseline of the public URL.</w:t>
       </w:r>
     </w:p>
     <w:p>
@@ -6115,75 +6762,9 @@
         <w:t>mobile-backend:</w:t>
       </w:r>
       <w:r>
-        <w:t xml:space="preserve"> tests, scans, ZAP; the Lambda zip; approval; a new version is published, smoke-tested on </w:t>
-      </w:r>
-      <w:r>
-        <w:rPr>
-          <w:rFonts w:ascii="Consolas" w:hAnsi="Consolas" w:eastAsia="Consolas"/>
-          <w:color w:val="B3261E"/>
-          <w:sz w:val="19"/>
-        </w:rPr>
-        <w:t>/health</w:t>
-      </w:r>
-      <w:r>
-        <w:t>, given 10 % of the traffic for 5 minutes, then 100 % or rolled back.</w:t>
+        <w:t xml:space="preserve"> tests, scans, ZAP; the Lambda zip; approval; a new version is smoke-tested, given 10 % of the traffic for 5 minutes, then 100 % or rolled back.</w:t>
       </w:r>
     </w:p>
-    <w:tbl>
-      <w:tblPr>
-        <w:tblW w:type="auto" w:w="0"/>
-        <w:tblLook w:firstColumn="1" w:firstRow="1" w:lastColumn="0" w:lastRow="0" w:noHBand="0" w:noVBand="1" w:val="04A0"/>
-      </w:tblPr>
-      <w:tblGrid>
-        <w:gridCol w:w="9412"/>
-      </w:tblGrid>
-      <w:tr>
-        <w:tc>
-          <w:tcPr>
-            <w:tcW w:type="dxa" w:w="9412"/>
-            <w:shd w:val="clear" w:color="auto" w:fill="E3F2FD"/>
-            <w:tcBorders>
-              <w:top w:val="single" w:sz="0" w:space="0" w:color="1565C0"/>
-              <w:left w:val="single" w:sz="28" w:space="0" w:color="1565C0"/>
-              <w:bottom w:val="single" w:sz="0" w:space="0" w:color="1565C0"/>
-              <w:right w:val="single" w:sz="0" w:space="0" w:color="1565C0"/>
-            </w:tcBorders>
-            <w:tcMar>
-              <w:top w:w="90" w:type="dxa"/>
-              <w:bottom w:w="90" w:type="dxa"/>
-              <w:start w:w="180" w:type="dxa"/>
-              <w:end w:w="140" w:type="dxa"/>
-            </w:tcMar>
-          </w:tcPr>
-          <w:p>
-            <w:pPr>
-              <w:spacing w:after="60"/>
-            </w:pPr>
-            <w:r>
-              <w:rPr>
-                <w:b/>
-              </w:rPr>
-              <w:t>Note:</w:t>
-            </w:r>
-            <w:r>
-              <w:t xml:space="preserve"> on the very first </w:t>
-            </w:r>
-            <w:r>
-              <w:rPr>
-                <w:rFonts w:ascii="Consolas" w:hAnsi="Consolas" w:eastAsia="Consolas"/>
-                <w:color w:val="B3261E"/>
-                <w:sz w:val="19"/>
-              </w:rPr>
-              <w:t>web</w:t>
-            </w:r>
-            <w:r>
-              <w:t xml:space="preserve"> run the SQL bootstrap Job creates the three databases and their users. If the incident blog synced first, its pods wait (not ready) until that Job has run once; they recover by themselves.</w:t>
-            </w:r>
-          </w:p>
-        </w:tc>
-      </w:tr>
-    </w:tbl>
-    <w:p/>
     <w:p>
       <w:pPr>
         <w:pStyle w:val="Heading2"/>
@@ -6194,7 +6775,7 @@
     </w:p>
     <w:p>
       <w:r>
-        <w:t xml:space="preserve">Staff (web app and incident blog) are invited by an administrator; there is no self sign-up and MFA is required at first sign-in. </w:t>
+        <w:t xml:space="preserve">Anybody can register at </w:t>
       </w:r>
       <w:r>
         <w:rPr>
@@ -6202,10 +6783,37 @@
           <w:color w:val="B3261E"/>
           <w:sz w:val="19"/>
         </w:rPr>
-        <w:t>email_verified=true</w:t>
+        <w:t>https://accounts.mfon21.space/register</w:t>
       </w:r>
       <w:r>
-        <w:t xml:space="preserve"> matters: oauth2-proxy only accepts verified addresses.</w:t>
+        <w:t xml:space="preserve"> as a </w:t>
+      </w:r>
+      <w:r>
+        <w:rPr>
+          <w:b/>
+        </w:rPr>
+        <w:t>buyer</w:t>
+      </w:r>
+      <w:r>
+        <w:t xml:space="preserve"> or a </w:t>
+      </w:r>
+      <w:r>
+        <w:rPr>
+          <w:b/>
+        </w:rPr>
+        <w:t>farmer</w:t>
+      </w:r>
+      <w:r>
+        <w:t xml:space="preserve">. The incident blog needs an </w:t>
+      </w:r>
+      <w:r>
+        <w:rPr>
+          <w:b/>
+        </w:rPr>
+        <w:t>ops</w:t>
+      </w:r>
+      <w:r>
+        <w:t xml:space="preserve"> account, which an operator grants to an existing account:</w:t>
       </w:r>
     </w:p>
     <w:tbl>
@@ -6244,7 +6852,7 @@
                 <w:color w:val="1F2937"/>
                 <w:sz w:val="17"/>
               </w:rPr>
-              <w:t>POOL=$(aws s3 cp s3://mfon21-agripulse-tfstate/eks/aws.tfstate - | jq -r .outputs.staff_user_pool_id.value)</w:t>
+              <w:t>POD=$(kubectl -n accounts-production get pod -l app.kubernetes.io/name=accounts -o name | head -1)</w:t>
             </w:r>
           </w:p>
           <w:p>
@@ -6257,7 +6865,7 @@
                 <w:color w:val="1F2937"/>
                 <w:sz w:val="17"/>
               </w:rPr>
-              <w:t>aws cognito-idp admin-create-user --user-pool-id "$POOL" --username you@example.com \</w:t>
+              <w:t>kubectl -n accounts-production exec "$POD" -- python -m app.admin grant-ops you@example.com</w:t>
             </w:r>
           </w:p>
           <w:p>
@@ -6270,7 +6878,7 @@
                 <w:color w:val="1F2937"/>
                 <w:sz w:val="17"/>
               </w:rPr>
-              <w:t xml:space="preserve">  --user-attributes Name=email,Value=you@example.com Name=email_verified,Value=true</w:t>
+              <w:t># the person signs in again to get a token with the new role</w:t>
             </w:r>
           </w:p>
         </w:tc>
@@ -6280,55 +6888,6 @@
       <w:pPr>
         <w:spacing w:after="40"/>
       </w:pPr>
-    </w:p>
-    <w:p>
-      <w:r>
-        <w:t xml:space="preserve">Farmers sign up through the mobile app (farmers pool). For a test token, create a user in </w:t>
-      </w:r>
-      <w:r>
-        <w:rPr>
-          <w:rFonts w:ascii="Consolas" w:hAnsi="Consolas" w:eastAsia="Consolas"/>
-          <w:color w:val="B3261E"/>
-          <w:sz w:val="19"/>
-        </w:rPr>
-        <w:t>agripulse-farmers</w:t>
-      </w:r>
-      <w:r>
-        <w:t xml:space="preserve">, set a password with </w:t>
-      </w:r>
-      <w:r>
-        <w:rPr>
-          <w:rFonts w:ascii="Consolas" w:hAnsi="Consolas" w:eastAsia="Consolas"/>
-          <w:color w:val="B3261E"/>
-          <w:sz w:val="19"/>
-        </w:rPr>
-        <w:t>admin-set-user-password</w:t>
-      </w:r>
-      <w:r>
-        <w:t xml:space="preserve"> and call </w:t>
-      </w:r>
-      <w:r>
-        <w:rPr>
-          <w:rFonts w:ascii="Consolas" w:hAnsi="Consolas" w:eastAsia="Consolas"/>
-          <w:color w:val="B3261E"/>
-          <w:sz w:val="19"/>
-        </w:rPr>
-        <w:t>initiate-auth</w:t>
-      </w:r>
-      <w:r>
-        <w:t xml:space="preserve"> with the mobile client id (output </w:t>
-      </w:r>
-      <w:r>
-        <w:rPr>
-          <w:rFonts w:ascii="Consolas" w:hAnsi="Consolas" w:eastAsia="Consolas"/>
-          <w:color w:val="B3261E"/>
-          <w:sz w:val="19"/>
-        </w:rPr>
-        <w:t>mobile_client_id</w:t>
-      </w:r>
-      <w:r>
-        <w:t>).</w:t>
-      </w:r>
     </w:p>
     <w:p>
       <w:pPr>
@@ -6374,7 +6933,7 @@
                 <w:color w:val="1F2937"/>
                 <w:sz w:val="17"/>
               </w:rPr>
-              <w:t>curl -s https://api.mfon21.space/health                 # {"status": "ok"}</w:t>
+              <w:t>curl -s https://api.mfon21.space/health                          # {"status": "ok"}</w:t>
             </w:r>
           </w:p>
           <w:p>
@@ -6387,7 +6946,7 @@
                 <w:color w:val="1F2937"/>
                 <w:sz w:val="17"/>
               </w:rPr>
-              <w:t>curl -s -o /dev/null -w '%{http_code}\n' https://api.mfon21.space/fields     # 401 (no Cognito token)</w:t>
+              <w:t>curl -s https://api.mfon21.space/catalog | head -c 200            # [] or the listings (public)</w:t>
             </w:r>
           </w:p>
           <w:p>
@@ -6400,7 +6959,7 @@
                 <w:color w:val="1F2937"/>
                 <w:sz w:val="17"/>
               </w:rPr>
-              <w:t>aws eks update-kubeconfig --region eu-west-2 --name agripulse-eks</w:t>
+              <w:t>curl -s -o /dev/null -w '%{http_code}\n' https://api.mfon21.space/orders   # 401: no token</w:t>
             </w:r>
           </w:p>
           <w:p>
@@ -6413,7 +6972,7 @@
                 <w:color w:val="1F2937"/>
                 <w:sz w:val="17"/>
               </w:rPr>
-              <w:t>kubectl get rollout -n agripulse                        # agripulse-web   Healthy</w:t>
+              <w:t>aws eks update-kubeconfig --region eu-west-2 --name agripulse-eks</w:t>
             </w:r>
           </w:p>
           <w:p>
@@ -6426,7 +6985,20 @@
                 <w:color w:val="1F2937"/>
                 <w:sz w:val="17"/>
               </w:rPr>
-              <w:t>kubectl get pods -A | grep -v Running                   # nothing but the header</w:t>
+              <w:t>kubectl get rollouts -A                                           # 8 rollouts, Healthy</w:t>
+            </w:r>
+          </w:p>
+          <w:p>
+            <w:pPr>
+              <w:spacing w:after="0" w:line="240" w:lineRule="auto"/>
+            </w:pPr>
+            <w:r>
+              <w:rPr>
+                <w:rFonts w:ascii="Consolas" w:hAnsi="Consolas" w:eastAsia="Consolas"/>
+                <w:color w:val="1F2937"/>
+                <w:sz w:val="17"/>
+              </w:rPr>
+              <w:t>kubectl get applications -n argocd                                # 8 Synced / Healthy</w:t>
             </w:r>
           </w:p>
         </w:tc>
@@ -6439,7 +7011,7 @@
     </w:p>
     <w:p>
       <w:r>
-        <w:t xml:space="preserve">Then open </w:t>
+        <w:t xml:space="preserve">Then in a browser: register as a farmer at </w:t>
       </w:r>
       <w:r>
         <w:rPr>
@@ -6447,10 +7019,10 @@
           <w:color w:val="B3261E"/>
           <w:sz w:val="19"/>
         </w:rPr>
-        <w:t>https://agripulse.mfon21.space</w:t>
+        <w:t>https://farm.mfon21.space</w:t>
       </w:r>
       <w:r>
-        <w:t xml:space="preserve"> in a browser: you are sent to the Cognito sign-in page, then to the farm dashboard. Add a farm and a harvest; open </w:t>
+        <w:t xml:space="preserve">, save the farm profile and list something; register as a buyer at </w:t>
       </w:r>
       <w:r>
         <w:rPr>
@@ -6458,10 +7030,19 @@
           <w:color w:val="B3261E"/>
           <w:sz w:val="19"/>
         </w:rPr>
-        <w:t>https://incidents.mfon21.space</w:t>
+        <w:t>https://shop.mfon21.space</w:t>
       </w:r>
       <w:r>
-        <w:t xml:space="preserve"> and declare a test incident.</w:t>
+        <w:t xml:space="preserve"> (another e-mail), put it in the cart and place the order; the farmer sees it under </w:t>
+      </w:r>
+      <w:r>
+        <w:rPr>
+          <w:i/>
+        </w:rPr>
+        <w:t>My sales</w:t>
+      </w:r>
+      <w:r>
+        <w:t xml:space="preserve"> and accepts it.</w:t>
       </w:r>
     </w:p>
     <w:p>
@@ -6518,7 +7099,7 @@
                 <w:color w:val="1F2937"/>
                 <w:sz w:val="17"/>
               </w:rPr>
-              <w:t>curl -s -o /dev/null -w '%{http_code}\n' "https://agripulse.mfon21.space/?id=1%27%20OR%20%271%27=%271"    # 403</w:t>
+              <w:t>curl -s -o /dev/null -w '%{http_code}\n' "https://shop.mfon21.space/?q=1%27%20OR%20%271%27=%271"    # 403</w:t>
             </w:r>
           </w:p>
           <w:p>
@@ -6596,7 +7177,7 @@
                 <w:color w:val="1F2937"/>
                 <w:sz w:val="17"/>
               </w:rPr>
-              <w:t># The API Gateway URL without CloudFront's header: refused by the Lambda</w:t>
+              <w:t># The internal API is not reachable from outside, even with the right path</w:t>
             </w:r>
           </w:p>
           <w:p>
@@ -6609,20 +7190,7 @@
                 <w:color w:val="1F2937"/>
                 <w:sz w:val="17"/>
               </w:rPr>
-              <w:t>API=$(aws apigateway get-rest-apis --query "items[?name=='agripulse-mobile'].id" --output text)</w:t>
-            </w:r>
-          </w:p>
-          <w:p>
-            <w:pPr>
-              <w:spacing w:after="0" w:line="240" w:lineRule="auto"/>
-            </w:pPr>
-            <w:r>
-              <w:rPr>
-                <w:rFonts w:ascii="Consolas" w:hAnsi="Consolas" w:eastAsia="Consolas"/>
-                <w:color w:val="1F2937"/>
-                <w:sz w:val="17"/>
-              </w:rPr>
-              <w:t>curl -s https://$API.execute-api.eu-west-2.amazonaws.com/prod/fields    # 401 (no token), and 403 even with one</w:t>
+              <w:t>curl -s -o /dev/null -w '%{http_code}\n' -X POST https://farm.mfon21.space/internal/listings/1/reserve   # 404</w:t>
             </w:r>
           </w:p>
         </w:tc>
@@ -6633,61 +7201,6 @@
         <w:spacing w:after="40"/>
       </w:pPr>
     </w:p>
-    <w:tbl>
-      <w:tblPr>
-        <w:tblW w:type="auto" w:w="0"/>
-        <w:tblLook w:firstColumn="1" w:firstRow="1" w:lastColumn="0" w:lastRow="0" w:noHBand="0" w:noVBand="1" w:val="04A0"/>
-      </w:tblPr>
-      <w:tblGrid>
-        <w:gridCol w:w="9412"/>
-      </w:tblGrid>
-      <w:tr>
-        <w:tc>
-          <w:tcPr>
-            <w:tcW w:type="dxa" w:w="9412"/>
-            <w:shd w:val="clear" w:color="auto" w:fill="E3F2FD"/>
-            <w:tcBorders>
-              <w:top w:val="single" w:sz="0" w:space="0" w:color="1565C0"/>
-              <w:left w:val="single" w:sz="28" w:space="0" w:color="1565C0"/>
-              <w:bottom w:val="single" w:sz="0" w:space="0" w:color="1565C0"/>
-              <w:right w:val="single" w:sz="0" w:space="0" w:color="1565C0"/>
-            </w:tcBorders>
-            <w:tcMar>
-              <w:top w:w="90" w:type="dxa"/>
-              <w:bottom w:w="90" w:type="dxa"/>
-              <w:start w:w="180" w:type="dxa"/>
-              <w:end w:w="140" w:type="dxa"/>
-            </w:tcMar>
-          </w:tcPr>
-          <w:p>
-            <w:pPr>
-              <w:spacing w:after="60"/>
-            </w:pPr>
-            <w:r>
-              <w:rPr>
-                <w:b/>
-              </w:rPr>
-              <w:t>Why two codes:</w:t>
-            </w:r>
-            <w:r>
-              <w:t xml:space="preserve"> the API Gateway check answers 401 first because the Cognito authorizer runs before the Lambda; with a valid token but without </w:t>
-            </w:r>
-            <w:r>
-              <w:rPr>
-                <w:rFonts w:ascii="Consolas" w:hAnsi="Consolas" w:eastAsia="Consolas"/>
-                <w:color w:val="B3261E"/>
-                <w:sz w:val="19"/>
-              </w:rPr>
-              <w:t>X-Origin-Verify</w:t>
-            </w:r>
-            <w:r>
-              <w:t xml:space="preserve"> the Lambda answers 403.</w:t>
-            </w:r>
-          </w:p>
-        </w:tc>
-      </w:tr>
-    </w:tbl>
-    <w:p/>
     <w:p>
       <w:r>
         <w:br w:type="page"/>
@@ -6819,7 +7332,7 @@
               <w:rPr>
                 <w:sz w:val="19"/>
               </w:rPr>
-              <w:t>, known bad inputs, IP reputation, Bot Control, rate limit per IP, scripted sign-in blocked</w:t>
+              <w:t>, known bad inputs, IP reputation, Bot Control, rate limit per IP, scripted sign-in and registration blocked</w:t>
             </w:r>
           </w:p>
         </w:tc>
@@ -6887,7 +7400,7 @@
               <w:rPr>
                 <w:sz w:val="19"/>
               </w:rPr>
-              <w:t>; the Lambda refuses requests without it</w:t>
+              <w:t>; the mobile Lambda refuses requests without it</w:t>
             </w:r>
           </w:p>
         </w:tc>
@@ -6938,7 +7451,7 @@
               <w:rPr>
                 <w:sz w:val="19"/>
               </w:rPr>
-              <w:t>Identity</w:t>
+              <w:t>Accounts</w:t>
             </w:r>
           </w:p>
         </w:tc>
@@ -6954,33 +7467,39 @@
               <w:rPr>
                 <w:sz w:val="19"/>
               </w:rPr>
-              <w:t xml:space="preserve">Staff: Cognito pool, admin-only sign-up, MFA required; oauth2-proxy in front of both EKS apps. Farmers: Cognito authorizer on every API route but </w:t>
-            </w:r>
+              <w:t>Argon2id password hashes; 5 wrong passwords lock the account for 15 minutes; the same answer and time for a wrong e-mail and a wrong password; tokens signed RS256 per environment, 8 hours; the ops role only by an operator</w:t>
+            </w:r>
+          </w:p>
+        </w:tc>
+        <w:tc>
+          <w:tcPr>
+            <w:tcW w:type="dxa" w:w="1927"/>
+          </w:tcPr>
+          <w:p>
+            <w:pPr>
+              <w:spacing w:after="40"/>
+            </w:pPr>
             <w:r>
               <w:rPr>
                 <w:rFonts w:ascii="Consolas" w:hAnsi="Consolas" w:eastAsia="Consolas"/>
                 <w:color w:val="B3261E"/>
                 <w:sz w:val="17"/>
               </w:rPr>
-              <w:t>/health</w:t>
-            </w:r>
-          </w:p>
-        </w:tc>
-        <w:tc>
-          <w:tcPr>
-            <w:tcW w:type="dxa" w:w="1927"/>
-          </w:tcPr>
-          <w:p>
-            <w:pPr>
-              <w:spacing w:after="40"/>
-            </w:pPr>
+              <w:t>app/accounts</w:t>
+            </w:r>
+            <w:r>
+              <w:rPr>
+                <w:sz w:val="19"/>
+              </w:rPr>
+              <w:t xml:space="preserve">, </w:t>
+            </w:r>
             <w:r>
               <w:rPr>
                 <w:rFonts w:ascii="Consolas" w:hAnsi="Consolas" w:eastAsia="Consolas"/>
                 <w:color w:val="B3261E"/>
                 <w:sz w:val="17"/>
               </w:rPr>
-              <w:t>modules/identity</w:t>
+              <w:t>app/common/agripulse_common/auth.py</w:t>
             </w:r>
           </w:p>
         </w:tc>
@@ -6999,7 +7518,7 @@
               <w:rPr>
                 <w:sz w:val="19"/>
               </w:rPr>
-              <w:t>Application</w:t>
+              <w:t>Services</w:t>
             </w:r>
           </w:p>
         </w:tc>
@@ -7016,7 +7535,7 @@
               <w:rPr>
                 <w:sz w:val="19"/>
               </w:rPr>
-              <w:t>Owner check on every field and observation (OWASP API1); bound SQL parameters; CSRF tokens, CSP, sanitised Markdown; S3 enforces upload type and size</w:t>
+              <w:t>Every route checks the token and the role; a farmer can only see and change their own listings and records, a buyer their own orders (OWASP API1); CSRF tokens on every form; CSP, HSTS; bound SQL parameters only; Pydantic validation; the internal API needs a token AND refuses anything that came through the load balancer</w:t>
             </w:r>
           </w:p>
         </w:tc>
@@ -7069,7 +7588,7 @@
               <w:rPr>
                 <w:sz w:val="19"/>
               </w:rPr>
-              <w:t>Database subnets with no route out; 5432 only from the pods and the Lambda; NetworkPolicies (default deny) in EKS; VPC flow logs</w:t>
+              <w:t>Database subnets with no route out; 5432 only from the cluster; default-deny NetworkPolicies, each service reachable only from the ALB, Prometheus and the namespaces it serves (the shop -&gt; the farm)</w:t>
             </w:r>
           </w:p>
         </w:tc>
@@ -7093,7 +7612,7 @@
               <w:rPr>
                 <w:sz w:val="19"/>
               </w:rPr>
-              <w:t>, charts</w:t>
+              <w:t>, the chart</w:t>
             </w:r>
           </w:p>
         </w:tc>
@@ -7129,106 +7648,106 @@
               <w:rPr>
                 <w:sz w:val="19"/>
               </w:rPr>
-              <w:t>PostgreSQL encrypted, TLS forced and verified (</w:t>
-            </w:r>
+              <w:t>PostgreSQL encrypted, TLS forced and verified; IAM authentication, one user per service and environment, CONNECT revoked from everybody else; S3 private, GuardDuty-scanned uploads</w:t>
+            </w:r>
+          </w:p>
+        </w:tc>
+        <w:tc>
+          <w:tcPr>
+            <w:tcW w:type="dxa" w:w="1927"/>
+            <w:shd w:val="clear" w:color="auto" w:fill="F7F8FA"/>
+          </w:tcPr>
+          <w:p>
+            <w:pPr>
+              <w:spacing w:after="40"/>
+            </w:pPr>
             <w:r>
               <w:rPr>
                 <w:rFonts w:ascii="Consolas" w:hAnsi="Consolas" w:eastAsia="Consolas"/>
                 <w:color w:val="B3261E"/>
                 <w:sz w:val="17"/>
               </w:rPr>
-              <w:t>verify-full</w:t>
-            </w:r>
-            <w:r>
-              <w:rPr>
-                <w:sz w:val="19"/>
-              </w:rPr>
-              <w:t>); IAM authentication, one user per app, each owning only its database; S3 private, versioned, GuardDuty-scanned</w:t>
-            </w:r>
-          </w:p>
-        </w:tc>
-        <w:tc>
-          <w:tcPr>
-            <w:tcW w:type="dxa" w:w="1927"/>
-            <w:shd w:val="clear" w:color="auto" w:fill="F7F8FA"/>
-          </w:tcPr>
-          <w:p>
-            <w:pPr>
-              <w:spacing w:after="40"/>
-            </w:pPr>
+              <w:t>modules/k8s-database</w:t>
+            </w:r>
+            <w:r>
+              <w:rPr>
+                <w:sz w:val="19"/>
+              </w:rPr>
+              <w:t xml:space="preserve">, </w:t>
+            </w:r>
             <w:r>
               <w:rPr>
                 <w:rFonts w:ascii="Consolas" w:hAnsi="Consolas" w:eastAsia="Consolas"/>
                 <w:color w:val="B3261E"/>
                 <w:sz w:val="17"/>
               </w:rPr>
-              <w:t>modules/database</w:t>
-            </w:r>
-            <w:r>
-              <w:rPr>
-                <w:sz w:val="19"/>
-              </w:rPr>
-              <w:t xml:space="preserve">, </w:t>
-            </w:r>
+              <w:t>modules/storage</w:t>
+            </w:r>
+          </w:p>
+        </w:tc>
+      </w:tr>
+      <w:tr>
+        <w:tc>
+          <w:tcPr>
+            <w:tcW w:type="dxa" w:w="1360"/>
+          </w:tcPr>
+          <w:p>
+            <w:pPr>
+              <w:spacing w:after="40"/>
+            </w:pPr>
+            <w:r>
+              <w:rPr>
+                <w:sz w:val="19"/>
+              </w:rPr>
+              <w:t>Secrets</w:t>
+            </w:r>
+          </w:p>
+        </w:tc>
+        <w:tc>
+          <w:tcPr>
+            <w:tcW w:type="dxa" w:w="6123"/>
+          </w:tcPr>
+          <w:p>
+            <w:pPr>
+              <w:spacing w:after="40"/>
+            </w:pPr>
+            <w:r>
+              <w:rPr>
+                <w:sz w:val="19"/>
+              </w:rPr>
+              <w:t>No AWS keys anywhere (OIDC, Pod Identity); app secrets generated into Secrets Manager per environment; the RDS master password read by one Job's own role, never by Terraform</w:t>
+            </w:r>
+          </w:p>
+        </w:tc>
+        <w:tc>
+          <w:tcPr>
+            <w:tcW w:type="dxa" w:w="1927"/>
+          </w:tcPr>
+          <w:p>
+            <w:pPr>
+              <w:spacing w:after="40"/>
+            </w:pPr>
             <w:r>
               <w:rPr>
                 <w:rFonts w:ascii="Consolas" w:hAnsi="Consolas" w:eastAsia="Consolas"/>
                 <w:color w:val="B3261E"/>
                 <w:sz w:val="17"/>
               </w:rPr>
-              <w:t>modules/storage</w:t>
-            </w:r>
-          </w:p>
-        </w:tc>
-      </w:tr>
-      <w:tr>
-        <w:tc>
-          <w:tcPr>
-            <w:tcW w:type="dxa" w:w="1360"/>
-          </w:tcPr>
-          <w:p>
-            <w:pPr>
-              <w:spacing w:after="40"/>
-            </w:pPr>
-            <w:r>
-              <w:rPr>
-                <w:sz w:val="19"/>
-              </w:rPr>
-              <w:t>Secrets</w:t>
-            </w:r>
-          </w:p>
-        </w:tc>
-        <w:tc>
-          <w:tcPr>
-            <w:tcW w:type="dxa" w:w="6123"/>
-          </w:tcPr>
-          <w:p>
-            <w:pPr>
-              <w:spacing w:after="40"/>
-            </w:pPr>
-            <w:r>
-              <w:rPr>
-                <w:sz w:val="19"/>
-              </w:rPr>
-              <w:t>No AWS keys anywhere (OIDC, Pod Identity, Lambda role); app secrets generated into Secrets Manager; the RDS master password managed by RDS and read by one Job only</w:t>
-            </w:r>
-          </w:p>
-        </w:tc>
-        <w:tc>
-          <w:tcPr>
-            <w:tcW w:type="dxa" w:w="1927"/>
-          </w:tcPr>
-          <w:p>
-            <w:pPr>
-              <w:spacing w:after="40"/>
-            </w:pPr>
+              <w:t>modules/secrets</w:t>
+            </w:r>
+            <w:r>
+              <w:rPr>
+                <w:sz w:val="19"/>
+              </w:rPr>
+              <w:t xml:space="preserve">, </w:t>
+            </w:r>
             <w:r>
               <w:rPr>
                 <w:rFonts w:ascii="Consolas" w:hAnsi="Consolas" w:eastAsia="Consolas"/>
                 <w:color w:val="B3261E"/>
                 <w:sz w:val="17"/>
               </w:rPr>
-              <w:t>modules/secrets</w:t>
+              <w:t>modules/k8s-database</w:t>
             </w:r>
           </w:p>
         </w:tc>
@@ -7247,7 +7766,7 @@
               <w:rPr>
                 <w:sz w:val="19"/>
               </w:rPr>
-              <w:t>Cluster</w:t>
+              <w:t>Supply chain</w:t>
             </w:r>
           </w:p>
         </w:tc>
@@ -7264,7 +7783,7 @@
               <w:rPr>
                 <w:sz w:val="19"/>
               </w:rPr>
-              <w:t xml:space="preserve">IAM access entries only, KMS-encrypted Kubernetes secrets, audit logs, IMDSv2 hop limit 1, Pod Security </w:t>
+              <w:t xml:space="preserve">Hash-locked dependencies, digest-pinned base images, Trivy, SBOM, Cosign signature with a KMS key; Kyverno admits only signed </w:t>
             </w:r>
             <w:r>
               <w:rPr>
@@ -7272,7 +7791,13 @@
                 <w:color w:val="B3261E"/>
                 <w:sz w:val="17"/>
               </w:rPr>
-              <w:t>restricted</w:t>
+              <w:t>agripulse/*</w:t>
+            </w:r>
+            <w:r>
+              <w:rPr>
+                <w:sz w:val="19"/>
+              </w:rPr>
+              <w:t xml:space="preserve"> images; Git names the exact digest that was signed</w:t>
             </w:r>
           </w:p>
         </w:tc>
@@ -7291,41 +7816,13 @@
                 <w:color w:val="B3261E"/>
                 <w:sz w:val="17"/>
               </w:rPr>
-              <w:t>modules/eks</w:t>
-            </w:r>
-          </w:p>
-        </w:tc>
-      </w:tr>
-      <w:tr>
-        <w:tc>
-          <w:tcPr>
-            <w:tcW w:type="dxa" w:w="1360"/>
-          </w:tcPr>
-          <w:p>
-            <w:pPr>
-              <w:spacing w:after="40"/>
-            </w:pPr>
-            <w:r>
-              <w:rPr>
-                <w:sz w:val="19"/>
-              </w:rPr>
-              <w:t>Supply chain</w:t>
-            </w:r>
-          </w:p>
-        </w:tc>
-        <w:tc>
-          <w:tcPr>
-            <w:tcW w:type="dxa" w:w="6123"/>
-          </w:tcPr>
-          <w:p>
-            <w:pPr>
-              <w:spacing w:after="40"/>
-            </w:pPr>
-            <w:r>
-              <w:rPr>
-                <w:sz w:val="19"/>
-              </w:rPr>
-              <w:t xml:space="preserve">Hash-locked dependencies, digest-pinned base images, Trivy, SBOM, Cosign signature with a KMS key; Kyverno admits only signed </w:t>
+              <w:t>modules/registry</w:t>
+            </w:r>
+            <w:r>
+              <w:rPr>
+                <w:sz w:val="19"/>
+              </w:rPr>
+              <w:t xml:space="preserve">, </w:t>
             </w:r>
             <w:r>
               <w:rPr>
@@ -7333,44 +7830,6 @@
                 <w:color w:val="B3261E"/>
                 <w:sz w:val="17"/>
               </w:rPr>
-              <w:t>agripulse/*</w:t>
-            </w:r>
-            <w:r>
-              <w:rPr>
-                <w:sz w:val="19"/>
-              </w:rPr>
-              <w:t xml:space="preserve"> images from ECR</w:t>
-            </w:r>
-          </w:p>
-        </w:tc>
-        <w:tc>
-          <w:tcPr>
-            <w:tcW w:type="dxa" w:w="1927"/>
-          </w:tcPr>
-          <w:p>
-            <w:pPr>
-              <w:spacing w:after="40"/>
-            </w:pPr>
-            <w:r>
-              <w:rPr>
-                <w:rFonts w:ascii="Consolas" w:hAnsi="Consolas" w:eastAsia="Consolas"/>
-                <w:color w:val="B3261E"/>
-                <w:sz w:val="17"/>
-              </w:rPr>
-              <w:t>modules/registry</w:t>
-            </w:r>
-            <w:r>
-              <w:rPr>
-                <w:sz w:val="19"/>
-              </w:rPr>
-              <w:t xml:space="preserve">, </w:t>
-            </w:r>
-            <w:r>
-              <w:rPr>
-                <w:rFonts w:ascii="Consolas" w:hAnsi="Consolas" w:eastAsia="Consolas"/>
-                <w:color w:val="B3261E"/>
-                <w:sz w:val="17"/>
-              </w:rPr>
               <w:t>modules/k8s-policy</w:t>
             </w:r>
           </w:p>
@@ -7380,7 +7839,6 @@
         <w:tc>
           <w:tcPr>
             <w:tcW w:type="dxa" w:w="1360"/>
-            <w:shd w:val="clear" w:color="auto" w:fill="F7F8FA"/>
           </w:tcPr>
           <w:p>
             <w:pPr>
@@ -7397,24 +7855,22 @@
         <w:tc>
           <w:tcPr>
             <w:tcW w:type="dxa" w:w="6123"/>
-            <w:shd w:val="clear" w:color="auto" w:fill="F7F8FA"/>
-          </w:tcPr>
-          <w:p>
-            <w:pPr>
-              <w:spacing w:after="40"/>
-            </w:pPr>
-            <w:r>
-              <w:rPr>
-                <w:sz w:val="19"/>
-              </w:rPr>
-              <w:t>Gitleaks, Semgrep (+ AI-code rules), pip-audit, Checkov, OWASP ZAP; approvals before every apply and production deployment</w:t>
+          </w:tcPr>
+          <w:p>
+            <w:pPr>
+              <w:spacing w:after="40"/>
+            </w:pPr>
+            <w:r>
+              <w:rPr>
+                <w:sz w:val="19"/>
+              </w:rPr>
+              <w:t>Gitleaks, Semgrep (+ rules for AI-written code), pip-audit, Checkov on the rendered chart, OWASP ZAP; the Terraform preflight; approvals before every apply and production release; Dependabot</w:t>
             </w:r>
           </w:p>
         </w:tc>
         <w:tc>
           <w:tcPr>
             <w:tcW w:type="dxa" w:w="1927"/>
-            <w:shd w:val="clear" w:color="auto" w:fill="F7F8FA"/>
           </w:tcPr>
           <w:p>
             <w:pPr>
@@ -7467,7 +7923,7 @@
         <w:t>AWSManagedRulesSQLiRuleSet</w:t>
       </w:r>
       <w:r>
-        <w:t>) inspects query strings, bodies, cookies and paths on all six host names and blocks known patterns before they reach any AWS compute.</w:t>
+        <w:t>) inspects query strings, bodies, cookies and paths on every host name and blocks known patterns before they reach any AWS compute.</w:t>
       </w:r>
     </w:p>
     <w:p>
@@ -7482,7 +7938,7 @@
         <w:rPr>
           <w:b/>
         </w:rPr>
-        <w:t>The apps</w:t>
+        <w:t>The services</w:t>
       </w:r>
       <w:r>
         <w:t xml:space="preserve"> validate every input (Pydantic models, allow-list patterns) and use SQLAlchemy with bound parameters only; ZAP's active SQL injection scan runs against every form and API operation in CI.</w:t>
@@ -7511,10 +7967,10 @@
           <w:color w:val="B3261E"/>
           <w:sz w:val="19"/>
         </w:rPr>
-        <w:t>agripulse_mobile</w:t>
+        <w:t>agripulse_shop_production</w:t>
       </w:r>
       <w:r>
-        <w:t xml:space="preserve"> cannot read </w:t>
+        <w:t xml:space="preserve"> cannot even open </w:t>
       </w:r>
       <w:r>
         <w:rPr>
@@ -7522,10 +7978,50 @@
           <w:color w:val="B3261E"/>
           <w:sz w:val="19"/>
         </w:rPr>
-        <w:t>agripulse</w:t>
+        <w:t>farm_production</w:t>
       </w:r>
       <w:r>
-        <w:t xml:space="preserve"> or </w:t>
+        <w:t>.</w:t>
+      </w:r>
+    </w:p>
+    <w:p>
+      <w:r>
+        <w:br w:type="page"/>
+      </w:r>
+    </w:p>
+    <w:p>
+      <w:pPr>
+        <w:pStyle w:val="Heading1"/>
+      </w:pPr>
+      <w:r>
+        <w:t>AI in this project (AIOps)</w:t>
+      </w:r>
+    </w:p>
+    <w:p>
+      <w:r>
+        <w:t xml:space="preserve">"AIOps" here means letting software, including a large language model, do parts of operations that people would otherwise do by hand: noticing that something is wrong, deciding whether a release is healthy, and explaining a failure. Five pieces do that. Only one uses an AI model; the others are statistics and automation. </w:t>
+      </w:r>
+      <w:r>
+        <w:rPr>
+          <w:b/>
+        </w:rPr>
+        <w:t>None of them can change anything on its own</w:t>
+      </w:r>
+      <w:r>
+        <w:t>: every change to infrastructure or production still needs a person's approval.</w:t>
+      </w:r>
+    </w:p>
+    <w:p>
+      <w:pPr>
+        <w:pStyle w:val="Heading2"/>
+      </w:pPr>
+      <w:r>
+        <w:t>1. Claude explains every failed pipeline run</w:t>
+      </w:r>
+    </w:p>
+    <w:p>
+      <w:r>
+        <w:t xml:space="preserve">Every workflow ends with a </w:t>
       </w:r>
       <w:r>
         <w:rPr>
@@ -7533,10 +8029,488 @@
           <w:color w:val="B3261E"/>
           <w:sz w:val="19"/>
         </w:rPr>
-        <w:t>incidents</w:t>
+        <w:t>diagnose</w:t>
       </w:r>
       <w:r>
-        <w:t>, even if an injection got through.</w:t>
+        <w:t xml:space="preserve"> job that runs only when another job failed (</w:t>
+      </w:r>
+      <w:r>
+        <w:rPr>
+          <w:rFonts w:ascii="Consolas" w:hAnsi="Consolas" w:eastAsia="Consolas"/>
+          <w:color w:val="B3261E"/>
+          <w:sz w:val="19"/>
+        </w:rPr>
+        <w:t>.github/actions/ai-diagnosis</w:t>
+      </w:r>
+      <w:r>
+        <w:t xml:space="preserve">, </w:t>
+      </w:r>
+      <w:r>
+        <w:rPr>
+          <w:rFonts w:ascii="Consolas" w:hAnsi="Consolas" w:eastAsia="Consolas"/>
+          <w:color w:val="B3261E"/>
+          <w:sz w:val="19"/>
+        </w:rPr>
+        <w:t>.github/scripts/ai_failure_summary.py</w:t>
+      </w:r>
+      <w:r>
+        <w:t>).</w:t>
+      </w:r>
+    </w:p>
+    <w:p>
+      <w:pPr>
+        <w:pStyle w:val="ListNumber"/>
+        <w:numPr>
+          <w:ilvl w:val="0"/>
+          <w:numId w:val="16"/>
+        </w:numPr>
+      </w:pPr>
+      <w:r>
+        <w:t>It lists the run's failed jobs and steps, their error annotations and the last 120 lines of each failed job's log (GitHub API, the run's own token).</w:t>
+      </w:r>
+    </w:p>
+    <w:p>
+      <w:pPr>
+        <w:pStyle w:val="ListNumber"/>
+        <w:numPr>
+          <w:ilvl w:val="0"/>
+          <w:numId w:val="16"/>
+        </w:numPr>
+      </w:pPr>
+      <w:r>
+        <w:t xml:space="preserve">It </w:t>
+      </w:r>
+      <w:r>
+        <w:rPr>
+          <w:b/>
+        </w:rPr>
+        <w:t>redacts</w:t>
+      </w:r>
+      <w:r>
+        <w:t xml:space="preserve"> secrets before anything leaves GitHub: tokens, passwords, API keys, AWS keys, JWTs, connection strings and e-mail addresses become </w:t>
+      </w:r>
+      <w:r>
+        <w:rPr>
+          <w:rFonts w:ascii="Consolas" w:hAnsi="Consolas" w:eastAsia="Consolas"/>
+          <w:color w:val="B3261E"/>
+          <w:sz w:val="19"/>
+        </w:rPr>
+        <w:t>[REDACTED]</w:t>
+      </w:r>
+      <w:r>
+        <w:t>.</w:t>
+      </w:r>
+    </w:p>
+    <w:p>
+      <w:pPr>
+        <w:pStyle w:val="ListNumber"/>
+        <w:numPr>
+          <w:ilvl w:val="0"/>
+          <w:numId w:val="16"/>
+        </w:numPr>
+      </w:pPr>
+      <w:r>
+        <w:t xml:space="preserve">It asks Claude (model </w:t>
+      </w:r>
+      <w:r>
+        <w:rPr>
+          <w:rFonts w:ascii="Consolas" w:hAnsi="Consolas" w:eastAsia="Consolas"/>
+          <w:color w:val="B3261E"/>
+          <w:sz w:val="19"/>
+        </w:rPr>
+        <w:t>claude-opus-5-5</w:t>
+      </w:r>
+      <w:r>
+        <w:t xml:space="preserve">, set with </w:t>
+      </w:r>
+      <w:r>
+        <w:rPr>
+          <w:rFonts w:ascii="Consolas" w:hAnsi="Consolas" w:eastAsia="Consolas"/>
+          <w:color w:val="B3261E"/>
+          <w:sz w:val="19"/>
+        </w:rPr>
+        <w:t>AIOPS_MODEL</w:t>
+      </w:r>
+      <w:r>
+        <w:t>) for a structured answer: the failing step, the likely cause, the fix, and how confident it is.</w:t>
+      </w:r>
+    </w:p>
+    <w:p>
+      <w:pPr>
+        <w:pStyle w:val="ListNumber"/>
+        <w:numPr>
+          <w:ilvl w:val="0"/>
+          <w:numId w:val="16"/>
+        </w:numPr>
+      </w:pPr>
+      <w:r>
+        <w:t>It writes the answer on the run's summary page and posts it to Slack.</w:t>
+      </w:r>
+    </w:p>
+    <w:tbl>
+      <w:tblPr>
+        <w:tblStyle w:val="TableGrid"/>
+        <w:tblW w:type="auto" w:w="0"/>
+        <w:jc w:val="center"/>
+        <w:tblLayout w:type="fixed"/>
+        <w:tblLook w:firstColumn="1" w:firstRow="1" w:lastColumn="0" w:lastRow="0" w:noHBand="0" w:noVBand="1" w:val="04A0"/>
+        <w:tblLayout w:type="fixed"/>
+      </w:tblPr>
+      <w:tblGrid>
+        <w:gridCol w:w="4649"/>
+        <w:gridCol w:w="4762"/>
+      </w:tblGrid>
+      <w:tr>
+        <w:trPr>
+          <w:tblHeader w:val="true"/>
+        </w:trPr>
+        <w:tc>
+          <w:tcPr>
+            <w:tcW w:type="dxa" w:w="4649"/>
+            <w:shd w:val="clear" w:color="auto" w:fill="232F3E"/>
+          </w:tcPr>
+          <w:p>
+            <w:pPr>
+              <w:spacing w:after="40"/>
+            </w:pPr>
+            <w:r>
+              <w:rPr>
+                <w:b/>
+                <w:color w:val="FFFFFF"/>
+                <w:sz w:val="19"/>
+              </w:rPr>
+              <w:t>Guardrail</w:t>
+            </w:r>
+          </w:p>
+        </w:tc>
+        <w:tc>
+          <w:tcPr>
+            <w:tcW w:type="dxa" w:w="4762"/>
+            <w:shd w:val="clear" w:color="auto" w:fill="232F3E"/>
+          </w:tcPr>
+          <w:p>
+            <w:pPr>
+              <w:spacing w:after="40"/>
+            </w:pPr>
+            <w:r>
+              <w:rPr>
+                <w:b/>
+                <w:color w:val="FFFFFF"/>
+                <w:sz w:val="19"/>
+              </w:rPr>
+              <w:t>Why</w:t>
+            </w:r>
+          </w:p>
+        </w:tc>
+      </w:tr>
+      <w:tr>
+        <w:tc>
+          <w:tcPr>
+            <w:tcW w:type="dxa" w:w="4649"/>
+          </w:tcPr>
+          <w:p>
+            <w:pPr>
+              <w:spacing w:after="40"/>
+            </w:pPr>
+            <w:r>
+              <w:rPr>
+                <w:sz w:val="19"/>
+              </w:rPr>
+              <w:t xml:space="preserve">Logs are wrapped as data, </w:t>
+            </w:r>
+            <w:r>
+              <w:rPr>
+                <w:rFonts w:ascii="Consolas" w:hAnsi="Consolas" w:eastAsia="Consolas"/>
+                <w:color w:val="B3261E"/>
+                <w:sz w:val="17"/>
+              </w:rPr>
+              <w:t>&lt;</w:t>
+            </w:r>
+            <w:r>
+              <w:rPr>
+                <w:sz w:val="19"/>
+              </w:rPr>
+              <w:t xml:space="preserve"> and </w:t>
+            </w:r>
+            <w:r>
+              <w:rPr>
+                <w:rFonts w:ascii="Consolas" w:hAnsi="Consolas" w:eastAsia="Consolas"/>
+                <w:color w:val="B3261E"/>
+                <w:sz w:val="17"/>
+              </w:rPr>
+              <w:t>&gt;</w:t>
+            </w:r>
+            <w:r>
+              <w:rPr>
+                <w:sz w:val="19"/>
+              </w:rPr>
+              <w:t xml:space="preserve"> escaped, and the answer must fit a fixed schema</w:t>
+            </w:r>
+          </w:p>
+        </w:tc>
+        <w:tc>
+          <w:tcPr>
+            <w:tcW w:type="dxa" w:w="4762"/>
+          </w:tcPr>
+          <w:p>
+            <w:pPr>
+              <w:spacing w:after="40"/>
+            </w:pPr>
+            <w:r>
+              <w:rPr>
+                <w:sz w:val="19"/>
+              </w:rPr>
+              <w:t>A log line could contain text that tries to instruct the model (prompt injection); it is treated as data, and free-form output is rejected</w:t>
+            </w:r>
+          </w:p>
+        </w:tc>
+      </w:tr>
+      <w:tr>
+        <w:tc>
+          <w:tcPr>
+            <w:tcW w:type="dxa" w:w="4649"/>
+            <w:shd w:val="clear" w:color="auto" w:fill="F7F8FA"/>
+          </w:tcPr>
+          <w:p>
+            <w:pPr>
+              <w:spacing w:after="40"/>
+            </w:pPr>
+            <w:r>
+              <w:rPr>
+                <w:sz w:val="19"/>
+              </w:rPr>
+              <w:t>The model has no tools and the job has read-only permissions</w:t>
+            </w:r>
+          </w:p>
+        </w:tc>
+        <w:tc>
+          <w:tcPr>
+            <w:tcW w:type="dxa" w:w="4762"/>
+            <w:shd w:val="clear" w:color="auto" w:fill="F7F8FA"/>
+          </w:tcPr>
+          <w:p>
+            <w:pPr>
+              <w:spacing w:after="40"/>
+            </w:pPr>
+            <w:r>
+              <w:rPr>
+                <w:sz w:val="19"/>
+              </w:rPr>
+              <w:t>It can explain, never act: no commits, no deploys, no cloud access</w:t>
+            </w:r>
+          </w:p>
+        </w:tc>
+      </w:tr>
+      <w:tr>
+        <w:tc>
+          <w:tcPr>
+            <w:tcW w:type="dxa" w:w="4649"/>
+          </w:tcPr>
+          <w:p>
+            <w:pPr>
+              <w:spacing w:after="40"/>
+            </w:pPr>
+            <w:r>
+              <w:rPr>
+                <w:sz w:val="19"/>
+              </w:rPr>
+              <w:t xml:space="preserve">Without </w:t>
+            </w:r>
+            <w:r>
+              <w:rPr>
+                <w:rFonts w:ascii="Consolas" w:hAnsi="Consolas" w:eastAsia="Consolas"/>
+                <w:color w:val="B3261E"/>
+                <w:sz w:val="17"/>
+              </w:rPr>
+              <w:t>ANTHROPIC_API_KEY</w:t>
+            </w:r>
+            <w:r>
+              <w:rPr>
+                <w:sz w:val="19"/>
+              </w:rPr>
+              <w:t>, or if the call fails, a plain list of the failed steps is written</w:t>
+            </w:r>
+          </w:p>
+        </w:tc>
+        <w:tc>
+          <w:tcPr>
+            <w:tcW w:type="dxa" w:w="4762"/>
+          </w:tcPr>
+          <w:p>
+            <w:pPr>
+              <w:spacing w:after="40"/>
+            </w:pPr>
+            <w:r>
+              <w:rPr>
+                <w:sz w:val="19"/>
+              </w:rPr>
+              <w:t>The diagnosis is a help, never a dependency; the job itself never fails the run further</w:t>
+            </w:r>
+          </w:p>
+        </w:tc>
+      </w:tr>
+      <w:tr>
+        <w:tc>
+          <w:tcPr>
+            <w:tcW w:type="dxa" w:w="4649"/>
+            <w:shd w:val="clear" w:color="auto" w:fill="F7F8FA"/>
+          </w:tcPr>
+          <w:p>
+            <w:pPr>
+              <w:spacing w:after="40"/>
+            </w:pPr>
+            <w:r>
+              <w:rPr>
+                <w:sz w:val="19"/>
+              </w:rPr>
+              <w:t>Every answer ends with "AI suggestions can be wrong: verify before acting"</w:t>
+            </w:r>
+          </w:p>
+        </w:tc>
+        <w:tc>
+          <w:tcPr>
+            <w:tcW w:type="dxa" w:w="4762"/>
+            <w:shd w:val="clear" w:color="auto" w:fill="F7F8FA"/>
+          </w:tcPr>
+          <w:p>
+            <w:pPr>
+              <w:spacing w:after="40"/>
+            </w:pPr>
+            <w:r>
+              <w:rPr>
+                <w:sz w:val="19"/>
+              </w:rPr>
+              <w:t>A person decides</w:t>
+            </w:r>
+          </w:p>
+        </w:tc>
+      </w:tr>
+    </w:tbl>
+    <w:p/>
+    <w:tbl>
+      <w:tblPr>
+        <w:tblW w:type="auto" w:w="0"/>
+        <w:tblLook w:firstColumn="1" w:firstRow="1" w:lastColumn="0" w:lastRow="0" w:noHBand="0" w:noVBand="1" w:val="04A0"/>
+      </w:tblPr>
+      <w:tblGrid>
+        <w:gridCol w:w="9412"/>
+      </w:tblGrid>
+      <w:tr>
+        <w:tc>
+          <w:tcPr>
+            <w:tcW w:type="dxa" w:w="9412"/>
+            <w:shd w:val="clear" w:color="auto" w:fill="E8F5E9"/>
+            <w:tcBorders>
+              <w:top w:val="single" w:sz="0" w:space="0" w:color="2E7D32"/>
+              <w:left w:val="single" w:sz="28" w:space="0" w:color="2E7D32"/>
+              <w:bottom w:val="single" w:sz="0" w:space="0" w:color="2E7D32"/>
+              <w:right w:val="single" w:sz="0" w:space="0" w:color="2E7D32"/>
+            </w:tcBorders>
+            <w:tcMar>
+              <w:top w:w="90" w:type="dxa"/>
+              <w:bottom w:w="90" w:type="dxa"/>
+              <w:start w:w="180" w:type="dxa"/>
+              <w:end w:w="140" w:type="dxa"/>
+            </w:tcMar>
+          </w:tcPr>
+          <w:p>
+            <w:pPr>
+              <w:spacing w:after="60"/>
+            </w:pPr>
+            <w:r>
+              <w:rPr>
+                <w:b/>
+              </w:rPr>
+              <w:t>Where the Claude key goes:</w:t>
+            </w:r>
+            <w:r>
+              <w:t xml:space="preserve"> the repository secret </w:t>
+            </w:r>
+            <w:r>
+              <w:rPr>
+                <w:rFonts w:ascii="Consolas" w:hAnsi="Consolas" w:eastAsia="Consolas"/>
+                <w:color w:val="B3261E"/>
+                <w:sz w:val="19"/>
+              </w:rPr>
+              <w:t>ANTHROPIC_API_KEY</w:t>
+            </w:r>
+            <w:r>
+              <w:t>, and nowhere else (not in Terraform, not in the cluster).</w:t>
+            </w:r>
+          </w:p>
+        </w:tc>
+      </w:tr>
+    </w:tbl>
+    <w:p/>
+    <w:p>
+      <w:pPr>
+        <w:pStyle w:val="Heading2"/>
+      </w:pPr>
+      <w:r>
+        <w:t>2. Anomaly detection in the alert rules</w:t>
+      </w:r>
+    </w:p>
+    <w:p>
+      <w:r>
+        <w:t xml:space="preserve">Fixed limits ("error rate above 5 %") catch outages; they miss a service that is slowly getting worse. The anomaly rules compare the last 10 minutes with the same signal over the last </w:t>
+      </w:r>
+      <w:r>
+        <w:rPr>
+          <w:b/>
+        </w:rPr>
+        <w:t>7 days</w:t>
+      </w:r>
+      <w:r>
+        <w:t xml:space="preserve"> and fire when it is above </w:t>
+      </w:r>
+      <w:r>
+        <w:rPr>
+          <w:b/>
+        </w:rPr>
+        <w:t>mean + 3 standard deviations</w:t>
+      </w:r>
+      <w:r>
+        <w:t xml:space="preserve"> (</w:t>
+      </w:r>
+      <w:r>
+        <w:rPr>
+          <w:rFonts w:ascii="Consolas" w:hAnsi="Consolas" w:eastAsia="Consolas"/>
+          <w:color w:val="B3261E"/>
+          <w:sz w:val="19"/>
+        </w:rPr>
+        <w:t>infra/modules/k8s-observability/alerts.tf</w:t>
+      </w:r>
+      <w:r>
+        <w:t>):</w:t>
+      </w:r>
+    </w:p>
+    <w:p>
+      <w:pPr>
+        <w:pStyle w:val="ListBullet"/>
+      </w:pPr>
+      <w:r>
+        <w:t>request latency of every service, from its OpenTelemetry traces (per namespace, so staging and production are judged separately);</w:t>
+      </w:r>
+    </w:p>
+    <w:p>
+      <w:pPr>
+        <w:pStyle w:val="ListBullet"/>
+      </w:pPr>
+      <w:r>
+        <w:t>the ALB's and API Gateway's latency, and traffic drops compared with the same time a week earlier (CloudWatch, through YACE);</w:t>
+      </w:r>
+    </w:p>
+    <w:p>
+      <w:pPr>
+        <w:pStyle w:val="ListBullet"/>
+      </w:pPr>
+      <w:r>
+        <w:t>PostgreSQL CPU.</w:t>
+      </w:r>
+    </w:p>
+    <w:p>
+      <w:r>
+        <w:t>This is statistics, not a neural network; it is how most AIOps platforms detect anomalies, and it explains itself: the alert says what is unusual and compared with what.</w:t>
       </w:r>
     </w:p>
     <w:p>
@@ -7544,30 +8518,56 @@
         <w:pStyle w:val="Heading2"/>
       </w:pPr>
       <w:r>
-        <w:t>DAST with OWASP ZAP</w:t>
+        <w:t>3. Machines decide whether a release continues</w:t>
       </w:r>
     </w:p>
     <w:p>
       <w:r>
-        <w:t xml:space="preserve">Every app pipeline runs a </w:t>
+        <w:t xml:space="preserve">Every release is a canary. Argo Rollouts gives the new version 25 % of the pods, then asks Prometheus for the success rate (at least 99 %) and the p95 latency (at most 0.5 s) of the </w:t>
       </w:r>
       <w:r>
         <w:rPr>
           <w:b/>
         </w:rPr>
-        <w:t>full ZAP scan</w:t>
+        <w:t>new pods only</w:t>
       </w:r>
       <w:r>
-        <w:t xml:space="preserve"> (passive + active) against the app started on the runner (SQLite instead of PostgreSQL, a fixed test user), and after deployment a </w:t>
+        <w:t>; then 50 %, the same check, then 100 %. A failed check aborts the release and scales the new version down: nobody has to be awake. The mobile API's Lambda does the same with a 10 % traffic split and its error count.</w:t>
+      </w:r>
+    </w:p>
+    <w:p>
+      <w:pPr>
+        <w:pStyle w:val="Heading2"/>
+      </w:pPr>
+      <w:r>
+        <w:t>4. Incidents open and report themselves</w:t>
+      </w:r>
+    </w:p>
+    <w:p>
+      <w:r>
+        <w:t xml:space="preserve">Alertmanager sends every alert to Slack. A critical or warning alert of </w:t>
       </w:r>
       <w:r>
         <w:rPr>
           <w:b/>
         </w:rPr>
-        <w:t>baseline scan</w:t>
+        <w:t>production</w:t>
       </w:r>
       <w:r>
-        <w:t xml:space="preserve"> (passive) of the public URL through CloudFront and WAF. Findings at medium or above fail the run unless a reviewed, expiring exception exists in </w:t>
+        <w:t xml:space="preserve"> also opens an incident in the incident blog (one per alert group, deduplicated), and the blog posts an incident report to Slack with a link to its timeline; recovering and closing it is reported too. Staging alerts only go to Slack: they should be fixed, but nobody is woken up for them. AWS events that are not metrics (GuardDuty malware, RDS failover) reach Slack through EventBridge.</w:t>
+      </w:r>
+    </w:p>
+    <w:p>
+      <w:pPr>
+        <w:pStyle w:val="Heading2"/>
+      </w:pPr>
+      <w:r>
+        <w:t>5. Checks for AI-written code</w:t>
+      </w:r>
+    </w:p>
+    <w:p>
+      <w:r>
+        <w:t xml:space="preserve">Code written with AI assistants tends to repeat the same security mistakes. </w:t>
       </w:r>
       <w:r>
         <w:rPr>
@@ -7575,10 +8575,10 @@
           <w:color w:val="B3261E"/>
           <w:sz w:val="19"/>
         </w:rPr>
-        <w:t>app/dast/zap-policy.json</w:t>
+        <w:t>.semgrep/ai-code-rules.yml</w:t>
       </w:r>
       <w:r>
-        <w:t xml:space="preserve">. Reports are attached to each run as the </w:t>
+        <w:t xml:space="preserve"> catches them in every pipeline, and its own tests run first (</w:t>
       </w:r>
       <w:r>
         <w:rPr>
@@ -7586,12 +8586,440 @@
           <w:color w:val="B3261E"/>
           <w:sz w:val="19"/>
         </w:rPr>
-        <w:t>zap-*</w:t>
+        <w:t>semgrep --test</w:t>
       </w:r>
       <w:r>
-        <w:t xml:space="preserve"> artifact.</w:t>
+        <w:t>):</w:t>
       </w:r>
     </w:p>
+    <w:tbl>
+      <w:tblPr>
+        <w:tblStyle w:val="TableGrid"/>
+        <w:tblW w:type="auto" w:w="0"/>
+        <w:jc w:val="center"/>
+        <w:tblLayout w:type="fixed"/>
+        <w:tblLook w:firstColumn="1" w:firstRow="1" w:lastColumn="0" w:lastRow="0" w:noHBand="0" w:noVBand="1" w:val="04A0"/>
+        <w:tblLayout w:type="fixed"/>
+      </w:tblPr>
+      <w:tblGrid>
+        <w:gridCol w:w="4082"/>
+        <w:gridCol w:w="5329"/>
+      </w:tblGrid>
+      <w:tr>
+        <w:trPr>
+          <w:tblHeader w:val="true"/>
+        </w:trPr>
+        <w:tc>
+          <w:tcPr>
+            <w:tcW w:type="dxa" w:w="4082"/>
+            <w:shd w:val="clear" w:color="auto" w:fill="232F3E"/>
+          </w:tcPr>
+          <w:p>
+            <w:pPr>
+              <w:spacing w:after="40"/>
+            </w:pPr>
+            <w:r>
+              <w:rPr>
+                <w:b/>
+                <w:color w:val="FFFFFF"/>
+                <w:sz w:val="19"/>
+              </w:rPr>
+              <w:t>Rule</w:t>
+            </w:r>
+          </w:p>
+        </w:tc>
+        <w:tc>
+          <w:tcPr>
+            <w:tcW w:type="dxa" w:w="5329"/>
+            <w:shd w:val="clear" w:color="auto" w:fill="232F3E"/>
+          </w:tcPr>
+          <w:p>
+            <w:pPr>
+              <w:spacing w:after="40"/>
+            </w:pPr>
+            <w:r>
+              <w:rPr>
+                <w:b/>
+                <w:color w:val="FFFFFF"/>
+                <w:sz w:val="19"/>
+              </w:rPr>
+              <w:t>Catches</w:t>
+            </w:r>
+          </w:p>
+        </w:tc>
+      </w:tr>
+      <w:tr>
+        <w:tc>
+          <w:tcPr>
+            <w:tcW w:type="dxa" w:w="4082"/>
+          </w:tcPr>
+          <w:p>
+            <w:pPr>
+              <w:spacing w:after="40"/>
+            </w:pPr>
+            <w:r>
+              <w:rPr>
+                <w:rFonts w:ascii="Consolas" w:hAnsi="Consolas" w:eastAsia="Consolas"/>
+                <w:color w:val="B3261E"/>
+                <w:sz w:val="17"/>
+              </w:rPr>
+              <w:t>ai-sql-built-with-strings</w:t>
+            </w:r>
+          </w:p>
+        </w:tc>
+        <w:tc>
+          <w:tcPr>
+            <w:tcW w:type="dxa" w:w="5329"/>
+          </w:tcPr>
+          <w:p>
+            <w:pPr>
+              <w:spacing w:after="40"/>
+            </w:pPr>
+            <w:r>
+              <w:rPr>
+                <w:sz w:val="19"/>
+              </w:rPr>
+              <w:t xml:space="preserve">SQL built with f-strings or </w:t>
+            </w:r>
+            <w:r>
+              <w:rPr>
+                <w:rFonts w:ascii="Consolas" w:hAnsi="Consolas" w:eastAsia="Consolas"/>
+                <w:color w:val="B3261E"/>
+                <w:sz w:val="17"/>
+              </w:rPr>
+              <w:t>%</w:t>
+            </w:r>
+            <w:r>
+              <w:rPr>
+                <w:sz w:val="19"/>
+              </w:rPr>
+              <w:t xml:space="preserve"> (injection)</w:t>
+            </w:r>
+          </w:p>
+        </w:tc>
+      </w:tr>
+      <w:tr>
+        <w:tc>
+          <w:tcPr>
+            <w:tcW w:type="dxa" w:w="4082"/>
+            <w:shd w:val="clear" w:color="auto" w:fill="F7F8FA"/>
+          </w:tcPr>
+          <w:p>
+            <w:pPr>
+              <w:spacing w:after="40"/>
+            </w:pPr>
+            <w:r>
+              <w:rPr>
+                <w:rFonts w:ascii="Consolas" w:hAnsi="Consolas" w:eastAsia="Consolas"/>
+                <w:color w:val="B3261E"/>
+                <w:sz w:val="17"/>
+              </w:rPr>
+              <w:t>ai-jwt-signature-not-verified</w:t>
+            </w:r>
+          </w:p>
+        </w:tc>
+        <w:tc>
+          <w:tcPr>
+            <w:tcW w:type="dxa" w:w="5329"/>
+            <w:shd w:val="clear" w:color="auto" w:fill="F7F8FA"/>
+          </w:tcPr>
+          <w:p>
+            <w:pPr>
+              <w:spacing w:after="40"/>
+            </w:pPr>
+            <w:r>
+              <w:rPr>
+                <w:sz w:val="19"/>
+              </w:rPr>
+              <w:t>a token decoded without checking its signature</w:t>
+            </w:r>
+          </w:p>
+        </w:tc>
+      </w:tr>
+      <w:tr>
+        <w:tc>
+          <w:tcPr>
+            <w:tcW w:type="dxa" w:w="4082"/>
+          </w:tcPr>
+          <w:p>
+            <w:pPr>
+              <w:spacing w:after="40"/>
+            </w:pPr>
+            <w:r>
+              <w:rPr>
+                <w:rFonts w:ascii="Consolas" w:hAnsi="Consolas" w:eastAsia="Consolas"/>
+                <w:color w:val="B3261E"/>
+                <w:sz w:val="17"/>
+              </w:rPr>
+              <w:t>ai-secret-compared-with-equals</w:t>
+            </w:r>
+          </w:p>
+        </w:tc>
+        <w:tc>
+          <w:tcPr>
+            <w:tcW w:type="dxa" w:w="5329"/>
+          </w:tcPr>
+          <w:p>
+            <w:pPr>
+              <w:spacing w:after="40"/>
+            </w:pPr>
+            <w:r>
+              <w:rPr>
+                <w:sz w:val="19"/>
+              </w:rPr>
+              <w:t xml:space="preserve">tokens compared with </w:t>
+            </w:r>
+            <w:r>
+              <w:rPr>
+                <w:rFonts w:ascii="Consolas" w:hAnsi="Consolas" w:eastAsia="Consolas"/>
+                <w:color w:val="B3261E"/>
+                <w:sz w:val="17"/>
+              </w:rPr>
+              <w:t>==</w:t>
+            </w:r>
+            <w:r>
+              <w:rPr>
+                <w:sz w:val="19"/>
+              </w:rPr>
+              <w:t xml:space="preserve"> instead of </w:t>
+            </w:r>
+            <w:r>
+              <w:rPr>
+                <w:rFonts w:ascii="Consolas" w:hAnsi="Consolas" w:eastAsia="Consolas"/>
+                <w:color w:val="B3261E"/>
+                <w:sz w:val="17"/>
+              </w:rPr>
+              <w:t>hmac.compare_digest</w:t>
+            </w:r>
+            <w:r>
+              <w:rPr>
+                <w:sz w:val="19"/>
+              </w:rPr>
+              <w:t xml:space="preserve"> (timing attacks)</w:t>
+            </w:r>
+          </w:p>
+        </w:tc>
+      </w:tr>
+      <w:tr>
+        <w:tc>
+          <w:tcPr>
+            <w:tcW w:type="dxa" w:w="4082"/>
+            <w:shd w:val="clear" w:color="auto" w:fill="F7F8FA"/>
+          </w:tcPr>
+          <w:p>
+            <w:pPr>
+              <w:spacing w:after="40"/>
+            </w:pPr>
+            <w:r>
+              <w:rPr>
+                <w:rFonts w:ascii="Consolas" w:hAnsi="Consolas" w:eastAsia="Consolas"/>
+                <w:color w:val="B3261E"/>
+                <w:sz w:val="17"/>
+              </w:rPr>
+              <w:t>ai-hardcoded-secret</w:t>
+            </w:r>
+            <w:r>
+              <w:rPr>
+                <w:sz w:val="19"/>
+              </w:rPr>
+              <w:t xml:space="preserve">, </w:t>
+            </w:r>
+            <w:r>
+              <w:rPr>
+                <w:rFonts w:ascii="Consolas" w:hAnsi="Consolas" w:eastAsia="Consolas"/>
+                <w:color w:val="B3261E"/>
+                <w:sz w:val="17"/>
+              </w:rPr>
+              <w:t>ai-insecure-randomness-for-secrets</w:t>
+            </w:r>
+          </w:p>
+        </w:tc>
+        <w:tc>
+          <w:tcPr>
+            <w:tcW w:type="dxa" w:w="5329"/>
+            <w:shd w:val="clear" w:color="auto" w:fill="F7F8FA"/>
+          </w:tcPr>
+          <w:p>
+            <w:pPr>
+              <w:spacing w:after="40"/>
+            </w:pPr>
+            <w:r>
+              <w:rPr>
+                <w:sz w:val="19"/>
+              </w:rPr>
+              <w:t xml:space="preserve">secrets in code; </w:t>
+            </w:r>
+            <w:r>
+              <w:rPr>
+                <w:rFonts w:ascii="Consolas" w:hAnsi="Consolas" w:eastAsia="Consolas"/>
+                <w:color w:val="B3261E"/>
+                <w:sz w:val="17"/>
+              </w:rPr>
+              <w:t>random</w:t>
+            </w:r>
+            <w:r>
+              <w:rPr>
+                <w:sz w:val="19"/>
+              </w:rPr>
+              <w:t xml:space="preserve"> for tokens</w:t>
+            </w:r>
+          </w:p>
+        </w:tc>
+      </w:tr>
+      <w:tr>
+        <w:tc>
+          <w:tcPr>
+            <w:tcW w:type="dxa" w:w="4082"/>
+          </w:tcPr>
+          <w:p>
+            <w:pPr>
+              <w:spacing w:after="40"/>
+            </w:pPr>
+            <w:r>
+              <w:rPr>
+                <w:rFonts w:ascii="Consolas" w:hAnsi="Consolas" w:eastAsia="Consolas"/>
+                <w:color w:val="B3261E"/>
+                <w:sz w:val="17"/>
+              </w:rPr>
+              <w:t>ai-tls-verification-disabled</w:t>
+            </w:r>
+            <w:r>
+              <w:rPr>
+                <w:sz w:val="19"/>
+              </w:rPr>
+              <w:t xml:space="preserve">, </w:t>
+            </w:r>
+            <w:r>
+              <w:rPr>
+                <w:rFonts w:ascii="Consolas" w:hAnsi="Consolas" w:eastAsia="Consolas"/>
+                <w:color w:val="B3261E"/>
+                <w:sz w:val="17"/>
+              </w:rPr>
+              <w:t>ai-cors-wildcard-with-credentials</w:t>
+            </w:r>
+          </w:p>
+        </w:tc>
+        <w:tc>
+          <w:tcPr>
+            <w:tcW w:type="dxa" w:w="5329"/>
+          </w:tcPr>
+          <w:p>
+            <w:pPr>
+              <w:spacing w:after="40"/>
+            </w:pPr>
+            <w:r>
+              <w:rPr>
+                <w:sz w:val="19"/>
+              </w:rPr>
+              <w:t>turned-off certificate checks; open CORS with cookies</w:t>
+            </w:r>
+          </w:p>
+        </w:tc>
+      </w:tr>
+      <w:tr>
+        <w:tc>
+          <w:tcPr>
+            <w:tcW w:type="dxa" w:w="4082"/>
+            <w:shd w:val="clear" w:color="auto" w:fill="F7F8FA"/>
+          </w:tcPr>
+          <w:p>
+            <w:pPr>
+              <w:spacing w:after="40"/>
+            </w:pPr>
+            <w:r>
+              <w:rPr>
+                <w:rFonts w:ascii="Consolas" w:hAnsi="Consolas" w:eastAsia="Consolas"/>
+                <w:color w:val="B3261E"/>
+                <w:sz w:val="17"/>
+              </w:rPr>
+              <w:t>ai-personal-data-in-logs</w:t>
+            </w:r>
+          </w:p>
+        </w:tc>
+        <w:tc>
+          <w:tcPr>
+            <w:tcW w:type="dxa" w:w="5329"/>
+            <w:shd w:val="clear" w:color="auto" w:fill="F7F8FA"/>
+          </w:tcPr>
+          <w:p>
+            <w:pPr>
+              <w:spacing w:after="40"/>
+            </w:pPr>
+            <w:r>
+              <w:rPr>
+                <w:sz w:val="19"/>
+              </w:rPr>
+              <w:t>farmers' and buyers' names, addresses or phone numbers written to logs</w:t>
+            </w:r>
+          </w:p>
+        </w:tc>
+      </w:tr>
+      <w:tr>
+        <w:tc>
+          <w:tcPr>
+            <w:tcW w:type="dxa" w:w="4082"/>
+          </w:tcPr>
+          <w:p>
+            <w:pPr>
+              <w:spacing w:after="40"/>
+            </w:pPr>
+            <w:r>
+              <w:rPr>
+                <w:rFonts w:ascii="Consolas" w:hAnsi="Consolas" w:eastAsia="Consolas"/>
+                <w:color w:val="B3261E"/>
+                <w:sz w:val="17"/>
+              </w:rPr>
+              <w:t>llm-output-executed</w:t>
+            </w:r>
+            <w:r>
+              <w:rPr>
+                <w:sz w:val="19"/>
+              </w:rPr>
+              <w:t xml:space="preserve">, </w:t>
+            </w:r>
+            <w:r>
+              <w:rPr>
+                <w:rFonts w:ascii="Consolas" w:hAnsi="Consolas" w:eastAsia="Consolas"/>
+                <w:color w:val="B3261E"/>
+                <w:sz w:val="17"/>
+              </w:rPr>
+              <w:t>llm-api-key-in-code</w:t>
+            </w:r>
+          </w:p>
+        </w:tc>
+        <w:tc>
+          <w:tcPr>
+            <w:tcW w:type="dxa" w:w="5329"/>
+          </w:tcPr>
+          <w:p>
+            <w:pPr>
+              <w:spacing w:after="40"/>
+            </w:pPr>
+            <w:r>
+              <w:rPr>
+                <w:sz w:val="19"/>
+              </w:rPr>
+              <w:t xml:space="preserve">model output reaching a shell or </w:t>
+            </w:r>
+            <w:r>
+              <w:rPr>
+                <w:rFonts w:ascii="Consolas" w:hAnsi="Consolas" w:eastAsia="Consolas"/>
+                <w:color w:val="B3261E"/>
+                <w:sz w:val="17"/>
+              </w:rPr>
+              <w:t>eval</w:t>
+            </w:r>
+            <w:r>
+              <w:rPr>
+                <w:sz w:val="19"/>
+              </w:rPr>
+              <w:t>; an API key in the source</w:t>
+            </w:r>
+          </w:p>
+        </w:tc>
+      </w:tr>
+    </w:tbl>
+    <w:p/>
     <w:p>
       <w:r>
         <w:br w:type="page"/>
@@ -7610,7 +9038,7 @@
         <w:pStyle w:val="Heading2"/>
       </w:pPr>
       <w:r>
-        <w:t>Deploying changes</w:t>
+        <w:t>Releasing a change</w:t>
       </w:r>
     </w:p>
     <w:tbl>
@@ -7704,7 +9132,7 @@
                 <w:color w:val="B3261E"/>
                 <w:sz w:val="17"/>
               </w:rPr>
-              <w:t>app/web/**</w:t>
+              <w:t>app/&lt;service&gt;/**</w:t>
             </w:r>
             <w:r>
               <w:rPr>
@@ -7718,90 +9146,43 @@
                 <w:color w:val="B3261E"/>
                 <w:sz w:val="17"/>
               </w:rPr>
-              <w:t>gitops/charts/agripulse-web/**</w:t>
-            </w:r>
-          </w:p>
-        </w:tc>
-        <w:tc>
-          <w:tcPr>
-            <w:tcW w:type="dxa" w:w="3175"/>
-          </w:tcPr>
-          <w:p>
-            <w:pPr>
-              <w:spacing w:after="40"/>
-            </w:pPr>
-            <w:r>
-              <w:rPr>
-                <w:sz w:val="19"/>
-              </w:rPr>
-              <w:t>web</w:t>
-            </w:r>
-          </w:p>
-        </w:tc>
-        <w:tc>
-          <w:tcPr>
-            <w:tcW w:type="dxa" w:w="2268"/>
-          </w:tcPr>
-          <w:p>
-            <w:pPr>
-              <w:spacing w:after="40"/>
-            </w:pPr>
-            <w:r>
-              <w:rPr>
-                <w:sz w:val="19"/>
-              </w:rPr>
-              <w:t>production</w:t>
-            </w:r>
-          </w:p>
-        </w:tc>
-      </w:tr>
-      <w:tr>
-        <w:tc>
-          <w:tcPr>
-            <w:tcW w:type="dxa" w:w="3969"/>
-            <w:shd w:val="clear" w:color="auto" w:fill="F7F8FA"/>
-          </w:tcPr>
-          <w:p>
-            <w:pPr>
-              <w:spacing w:after="40"/>
-            </w:pPr>
+              <w:t>app/common/**</w:t>
+            </w:r>
+            <w:r>
+              <w:rPr>
+                <w:sz w:val="19"/>
+              </w:rPr>
+              <w:t xml:space="preserve">, the chart, </w:t>
+            </w:r>
             <w:r>
               <w:rPr>
                 <w:rFonts w:ascii="Consolas" w:hAnsi="Consolas" w:eastAsia="Consolas"/>
                 <w:color w:val="B3261E"/>
                 <w:sz w:val="17"/>
               </w:rPr>
-              <w:t>app/incident-blog/**</w:t>
-            </w:r>
-            <w:r>
-              <w:rPr>
-                <w:sz w:val="19"/>
-              </w:rPr>
-              <w:t>, its chart</w:t>
+              <w:t>gitops/services/&lt;service&gt;/values.yaml</w:t>
             </w:r>
           </w:p>
         </w:tc>
         <w:tc>
           <w:tcPr>
             <w:tcW w:type="dxa" w:w="3175"/>
-            <w:shd w:val="clear" w:color="auto" w:fill="F7F8FA"/>
-          </w:tcPr>
-          <w:p>
-            <w:pPr>
-              <w:spacing w:after="40"/>
-            </w:pPr>
-            <w:r>
-              <w:rPr>
-                <w:sz w:val="19"/>
-              </w:rPr>
-              <w:t>incident-blog</w:t>
+          </w:tcPr>
+          <w:p>
+            <w:pPr>
+              <w:spacing w:after="40"/>
+            </w:pPr>
+            <w:r>
+              <w:rPr>
+                <w:sz w:val="19"/>
+              </w:rPr>
+              <w:t>that service's pipeline: staging, then production</w:t>
             </w:r>
           </w:p>
         </w:tc>
         <w:tc>
           <w:tcPr>
             <w:tcW w:type="dxa" w:w="2268"/>
-            <w:shd w:val="clear" w:color="auto" w:fill="F7F8FA"/>
           </w:tcPr>
           <w:p>
             <w:pPr>
@@ -7820,6 +9201,7 @@
         <w:tc>
           <w:tcPr>
             <w:tcW w:type="dxa" w:w="3969"/>
+            <w:shd w:val="clear" w:color="auto" w:fill="F7F8FA"/>
           </w:tcPr>
           <w:p>
             <w:pPr>
@@ -7838,6 +9220,7 @@
         <w:tc>
           <w:tcPr>
             <w:tcW w:type="dxa" w:w="3175"/>
+            <w:shd w:val="clear" w:color="auto" w:fill="F7F8FA"/>
           </w:tcPr>
           <w:p>
             <w:pPr>
@@ -7854,6 +9237,7 @@
         <w:tc>
           <w:tcPr>
             <w:tcW w:type="dxa" w:w="2268"/>
+            <w:shd w:val="clear" w:color="auto" w:fill="F7F8FA"/>
           </w:tcPr>
           <w:p>
             <w:pPr>
@@ -7872,7 +9256,6 @@
         <w:tc>
           <w:tcPr>
             <w:tcW w:type="dxa" w:w="3969"/>
-            <w:shd w:val="clear" w:color="auto" w:fill="F7F8FA"/>
           </w:tcPr>
           <w:p>
             <w:pPr>
@@ -7925,7 +9308,6 @@
         <w:tc>
           <w:tcPr>
             <w:tcW w:type="dxa" w:w="3175"/>
-            <w:shd w:val="clear" w:color="auto" w:fill="F7F8FA"/>
           </w:tcPr>
           <w:p>
             <w:pPr>
@@ -7942,7 +9324,6 @@
         <w:tc>
           <w:tcPr>
             <w:tcW w:type="dxa" w:w="2268"/>
-            <w:shd w:val="clear" w:color="auto" w:fill="F7F8FA"/>
           </w:tcPr>
           <w:p>
             <w:pPr>
@@ -7961,6 +9342,7 @@
         <w:tc>
           <w:tcPr>
             <w:tcW w:type="dxa" w:w="3969"/>
+            <w:shd w:val="clear" w:color="auto" w:fill="F7F8FA"/>
           </w:tcPr>
           <w:p>
             <w:pPr>
@@ -7993,6 +9375,7 @@
         <w:tc>
           <w:tcPr>
             <w:tcW w:type="dxa" w:w="3175"/>
+            <w:shd w:val="clear" w:color="auto" w:fill="F7F8FA"/>
           </w:tcPr>
           <w:p>
             <w:pPr>
@@ -8009,6 +9392,7 @@
         <w:tc>
           <w:tcPr>
             <w:tcW w:type="dxa" w:w="2268"/>
+            <w:shd w:val="clear" w:color="auto" w:fill="F7F8FA"/>
           </w:tcPr>
           <w:p>
             <w:pPr>
@@ -8027,7 +9411,6 @@
         <w:tc>
           <w:tcPr>
             <w:tcW w:type="dxa" w:w="3969"/>
-            <w:shd w:val="clear" w:color="auto" w:fill="F7F8FA"/>
           </w:tcPr>
           <w:p>
             <w:pPr>
@@ -8044,7 +9427,6 @@
         <w:tc>
           <w:tcPr>
             <w:tcW w:type="dxa" w:w="3175"/>
-            <w:shd w:val="clear" w:color="auto" w:fill="F7F8FA"/>
           </w:tcPr>
           <w:p>
             <w:pPr>
@@ -8061,7 +9443,6 @@
         <w:tc>
           <w:tcPr>
             <w:tcW w:type="dxa" w:w="2268"/>
-            <w:shd w:val="clear" w:color="auto" w:fill="F7F8FA"/>
           </w:tcPr>
           <w:p>
             <w:pPr>
@@ -8078,6 +9459,22 @@
       </w:tr>
     </w:tbl>
     <w:p/>
+    <w:p>
+      <w:r>
+        <w:t xml:space="preserve">A change to </w:t>
+      </w:r>
+      <w:r>
+        <w:rPr>
+          <w:rFonts w:ascii="Consolas" w:hAnsi="Consolas" w:eastAsia="Consolas"/>
+          <w:color w:val="B3261E"/>
+          <w:sz w:val="19"/>
+        </w:rPr>
+        <w:t>app/common/</w:t>
+      </w:r>
+      <w:r>
+        <w:t xml:space="preserve"> or the chart runs all four service pipelines: each releases its own service.</w:t>
+      </w:r>
+    </w:p>
     <w:p>
       <w:pPr>
         <w:pStyle w:val="Heading2"/>
@@ -8094,10 +9491,10 @@
         <w:rPr>
           <w:b/>
         </w:rPr>
-        <w:t>Web app / incident blog:</w:t>
+        <w:t>A service:</w:t>
       </w:r>
       <w:r>
-        <w:t xml:space="preserve"> a canary that fails Prometheus analysis is aborted automatically. After a full rollout, revert the GitOps commit (</w:t>
+        <w:t xml:space="preserve"> a canary that fails its analysis is rolled back automatically. After a full rollout, revert the GitOps commit (</w:t>
       </w:r>
       <w:r>
         <w:rPr>
@@ -8105,10 +9502,10 @@
           <w:color w:val="B3261E"/>
           <w:sz w:val="19"/>
         </w:rPr>
-        <w:t>git revert &lt;ci: deploy web r123-...&gt;</w:t>
+        <w:t>git revert &lt;ci: deploy shop r123-... to production&gt;</w:t>
       </w:r>
       <w:r>
-        <w:t xml:space="preserve">) and push, or immediately </w:t>
+        <w:t xml:space="preserve">) and push, or at once </w:t>
       </w:r>
       <w:r>
         <w:rPr>
@@ -8116,7 +9513,7 @@
           <w:color w:val="B3261E"/>
           <w:sz w:val="19"/>
         </w:rPr>
-        <w:t>kubectl argo rollouts undo agripulse-web -n agripulse</w:t>
+        <w:t>kubectl argo rollouts undo shop -n shop-production</w:t>
       </w:r>
       <w:r>
         <w:t>.</w:t>
@@ -8133,7 +9530,7 @@
         <w:t>Mobile API:</w:t>
       </w:r>
       <w:r>
-        <w:t xml:space="preserve"> the canary rolls back by itself on errors. After a promotion, point the alias back: </w:t>
+        <w:t xml:space="preserve"> the canary rolls back by itself on errors. After a promotion: </w:t>
       </w:r>
       <w:r>
         <w:rPr>
@@ -8158,18 +9555,7 @@
         <w:t>Database:</w:t>
       </w:r>
       <w:r>
-        <w:t xml:space="preserve"> point-in-time restore (last 7 days) creates a new instance: </w:t>
-      </w:r>
-      <w:r>
-        <w:rPr>
-          <w:rFonts w:ascii="Consolas" w:hAnsi="Consolas" w:eastAsia="Consolas"/>
-          <w:color w:val="B3261E"/>
-          <w:sz w:val="19"/>
-        </w:rPr>
-        <w:t>aws rds restore-db-instance-to-point-in-time ...</w:t>
-      </w:r>
-      <w:r>
-        <w:t>. Practise it before you need it.</w:t>
+        <w:t xml:space="preserve"> point-in-time restore (last 7 days) creates a new instance. Practise it before you need it.</w:t>
       </w:r>
     </w:p>
     <w:p>
@@ -8216,7 +9602,7 @@
                 <w:color w:val="1F2937"/>
                 <w:sz w:val="17"/>
               </w:rPr>
-              <w:t># An app secret (the CSI driver syncs it within 2 minutes; restart the pods for environment variables)</w:t>
+              <w:t># A service secret (the CSI driver syncs it within 2 minutes; restart for environment variables)</w:t>
             </w:r>
           </w:p>
           <w:p>
@@ -8229,7 +9615,7 @@
                 <w:color w:val="1F2937"/>
                 <w:sz w:val="17"/>
               </w:rPr>
-              <w:t>aws secretsmanager put-secret-value --secret-id agripulse/web/csrf-secret --secret-string "$(openssl rand -hex 16)"</w:t>
+              <w:t>aws secretsmanager put-secret-value --secret-id agripulse/production/shop/csrf-secret --secret-string "$(openssl rand -hex 24)"</w:t>
             </w:r>
           </w:p>
           <w:p>
@@ -8242,7 +9628,7 @@
                 <w:color w:val="1F2937"/>
                 <w:sz w:val="17"/>
               </w:rPr>
-              <w:t>kubectl rollout restart deploy/oauth2-proxy -n agripulse</w:t>
+              <w:t>kubectl argo rollouts restart shop -n shop-production         # the services are Argo Rollouts (kubectl plugin)</w:t>
             </w:r>
           </w:p>
           <w:p>
@@ -8268,7 +9654,7 @@
                 <w:color w:val="1F2937"/>
                 <w:sz w:val="17"/>
               </w:rPr>
-              <w:t># CloudFront's origin header (CloudFront, the ALB rules and the Lambda change in one apply)</w:t>
+              <w:t># The token-signing keys of an environment: everybody signs in again afterwards</w:t>
             </w:r>
           </w:p>
           <w:p>
@@ -8281,7 +9667,7 @@
                 <w:color w:val="1F2937"/>
                 <w:sz w:val="17"/>
               </w:rPr>
-              <w:t>cd infra/aws &amp;&amp; terraform apply -replace=random_password.origin_verify</w:t>
+              <w:t>cd infra/aws &amp;&amp; terraform apply -replace='module.secrets.tls_private_key.jwt["production"]'</w:t>
             </w:r>
           </w:p>
           <w:p>
@@ -8294,7 +9680,7 @@
                 <w:color w:val="1F2937"/>
                 <w:sz w:val="17"/>
               </w:rPr>
-              <w:t xml:space="preserve"> </w:t>
+              <w:t># then restart the four production services so they read the new keys</w:t>
             </w:r>
           </w:p>
           <w:p>
@@ -8307,7 +9693,33 @@
                 <w:color w:val="1F2937"/>
                 <w:sz w:val="17"/>
               </w:rPr>
-              <w:t># The RDS master password: rotated by RDS in Secrets Manager; the SQL bootstrap Job reads it at every sync</w:t>
+              <w:t xml:space="preserve"> </w:t>
+            </w:r>
+          </w:p>
+          <w:p>
+            <w:pPr>
+              <w:spacing w:after="0" w:line="240" w:lineRule="auto"/>
+            </w:pPr>
+            <w:r>
+              <w:rPr>
+                <w:rFonts w:ascii="Consolas" w:hAnsi="Consolas" w:eastAsia="Consolas"/>
+                <w:color w:val="1F2937"/>
+                <w:sz w:val="17"/>
+              </w:rPr>
+              <w:t># CloudFront's origin header (CloudFront, the ALB rules and the Lambda change in one apply)</w:t>
+            </w:r>
+          </w:p>
+          <w:p>
+            <w:pPr>
+              <w:spacing w:after="0" w:line="240" w:lineRule="auto"/>
+            </w:pPr>
+            <w:r>
+              <w:rPr>
+                <w:rFonts w:ascii="Consolas" w:hAnsi="Consolas" w:eastAsia="Consolas"/>
+                <w:color w:val="1F2937"/>
+                <w:sz w:val="17"/>
+              </w:rPr>
+              <w:t>terraform apply -replace=random_password.origin_verify</w:t>
             </w:r>
           </w:p>
         </w:tc>
@@ -8411,7 +9823,7 @@
               <w:rPr>
                 <w:sz w:val="19"/>
               </w:rPr>
-              <w:t xml:space="preserve">Grafana dashboard </w:t>
+              <w:t xml:space="preserve">Slack (every alert); Grafana dashboard </w:t>
             </w:r>
             <w:r>
               <w:rPr>
@@ -8424,7 +9836,7 @@
               <w:rPr>
                 <w:sz w:val="19"/>
               </w:rPr>
-              <w:t>; the Slack channel (every alert); the incident blog (critical/warning alerts open incidents)</w:t>
+              <w:t>; the incident blog</w:t>
             </w:r>
           </w:p>
         </w:tc>
@@ -8460,7 +9872,7 @@
               <w:rPr>
                 <w:sz w:val="19"/>
               </w:rPr>
-              <w:t>Grafana &gt; Tempo: the slow trace (every SQL statement and cache call is a span), then its logs in Loki</w:t>
+              <w:t>Grafana &gt; Tempo: the slow trace (every SQL statement, cache and service call is a span), then its logs in Loki</w:t>
             </w:r>
           </w:p>
         </w:tc>
@@ -8540,7 +9952,7 @@
               <w:rPr>
                 <w:sz w:val="19"/>
               </w:rPr>
-              <w:t>Mobile API</w:t>
+              <w:t>What runs where?</w:t>
             </w:r>
           </w:p>
         </w:tc>
@@ -8553,19 +9965,25 @@
             <w:pPr>
               <w:spacing w:after="40"/>
             </w:pPr>
+            <w:r>
+              <w:rPr>
+                <w:sz w:val="19"/>
+              </w:rPr>
+              <w:t xml:space="preserve">Argo CD at </w:t>
+            </w:r>
             <w:r>
               <w:rPr>
                 <w:rFonts w:ascii="Consolas" w:hAnsi="Consolas" w:eastAsia="Consolas"/>
                 <w:color w:val="B3261E"/>
                 <w:sz w:val="17"/>
               </w:rPr>
-              <w:t>/aws/lambda/agripulse-mobile-api</w:t>
-            </w:r>
-            <w:r>
-              <w:rPr>
-                <w:sz w:val="19"/>
-              </w:rPr>
-              <w:t xml:space="preserve">; X-Ray; API Gateway access logs </w:t>
+              <w:t>https://argocd.mfon21.space</w:t>
+            </w:r>
+            <w:r>
+              <w:rPr>
+                <w:sz w:val="19"/>
+              </w:rPr>
+              <w:t xml:space="preserve"> (user </w:t>
             </w:r>
             <w:r>
               <w:rPr>
@@ -8573,49 +9991,27 @@
                 <w:color w:val="B3261E"/>
                 <w:sz w:val="17"/>
               </w:rPr>
-              <w:t>/aws/apigateway/agripulse-mobile</w:t>
-            </w:r>
-          </w:p>
-        </w:tc>
-      </w:tr>
-      <w:tr>
-        <w:tc>
-          <w:tcPr>
-            <w:tcW w:type="dxa" w:w="2494"/>
-          </w:tcPr>
-          <w:p>
-            <w:pPr>
-              <w:spacing w:after="40"/>
-            </w:pPr>
-            <w:r>
-              <w:rPr>
-                <w:sz w:val="19"/>
-              </w:rPr>
-              <w:t>Database</w:t>
-            </w:r>
-          </w:p>
-        </w:tc>
-        <w:tc>
-          <w:tcPr>
-            <w:tcW w:type="dxa" w:w="6917"/>
-          </w:tcPr>
-          <w:p>
-            <w:pPr>
-              <w:spacing w:after="40"/>
-            </w:pPr>
+              <w:t>admin</w:t>
+            </w:r>
+            <w:r>
+              <w:rPr>
+                <w:sz w:val="19"/>
+              </w:rPr>
+              <w:t xml:space="preserve">; password: </w:t>
+            </w:r>
             <w:r>
               <w:rPr>
                 <w:rFonts w:ascii="Consolas" w:hAnsi="Consolas" w:eastAsia="Consolas"/>
                 <w:color w:val="B3261E"/>
                 <w:sz w:val="17"/>
               </w:rPr>
-              <w:t>/aws/rds/instance/agripulse-postgres/postgresql</w:t>
-            </w:r>
-            <w:r>
-              <w:rPr>
-                <w:sz w:val="19"/>
-              </w:rPr>
-              <w:t xml:space="preserve"> (statements slower than 500 ms); RDS events (failover)</w:t>
+              <w:t>kubectl -n argocd get secret argocd-initial-admin-secret -o jsonpath='{.data.password}' | base64 -d</w:t>
+            </w:r>
+            <w:r>
+              <w:rPr>
+                <w:sz w:val="19"/>
+              </w:rPr>
+              <w:t>)</w:t>
             </w:r>
           </w:p>
         </w:tc>
@@ -8624,42 +10020,34 @@
         <w:tc>
           <w:tcPr>
             <w:tcW w:type="dxa" w:w="2494"/>
-            <w:shd w:val="clear" w:color="auto" w:fill="F7F8FA"/>
-          </w:tcPr>
-          <w:p>
-            <w:pPr>
-              <w:spacing w:after="40"/>
-            </w:pPr>
-            <w:r>
-              <w:rPr>
-                <w:sz w:val="19"/>
-              </w:rPr>
-              <w:t>Deployments</w:t>
+          </w:tcPr>
+          <w:p>
+            <w:pPr>
+              <w:spacing w:after="40"/>
+            </w:pPr>
+            <w:r>
+              <w:rPr>
+                <w:sz w:val="19"/>
+              </w:rPr>
+              <w:t>Grafana</w:t>
             </w:r>
           </w:p>
         </w:tc>
         <w:tc>
           <w:tcPr>
             <w:tcW w:type="dxa" w:w="6917"/>
-            <w:shd w:val="clear" w:color="auto" w:fill="F7F8FA"/>
-          </w:tcPr>
-          <w:p>
-            <w:pPr>
-              <w:spacing w:after="40"/>
-            </w:pPr>
-            <w:r>
-              <w:rPr>
-                <w:sz w:val="19"/>
-              </w:rPr>
-              <w:t xml:space="preserve">Argo CD at </w:t>
-            </w:r>
+          </w:tcPr>
+          <w:p>
+            <w:pPr>
+              <w:spacing w:after="40"/>
+            </w:pPr>
             <w:r>
               <w:rPr>
                 <w:rFonts w:ascii="Consolas" w:hAnsi="Consolas" w:eastAsia="Consolas"/>
                 <w:color w:val="B3261E"/>
                 <w:sz w:val="17"/>
               </w:rPr>
-              <w:t>https://argocd.mfon21.space</w:t>
+              <w:t>https://grafana.mfon21.space</w:t>
             </w:r>
             <w:r>
               <w:rPr>
@@ -8679,7 +10067,7 @@
               <w:rPr>
                 <w:sz w:val="19"/>
               </w:rPr>
-              <w:t xml:space="preserve">; password: </w:t>
+              <w:t xml:space="preserve">; password in Secrets Manager </w:t>
             </w:r>
             <w:r>
               <w:rPr>
@@ -8687,13 +10075,13 @@
                 <w:color w:val="B3261E"/>
                 <w:sz w:val="17"/>
               </w:rPr>
-              <w:t>kubectl -n argocd get secret argocd-initial-admin-secret -o jsonpath='{.data.password}' | base64 -d</w:t>
-            </w:r>
-            <w:r>
-              <w:rPr>
-                <w:sz w:val="19"/>
-              </w:rPr>
-              <w:t>); the workflow run page with Claude's diagnosis</w:t>
+              <w:t>agripulse/platform/grafana-admin-password</w:t>
+            </w:r>
+            <w:r>
+              <w:rPr>
+                <w:sz w:val="19"/>
+              </w:rPr>
+              <w:t>)</w:t>
             </w:r>
           </w:p>
         </w:tc>
@@ -8702,22 +10090,24 @@
         <w:tc>
           <w:tcPr>
             <w:tcW w:type="dxa" w:w="2494"/>
-          </w:tcPr>
-          <w:p>
-            <w:pPr>
-              <w:spacing w:after="40"/>
-            </w:pPr>
-            <w:r>
-              <w:rPr>
-                <w:sz w:val="19"/>
-              </w:rPr>
-              <w:t>Grafana</w:t>
+            <w:shd w:val="clear" w:color="auto" w:fill="F7F8FA"/>
+          </w:tcPr>
+          <w:p>
+            <w:pPr>
+              <w:spacing w:after="40"/>
+            </w:pPr>
+            <w:r>
+              <w:rPr>
+                <w:sz w:val="19"/>
+              </w:rPr>
+              <w:t>Mobile API</w:t>
             </w:r>
           </w:p>
         </w:tc>
         <w:tc>
           <w:tcPr>
             <w:tcW w:type="dxa" w:w="6917"/>
+            <w:shd w:val="clear" w:color="auto" w:fill="F7F8FA"/>
           </w:tcPr>
           <w:p>
             <w:pPr>
@@ -8729,13 +10119,13 @@
                 <w:color w:val="B3261E"/>
                 <w:sz w:val="17"/>
               </w:rPr>
-              <w:t>https://grafana.mfon21.space</w:t>
-            </w:r>
-            <w:r>
-              <w:rPr>
-                <w:sz w:val="19"/>
-              </w:rPr>
-              <w:t xml:space="preserve"> (user </w:t>
+              <w:t>/aws/lambda/agripulse-mobile-api</w:t>
+            </w:r>
+            <w:r>
+              <w:rPr>
+                <w:sz w:val="19"/>
+              </w:rPr>
+              <w:t xml:space="preserve">; X-Ray; API Gateway access logs </w:t>
             </w:r>
             <w:r>
               <w:rPr>
@@ -8743,27 +10133,107 @@
                 <w:color w:val="B3261E"/>
                 <w:sz w:val="17"/>
               </w:rPr>
-              <w:t>admin</w:t>
-            </w:r>
-            <w:r>
-              <w:rPr>
-                <w:sz w:val="19"/>
-              </w:rPr>
-              <w:t xml:space="preserve">; password in Secrets Manager </w:t>
-            </w:r>
+              <w:t>/aws/apigateway/agripulse-mobile</w:t>
+            </w:r>
+          </w:p>
+        </w:tc>
+      </w:tr>
+      <w:tr>
+        <w:tc>
+          <w:tcPr>
+            <w:tcW w:type="dxa" w:w="2494"/>
+          </w:tcPr>
+          <w:p>
+            <w:pPr>
+              <w:spacing w:after="40"/>
+            </w:pPr>
+            <w:r>
+              <w:rPr>
+                <w:sz w:val="19"/>
+              </w:rPr>
+              <w:t>Database</w:t>
+            </w:r>
+          </w:p>
+        </w:tc>
+        <w:tc>
+          <w:tcPr>
+            <w:tcW w:type="dxa" w:w="6917"/>
+          </w:tcPr>
+          <w:p>
+            <w:pPr>
+              <w:spacing w:after="40"/>
+            </w:pPr>
             <w:r>
               <w:rPr>
                 <w:rFonts w:ascii="Consolas" w:hAnsi="Consolas" w:eastAsia="Consolas"/>
                 <w:color w:val="B3261E"/>
                 <w:sz w:val="17"/>
               </w:rPr>
-              <w:t>agripulse/platform/grafana-admin-password</w:t>
-            </w:r>
-            <w:r>
-              <w:rPr>
-                <w:sz w:val="19"/>
-              </w:rPr>
-              <w:t>)</w:t>
+              <w:t>/aws/rds/instance/agripulse-postgres/postgresql</w:t>
+            </w:r>
+            <w:r>
+              <w:rPr>
+                <w:sz w:val="19"/>
+              </w:rPr>
+              <w:t xml:space="preserve">; the </w:t>
+            </w:r>
+            <w:r>
+              <w:rPr>
+                <w:rFonts w:ascii="Consolas" w:hAnsi="Consolas" w:eastAsia="Consolas"/>
+                <w:color w:val="B3261E"/>
+                <w:sz w:val="17"/>
+              </w:rPr>
+              <w:t>db-bootstrap</w:t>
+            </w:r>
+            <w:r>
+              <w:rPr>
+                <w:sz w:val="19"/>
+              </w:rPr>
+              <w:t xml:space="preserve"> Job's log in namespace </w:t>
+            </w:r>
+            <w:r>
+              <w:rPr>
+                <w:rFonts w:ascii="Consolas" w:hAnsi="Consolas" w:eastAsia="Consolas"/>
+                <w:color w:val="B3261E"/>
+                <w:sz w:val="17"/>
+              </w:rPr>
+              <w:t>db-bootstrap</w:t>
+            </w:r>
+          </w:p>
+        </w:tc>
+      </w:tr>
+      <w:tr>
+        <w:tc>
+          <w:tcPr>
+            <w:tcW w:type="dxa" w:w="2494"/>
+            <w:shd w:val="clear" w:color="auto" w:fill="F7F8FA"/>
+          </w:tcPr>
+          <w:p>
+            <w:pPr>
+              <w:spacing w:after="40"/>
+            </w:pPr>
+            <w:r>
+              <w:rPr>
+                <w:sz w:val="19"/>
+              </w:rPr>
+              <w:t>A failed run</w:t>
+            </w:r>
+          </w:p>
+        </w:tc>
+        <w:tc>
+          <w:tcPr>
+            <w:tcW w:type="dxa" w:w="6917"/>
+            <w:shd w:val="clear" w:color="auto" w:fill="F7F8FA"/>
+          </w:tcPr>
+          <w:p>
+            <w:pPr>
+              <w:spacing w:after="40"/>
+            </w:pPr>
+            <w:r>
+              <w:rPr>
+                <w:sz w:val="19"/>
+              </w:rPr>
+              <w:t>Claude's diagnosis on the run's summary page and in Slack, then the log of the failed step</w:t>
             </w:r>
           </w:p>
         </w:tc>
@@ -8779,26 +10249,21 @@
       </w:r>
     </w:p>
     <w:p>
-      <w:r>
-        <w:t>There is one alert channel, Slack, and one place where alerts are decided, Prometheus. There is no CloudWatch alarm and no SNS topic.</w:t>
-      </w:r>
-    </w:p>
-    <w:p>
       <w:pPr>
         <w:pStyle w:val="ListNumber"/>
         <w:numPr>
           <w:ilvl w:val="0"/>
-          <w:numId w:val="16"/>
+          <w:numId w:val="17"/>
         </w:numPr>
       </w:pPr>
       <w:r>
         <w:rPr>
           <w:b/>
         </w:rPr>
-        <w:t>The apps are instrumented with OpenTelemetry.</w:t>
+        <w:t>The services are instrumented with OpenTelemetry.</w:t>
       </w:r>
       <w:r>
-        <w:t xml:space="preserve"> Each request, SQL statement and cache call becomes a span; logs carry the trace id. The SDK sends them over OTLP to the </w:t>
+        <w:t xml:space="preserve"> Each request, SQL statement, cache and service call becomes a span; logs carry the trace id. The SDK sends them over OTLP to the </w:t>
       </w:r>
       <w:r>
         <w:rPr>
@@ -8815,7 +10280,7 @@
         <w:pStyle w:val="ListNumber"/>
         <w:numPr>
           <w:ilvl w:val="0"/>
-          <w:numId w:val="16"/>
+          <w:numId w:val="17"/>
         </w:numPr>
       </w:pPr>
       <w:r>
@@ -8825,7 +10290,7 @@
         <w:t>The Collector</w:t>
       </w:r>
       <w:r>
-        <w:t xml:space="preserve"> batches them and sends traces to </w:t>
+        <w:t xml:space="preserve"> adds the Kubernetes namespace and sends traces to </w:t>
       </w:r>
       <w:r>
         <w:rPr>
@@ -8851,7 +10316,7 @@
         <w:pStyle w:val="ListNumber"/>
         <w:numPr>
           <w:ilvl w:val="0"/>
-          <w:numId w:val="16"/>
+          <w:numId w:val="17"/>
         </w:numPr>
       </w:pPr>
       <w:r>
@@ -8861,7 +10326,7 @@
         <w:t>Tempo turns spans into metrics</w:t>
       </w:r>
       <w:r>
-        <w:t xml:space="preserve"> (request rate, errors, latency histograms per service) and writes them into </w:t>
+        <w:t xml:space="preserve"> (rate, errors, latency per service and namespace) and writes them into </w:t>
       </w:r>
       <w:r>
         <w:rPr>
@@ -8870,7 +10335,7 @@
         <w:t>Prometheus</w:t>
       </w:r>
       <w:r>
-        <w:t>, with the trace id attached as an exemplar.</w:t>
+        <w:t>.</w:t>
       </w:r>
     </w:p>
     <w:p>
@@ -8878,7 +10343,7 @@
         <w:pStyle w:val="ListNumber"/>
         <w:numPr>
           <w:ilvl w:val="0"/>
-          <w:numId w:val="16"/>
+          <w:numId w:val="17"/>
         </w:numPr>
       </w:pPr>
       <w:r>
@@ -8888,7 +10353,7 @@
         <w:t>YACE</w:t>
       </w:r>
       <w:r>
-        <w:t xml:space="preserve"> reads the AWS metrics Prometheus cannot scrape (ALB, API Gateway, Lambda, RDS) from CloudWatch every 5 minutes and exposes them to Prometheus.</w:t>
+        <w:t xml:space="preserve"> reads the AWS metrics Prometheus cannot scrape (ALB, API Gateway, Lambda, RDS) from CloudWatch.</w:t>
       </w:r>
     </w:p>
     <w:p>
@@ -8896,7 +10361,7 @@
         <w:pStyle w:val="ListNumber"/>
         <w:numPr>
           <w:ilvl w:val="0"/>
-          <w:numId w:val="16"/>
+          <w:numId w:val="17"/>
         </w:numPr>
       </w:pPr>
       <w:r>
@@ -8906,7 +10371,7 @@
         <w:t>Prometheus evaluates the rules</w:t>
       </w:r>
       <w:r>
-        <w:t xml:space="preserve"> in </w:t>
+        <w:t xml:space="preserve">: the cluster-wide ones in </w:t>
       </w:r>
       <w:r>
         <w:rPr>
@@ -8914,10 +10379,10 @@
           <w:color w:val="B3261E"/>
           <w:sz w:val="19"/>
         </w:rPr>
-        <w:t>infra/modules/k8s-observability/alerts.tf</w:t>
+        <w:t>alerts.tf</w:t>
       </w:r>
       <w:r>
-        <w:t>: error rate, latency, slow dependencies, missing telemetry; ALB/API 5xx, Lambda errors and throttles, RDS CPU, credits, connections and storage. Anomaly rules compare the last 10 minutes with the mean + 3 standard deviations of the last 7 days.</w:t>
+        <w:t xml:space="preserve"> and each service's own (in its chart).</w:t>
       </w:r>
     </w:p>
     <w:p>
@@ -8925,7 +10390,7 @@
         <w:pStyle w:val="ListNumber"/>
         <w:numPr>
           <w:ilvl w:val="0"/>
-          <w:numId w:val="16"/>
+          <w:numId w:val="17"/>
         </w:numPr>
       </w:pPr>
       <w:r>
@@ -8935,100 +10400,9 @@
         <w:t>Alertmanager</w:t>
       </w:r>
       <w:r>
-        <w:t xml:space="preserve"> posts every alert to Slack (red for critical, amber for warning, green when resolved). Critical and warning alerts also open an incident in the incident blog.</w:t>
+        <w:t xml:space="preserve"> posts every alert to Slack; critical and warning alerts of production also open an incident.</w:t>
       </w:r>
     </w:p>
-    <w:p>
-      <w:r>
-        <w:t xml:space="preserve">Two kinds of AWS </w:t>
-      </w:r>
-      <w:r>
-        <w:rPr>
-          <w:b/>
-        </w:rPr>
-        <w:t>events</w:t>
-      </w:r>
-      <w:r>
-        <w:t xml:space="preserve"> are not metrics and never reach Prometheus: GuardDuty malware findings and RDS events (failover, failure, low storage). EventBridge sends those straight to the same Slack webhook through an API destination (</w:t>
-      </w:r>
-      <w:r>
-        <w:rPr>
-          <w:rFonts w:ascii="Consolas" w:hAnsi="Consolas" w:eastAsia="Consolas"/>
-          <w:color w:val="B3261E"/>
-          <w:sz w:val="19"/>
-        </w:rPr>
-        <w:t>modules/monitoring</w:t>
-      </w:r>
-      <w:r>
-        <w:t>).</w:t>
-      </w:r>
-    </w:p>
-    <w:tbl>
-      <w:tblPr>
-        <w:tblW w:type="auto" w:w="0"/>
-        <w:tblLook w:firstColumn="1" w:firstRow="1" w:lastColumn="0" w:lastRow="0" w:noHBand="0" w:noVBand="1" w:val="04A0"/>
-      </w:tblPr>
-      <w:tblGrid>
-        <w:gridCol w:w="9412"/>
-      </w:tblGrid>
-      <w:tr>
-        <w:tc>
-          <w:tcPr>
-            <w:tcW w:type="dxa" w:w="9412"/>
-            <w:shd w:val="clear" w:color="auto" w:fill="E8F5E9"/>
-            <w:tcBorders>
-              <w:top w:val="single" w:sz="0" w:space="0" w:color="2E7D32"/>
-              <w:left w:val="single" w:sz="28" w:space="0" w:color="2E7D32"/>
-              <w:bottom w:val="single" w:sz="0" w:space="0" w:color="2E7D32"/>
-              <w:right w:val="single" w:sz="0" w:space="0" w:color="2E7D32"/>
-            </w:tcBorders>
-            <w:tcMar>
-              <w:top w:w="90" w:type="dxa"/>
-              <w:bottom w:w="90" w:type="dxa"/>
-              <w:start w:w="180" w:type="dxa"/>
-              <w:end w:w="140" w:type="dxa"/>
-            </w:tcMar>
-          </w:tcPr>
-          <w:p>
-            <w:pPr>
-              <w:spacing w:after="60"/>
-            </w:pPr>
-            <w:r>
-              <w:rPr>
-                <w:b/>
-              </w:rPr>
-              <w:t>Check it:</w:t>
-            </w:r>
-            <w:r>
-              <w:t xml:space="preserve"> send a test alert: </w:t>
-            </w:r>
-            <w:r>
-              <w:rPr>
-                <w:rFonts w:ascii="Consolas" w:hAnsi="Consolas" w:eastAsia="Consolas"/>
-                <w:color w:val="B3261E"/>
-                <w:sz w:val="19"/>
-              </w:rPr>
-              <w:t>kubectl -n monitoring port-forward svc/kube-prometheus-stack-alertmanager 9093</w:t>
-            </w:r>
-            <w:r>
-              <w:t xml:space="preserve"> and </w:t>
-            </w:r>
-            <w:r>
-              <w:rPr>
-                <w:rFonts w:ascii="Consolas" w:hAnsi="Consolas" w:eastAsia="Consolas"/>
-                <w:color w:val="B3261E"/>
-                <w:sz w:val="19"/>
-              </w:rPr>
-              <w:t>amtool alert add TestAlert severity=info --alertmanager.url=http://localhost:9093</w:t>
-            </w:r>
-            <w:r>
-              <w:t>; it appears in Slack within a minute.</w:t>
-            </w:r>
-          </w:p>
-        </w:tc>
-      </w:tr>
-    </w:tbl>
-    <w:p/>
     <w:p>
       <w:r>
         <w:br w:type="page"/>
@@ -9179,7 +10553,7 @@
               <w:rPr>
                 <w:sz w:val="19"/>
               </w:rPr>
-              <w:t xml:space="preserve">Create the hosted zone </w:t>
+              <w:t xml:space="preserve">Create the hosted zone or change </w:t>
             </w:r>
             <w:r>
               <w:rPr>
@@ -9187,13 +10561,60 @@
                 <w:color w:val="B3261E"/>
                 <w:sz w:val="17"/>
               </w:rPr>
-              <w:t>mfon21.space</w:t>
-            </w:r>
-            <w:r>
-              <w:rPr>
-                <w:sz w:val="19"/>
-              </w:rPr>
-              <w:t xml:space="preserve"> or change </w:t>
+              <w:t>dns_zone_name</w:t>
+            </w:r>
+          </w:p>
+        </w:tc>
+      </w:tr>
+      <w:tr>
+        <w:tc>
+          <w:tcPr>
+            <w:tcW w:type="dxa" w:w="2608"/>
+            <w:shd w:val="clear" w:color="auto" w:fill="F7F8FA"/>
+          </w:tcPr>
+          <w:p>
+            <w:pPr>
+              <w:spacing w:after="40"/>
+            </w:pPr>
+            <w:r>
+              <w:rPr>
+                <w:sz w:val="19"/>
+              </w:rPr>
+              <w:t>ACM validation waits for a long time</w:t>
+            </w:r>
+          </w:p>
+        </w:tc>
+        <w:tc>
+          <w:tcPr>
+            <w:tcW w:type="dxa" w:w="2948"/>
+            <w:shd w:val="clear" w:color="auto" w:fill="F7F8FA"/>
+          </w:tcPr>
+          <w:p>
+            <w:pPr>
+              <w:spacing w:after="40"/>
+            </w:pPr>
+            <w:r>
+              <w:rPr>
+                <w:sz w:val="19"/>
+              </w:rPr>
+              <w:t>The domain's NS records do not point at the Route 53 zone</w:t>
+            </w:r>
+          </w:p>
+        </w:tc>
+        <w:tc>
+          <w:tcPr>
+            <w:tcW w:type="dxa" w:w="3855"/>
+            <w:shd w:val="clear" w:color="auto" w:fill="F7F8FA"/>
+          </w:tcPr>
+          <w:p>
+            <w:pPr>
+              <w:spacing w:after="40"/>
+            </w:pPr>
+            <w:r>
+              <w:rPr>
+                <w:sz w:val="19"/>
+              </w:rPr>
+              <w:t xml:space="preserve">Fix the delegation at your registrar; </w:t>
             </w:r>
             <w:r>
               <w:rPr>
@@ -9201,7 +10622,7 @@
                 <w:color w:val="B3261E"/>
                 <w:sz w:val="17"/>
               </w:rPr>
-              <w:t>dns_zone_name</w:t>
+              <w:t>dig NS mfon21.space</w:t>
             </w:r>
           </w:p>
         </w:tc>
@@ -9210,6 +10631,56 @@
         <w:tc>
           <w:tcPr>
             <w:tcW w:type="dxa" w:w="2608"/>
+          </w:tcPr>
+          <w:p>
+            <w:pPr>
+              <w:spacing w:after="40"/>
+            </w:pPr>
+            <w:r>
+              <w:rPr>
+                <w:sz w:val="19"/>
+              </w:rPr>
+              <w:t>The plan stops at the preflight</w:t>
+            </w:r>
+          </w:p>
+        </w:tc>
+        <w:tc>
+          <w:tcPr>
+            <w:tcW w:type="dxa" w:w="2948"/>
+          </w:tcPr>
+          <w:p>
+            <w:pPr>
+              <w:spacing w:after="40"/>
+            </w:pPr>
+            <w:r>
+              <w:rPr>
+                <w:sz w:val="19"/>
+              </w:rPr>
+              <w:t>A value AWS would reject, or something that exists outside the state</w:t>
+            </w:r>
+          </w:p>
+        </w:tc>
+        <w:tc>
+          <w:tcPr>
+            <w:tcW w:type="dxa" w:w="3855"/>
+          </w:tcPr>
+          <w:p>
+            <w:pPr>
+              <w:spacing w:after="40"/>
+            </w:pPr>
+            <w:r>
+              <w:rPr>
+                <w:sz w:val="19"/>
+              </w:rPr>
+              <w:t>Read the table on the run's summary page; existing objects are adopted automatically</w:t>
+            </w:r>
+          </w:p>
+        </w:tc>
+      </w:tr>
+      <w:tr>
+        <w:tc>
+          <w:tcPr>
+            <w:tcW w:type="dxa" w:w="2608"/>
             <w:shd w:val="clear" w:color="auto" w:fill="F7F8FA"/>
           </w:tcPr>
           <w:p>
@@ -9220,7 +10691,7 @@
               <w:rPr>
                 <w:sz w:val="19"/>
               </w:rPr>
-              <w:t>ACM validation waits for a long time</w:t>
+              <w:t>Argo CD: "No &lt;service&gt; image has been built yet"</w:t>
             </w:r>
           </w:p>
         </w:tc>
@@ -9237,7 +10708,7 @@
               <w:rPr>
                 <w:sz w:val="19"/>
               </w:rPr>
-              <w:t>The domain's NS records do not point at the Route 53 zone</w:t>
+              <w:t>The service's pipeline has not run</w:t>
             </w:r>
           </w:p>
         </w:tc>
@@ -9254,7 +10725,25 @@
               <w:rPr>
                 <w:sz w:val="19"/>
               </w:rPr>
-              <w:t xml:space="preserve">Fix the delegation at your registrar; </w:t>
+              <w:t>Run it; Argo CD deploys as soon as it commits the tag</w:t>
+            </w:r>
+          </w:p>
+        </w:tc>
+      </w:tr>
+      <w:tr>
+        <w:tc>
+          <w:tcPr>
+            <w:tcW w:type="dxa" w:w="2608"/>
+          </w:tcPr>
+          <w:p>
+            <w:pPr>
+              <w:spacing w:after="40"/>
+            </w:pPr>
+            <w:r>
+              <w:rPr>
+                <w:sz w:val="19"/>
+              </w:rPr>
+              <w:t xml:space="preserve">Pods </w:t>
             </w:r>
             <w:r>
               <w:rPr>
@@ -9262,25 +10751,7 @@
                 <w:color w:val="B3261E"/>
                 <w:sz w:val="17"/>
               </w:rPr>
-              <w:t>dig NS mfon21.space</w:t>
-            </w:r>
-          </w:p>
-        </w:tc>
-      </w:tr>
-      <w:tr>
-        <w:tc>
-          <w:tcPr>
-            <w:tcW w:type="dxa" w:w="2608"/>
-          </w:tcPr>
-          <w:p>
-            <w:pPr>
-              <w:spacing w:after="40"/>
-            </w:pPr>
-            <w:r>
-              <w:rPr>
-                <w:sz w:val="19"/>
-              </w:rPr>
-              <w:t>Lambda apply: reserved concurrency error</w:t>
+              <w:t>CreateContainerConfigError</w:t>
             </w:r>
           </w:p>
         </w:tc>
@@ -9296,7 +10767,7 @@
               <w:rPr>
                 <w:sz w:val="19"/>
               </w:rPr>
-              <w:t>The account quota is 10 (all must stay unreserved)</w:t>
+              <w:t>A secret from Secrets Manager is not synced yet</w:t>
             </w:r>
           </w:p>
         </w:tc>
@@ -9308,25 +10779,19 @@
             <w:pPr>
               <w:spacing w:after="40"/>
             </w:pPr>
-            <w:r>
-              <w:rPr>
-                <w:sz w:val="19"/>
-              </w:rPr>
-              <w:t xml:space="preserve">Keep </w:t>
-            </w:r>
             <w:r>
               <w:rPr>
                 <w:rFonts w:ascii="Consolas" w:hAnsi="Consolas" w:eastAsia="Consolas"/>
                 <w:color w:val="B3261E"/>
                 <w:sz w:val="17"/>
               </w:rPr>
-              <w:t>reserved_concurrency = -1</w:t>
-            </w:r>
-            <w:r>
-              <w:rPr>
-                <w:sz w:val="19"/>
-              </w:rPr>
-              <w:t xml:space="preserve"> until the quota is raised</w:t>
+              <w:t>kubectl describe pod</w:t>
+            </w:r>
+            <w:r>
+              <w:rPr>
+                <w:sz w:val="19"/>
+              </w:rPr>
+              <w:t>; the SecretProviderClass and the Pod Identity association</w:t>
             </w:r>
           </w:p>
         </w:tc>
@@ -9341,67 +10806,101 @@
             <w:pPr>
               <w:spacing w:after="40"/>
             </w:pPr>
+            <w:r>
+              <w:rPr>
+                <w:sz w:val="19"/>
+              </w:rPr>
+              <w:t xml:space="preserve">Pod rejected: </w:t>
+            </w:r>
             <w:r>
               <w:rPr>
                 <w:rFonts w:ascii="Consolas" w:hAnsi="Consolas" w:eastAsia="Consolas"/>
                 <w:color w:val="B3261E"/>
                 <w:sz w:val="17"/>
               </w:rPr>
-              <w:t>platform</w:t>
-            </w:r>
-            <w:r>
-              <w:rPr>
-                <w:sz w:val="19"/>
-              </w:rPr>
-              <w:t xml:space="preserve">: </w:t>
-            </w:r>
+              <w:t>image not allowed</w:t>
+            </w:r>
+            <w:r>
+              <w:rPr>
+                <w:sz w:val="19"/>
+              </w:rPr>
+              <w:t xml:space="preserve"> / not signed</w:t>
+            </w:r>
+          </w:p>
+        </w:tc>
+        <w:tc>
+          <w:tcPr>
+            <w:tcW w:type="dxa" w:w="2948"/>
+            <w:shd w:val="clear" w:color="auto" w:fill="F7F8FA"/>
+          </w:tcPr>
+          <w:p>
+            <w:pPr>
+              <w:spacing w:after="40"/>
+            </w:pPr>
+            <w:r>
+              <w:rPr>
+                <w:sz w:val="19"/>
+              </w:rPr>
+              <w:t>Kyverno: image not from ECR, or not signed with the KMS key</w:t>
+            </w:r>
+          </w:p>
+        </w:tc>
+        <w:tc>
+          <w:tcPr>
+            <w:tcW w:type="dxa" w:w="3855"/>
+            <w:shd w:val="clear" w:color="auto" w:fill="F7F8FA"/>
+          </w:tcPr>
+          <w:p>
+            <w:pPr>
+              <w:spacing w:after="40"/>
+            </w:pPr>
+            <w:r>
+              <w:rPr>
+                <w:sz w:val="19"/>
+              </w:rPr>
+              <w:t>Deploy through the pipeline (it signs)</w:t>
+            </w:r>
+          </w:p>
+        </w:tc>
+      </w:tr>
+      <w:tr>
+        <w:tc>
+          <w:tcPr>
+            <w:tcW w:type="dxa" w:w="2608"/>
+          </w:tcPr>
+          <w:p>
+            <w:pPr>
+              <w:spacing w:after="40"/>
+            </w:pPr>
             <w:r>
               <w:rPr>
                 <w:rFonts w:ascii="Consolas" w:hAnsi="Consolas" w:eastAsia="Consolas"/>
                 <w:color w:val="B3261E"/>
                 <w:sz w:val="17"/>
               </w:rPr>
-              <w:t>Unauthorized</w:t>
-            </w:r>
-            <w:r>
-              <w:rPr>
-                <w:sz w:val="19"/>
-              </w:rPr>
-              <w:t xml:space="preserve"> from Kubernetes</w:t>
+              <w:t>/readyz</w:t>
+            </w:r>
+            <w:r>
+              <w:rPr>
+                <w:sz w:val="19"/>
+              </w:rPr>
+              <w:t xml:space="preserve"> 503: database does not exist</w:t>
             </w:r>
           </w:p>
         </w:tc>
         <w:tc>
           <w:tcPr>
             <w:tcW w:type="dxa" w:w="2948"/>
-            <w:shd w:val="clear" w:color="auto" w:fill="F7F8FA"/>
-          </w:tcPr>
-          <w:p>
-            <w:pPr>
-              <w:spacing w:after="40"/>
-            </w:pPr>
-            <w:r>
-              <w:rPr>
-                <w:sz w:val="19"/>
-              </w:rPr>
-              <w:t>The role is not a cluster admin</w:t>
-            </w:r>
-          </w:p>
-        </w:tc>
-        <w:tc>
-          <w:tcPr>
-            <w:tcW w:type="dxa" w:w="3855"/>
-            <w:shd w:val="clear" w:color="auto" w:fill="F7F8FA"/>
-          </w:tcPr>
-          <w:p>
-            <w:pPr>
-              <w:spacing w:after="40"/>
-            </w:pPr>
-            <w:r>
-              <w:rPr>
-                <w:sz w:val="19"/>
-              </w:rPr>
-              <w:t xml:space="preserve">Run </w:t>
+          </w:tcPr>
+          <w:p>
+            <w:pPr>
+              <w:spacing w:after="40"/>
+            </w:pPr>
+            <w:r>
+              <w:rPr>
+                <w:sz w:val="19"/>
+              </w:rPr>
+              <w:t xml:space="preserve">The </w:t>
             </w:r>
             <w:r>
               <w:rPr>
@@ -9409,31 +10908,42 @@
                 <w:color w:val="B3261E"/>
                 <w:sz w:val="17"/>
               </w:rPr>
-              <w:t>infra-aws</w:t>
-            </w:r>
-            <w:r>
-              <w:rPr>
-                <w:sz w:val="19"/>
-              </w:rPr>
-              <w:t xml:space="preserve"> once; the pipeline role always gets an access entry</w:t>
-            </w:r>
-          </w:p>
-        </w:tc>
-      </w:tr>
-      <w:tr>
-        <w:tc>
-          <w:tcPr>
-            <w:tcW w:type="dxa" w:w="2608"/>
-          </w:tcPr>
-          <w:p>
-            <w:pPr>
-              <w:spacing w:after="40"/>
-            </w:pPr>
-            <w:r>
-              <w:rPr>
-                <w:sz w:val="19"/>
-              </w:rPr>
-              <w:t xml:space="preserve">Pods </w:t>
+              <w:t>db-bootstrap</w:t>
+            </w:r>
+            <w:r>
+              <w:rPr>
+                <w:sz w:val="19"/>
+              </w:rPr>
+              <w:t xml:space="preserve"> Job did not run</w:t>
+            </w:r>
+          </w:p>
+        </w:tc>
+        <w:tc>
+          <w:tcPr>
+            <w:tcW w:type="dxa" w:w="3855"/>
+          </w:tcPr>
+          <w:p>
+            <w:pPr>
+              <w:spacing w:after="40"/>
+            </w:pPr>
+            <w:r>
+              <w:rPr>
+                <w:sz w:val="19"/>
+              </w:rPr>
+              <w:t xml:space="preserve">Run </w:t>
+            </w:r>
+            <w:r>
+              <w:rPr>
+                <w:b/>
+                <w:sz w:val="19"/>
+              </w:rPr>
+              <w:t>platform</w:t>
+            </w:r>
+            <w:r>
+              <w:rPr>
+                <w:sz w:val="19"/>
+              </w:rPr>
+              <w:t xml:space="preserve">; </w:t>
             </w:r>
             <w:r>
               <w:rPr>
@@ -9441,53 +10951,112 @@
                 <w:color w:val="B3261E"/>
                 <w:sz w:val="17"/>
               </w:rPr>
-              <w:t>CreateContainerConfigError</w:t>
+              <w:t>kubectl -n db-bootstrap logs job/db-bootstrap</w:t>
+            </w:r>
+          </w:p>
+        </w:tc>
+      </w:tr>
+      <w:tr>
+        <w:tc>
+          <w:tcPr>
+            <w:tcW w:type="dxa" w:w="2608"/>
+            <w:shd w:val="clear" w:color="auto" w:fill="F7F8FA"/>
+          </w:tcPr>
+          <w:p>
+            <w:pPr>
+              <w:spacing w:after="40"/>
+            </w:pPr>
+            <w:r>
+              <w:rPr>
+                <w:sz w:val="19"/>
+              </w:rPr>
+              <w:t>Sign-in works but every page says 401</w:t>
             </w:r>
           </w:p>
         </w:tc>
         <w:tc>
           <w:tcPr>
             <w:tcW w:type="dxa" w:w="2948"/>
-          </w:tcPr>
-          <w:p>
-            <w:pPr>
-              <w:spacing w:after="40"/>
-            </w:pPr>
-            <w:r>
-              <w:rPr>
-                <w:sz w:val="19"/>
-              </w:rPr>
-              <w:t>The secret from Secrets Manager is not synced yet</w:t>
+            <w:shd w:val="clear" w:color="auto" w:fill="F7F8FA"/>
+          </w:tcPr>
+          <w:p>
+            <w:pPr>
+              <w:spacing w:after="40"/>
+            </w:pPr>
+            <w:r>
+              <w:rPr>
+                <w:sz w:val="19"/>
+              </w:rPr>
+              <w:t>Token from the other environment, or keys rotated</w:t>
             </w:r>
           </w:p>
         </w:tc>
         <w:tc>
           <w:tcPr>
             <w:tcW w:type="dxa" w:w="3855"/>
-          </w:tcPr>
-          <w:p>
-            <w:pPr>
-              <w:spacing w:after="40"/>
-            </w:pPr>
-            <w:r>
-              <w:rPr>
-                <w:sz w:val="19"/>
-              </w:rPr>
-              <w:t xml:space="preserve">Check </w:t>
-            </w:r>
+            <w:shd w:val="clear" w:color="auto" w:fill="F7F8FA"/>
+          </w:tcPr>
+          <w:p>
+            <w:pPr>
+              <w:spacing w:after="40"/>
+            </w:pPr>
+            <w:r>
+              <w:rPr>
+                <w:sz w:val="19"/>
+              </w:rPr>
+              <w:t>Sign out and in again on the same environment's site</w:t>
+            </w:r>
+          </w:p>
+        </w:tc>
+      </w:tr>
+      <w:tr>
+        <w:tc>
+          <w:tcPr>
+            <w:tcW w:type="dxa" w:w="2608"/>
+          </w:tcPr>
+          <w:p>
+            <w:pPr>
+              <w:spacing w:after="40"/>
+            </w:pPr>
+            <w:r>
+              <w:rPr>
+                <w:sz w:val="19"/>
+              </w:rPr>
+              <w:t>Shop: "the catalog is unavailable"</w:t>
+            </w:r>
+          </w:p>
+        </w:tc>
+        <w:tc>
+          <w:tcPr>
+            <w:tcW w:type="dxa" w:w="2948"/>
+          </w:tcPr>
+          <w:p>
+            <w:pPr>
+              <w:spacing w:after="40"/>
+            </w:pPr>
+            <w:r>
+              <w:rPr>
+                <w:sz w:val="19"/>
+              </w:rPr>
+              <w:t>The farm service of that environment is down</w:t>
+            </w:r>
+          </w:p>
+        </w:tc>
+        <w:tc>
+          <w:tcPr>
+            <w:tcW w:type="dxa" w:w="3855"/>
+          </w:tcPr>
+          <w:p>
+            <w:pPr>
+              <w:spacing w:after="40"/>
+            </w:pPr>
             <w:r>
               <w:rPr>
                 <w:rFonts w:ascii="Consolas" w:hAnsi="Consolas" w:eastAsia="Consolas"/>
                 <w:color w:val="B3261E"/>
                 <w:sz w:val="17"/>
               </w:rPr>
-              <w:t>kubectl describe pod</w:t>
-            </w:r>
-            <w:r>
-              <w:rPr>
-                <w:sz w:val="19"/>
-              </w:rPr>
-              <w:t>; the SecretProviderClass and the Pod Identity association</w:t>
+              <w:t>kubectl -n farm-production get pods</w:t>
             </w:r>
           </w:p>
         </w:tc>
@@ -9506,7 +11075,41 @@
               <w:rPr>
                 <w:sz w:val="19"/>
               </w:rPr>
-              <w:t xml:space="preserve">Pod rejected: </w:t>
+              <w:t>Mobile API 403 for every call</w:t>
+            </w:r>
+          </w:p>
+        </w:tc>
+        <w:tc>
+          <w:tcPr>
+            <w:tcW w:type="dxa" w:w="2948"/>
+            <w:shd w:val="clear" w:color="auto" w:fill="F7F8FA"/>
+          </w:tcPr>
+          <w:p>
+            <w:pPr>
+              <w:spacing w:after="40"/>
+            </w:pPr>
+            <w:r>
+              <w:rPr>
+                <w:sz w:val="19"/>
+              </w:rPr>
+              <w:t>Called the execute-api URL directly</w:t>
+            </w:r>
+          </w:p>
+        </w:tc>
+        <w:tc>
+          <w:tcPr>
+            <w:tcW w:type="dxa" w:w="3855"/>
+            <w:shd w:val="clear" w:color="auto" w:fill="F7F8FA"/>
+          </w:tcPr>
+          <w:p>
+            <w:pPr>
+              <w:spacing w:after="40"/>
+            </w:pPr>
+            <w:r>
+              <w:rPr>
+                <w:sz w:val="19"/>
+              </w:rPr>
+              <w:t xml:space="preserve">Use </w:t>
             </w:r>
             <w:r>
               <w:rPr>
@@ -9514,47 +11117,7 @@
                 <w:color w:val="B3261E"/>
                 <w:sz w:val="17"/>
               </w:rPr>
-              <w:t>image not allowed</w:t>
-            </w:r>
-            <w:r>
-              <w:rPr>
-                <w:sz w:val="19"/>
-              </w:rPr>
-              <w:t xml:space="preserve"> / not signed</w:t>
-            </w:r>
-          </w:p>
-        </w:tc>
-        <w:tc>
-          <w:tcPr>
-            <w:tcW w:type="dxa" w:w="2948"/>
-            <w:shd w:val="clear" w:color="auto" w:fill="F7F8FA"/>
-          </w:tcPr>
-          <w:p>
-            <w:pPr>
-              <w:spacing w:after="40"/>
-            </w:pPr>
-            <w:r>
-              <w:rPr>
-                <w:sz w:val="19"/>
-              </w:rPr>
-              <w:t>Kyverno: image not from ECR, or not signed with the KMS key</w:t>
-            </w:r>
-          </w:p>
-        </w:tc>
-        <w:tc>
-          <w:tcPr>
-            <w:tcW w:type="dxa" w:w="3855"/>
-            <w:shd w:val="clear" w:color="auto" w:fill="F7F8FA"/>
-          </w:tcPr>
-          <w:p>
-            <w:pPr>
-              <w:spacing w:after="40"/>
-            </w:pPr>
-            <w:r>
-              <w:rPr>
-                <w:sz w:val="19"/>
-              </w:rPr>
-              <w:t>Deploy through the pipeline (it signs); never edit images by hand</w:t>
+              <w:t>https://api.mfon21.space</w:t>
             </w:r>
           </w:p>
         </w:tc>
@@ -9572,7 +11135,39 @@
               <w:rPr>
                 <w:sz w:val="19"/>
               </w:rPr>
-              <w:t xml:space="preserve">Web app 503, </w:t>
+              <w:t>Many 403s from the WAF for real users</w:t>
+            </w:r>
+          </w:p>
+        </w:tc>
+        <w:tc>
+          <w:tcPr>
+            <w:tcW w:type="dxa" w:w="2948"/>
+          </w:tcPr>
+          <w:p>
+            <w:pPr>
+              <w:spacing w:after="40"/>
+            </w:pPr>
+            <w:r>
+              <w:rPr>
+                <w:sz w:val="19"/>
+              </w:rPr>
+              <w:t>A managed rule false positive</w:t>
+            </w:r>
+          </w:p>
+        </w:tc>
+        <w:tc>
+          <w:tcPr>
+            <w:tcW w:type="dxa" w:w="3855"/>
+          </w:tcPr>
+          <w:p>
+            <w:pPr>
+              <w:spacing w:after="40"/>
+            </w:pPr>
+            <w:r>
+              <w:rPr>
+                <w:sz w:val="19"/>
+              </w:rPr>
+              <w:t xml:space="preserve">WAF logs: find the rule, override that one rule to Count in </w:t>
             </w:r>
             <w:r>
               <w:rPr>
@@ -9580,45 +11175,60 @@
                 <w:color w:val="B3261E"/>
                 <w:sz w:val="17"/>
               </w:rPr>
-              <w:t>readyz</w:t>
-            </w:r>
-            <w:r>
-              <w:rPr>
-                <w:sz w:val="19"/>
-              </w:rPr>
-              <w:t xml:space="preserve"> fails</w:t>
+              <w:t>modules/edge/waf.tf</w:t>
+            </w:r>
+          </w:p>
+        </w:tc>
+      </w:tr>
+      <w:tr>
+        <w:tc>
+          <w:tcPr>
+            <w:tcW w:type="dxa" w:w="2608"/>
+            <w:shd w:val="clear" w:color="auto" w:fill="F7F8FA"/>
+          </w:tcPr>
+          <w:p>
+            <w:pPr>
+              <w:spacing w:after="40"/>
+            </w:pPr>
+            <w:r>
+              <w:rPr>
+                <w:sz w:val="19"/>
+              </w:rPr>
+              <w:t>Nothing arrives in Slack</w:t>
             </w:r>
           </w:p>
         </w:tc>
         <w:tc>
           <w:tcPr>
             <w:tcW w:type="dxa" w:w="2948"/>
-          </w:tcPr>
-          <w:p>
-            <w:pPr>
-              <w:spacing w:after="40"/>
-            </w:pPr>
-            <w:r>
-              <w:rPr>
-                <w:sz w:val="19"/>
-              </w:rPr>
-              <w:t>PostgreSQL unreachable or the database user missing</w:t>
+            <w:shd w:val="clear" w:color="auto" w:fill="F7F8FA"/>
+          </w:tcPr>
+          <w:p>
+            <w:pPr>
+              <w:spacing w:after="40"/>
+            </w:pPr>
+            <w:r>
+              <w:rPr>
+                <w:sz w:val="19"/>
+              </w:rPr>
+              <w:t>Wrong or revoked webhook</w:t>
             </w:r>
           </w:p>
         </w:tc>
         <w:tc>
           <w:tcPr>
             <w:tcW w:type="dxa" w:w="3855"/>
-          </w:tcPr>
-          <w:p>
-            <w:pPr>
-              <w:spacing w:after="40"/>
-            </w:pPr>
-            <w:r>
-              <w:rPr>
-                <w:sz w:val="19"/>
-              </w:rPr>
-              <w:t xml:space="preserve">Logs of the </w:t>
+            <w:shd w:val="clear" w:color="auto" w:fill="F7F8FA"/>
+          </w:tcPr>
+          <w:p>
+            <w:pPr>
+              <w:spacing w:after="40"/>
+            </w:pPr>
+            <w:r>
+              <w:rPr>
+                <w:sz w:val="19"/>
+              </w:rPr>
+              <w:t xml:space="preserve">Update </w:t>
             </w:r>
             <w:r>
               <w:rPr>
@@ -9626,13 +11236,13 @@
                 <w:color w:val="B3261E"/>
                 <w:sz w:val="17"/>
               </w:rPr>
-              <w:t>sql-bootstrap</w:t>
-            </w:r>
-            <w:r>
-              <w:rPr>
-                <w:sz w:val="19"/>
-              </w:rPr>
-              <w:t xml:space="preserve"> Job; security group rule from the cluster SG</w:t>
+              <w:t>SLACK_WEBHOOK_URL</w:t>
+            </w:r>
+            <w:r>
+              <w:rPr>
+                <w:sz w:val="19"/>
+              </w:rPr>
+              <w:t>, run infra-aws then platform</w:t>
             </w:r>
           </w:p>
         </w:tc>
@@ -9641,403 +11251,48 @@
         <w:tc>
           <w:tcPr>
             <w:tcW w:type="dxa" w:w="2608"/>
-            <w:shd w:val="clear" w:color="auto" w:fill="F7F8FA"/>
-          </w:tcPr>
-          <w:p>
-            <w:pPr>
-              <w:spacing w:after="40"/>
-            </w:pPr>
-            <w:r>
-              <w:rPr>
-                <w:sz w:val="19"/>
-              </w:rPr>
-              <w:t>Sign-in loops back to Cognito</w:t>
+          </w:tcPr>
+          <w:p>
+            <w:pPr>
+              <w:spacing w:after="40"/>
+            </w:pPr>
+            <w:r>
+              <w:rPr>
+                <w:sz w:val="19"/>
+              </w:rPr>
+              <w:t>A failed run you do not understand</w:t>
             </w:r>
           </w:p>
         </w:tc>
         <w:tc>
           <w:tcPr>
             <w:tcW w:type="dxa" w:w="2948"/>
-            <w:shd w:val="clear" w:color="auto" w:fill="F7F8FA"/>
-          </w:tcPr>
-          <w:p>
-            <w:pPr>
-              <w:spacing w:after="40"/>
-            </w:pPr>
-            <w:r>
-              <w:rPr>
-                <w:sz w:val="19"/>
-              </w:rPr>
-              <w:t xml:space="preserve">User's </w:t>
-            </w:r>
-            <w:r>
-              <w:rPr>
-                <w:rFonts w:ascii="Consolas" w:hAnsi="Consolas" w:eastAsia="Consolas"/>
-                <w:color w:val="B3261E"/>
-                <w:sz w:val="17"/>
-              </w:rPr>
-              <w:t>email_verified</w:t>
-            </w:r>
-            <w:r>
-              <w:rPr>
-                <w:sz w:val="19"/>
-              </w:rPr>
-              <w:t xml:space="preserve"> is false</w:t>
+          </w:tcPr>
+          <w:p>
+            <w:pPr>
+              <w:spacing w:after="40"/>
+            </w:pPr>
+            <w:r>
+              <w:rPr>
+                <w:sz w:val="19"/>
+              </w:rPr>
+              <w:t>-</w:t>
             </w:r>
           </w:p>
         </w:tc>
         <w:tc>
           <w:tcPr>
             <w:tcW w:type="dxa" w:w="3855"/>
-            <w:shd w:val="clear" w:color="auto" w:fill="F7F8FA"/>
-          </w:tcPr>
-          <w:p>
-            <w:pPr>
-              <w:spacing w:after="40"/>
-            </w:pPr>
-            <w:r>
-              <w:rPr>
-                <w:rFonts w:ascii="Consolas" w:hAnsi="Consolas" w:eastAsia="Consolas"/>
-                <w:color w:val="B3261E"/>
-                <w:sz w:val="17"/>
-              </w:rPr>
-              <w:t>admin-update-user-attributes ... Name=email_verified,Value=true</w:t>
-            </w:r>
-          </w:p>
-        </w:tc>
-      </w:tr>
-      <w:tr>
-        <w:tc>
-          <w:tcPr>
-            <w:tcW w:type="dxa" w:w="2608"/>
-          </w:tcPr>
-          <w:p>
-            <w:pPr>
-              <w:spacing w:after="40"/>
-            </w:pPr>
-            <w:r>
-              <w:rPr>
-                <w:sz w:val="19"/>
-              </w:rPr>
-              <w:t>Mobile API 403 for every call</w:t>
-            </w:r>
-          </w:p>
-        </w:tc>
-        <w:tc>
-          <w:tcPr>
-            <w:tcW w:type="dxa" w:w="2948"/>
-          </w:tcPr>
-          <w:p>
-            <w:pPr>
-              <w:spacing w:after="40"/>
-            </w:pPr>
-            <w:r>
-              <w:rPr>
-                <w:sz w:val="19"/>
-              </w:rPr>
-              <w:t>Called the execute-api URL directly, or CloudFront's header changed mid-apply</w:t>
-            </w:r>
-          </w:p>
-        </w:tc>
-        <w:tc>
-          <w:tcPr>
-            <w:tcW w:type="dxa" w:w="3855"/>
-          </w:tcPr>
-          <w:p>
-            <w:pPr>
-              <w:spacing w:after="40"/>
-            </w:pPr>
-            <w:r>
-              <w:rPr>
-                <w:sz w:val="19"/>
-              </w:rPr>
-              <w:t xml:space="preserve">Use </w:t>
-            </w:r>
-            <w:r>
-              <w:rPr>
-                <w:rFonts w:ascii="Consolas" w:hAnsi="Consolas" w:eastAsia="Consolas"/>
-                <w:color w:val="B3261E"/>
-                <w:sz w:val="17"/>
-              </w:rPr>
-              <w:t>https://api.mfon21.space</w:t>
-            </w:r>
-            <w:r>
-              <w:rPr>
-                <w:sz w:val="19"/>
-              </w:rPr>
-              <w:t>; wait for the apply to finish</w:t>
-            </w:r>
-          </w:p>
-        </w:tc>
-      </w:tr>
-      <w:tr>
-        <w:tc>
-          <w:tcPr>
-            <w:tcW w:type="dxa" w:w="2608"/>
-            <w:shd w:val="clear" w:color="auto" w:fill="F7F8FA"/>
-          </w:tcPr>
-          <w:p>
-            <w:pPr>
-              <w:spacing w:after="40"/>
-            </w:pPr>
-            <w:r>
-              <w:rPr>
-                <w:sz w:val="19"/>
-              </w:rPr>
-              <w:t>Many 403s from the WAF for real users</w:t>
-            </w:r>
-          </w:p>
-        </w:tc>
-        <w:tc>
-          <w:tcPr>
-            <w:tcW w:type="dxa" w:w="2948"/>
-            <w:shd w:val="clear" w:color="auto" w:fill="F7F8FA"/>
-          </w:tcPr>
-          <w:p>
-            <w:pPr>
-              <w:spacing w:after="40"/>
-            </w:pPr>
-            <w:r>
-              <w:rPr>
-                <w:sz w:val="19"/>
-              </w:rPr>
-              <w:t>A managed rule false positive</w:t>
-            </w:r>
-          </w:p>
-        </w:tc>
-        <w:tc>
-          <w:tcPr>
-            <w:tcW w:type="dxa" w:w="3855"/>
-            <w:shd w:val="clear" w:color="auto" w:fill="F7F8FA"/>
-          </w:tcPr>
-          <w:p>
-            <w:pPr>
-              <w:spacing w:after="40"/>
-            </w:pPr>
-            <w:r>
-              <w:rPr>
-                <w:sz w:val="19"/>
-              </w:rPr>
-              <w:t xml:space="preserve">WAF logs: find the rule, override that one rule to Count in </w:t>
-            </w:r>
-            <w:r>
-              <w:rPr>
-                <w:rFonts w:ascii="Consolas" w:hAnsi="Consolas" w:eastAsia="Consolas"/>
-                <w:color w:val="B3261E"/>
-                <w:sz w:val="17"/>
-              </w:rPr>
-              <w:t>modules/edge/waf.tf</w:t>
-            </w:r>
-          </w:p>
-        </w:tc>
-      </w:tr>
-      <w:tr>
-        <w:tc>
-          <w:tcPr>
-            <w:tcW w:type="dxa" w:w="2608"/>
-          </w:tcPr>
-          <w:p>
-            <w:pPr>
-              <w:spacing w:after="40"/>
-            </w:pPr>
-            <w:r>
-              <w:rPr>
-                <w:sz w:val="19"/>
-              </w:rPr>
-              <w:t>Nothing arrives in Slack</w:t>
-            </w:r>
-          </w:p>
-        </w:tc>
-        <w:tc>
-          <w:tcPr>
-            <w:tcW w:type="dxa" w:w="2948"/>
-          </w:tcPr>
-          <w:p>
-            <w:pPr>
-              <w:spacing w:after="40"/>
-            </w:pPr>
-            <w:r>
-              <w:rPr>
-                <w:sz w:val="19"/>
-              </w:rPr>
-              <w:t>Wrong or revoked webhook</w:t>
-            </w:r>
-          </w:p>
-        </w:tc>
-        <w:tc>
-          <w:tcPr>
-            <w:tcW w:type="dxa" w:w="3855"/>
-          </w:tcPr>
-          <w:p>
-            <w:pPr>
-              <w:spacing w:after="40"/>
-            </w:pPr>
-            <w:r>
-              <w:rPr>
-                <w:sz w:val="19"/>
-              </w:rPr>
-              <w:t xml:space="preserve">Update the GitHub secret </w:t>
-            </w:r>
-            <w:r>
-              <w:rPr>
-                <w:rFonts w:ascii="Consolas" w:hAnsi="Consolas" w:eastAsia="Consolas"/>
-                <w:color w:val="B3261E"/>
-                <w:sz w:val="17"/>
-              </w:rPr>
-              <w:t>SLACK_WEBHOOK_URL</w:t>
-            </w:r>
-            <w:r>
-              <w:rPr>
-                <w:sz w:val="19"/>
-              </w:rPr>
-              <w:t xml:space="preserve">, run infra-aws then platform (Alertmanager reads </w:t>
-            </w:r>
-            <w:r>
-              <w:rPr>
-                <w:rFonts w:ascii="Consolas" w:hAnsi="Consolas" w:eastAsia="Consolas"/>
-                <w:color w:val="B3261E"/>
-                <w:sz w:val="17"/>
-              </w:rPr>
-              <w:t>agripulse/platform/slack-webhook-url</w:t>
-            </w:r>
-            <w:r>
-              <w:rPr>
-                <w:sz w:val="19"/>
-              </w:rPr>
-              <w:t>)</w:t>
-            </w:r>
-          </w:p>
-        </w:tc>
-      </w:tr>
-      <w:tr>
-        <w:tc>
-          <w:tcPr>
-            <w:tcW w:type="dxa" w:w="2608"/>
-            <w:shd w:val="clear" w:color="auto" w:fill="F7F8FA"/>
-          </w:tcPr>
-          <w:p>
-            <w:pPr>
-              <w:spacing w:after="40"/>
-            </w:pPr>
-            <w:r>
-              <w:rPr>
-                <w:sz w:val="19"/>
-              </w:rPr>
-              <w:t xml:space="preserve">Alert </w:t>
-            </w:r>
-            <w:r>
-              <w:rPr>
-                <w:rFonts w:ascii="Consolas" w:hAnsi="Consolas" w:eastAsia="Consolas"/>
-                <w:color w:val="B3261E"/>
-                <w:sz w:val="17"/>
-              </w:rPr>
-              <w:t>AgriPulseCloudWatchMetricsMissing</w:t>
-            </w:r>
-          </w:p>
-        </w:tc>
-        <w:tc>
-          <w:tcPr>
-            <w:tcW w:type="dxa" w:w="2948"/>
-            <w:shd w:val="clear" w:color="auto" w:fill="F7F8FA"/>
-          </w:tcPr>
-          <w:p>
-            <w:pPr>
-              <w:spacing w:after="40"/>
-            </w:pPr>
-            <w:r>
-              <w:rPr>
-                <w:sz w:val="19"/>
-              </w:rPr>
-              <w:t>YACE cannot read CloudWatch</w:t>
-            </w:r>
-          </w:p>
-        </w:tc>
-        <w:tc>
-          <w:tcPr>
-            <w:tcW w:type="dxa" w:w="3855"/>
-            <w:shd w:val="clear" w:color="auto" w:fill="F7F8FA"/>
-          </w:tcPr>
-          <w:p>
-            <w:pPr>
-              <w:spacing w:after="40"/>
-            </w:pPr>
-            <w:r>
-              <w:rPr>
-                <w:rFonts w:ascii="Consolas" w:hAnsi="Consolas" w:eastAsia="Consolas"/>
-                <w:color w:val="B3261E"/>
-                <w:sz w:val="17"/>
-              </w:rPr>
-              <w:t>kubectl logs -n monitoring -l app.kubernetes.io/name=prometheus-yet-another-cloudwatch-exporter</w:t>
-            </w:r>
-            <w:r>
-              <w:rPr>
-                <w:sz w:val="19"/>
-              </w:rPr>
-              <w:t xml:space="preserve">; the </w:t>
-            </w:r>
-            <w:r>
-              <w:rPr>
-                <w:rFonts w:ascii="Consolas" w:hAnsi="Consolas" w:eastAsia="Consolas"/>
-                <w:color w:val="B3261E"/>
-                <w:sz w:val="17"/>
-              </w:rPr>
-              <w:t>yace</w:t>
-            </w:r>
-            <w:r>
-              <w:rPr>
-                <w:sz w:val="19"/>
-              </w:rPr>
-              <w:t xml:space="preserve"> Pod Identity association</w:t>
-            </w:r>
-          </w:p>
-        </w:tc>
-      </w:tr>
-      <w:tr>
-        <w:tc>
-          <w:tcPr>
-            <w:tcW w:type="dxa" w:w="2608"/>
-          </w:tcPr>
-          <w:p>
-            <w:pPr>
-              <w:spacing w:after="40"/>
-            </w:pPr>
-            <w:r>
-              <w:rPr>
-                <w:sz w:val="19"/>
-              </w:rPr>
-              <w:t>A failed run you do not understand</w:t>
-            </w:r>
-          </w:p>
-        </w:tc>
-        <w:tc>
-          <w:tcPr>
-            <w:tcW w:type="dxa" w:w="2948"/>
-          </w:tcPr>
-          <w:p>
-            <w:pPr>
-              <w:spacing w:after="40"/>
-            </w:pPr>
-            <w:r>
-              <w:rPr>
-                <w:sz w:val="19"/>
-              </w:rPr>
-              <w:t>-</w:t>
-            </w:r>
-          </w:p>
-        </w:tc>
-        <w:tc>
-          <w:tcPr>
-            <w:tcW w:type="dxa" w:w="3855"/>
-          </w:tcPr>
-          <w:p>
-            <w:pPr>
-              <w:spacing w:after="40"/>
-            </w:pPr>
-            <w:r>
-              <w:rPr>
-                <w:sz w:val="19"/>
-              </w:rPr>
-              <w:t>Read the AI diagnosis on the run's summary page, then the log of the failed step</w:t>
+          </w:tcPr>
+          <w:p>
+            <w:pPr>
+              <w:spacing w:after="40"/>
+            </w:pPr>
+            <w:r>
+              <w:rPr>
+                <w:sz w:val="19"/>
+              </w:rPr>
+              <w:t>Read the AI diagnosis, then the log of the failed step</w:t>
             </w:r>
           </w:p>
         </w:tc>
@@ -10169,7 +11424,7 @@
               <w:rPr>
                 <w:sz w:val="19"/>
               </w:rPr>
-              <w:t>3 × t3.large nodes + EBS</w:t>
+              <w:t>3 × t3.large nodes + EBS (8 service namespaces, Redis ×2, the platform)</w:t>
             </w:r>
           </w:p>
         </w:tc>
@@ -10344,7 +11599,7 @@
               <w:rPr>
                 <w:sz w:val="19"/>
               </w:rPr>
-              <w:t>CloudFront, API Gateway, Lambda, S3, Secrets Manager, CloudWatch</w:t>
+              <w:t>CloudFront, API Gateway, Lambda, S3, Secrets Manager (~25 secrets), CloudWatch</w:t>
             </w:r>
           </w:p>
         </w:tc>
@@ -10360,7 +11615,7 @@
               <w:rPr>
                 <w:sz w:val="19"/>
               </w:rPr>
-              <w:t>a few, with light traffic</w:t>
+              <w:t>~15, with light traffic</w:t>
             </w:r>
           </w:p>
         </w:tc>
@@ -10458,7 +11713,7 @@
         <w:t>destroy agripulse</w:t>
       </w:r>
       <w:r>
-        <w:t xml:space="preserve"> and approve. It first removes what would outlive the cluster (the Argo CD apps, the EBS volumes of Tempo and Loki), then runs </w:t>
+        <w:t xml:space="preserve"> and approve. It removes what would outlive the cluster (the Argo CD apps, the EBS volumes of Tempo and Loki), forgets the rest of the platform, then runs </w:t>
       </w:r>
       <w:r>
         <w:rPr>
@@ -10850,6 +12105,12 @@
     </w:lvlOverride>
   </w:num>
   <w:num w:numId="16">
+    <w:abstractNumId w:val="7"/>
+    <w:lvlOverride w:ilvl="0">
+      <w:startOverride w:val="1"/>
+    </w:lvlOverride>
+  </w:num>
+  <w:num w:numId="17">
     <w:abstractNumId w:val="7"/>
     <w:lvlOverride w:ilvl="0">
       <w:startOverride w:val="1"/>

--- a/docs/AgriPulse-AWS-Deployment-Guide.docx
+++ b/docs/AgriPulse-AWS-Deployment-Guide.docx
@@ -939,7 +939,7 @@
               <w:rPr>
                 <w:sz w:val="19"/>
               </w:rPr>
-              <w:t>CloudFront + ONE AWS WAF in front of everything</w:t>
+              <w:t>ONE AWS WAF on the ALB and the mobile API; CloudFront for the images</w:t>
             </w:r>
           </w:p>
         </w:tc>
@@ -956,7 +956,7 @@
               <w:rPr>
                 <w:sz w:val="19"/>
               </w:rPr>
-              <w:t>The same rules (OWASP, SQL injection, bots, rate limit) protect every service, the mobile API and the images; the origins accept only CloudFront</w:t>
+              <w:t>The same rules (OWASP, SQL injection, bots, rate limit) protect every service, Argo CD, Grafana and the mobile API; CloudFront serves only what it is good at: cached images from S3</w:t>
             </w:r>
           </w:p>
         </w:tc>
@@ -1533,7 +1533,7 @@
       <w:r>
         <w:drawing>
           <wp:inline xmlns:a="http://schemas.openxmlformats.org/drawingml/2006/main" xmlns:pic="http://schemas.openxmlformats.org/drawingml/2006/picture">
-            <wp:extent cx="8736794" cy="5256000"/>
+            <wp:extent cx="8760000" cy="5256000"/>
             <wp:docPr id="1" name="Picture 1"/>
             <wp:cNvGraphicFramePr>
               <a:graphicFrameLocks noChangeAspect="1"/>
@@ -1554,7 +1554,7 @@
                   <pic:spPr>
                     <a:xfrm>
                       <a:off x="0" y="0"/>
-                      <a:ext cx="8736794" cy="5256000"/>
+                      <a:ext cx="8760000" cy="5256000"/>
                     </a:xfrm>
                     <a:prstGeom prst="rect"/>
                   </pic:spPr>
@@ -1576,7 +1576,7 @@
           <w:color w:val="5B6475"/>
           <w:sz w:val="18"/>
         </w:rPr>
-        <w:t>Figure 1: AgriPulse on AWS: GitHub Actions, the global edge (one WAF, three CloudFront distributions), and the VPC across two availability zones (ALB, EKS with staging and production namespaces, RDS PostgreSQL Multi-AZ), the mobile API (API Gateway + Lambda)</w:t>
+        <w:t>Figure 1: AgriPulse on AWS: GitHub Actions, CloudFront for the S3 images, one regional WAF, and the VPC across two availability zones (ALB, EKS with staging and production namespaces, RDS PostgreSQL Multi-AZ), the mobile API (API Gateway + Lambda)</w:t>
         <w:br/>
       </w:r>
       <w:r>
@@ -1714,7 +1714,7 @@
         <w:t>shop.mfon21.space</w:t>
       </w:r>
       <w:r>
-        <w:t>: Route 53, then CloudFront, where AWS WAF inspects the request.</w:t>
+        <w:t>: Route 53 points it at the ALB, where AWS WAF inspects the request.</w:t>
       </w:r>
     </w:p>
     <w:p>
@@ -1726,18 +1726,7 @@
         </w:numPr>
       </w:pPr>
       <w:r>
-        <w:t xml:space="preserve">CloudFront forwards it over HTTPS with the secret </w:t>
-      </w:r>
-      <w:r>
-        <w:rPr>
-          <w:rFonts w:ascii="Consolas" w:hAnsi="Consolas" w:eastAsia="Consolas"/>
-          <w:color w:val="B3261E"/>
-          <w:sz w:val="19"/>
-        </w:rPr>
-        <w:t>X-Origin-Verify</w:t>
-      </w:r>
-      <w:r>
-        <w:t xml:space="preserve"> header to the ALB, which sends it straight to the service's pods in its namespace; the service checks the session token itself.</w:t>
+        <w:t>The ALB ends HTTPS and sends the request straight to the service's pods in its namespace; the service checks the session token itself. Argo CD and Grafana are reached the same way.</w:t>
       </w:r>
     </w:p>
     <w:p>
@@ -1760,7 +1749,7 @@
         <w:t>api.mfon21.space</w:t>
       </w:r>
       <w:r>
-        <w:t>: WAF, CloudFront, API Gateway, the gateway Lambda, then the production services.</w:t>
+        <w:t>: API Gateway (WAF on the stage), the gateway Lambda, then the production services.</w:t>
       </w:r>
     </w:p>
     <w:p>
@@ -1828,7 +1817,7 @@
       <w:r>
         <w:drawing>
           <wp:inline xmlns:a="http://schemas.openxmlformats.org/drawingml/2006/main" xmlns:pic="http://schemas.openxmlformats.org/drawingml/2006/picture">
-            <wp:extent cx="8668477" cy="5256000"/>
+            <wp:extent cx="8694135" cy="5256000"/>
             <wp:docPr id="2" name="Picture 2"/>
             <wp:cNvGraphicFramePr>
               <a:graphicFrameLocks noChangeAspect="1"/>
@@ -1849,7 +1838,7 @@
                   <pic:spPr>
                     <a:xfrm>
                       <a:off x="0" y="0"/>
-                      <a:ext cx="8668477" cy="5256000"/>
+                      <a:ext cx="8694135" cy="5256000"/>
                     </a:xfrm>
                     <a:prstGeom prst="rect"/>
                   </pic:spPr>
@@ -1934,7 +1923,7 @@
       <w:r>
         <w:drawing>
           <wp:inline xmlns:a="http://schemas.openxmlformats.org/drawingml/2006/main" xmlns:pic="http://schemas.openxmlformats.org/drawingml/2006/picture">
-            <wp:extent cx="7331617" cy="5255999"/>
+            <wp:extent cx="7344923" cy="5256000"/>
             <wp:docPr id="3" name="Picture 3"/>
             <wp:cNvGraphicFramePr>
               <a:graphicFrameLocks noChangeAspect="1"/>
@@ -1955,7 +1944,7 @@
                   <pic:spPr>
                     <a:xfrm>
                       <a:off x="0" y="0"/>
-                      <a:ext cx="7331617" cy="5255999"/>
+                      <a:ext cx="7344923" cy="5256000"/>
                     </a:xfrm>
                     <a:prstGeom prst="rect"/>
                   </pic:spPr>
@@ -3141,7 +3130,7 @@
               <w:rPr>
                 <w:sz w:val="19"/>
               </w:rPr>
-              <w:t xml:space="preserve">ONE WAF web ACL, CloudFront </w:t>
+              <w:t xml:space="preserve">ONE regional WAF web ACL (ALB + the API stage), ALB + one target group per service and environment (+ Argo CD, Grafana), the </w:t>
             </w:r>
             <w:r>
               <w:rPr>
@@ -3149,13 +3138,13 @@
                 <w:color w:val="B3261E"/>
                 <w:sz w:val="17"/>
               </w:rPr>
-              <w:t>app</w:t>
-            </w:r>
-            <w:r>
-              <w:rPr>
-                <w:sz w:val="19"/>
-              </w:rPr>
-              <w:t xml:space="preserve">, </w:t>
+              <w:t>api.</w:t>
+            </w:r>
+            <w:r>
+              <w:rPr>
+                <w:sz w:val="19"/>
+              </w:rPr>
+              <w:t xml:space="preserve"> custom domain, CloudFront </w:t>
             </w:r>
             <w:r>
               <w:rPr>
@@ -3163,27 +3152,13 @@
                 <w:color w:val="B3261E"/>
                 <w:sz w:val="17"/>
               </w:rPr>
-              <w:t>api</w:t>
-            </w:r>
-            <w:r>
-              <w:rPr>
-                <w:sz w:val="19"/>
-              </w:rPr>
-              <w:t xml:space="preserve">, </w:t>
-            </w:r>
-            <w:r>
-              <w:rPr>
-                <w:rFonts w:ascii="Consolas" w:hAnsi="Consolas" w:eastAsia="Consolas"/>
-                <w:color w:val="B3261E"/>
-                <w:sz w:val="17"/>
-              </w:rPr>
               <w:t>media</w:t>
             </w:r>
             <w:r>
               <w:rPr>
                 <w:sz w:val="19"/>
               </w:rPr>
-              <w:t>, ALB + one target group per service and environment (+ Argo CD, Grafana), ACM certificates, Route 53 records</w:t>
+              <w:t xml:space="preserve"> (S3), ACM certificates, Route 53 records</w:t>
             </w:r>
           </w:p>
         </w:tc>
@@ -6372,7 +6347,7 @@
               <w:rPr>
                 <w:sz w:val="19"/>
               </w:rPr>
-              <w:t>VPC, EKS, RDS Multi-AZ, ECR, S3, Secrets, API Gateway + Lambda (placeholder), WAF, CloudFront ×3, ALB with 10 target groups, DNS, EventBridge -&gt; Slack</w:t>
+              <w:t>VPC, EKS, RDS Multi-AZ, ECR, S3, Secrets, API Gateway + Lambda (placeholder), WAF, CloudFront (images), ALB with 10 target groups, DNS, EventBridge -&gt; Slack</w:t>
             </w:r>
           </w:p>
         </w:tc>
@@ -7125,7 +7100,7 @@
                 <w:color w:val="1F2937"/>
                 <w:sz w:val="17"/>
               </w:rPr>
-              <w:t># The ALB refuses anything that did not come through CloudFront</w:t>
+              <w:t># The ALB answers only for our host names: its own DNS name gets a 404</w:t>
             </w:r>
           </w:p>
           <w:p>
@@ -7151,7 +7126,33 @@
                 <w:color w:val="1F2937"/>
                 <w:sz w:val="17"/>
               </w:rPr>
-              <w:t>curl -sk --max-time 5 https://$ALB/ ; echo " (time-out: only CloudFront's address ranges may connect)"</w:t>
+              <w:t>curl -sk -o /dev/null -w '%{http_code}\n' https://$ALB/    # 404</w:t>
+            </w:r>
+          </w:p>
+          <w:p>
+            <w:pPr>
+              <w:spacing w:after="0" w:line="240" w:lineRule="auto"/>
+            </w:pPr>
+            <w:r>
+              <w:rPr>
+                <w:rFonts w:ascii="Consolas" w:hAnsi="Consolas" w:eastAsia="Consolas"/>
+                <w:color w:val="1F2937"/>
+                <w:sz w:val="17"/>
+              </w:rPr>
+              <w:t xml:space="preserve"> </w:t>
+            </w:r>
+          </w:p>
+          <w:p>
+            <w:pPr>
+              <w:spacing w:after="0" w:line="240" w:lineRule="auto"/>
+            </w:pPr>
+            <w:r>
+              <w:rPr>
+                <w:rFonts w:ascii="Consolas" w:hAnsi="Consolas" w:eastAsia="Consolas"/>
+                <w:color w:val="1F2937"/>
+                <w:sz w:val="17"/>
+              </w:rPr>
+              <w:t># The default execute-api URL of the mobile API is switched off: api.mfon21.space (with the WAF) is the only way in</w:t>
             </w:r>
           </w:p>
           <w:p>
@@ -7319,7 +7320,7 @@
               <w:rPr>
                 <w:sz w:val="19"/>
               </w:rPr>
-              <w:t xml:space="preserve">ONE AWS WAF web ACL on all three CloudFront distributions: OWASP common rules, </w:t>
+              <w:t xml:space="preserve">ONE AWS WAF web ACL on the ALB and the mobile API's stage: OWASP common rules, </w:t>
             </w:r>
             <w:r>
               <w:rPr>
@@ -7386,54 +7387,40 @@
               <w:rPr>
                 <w:sz w:val="19"/>
               </w:rPr>
-              <w:t xml:space="preserve">Origins accept only CloudFront: ALB security group = CloudFront's prefix list, every listener rule needs </w:t>
-            </w:r>
+              <w:t>No way around the WAF: the ALB answers only our host names (404 otherwise), port 80 only redirects to HTTPS; API Gateway's default execute-api URL is switched off; CloudFront reads S3 with Origin Access Control and serves only clean uploads</w:t>
+            </w:r>
+          </w:p>
+        </w:tc>
+        <w:tc>
+          <w:tcPr>
+            <w:tcW w:type="dxa" w:w="1927"/>
+            <w:shd w:val="clear" w:color="auto" w:fill="F7F8FA"/>
+          </w:tcPr>
+          <w:p>
+            <w:pPr>
+              <w:spacing w:after="40"/>
+            </w:pPr>
             <w:r>
               <w:rPr>
                 <w:rFonts w:ascii="Consolas" w:hAnsi="Consolas" w:eastAsia="Consolas"/>
                 <w:color w:val="B3261E"/>
                 <w:sz w:val="17"/>
               </w:rPr>
-              <w:t>X-Origin-Verify</w:t>
-            </w:r>
-            <w:r>
-              <w:rPr>
-                <w:sz w:val="19"/>
-              </w:rPr>
-              <w:t>; the mobile Lambda refuses requests without it</w:t>
-            </w:r>
-          </w:p>
-        </w:tc>
-        <w:tc>
-          <w:tcPr>
-            <w:tcW w:type="dxa" w:w="1927"/>
-            <w:shd w:val="clear" w:color="auto" w:fill="F7F8FA"/>
-          </w:tcPr>
-          <w:p>
-            <w:pPr>
-              <w:spacing w:after="40"/>
-            </w:pPr>
+              <w:t>modules/edge</w:t>
+            </w:r>
+            <w:r>
+              <w:rPr>
+                <w:sz w:val="19"/>
+              </w:rPr>
+              <w:t xml:space="preserve">, </w:t>
+            </w:r>
             <w:r>
               <w:rPr>
                 <w:rFonts w:ascii="Consolas" w:hAnsi="Consolas" w:eastAsia="Consolas"/>
                 <w:color w:val="B3261E"/>
                 <w:sz w:val="17"/>
               </w:rPr>
-              <w:t>modules/edge/alb.tf</w:t>
-            </w:r>
-            <w:r>
-              <w:rPr>
-                <w:sz w:val="19"/>
-              </w:rPr>
-              <w:t xml:space="preserve">, </w:t>
-            </w:r>
-            <w:r>
-              <w:rPr>
-                <w:rFonts w:ascii="Consolas" w:hAnsi="Consolas" w:eastAsia="Consolas"/>
-                <w:color w:val="B3261E"/>
-                <w:sz w:val="17"/>
-              </w:rPr>
-              <w:t>api.py</w:t>
+              <w:t>modules/mobile-api</w:t>
             </w:r>
           </w:p>
         </w:tc>
@@ -9683,45 +9670,6 @@
               <w:t># then restart the four production services so they read the new keys</w:t>
             </w:r>
           </w:p>
-          <w:p>
-            <w:pPr>
-              <w:spacing w:after="0" w:line="240" w:lineRule="auto"/>
-            </w:pPr>
-            <w:r>
-              <w:rPr>
-                <w:rFonts w:ascii="Consolas" w:hAnsi="Consolas" w:eastAsia="Consolas"/>
-                <w:color w:val="1F2937"/>
-                <w:sz w:val="17"/>
-              </w:rPr>
-              <w:t xml:space="preserve"> </w:t>
-            </w:r>
-          </w:p>
-          <w:p>
-            <w:pPr>
-              <w:spacing w:after="0" w:line="240" w:lineRule="auto"/>
-            </w:pPr>
-            <w:r>
-              <w:rPr>
-                <w:rFonts w:ascii="Consolas" w:hAnsi="Consolas" w:eastAsia="Consolas"/>
-                <w:color w:val="1F2937"/>
-                <w:sz w:val="17"/>
-              </w:rPr>
-              <w:t># CloudFront's origin header (CloudFront, the ALB rules and the Lambda change in one apply)</w:t>
-            </w:r>
-          </w:p>
-          <w:p>
-            <w:pPr>
-              <w:spacing w:after="0" w:line="240" w:lineRule="auto"/>
-            </w:pPr>
-            <w:r>
-              <w:rPr>
-                <w:rFonts w:ascii="Consolas" w:hAnsi="Consolas" w:eastAsia="Consolas"/>
-                <w:color w:val="1F2937"/>
-                <w:sz w:val="17"/>
-              </w:rPr>
-              <w:t>terraform apply -replace=random_password.origin_verify</w:t>
-            </w:r>
-          </w:p>
         </w:tc>
       </w:tr>
     </w:tbl>
@@ -9927,7 +9875,7 @@
                 <w:b/>
                 <w:sz w:val="19"/>
               </w:rPr>
-              <w:t>us-east-1</w:t>
+              <w:t>eu-west-2</w:t>
             </w:r>
             <w:r>
               <w:rPr>
@@ -10067,7 +10015,7 @@
               <w:rPr>
                 <w:sz w:val="19"/>
               </w:rPr>
-              <w:t xml:space="preserve">; password in Secrets Manager </w:t>
+              <w:t xml:space="preserve">; password: </w:t>
             </w:r>
             <w:r>
               <w:rPr>
@@ -10075,7 +10023,7 @@
                 <w:color w:val="B3261E"/>
                 <w:sz w:val="17"/>
               </w:rPr>
-              <w:t>agripulse/platform/grafana-admin-password</w:t>
+              <w:t>kubectl -n monitoring get secret grafana-admin -o jsonpath='{.data.admin-password}' | base64 -d</w:t>
             </w:r>
             <w:r>
               <w:rPr>
@@ -11599,7 +11547,7 @@
               <w:rPr>
                 <w:sz w:val="19"/>
               </w:rPr>
-              <w:t>CloudFront, API Gateway, Lambda, S3, Secrets Manager (~25 secrets), CloudWatch</w:t>
+              <w:t>CloudFront (images), API Gateway, Lambda, S3, Secrets Manager (~25 secrets), CloudWatch</w:t>
             </w:r>
           </w:p>
         </w:tc>

--- a/docs/AgriPulse-AWS-Deployment-Guide.docx
+++ b/docs/AgriPulse-AWS-Deployment-Guide.docx
@@ -622,7 +622,25 @@
         <w:t>shop-production</w:t>
       </w:r>
       <w:r>
-        <w:t xml:space="preserve">...). Every change reaches staging automatically; production gets the same signed image after a person approves. Everything keeps its data in </w:t>
+        <w:t xml:space="preserve">...). Every change reaches staging automatically; production gets the same signed image when you run </w:t>
+      </w:r>
+      <w:r>
+        <w:rPr>
+          <w:b/>
+        </w:rPr>
+        <w:t>promote</w:t>
+      </w:r>
+      <w:r>
+        <w:t xml:space="preserve">, approve, and press </w:t>
+      </w:r>
+      <w:r>
+        <w:rPr>
+          <w:b/>
+        </w:rPr>
+        <w:t>SYNC</w:t>
+      </w:r>
+      <w:r>
+        <w:t xml:space="preserve"> in Argo CD. Everything keeps its data in </w:t>
       </w:r>
       <w:r>
         <w:rPr>
@@ -680,7 +698,7 @@
               <w:t>In plain English:</w:t>
             </w:r>
             <w:r>
-              <w:t xml:space="preserve"> you run one script on your laptop, once. It gives GitHub permission to work in your AWS account without storing any password or key. After that you only push to Git: GitHub builds the infrastructure and the images, Argo CD deploys them to staging, then (after your approval) to production, each as a canary that Prometheus watches, and when anything fails, Claude explains why in Slack.</w:t>
+              <w:t xml:space="preserve"> you run one script on your laptop, once. It gives GitHub permission to work in your AWS account without storing any password or key. After that you only push to Git: GitHub builds the infrastructure and the images, Argo CD deploys them to staging, then (when you run promote and press Sync) to production, each as a canary that Prometheus watches, and when anything fails, Claude explains why in Slack.</w:t>
             </w:r>
           </w:p>
         </w:tc>
@@ -1657,7 +1675,13 @@
         </w:numPr>
       </w:pPr>
       <w:r>
-        <w:t>Each service's image is built, tested, scanned (Trivy), signed with the KMS key (Cosign) and pushed to ECR.</w:t>
+        <w:rPr>
+          <w:b/>
+        </w:rPr>
+        <w:t>app</w:t>
+      </w:r>
+      <w:r>
+        <w:t xml:space="preserve"> builds only the services that changed, one job each: tested, scanned (Trivy), signed with the KMS key (Cosign) and pushed to ECR.</w:t>
       </w:r>
     </w:p>
     <w:p>
@@ -1669,7 +1693,13 @@
         </w:numPr>
       </w:pPr>
       <w:r>
-        <w:t xml:space="preserve">The pipeline commits the image to </w:t>
+        <w:rPr>
+          <w:b/>
+        </w:rPr>
+        <w:t>app</w:t>
+      </w:r>
+      <w:r>
+        <w:t xml:space="preserve"> commits the images to </w:t>
       </w:r>
       <w:r>
         <w:rPr>
@@ -1680,7 +1710,16 @@
         <w:t>gitops/services/&lt;service&gt;/staging.yaml</w:t>
       </w:r>
       <w:r>
-        <w:t xml:space="preserve">; Argo CD rolls it out as a canary; after approval the same image goes to </w:t>
+        <w:t xml:space="preserve">; Argo CD rolls them out as canaries. </w:t>
+      </w:r>
+      <w:r>
+        <w:rPr>
+          <w:b/>
+        </w:rPr>
+        <w:t>promote</w:t>
+      </w:r>
+      <w:r>
+        <w:t xml:space="preserve"> (after approval) copies the same images to </w:t>
       </w:r>
       <w:r>
         <w:rPr>
@@ -1689,6 +1728,15 @@
           <w:sz w:val="19"/>
         </w:rPr>
         <w:t>production.yaml</w:t>
+      </w:r>
+      <w:r>
+        <w:t xml:space="preserve">; you review the diff in Argo CD and press </w:t>
+      </w:r>
+      <w:r>
+        <w:rPr>
+          <w:b/>
+        </w:rPr>
+        <w:t>SYNC</w:t>
       </w:r>
       <w:r>
         <w:t>.</w:t>
@@ -1891,18 +1939,70 @@
     </w:p>
     <w:p>
       <w:r>
-        <w:t xml:space="preserve">One pipeline per service, Terraform stack and the mobile API, each triggered by its own folders. A pull request runs the checks only; a push to </w:t>
+        <w:t xml:space="preserve">Six workflows. </w:t>
       </w:r>
       <w:r>
         <w:rPr>
-          <w:rFonts w:ascii="Consolas" w:hAnsi="Consolas" w:eastAsia="Consolas"/>
-          <w:color w:val="B3261E"/>
-          <w:sz w:val="19"/>
+          <w:b/>
         </w:rPr>
-        <w:t>main</w:t>
+        <w:t>app</w:t>
       </w:r>
       <w:r>
-        <w:t xml:space="preserve"> also deploys: staging automatically, production after approval.</w:t>
+        <w:t xml:space="preserve"> is the four microservices: it finds the services a push changed and builds each in its own parallel job (matrix), then deploys them to staging in one commit. </w:t>
+      </w:r>
+      <w:r>
+        <w:rPr>
+          <w:b/>
+        </w:rPr>
+        <w:t>promote</w:t>
+      </w:r>
+      <w:r>
+        <w:t xml:space="preserve"> takes what staging runs to production's files, and production changes only when you press </w:t>
+      </w:r>
+      <w:r>
+        <w:rPr>
+          <w:b/>
+        </w:rPr>
+        <w:t>SYNC</w:t>
+      </w:r>
+      <w:r>
+        <w:t xml:space="preserve"> in Argo CD (continuous delivery). </w:t>
+      </w:r>
+      <w:r>
+        <w:rPr>
+          <w:b/>
+        </w:rPr>
+        <w:t>infra-aws</w:t>
+      </w:r>
+      <w:r>
+        <w:t xml:space="preserve">, </w:t>
+      </w:r>
+      <w:r>
+        <w:rPr>
+          <w:b/>
+        </w:rPr>
+        <w:t>platform</w:t>
+      </w:r>
+      <w:r>
+        <w:t xml:space="preserve"> and </w:t>
+      </w:r>
+      <w:r>
+        <w:rPr>
+          <w:b/>
+        </w:rPr>
+        <w:t>mobile-backend</w:t>
+      </w:r>
+      <w:r>
+        <w:t xml:space="preserve"> run when their folders change; </w:t>
+      </w:r>
+      <w:r>
+        <w:rPr>
+          <w:b/>
+        </w:rPr>
+        <w:t>destroy</w:t>
+      </w:r>
+      <w:r>
+        <w:t xml:space="preserve"> by hand. A pull request runs the checks only.</w:t>
       </w:r>
     </w:p>
     <w:p>
@@ -1923,7 +2023,7 @@
       <w:r>
         <w:drawing>
           <wp:inline xmlns:a="http://schemas.openxmlformats.org/drawingml/2006/main" xmlns:pic="http://schemas.openxmlformats.org/drawingml/2006/picture">
-            <wp:extent cx="7344923" cy="5256000"/>
+            <wp:extent cx="6261245" cy="5255999"/>
             <wp:docPr id="3" name="Picture 3"/>
             <wp:cNvGraphicFramePr>
               <a:graphicFrameLocks noChangeAspect="1"/>
@@ -1944,7 +2044,7 @@
                   <pic:spPr>
                     <a:xfrm>
                       <a:off x="0" y="0"/>
-                      <a:ext cx="7344923" cy="5256000"/>
+                      <a:ext cx="6261245" cy="5255999"/>
                     </a:xfrm>
                     <a:prstGeom prst="rect"/>
                   </pic:spPr>
@@ -2987,7 +3087,7 @@
               <w:rPr>
                 <w:sz w:val="19"/>
               </w:rPr>
-              <w:t>Per environment: token-signing keys, CSRF secrets, the internal token; platform: Grafana, Slack, the mobile gateway header</w:t>
+              <w:t>Per environment: token-signing keys, CSRF secrets, the internal token; platform: Slack, the mobile gateway header (the Argo CD and Grafana admin passwords live in the cluster)</w:t>
             </w:r>
           </w:p>
         </w:tc>
@@ -3318,7 +3418,7 @@
               <w:rPr>
                 <w:sz w:val="19"/>
               </w:rPr>
-              <w:t>The four images and the mobile API's Lambda package</w:t>
+              <w:t>The four images (changed ones only) to staging; to production; the mobile API's Lambda package</w:t>
             </w:r>
           </w:p>
         </w:tc>
@@ -3336,7 +3436,7 @@
                 <w:color w:val="B3261E"/>
                 <w:sz w:val="17"/>
               </w:rPr>
-              <w:t>accounts.yml</w:t>
+              <w:t>app.yml</w:t>
             </w:r>
             <w:r>
               <w:rPr>
@@ -3350,35 +3450,7 @@
                 <w:color w:val="B3261E"/>
                 <w:sz w:val="17"/>
               </w:rPr>
-              <w:t>farm.yml</w:t>
-            </w:r>
-            <w:r>
-              <w:rPr>
-                <w:sz w:val="19"/>
-              </w:rPr>
-              <w:t xml:space="preserve">, </w:t>
-            </w:r>
-            <w:r>
-              <w:rPr>
-                <w:rFonts w:ascii="Consolas" w:hAnsi="Consolas" w:eastAsia="Consolas"/>
-                <w:color w:val="B3261E"/>
-                <w:sz w:val="17"/>
-              </w:rPr>
-              <w:t>shop.yml</w:t>
-            </w:r>
-            <w:r>
-              <w:rPr>
-                <w:sz w:val="19"/>
-              </w:rPr>
-              <w:t xml:space="preserve">, </w:t>
-            </w:r>
-            <w:r>
-              <w:rPr>
-                <w:rFonts w:ascii="Consolas" w:hAnsi="Consolas" w:eastAsia="Consolas"/>
-                <w:color w:val="B3261E"/>
-                <w:sz w:val="17"/>
-              </w:rPr>
-              <w:t>incidents.yml</w:t>
+              <w:t>promote.yml</w:t>
             </w:r>
             <w:r>
               <w:rPr>
@@ -5936,6 +6008,12 @@
               </w:rPr>
               <w:t>CLUSTER_ADMIN_ARNS</w:t>
             </w:r>
+            <w:r>
+              <w:rPr>
+                <w:sz w:val="19"/>
+              </w:rPr>
+              <w:t xml:space="preserve"> (optional)</w:t>
+            </w:r>
           </w:p>
         </w:tc>
         <w:tc>
@@ -5968,7 +6046,7 @@
               <w:rPr>
                 <w:sz w:val="19"/>
               </w:rPr>
-              <w:t xml:space="preserve">IAM users/roles that get cluster admin, so </w:t>
+              <w:t>Replaces the default kubectl admins (</w:t>
             </w:r>
             <w:r>
               <w:rPr>
@@ -5976,13 +6054,55 @@
                 <w:color w:val="B3261E"/>
                 <w:sz w:val="17"/>
               </w:rPr>
+              <w:t>cluster_admin_arns</w:t>
+            </w:r>
+            <w:r>
+              <w:rPr>
+                <w:sz w:val="19"/>
+              </w:rPr>
+              <w:t xml:space="preserve"> in </w:t>
+            </w:r>
+            <w:r>
+              <w:rPr>
+                <w:rFonts w:ascii="Consolas" w:hAnsi="Consolas" w:eastAsia="Consolas"/>
+                <w:color w:val="B3261E"/>
+                <w:sz w:val="17"/>
+              </w:rPr>
+              <w:t>infra/aws/variables.tf</w:t>
+            </w:r>
+            <w:r>
+              <w:rPr>
+                <w:sz w:val="19"/>
+              </w:rPr>
+              <w:t xml:space="preserve">: </w:t>
+            </w:r>
+            <w:r>
+              <w:rPr>
+                <w:rFonts w:ascii="Consolas" w:hAnsi="Consolas" w:eastAsia="Consolas"/>
+                <w:color w:val="B3261E"/>
+                <w:sz w:val="17"/>
+              </w:rPr>
+              <w:t>user/levelp</w:t>
+            </w:r>
+            <w:r>
+              <w:rPr>
+                <w:sz w:val="19"/>
+              </w:rPr>
+              <w:t xml:space="preserve">). Without it </w:t>
+            </w:r>
+            <w:r>
+              <w:rPr>
+                <w:rFonts w:ascii="Consolas" w:hAnsi="Consolas" w:eastAsia="Consolas"/>
+                <w:color w:val="B3261E"/>
+                <w:sz w:val="17"/>
+              </w:rPr>
               <w:t>aws eks update-kubeconfig --name agripulse-eks --region eu-west-2</w:t>
             </w:r>
             <w:r>
               <w:rPr>
                 <w:sz w:val="19"/>
               </w:rPr>
-              <w:t xml:space="preserve"> is all you need for kubectl. Terraform recreates the access with every cluster. For SSO give the role ARN, not the session</w:t>
+              <w:t xml:space="preserve"> already works for that user. For SSO give the role ARN, not the session</w:t>
             </w:r>
           </w:p>
         </w:tc>
@@ -6453,46 +6573,27 @@
                 <w:b/>
                 <w:sz w:val="19"/>
               </w:rPr>
-              <w:t>accounts</w:t>
-            </w:r>
-            <w:r>
-              <w:rPr>
-                <w:sz w:val="19"/>
-              </w:rPr>
-              <w:t xml:space="preserve">, </w:t>
-            </w:r>
-            <w:r>
-              <w:rPr>
-                <w:b/>
-                <w:sz w:val="19"/>
-              </w:rPr>
-              <w:t>farm</w:t>
-            </w:r>
-            <w:r>
-              <w:rPr>
-                <w:sz w:val="19"/>
-              </w:rPr>
-              <w:t xml:space="preserve">, </w:t>
-            </w:r>
-            <w:r>
-              <w:rPr>
-                <w:b/>
-                <w:sz w:val="19"/>
-              </w:rPr>
-              <w:t>shop</w:t>
-            </w:r>
-            <w:r>
-              <w:rPr>
-                <w:sz w:val="19"/>
-              </w:rPr>
-              <w:t xml:space="preserve">, </w:t>
-            </w:r>
-            <w:r>
-              <w:rPr>
-                <w:b/>
-                <w:sz w:val="19"/>
-              </w:rPr>
-              <w:t>incidents</w:t>
+              <w:t>app</w:t>
+            </w:r>
+            <w:r>
+              <w:rPr>
+                <w:sz w:val="19"/>
+              </w:rPr>
+              <w:t xml:space="preserve"> (service: </w:t>
+            </w:r>
+            <w:r>
+              <w:rPr>
+                <w:rFonts w:ascii="Consolas" w:hAnsi="Consolas" w:eastAsia="Consolas"/>
+                <w:color w:val="B3261E"/>
+                <w:sz w:val="17"/>
+              </w:rPr>
+              <w:t>all</w:t>
+            </w:r>
+            <w:r>
+              <w:rPr>
+                <w:sz w:val="19"/>
+              </w:rPr>
+              <w:t>)</w:t>
             </w:r>
           </w:p>
         </w:tc>
@@ -6508,7 +6609,7 @@
               <w:rPr>
                 <w:sz w:val="19"/>
               </w:rPr>
-              <w:t>20-30 min each</w:t>
+              <w:t>25-35 min</w:t>
             </w:r>
           </w:p>
         </w:tc>
@@ -6524,7 +6625,7 @@
               <w:rPr>
                 <w:sz w:val="19"/>
               </w:rPr>
-              <w:t>image built, scanned, signed; staging rolled out; approve; production rolled out</w:t>
+              <w:t>the four images built, scanned and signed in parallel; staging rolled out</w:t>
             </w:r>
           </w:p>
         </w:tc>
@@ -6561,7 +6662,34 @@
                 <w:b/>
                 <w:sz w:val="19"/>
               </w:rPr>
-              <w:t>mobile-backend</w:t>
+              <w:t>promote</w:t>
+            </w:r>
+            <w:r>
+              <w:rPr>
+                <w:sz w:val="19"/>
+              </w:rPr>
+              <w:t xml:space="preserve"> (service: </w:t>
+            </w:r>
+            <w:r>
+              <w:rPr>
+                <w:rFonts w:ascii="Consolas" w:hAnsi="Consolas" w:eastAsia="Consolas"/>
+                <w:color w:val="B3261E"/>
+                <w:sz w:val="17"/>
+              </w:rPr>
+              <w:t>all</w:t>
+            </w:r>
+            <w:r>
+              <w:rPr>
+                <w:sz w:val="19"/>
+              </w:rPr>
+              <w:t xml:space="preserve">), then </w:t>
+            </w:r>
+            <w:r>
+              <w:rPr>
+                <w:b/>
+                <w:sz w:val="19"/>
+              </w:rPr>
+              <w:t>SYNC</w:t>
             </w:r>
           </w:p>
         </w:tc>
@@ -6578,7 +6706,7 @@
               <w:rPr>
                 <w:sz w:val="19"/>
               </w:rPr>
-              <w:t>about 10 min</w:t>
+              <w:t>1 min + 10 min</w:t>
             </w:r>
           </w:p>
         </w:tc>
@@ -6586,6 +6714,94 @@
           <w:tcPr>
             <w:tcW w:type="dxa" w:w="4876"/>
             <w:shd w:val="clear" w:color="auto" w:fill="F7F8FA"/>
+          </w:tcPr>
+          <w:p>
+            <w:pPr>
+              <w:spacing w:after="40"/>
+            </w:pPr>
+            <w:r>
+              <w:rPr>
+                <w:sz w:val="19"/>
+              </w:rPr>
+              <w:t xml:space="preserve">approve; the production files get the same images; in Argo CD click </w:t>
+            </w:r>
+            <w:r>
+              <w:rPr>
+                <w:b/>
+                <w:sz w:val="19"/>
+              </w:rPr>
+              <w:t>SYNC</w:t>
+            </w:r>
+            <w:r>
+              <w:rPr>
+                <w:sz w:val="19"/>
+              </w:rPr>
+              <w:t xml:space="preserve"> on each </w:t>
+            </w:r>
+            <w:r>
+              <w:rPr>
+                <w:rFonts w:ascii="Consolas" w:hAnsi="Consolas" w:eastAsia="Consolas"/>
+                <w:color w:val="B3261E"/>
+                <w:sz w:val="17"/>
+              </w:rPr>
+              <w:t>&lt;service&gt;-production</w:t>
+            </w:r>
+          </w:p>
+        </w:tc>
+      </w:tr>
+      <w:tr>
+        <w:tc>
+          <w:tcPr>
+            <w:tcW w:type="dxa" w:w="793"/>
+          </w:tcPr>
+          <w:p>
+            <w:pPr>
+              <w:spacing w:after="40"/>
+            </w:pPr>
+            <w:r>
+              <w:rPr>
+                <w:sz w:val="19"/>
+              </w:rPr>
+              <w:t>5</w:t>
+            </w:r>
+          </w:p>
+        </w:tc>
+        <w:tc>
+          <w:tcPr>
+            <w:tcW w:type="dxa" w:w="2268"/>
+          </w:tcPr>
+          <w:p>
+            <w:pPr>
+              <w:spacing w:after="40"/>
+            </w:pPr>
+            <w:r>
+              <w:rPr>
+                <w:b/>
+                <w:sz w:val="19"/>
+              </w:rPr>
+              <w:t>mobile-backend</w:t>
+            </w:r>
+          </w:p>
+        </w:tc>
+        <w:tc>
+          <w:tcPr>
+            <w:tcW w:type="dxa" w:w="1474"/>
+          </w:tcPr>
+          <w:p>
+            <w:pPr>
+              <w:spacing w:after="40"/>
+            </w:pPr>
+            <w:r>
+              <w:rPr>
+                <w:sz w:val="19"/>
+              </w:rPr>
+              <w:t>about 10 min</w:t>
+            </w:r>
+          </w:p>
+        </w:tc>
+        <w:tc>
+          <w:tcPr>
+            <w:tcW w:type="dxa" w:w="4876"/>
           </w:tcPr>
           <w:p>
             <w:pPr>
@@ -6639,7 +6855,16 @@
               <w:t>Note:</w:t>
             </w:r>
             <w:r>
-              <w:t xml:space="preserve"> until a service's pipeline has run, its two Argo CD Applications show "No accounts image has been built yet": the chart refuses the placeholder tag instead of starting a sync that could never succeed.</w:t>
+              <w:t xml:space="preserve"> until </w:t>
+            </w:r>
+            <w:r>
+              <w:rPr>
+                <w:b/>
+              </w:rPr>
+              <w:t>app</w:t>
+            </w:r>
+            <w:r>
+              <w:t xml:space="preserve"> has built a service, its two Argo CD Applications show "No accounts image has been built yet". That is expected, not an error: the chart refuses the placeholder tag instead of deploying an image that does not exist. It clears by itself when app commits the real image (production: when promote commits it and you press Sync).</w:t>
             </w:r>
           </w:p>
         </w:tc>
@@ -6698,10 +6923,10 @@
         <w:rPr>
           <w:b/>
         </w:rPr>
-        <w:t>a service:</w:t>
+        <w:t>app:</w:t>
       </w:r>
       <w:r>
-        <w:t xml:space="preserve"> tests, scans, a ZAP scan of the service started on the runner; build, Trivy, push, SBOM, Cosign signature; commit to </w:t>
+        <w:t xml:space="preserve"> which services changed; then one job per service: tests, scans, a ZAP scan of the service started on the runner, build, Trivy, push, SBOM, Cosign signature; then one commit to the </w:t>
       </w:r>
       <w:r>
         <w:rPr>
@@ -6712,7 +6937,21 @@
         <w:t>staging.yaml</w:t>
       </w:r>
       <w:r>
-        <w:t xml:space="preserve">, wait for the staging canary; approval; the same image to </w:t>
+        <w:t xml:space="preserve"> files of the services that built (one that failed is left out), and a wait for their canaries.</w:t>
+      </w:r>
+    </w:p>
+    <w:p>
+      <w:pPr>
+        <w:pStyle w:val="ListBullet"/>
+      </w:pPr>
+      <w:r>
+        <w:rPr>
+          <w:b/>
+        </w:rPr>
+        <w:t>promote:</w:t>
+      </w:r>
+      <w:r>
+        <w:t xml:space="preserve"> approval; the images staging runs copied into </w:t>
       </w:r>
       <w:r>
         <w:rPr>
@@ -6723,7 +6962,27 @@
         <w:t>production.yaml</w:t>
       </w:r>
       <w:r>
-        <w:t>, wait for the production canary; a ZAP baseline of the public URL.</w:t>
+        <w:t xml:space="preserve"> (the diff on the summary page), one commit. Nothing touches the cluster: Argo CD shows </w:t>
+      </w:r>
+      <w:r>
+        <w:rPr>
+          <w:rFonts w:ascii="Consolas" w:hAnsi="Consolas" w:eastAsia="Consolas"/>
+          <w:color w:val="B3261E"/>
+          <w:sz w:val="19"/>
+        </w:rPr>
+        <w:t>&lt;service&gt;-production</w:t>
+      </w:r>
+      <w:r>
+        <w:t xml:space="preserve"> OutOfSync until you press </w:t>
+      </w:r>
+      <w:r>
+        <w:rPr>
+          <w:b/>
+        </w:rPr>
+        <w:t>SYNC</w:t>
+      </w:r>
+      <w:r>
+        <w:t>, then the production canary runs.</w:t>
       </w:r>
     </w:p>
     <w:p>
@@ -9133,53 +9392,164 @@
                 <w:color w:val="B3261E"/>
                 <w:sz w:val="17"/>
               </w:rPr>
-              <w:t>app/common/**</w:t>
-            </w:r>
-            <w:r>
-              <w:rPr>
-                <w:sz w:val="19"/>
-              </w:rPr>
-              <w:t xml:space="preserve">, the chart, </w:t>
-            </w:r>
+              <w:t>gitops/services/&lt;service&gt;/values.yaml</w:t>
+            </w:r>
+          </w:p>
+        </w:tc>
+        <w:tc>
+          <w:tcPr>
+            <w:tcW w:type="dxa" w:w="3175"/>
+          </w:tcPr>
+          <w:p>
+            <w:pPr>
+              <w:spacing w:after="40"/>
+            </w:pPr>
+            <w:r>
+              <w:rPr>
+                <w:sz w:val="19"/>
+              </w:rPr>
+              <w:t>app: that service, to staging</w:t>
+            </w:r>
+          </w:p>
+        </w:tc>
+        <w:tc>
+          <w:tcPr>
+            <w:tcW w:type="dxa" w:w="2268"/>
+          </w:tcPr>
+          <w:p>
+            <w:pPr>
+              <w:spacing w:after="40"/>
+            </w:pPr>
+            <w:r>
+              <w:rPr>
+                <w:sz w:val="19"/>
+              </w:rPr>
+              <w:t>-</w:t>
+            </w:r>
+          </w:p>
+        </w:tc>
+      </w:tr>
+      <w:tr>
+        <w:tc>
+          <w:tcPr>
+            <w:tcW w:type="dxa" w:w="3969"/>
+            <w:shd w:val="clear" w:color="auto" w:fill="F7F8FA"/>
+          </w:tcPr>
+          <w:p>
+            <w:pPr>
+              <w:spacing w:after="40"/>
+            </w:pPr>
             <w:r>
               <w:rPr>
                 <w:rFonts w:ascii="Consolas" w:hAnsi="Consolas" w:eastAsia="Consolas"/>
                 <w:color w:val="B3261E"/>
                 <w:sz w:val="17"/>
               </w:rPr>
-              <w:t>gitops/services/&lt;service&gt;/values.yaml</w:t>
+              <w:t>app/common/**</w:t>
+            </w:r>
+            <w:r>
+              <w:rPr>
+                <w:sz w:val="19"/>
+              </w:rPr>
+              <w:t xml:space="preserve">, </w:t>
+            </w:r>
+            <w:r>
+              <w:rPr>
+                <w:rFonts w:ascii="Consolas" w:hAnsi="Consolas" w:eastAsia="Consolas"/>
+                <w:color w:val="B3261E"/>
+                <w:sz w:val="17"/>
+              </w:rPr>
+              <w:t>app/Dockerfile</w:t>
+            </w:r>
+            <w:r>
+              <w:rPr>
+                <w:sz w:val="19"/>
+              </w:rPr>
+              <w:t>, the chart</w:t>
             </w:r>
           </w:p>
         </w:tc>
         <w:tc>
           <w:tcPr>
             <w:tcW w:type="dxa" w:w="3175"/>
-          </w:tcPr>
-          <w:p>
-            <w:pPr>
-              <w:spacing w:after="40"/>
-            </w:pPr>
-            <w:r>
-              <w:rPr>
-                <w:sz w:val="19"/>
-              </w:rPr>
-              <w:t>that service's pipeline: staging, then production</w:t>
+            <w:shd w:val="clear" w:color="auto" w:fill="F7F8FA"/>
+          </w:tcPr>
+          <w:p>
+            <w:pPr>
+              <w:spacing w:after="40"/>
+            </w:pPr>
+            <w:r>
+              <w:rPr>
+                <w:sz w:val="19"/>
+              </w:rPr>
+              <w:t>app: all four services, to staging</w:t>
             </w:r>
           </w:p>
         </w:tc>
         <w:tc>
           <w:tcPr>
             <w:tcW w:type="dxa" w:w="2268"/>
-          </w:tcPr>
-          <w:p>
-            <w:pPr>
-              <w:spacing w:after="40"/>
-            </w:pPr>
-            <w:r>
-              <w:rPr>
-                <w:sz w:val="19"/>
-              </w:rPr>
-              <w:t>production</w:t>
+            <w:shd w:val="clear" w:color="auto" w:fill="F7F8FA"/>
+          </w:tcPr>
+          <w:p>
+            <w:pPr>
+              <w:spacing w:after="40"/>
+            </w:pPr>
+            <w:r>
+              <w:rPr>
+                <w:sz w:val="19"/>
+              </w:rPr>
+              <w:t>-</w:t>
+            </w:r>
+          </w:p>
+        </w:tc>
+      </w:tr>
+      <w:tr>
+        <w:tc>
+          <w:tcPr>
+            <w:tcW w:type="dxa" w:w="3969"/>
+          </w:tcPr>
+          <w:p>
+            <w:pPr>
+              <w:spacing w:after="40"/>
+            </w:pPr>
+            <w:r>
+              <w:rPr>
+                <w:sz w:val="19"/>
+              </w:rPr>
+              <w:t>(nothing: you decide staging is good)</w:t>
+            </w:r>
+          </w:p>
+        </w:tc>
+        <w:tc>
+          <w:tcPr>
+            <w:tcW w:type="dxa" w:w="3175"/>
+          </w:tcPr>
+          <w:p>
+            <w:pPr>
+              <w:spacing w:after="40"/>
+            </w:pPr>
+            <w:r>
+              <w:rPr>
+                <w:sz w:val="19"/>
+              </w:rPr>
+              <w:t>promote, by hand: a service or all, to production's files; then you press SYNC in Argo CD</w:t>
+            </w:r>
+          </w:p>
+        </w:tc>
+        <w:tc>
+          <w:tcPr>
+            <w:tcW w:type="dxa" w:w="2268"/>
+          </w:tcPr>
+          <w:p>
+            <w:pPr>
+              <w:spacing w:after="40"/>
+            </w:pPr>
+            <w:r>
+              <w:rPr>
+                <w:sz w:val="19"/>
+              </w:rPr>
+              <w:t>production, then Sync</w:t>
             </w:r>
           </w:p>
         </w:tc>
@@ -10656,7 +11026,7 @@
               <w:rPr>
                 <w:sz w:val="19"/>
               </w:rPr>
-              <w:t>The service's pipeline has not run</w:t>
+              <w:t>app has not built that service yet</w:t>
             </w:r>
           </w:p>
         </w:tc>
@@ -10673,7 +11043,20 @@
               <w:rPr>
                 <w:sz w:val="19"/>
               </w:rPr>
-              <w:t>Run it; Argo CD deploys as soon as it commits the tag</w:t>
+              <w:t xml:space="preserve">Run </w:t>
+            </w:r>
+            <w:r>
+              <w:rPr>
+                <w:b/>
+                <w:sz w:val="19"/>
+              </w:rPr>
+              <w:t>app</w:t>
+            </w:r>
+            <w:r>
+              <w:rPr>
+                <w:sz w:val="19"/>
+              </w:rPr>
+              <w:t xml:space="preserve"> (that service or all); Argo CD deploys as soon as it commits the tag</w:t>
             </w:r>
           </w:p>
         </w:tc>
@@ -10691,7 +11074,39 @@
               <w:rPr>
                 <w:sz w:val="19"/>
               </w:rPr>
-              <w:t xml:space="preserve">Pods </w:t>
+              <w:t>A canary waits forever after the environment was rebuilt</w:t>
+            </w:r>
+          </w:p>
+        </w:tc>
+        <w:tc>
+          <w:tcPr>
+            <w:tcW w:type="dxa" w:w="2948"/>
+          </w:tcPr>
+          <w:p>
+            <w:pPr>
+              <w:spacing w:after="40"/>
+            </w:pPr>
+            <w:r>
+              <w:rPr>
+                <w:sz w:val="19"/>
+              </w:rPr>
+              <w:t>Git pointed at an image destroy deleted; Argo Rollouts took it as the stable version</w:t>
+            </w:r>
+          </w:p>
+        </w:tc>
+        <w:tc>
+          <w:tcPr>
+            <w:tcW w:type="dxa" w:w="3855"/>
+          </w:tcPr>
+          <w:p>
+            <w:pPr>
+              <w:spacing w:after="40"/>
+            </w:pPr>
+            <w:r>
+              <w:rPr>
+                <w:sz w:val="19"/>
+              </w:rPr>
+              <w:t xml:space="preserve">The deploy step promotes in full after 90 s (destroy now resets the images in Git). By hand: </w:t>
             </w:r>
             <w:r>
               <w:rPr>
@@ -10699,55 +11114,40 @@
                 <w:color w:val="B3261E"/>
                 <w:sz w:val="17"/>
               </w:rPr>
-              <w:t>CreateContainerConfigError</w:t>
-            </w:r>
-          </w:p>
-        </w:tc>
-        <w:tc>
-          <w:tcPr>
-            <w:tcW w:type="dxa" w:w="2948"/>
-          </w:tcPr>
-          <w:p>
-            <w:pPr>
-              <w:spacing w:after="40"/>
-            </w:pPr>
-            <w:r>
-              <w:rPr>
-                <w:sz w:val="19"/>
-              </w:rPr>
-              <w:t>A secret from Secrets Manager is not synced yet</w:t>
-            </w:r>
-          </w:p>
-        </w:tc>
-        <w:tc>
-          <w:tcPr>
-            <w:tcW w:type="dxa" w:w="3855"/>
-          </w:tcPr>
-          <w:p>
-            <w:pPr>
-              <w:spacing w:after="40"/>
-            </w:pPr>
+              <w:t>kubectl patch rollout &lt;s&gt; -n &lt;s&gt;-&lt;env&gt; --subresource=status --type merge -p '{"status":{"promoteFull":true}}'</w:t>
+            </w:r>
+          </w:p>
+        </w:tc>
+      </w:tr>
+      <w:tr>
+        <w:tc>
+          <w:tcPr>
+            <w:tcW w:type="dxa" w:w="2608"/>
+            <w:shd w:val="clear" w:color="auto" w:fill="F7F8FA"/>
+          </w:tcPr>
+          <w:p>
+            <w:pPr>
+              <w:spacing w:after="40"/>
+            </w:pPr>
+            <w:r>
+              <w:rPr>
+                <w:sz w:val="19"/>
+              </w:rPr>
+              <w:t xml:space="preserve">Pods </w:t>
+            </w:r>
             <w:r>
               <w:rPr>
                 <w:rFonts w:ascii="Consolas" w:hAnsi="Consolas" w:eastAsia="Consolas"/>
                 <w:color w:val="B3261E"/>
                 <w:sz w:val="17"/>
               </w:rPr>
-              <w:t>kubectl describe pod</w:t>
-            </w:r>
-            <w:r>
-              <w:rPr>
-                <w:sz w:val="19"/>
-              </w:rPr>
-              <w:t>; the SecretProviderClass and the Pod Identity association</w:t>
-            </w:r>
-          </w:p>
-        </w:tc>
-      </w:tr>
-      <w:tr>
-        <w:tc>
-          <w:tcPr>
-            <w:tcW w:type="dxa" w:w="2608"/>
+              <w:t>CreateContainerConfigError</w:t>
+            </w:r>
+          </w:p>
+        </w:tc>
+        <w:tc>
+          <w:tcPr>
+            <w:tcW w:type="dxa" w:w="2948"/>
             <w:shd w:val="clear" w:color="auto" w:fill="F7F8FA"/>
           </w:tcPr>
           <w:p>
@@ -10758,55 +11158,32 @@
               <w:rPr>
                 <w:sz w:val="19"/>
               </w:rPr>
-              <w:t xml:space="preserve">Pod rejected: </w:t>
-            </w:r>
+              <w:t>A secret from Secrets Manager is not synced yet</w:t>
+            </w:r>
+          </w:p>
+        </w:tc>
+        <w:tc>
+          <w:tcPr>
+            <w:tcW w:type="dxa" w:w="3855"/>
+            <w:shd w:val="clear" w:color="auto" w:fill="F7F8FA"/>
+          </w:tcPr>
+          <w:p>
+            <w:pPr>
+              <w:spacing w:after="40"/>
+            </w:pPr>
             <w:r>
               <w:rPr>
                 <w:rFonts w:ascii="Consolas" w:hAnsi="Consolas" w:eastAsia="Consolas"/>
                 <w:color w:val="B3261E"/>
                 <w:sz w:val="17"/>
               </w:rPr>
-              <w:t>image not allowed</w:t>
-            </w:r>
-            <w:r>
-              <w:rPr>
-                <w:sz w:val="19"/>
-              </w:rPr>
-              <w:t xml:space="preserve"> / not signed</w:t>
-            </w:r>
-          </w:p>
-        </w:tc>
-        <w:tc>
-          <w:tcPr>
-            <w:tcW w:type="dxa" w:w="2948"/>
-            <w:shd w:val="clear" w:color="auto" w:fill="F7F8FA"/>
-          </w:tcPr>
-          <w:p>
-            <w:pPr>
-              <w:spacing w:after="40"/>
-            </w:pPr>
-            <w:r>
-              <w:rPr>
-                <w:sz w:val="19"/>
-              </w:rPr>
-              <w:t>Kyverno: image not from ECR, or not signed with the KMS key</w:t>
-            </w:r>
-          </w:p>
-        </w:tc>
-        <w:tc>
-          <w:tcPr>
-            <w:tcW w:type="dxa" w:w="3855"/>
-            <w:shd w:val="clear" w:color="auto" w:fill="F7F8FA"/>
-          </w:tcPr>
-          <w:p>
-            <w:pPr>
-              <w:spacing w:after="40"/>
-            </w:pPr>
-            <w:r>
-              <w:rPr>
-                <w:sz w:val="19"/>
-              </w:rPr>
-              <w:t>Deploy through the pipeline (it signs)</w:t>
+              <w:t>kubectl describe pod</w:t>
+            </w:r>
+            <w:r>
+              <w:rPr>
+                <w:sz w:val="19"/>
+              </w:rPr>
+              <w:t>; the SecretProviderClass and the Pod Identity association</w:t>
             </w:r>
           </w:p>
         </w:tc>
@@ -10820,19 +11197,25 @@
             <w:pPr>
               <w:spacing w:after="40"/>
             </w:pPr>
+            <w:r>
+              <w:rPr>
+                <w:sz w:val="19"/>
+              </w:rPr>
+              <w:t xml:space="preserve">Pod rejected: </w:t>
+            </w:r>
             <w:r>
               <w:rPr>
                 <w:rFonts w:ascii="Consolas" w:hAnsi="Consolas" w:eastAsia="Consolas"/>
                 <w:color w:val="B3261E"/>
                 <w:sz w:val="17"/>
               </w:rPr>
-              <w:t>/readyz</w:t>
-            </w:r>
-            <w:r>
-              <w:rPr>
-                <w:sz w:val="19"/>
-              </w:rPr>
-              <w:t xml:space="preserve"> 503: database does not exist</w:t>
+              <w:t>image not allowed</w:t>
+            </w:r>
+            <w:r>
+              <w:rPr>
+                <w:sz w:val="19"/>
+              </w:rPr>
+              <w:t xml:space="preserve"> / not signed</w:t>
             </w:r>
           </w:p>
         </w:tc>
@@ -10848,50 +11231,67 @@
               <w:rPr>
                 <w:sz w:val="19"/>
               </w:rPr>
-              <w:t xml:space="preserve">The </w:t>
-            </w:r>
+              <w:t>Kyverno: image not from ECR, or not signed with the KMS key</w:t>
+            </w:r>
+          </w:p>
+        </w:tc>
+        <w:tc>
+          <w:tcPr>
+            <w:tcW w:type="dxa" w:w="3855"/>
+          </w:tcPr>
+          <w:p>
+            <w:pPr>
+              <w:spacing w:after="40"/>
+            </w:pPr>
+            <w:r>
+              <w:rPr>
+                <w:sz w:val="19"/>
+              </w:rPr>
+              <w:t>Deploy through the pipeline (it signs)</w:t>
+            </w:r>
+          </w:p>
+        </w:tc>
+      </w:tr>
+      <w:tr>
+        <w:tc>
+          <w:tcPr>
+            <w:tcW w:type="dxa" w:w="2608"/>
+            <w:shd w:val="clear" w:color="auto" w:fill="F7F8FA"/>
+          </w:tcPr>
+          <w:p>
+            <w:pPr>
+              <w:spacing w:after="40"/>
+            </w:pPr>
             <w:r>
               <w:rPr>
                 <w:rFonts w:ascii="Consolas" w:hAnsi="Consolas" w:eastAsia="Consolas"/>
                 <w:color w:val="B3261E"/>
                 <w:sz w:val="17"/>
               </w:rPr>
-              <w:t>db-bootstrap</w:t>
-            </w:r>
-            <w:r>
-              <w:rPr>
-                <w:sz w:val="19"/>
-              </w:rPr>
-              <w:t xml:space="preserve"> Job did not run</w:t>
-            </w:r>
-          </w:p>
-        </w:tc>
-        <w:tc>
-          <w:tcPr>
-            <w:tcW w:type="dxa" w:w="3855"/>
-          </w:tcPr>
-          <w:p>
-            <w:pPr>
-              <w:spacing w:after="40"/>
-            </w:pPr>
-            <w:r>
-              <w:rPr>
-                <w:sz w:val="19"/>
-              </w:rPr>
-              <w:t xml:space="preserve">Run </w:t>
-            </w:r>
-            <w:r>
-              <w:rPr>
-                <w:b/>
-                <w:sz w:val="19"/>
-              </w:rPr>
-              <w:t>platform</w:t>
-            </w:r>
-            <w:r>
-              <w:rPr>
-                <w:sz w:val="19"/>
-              </w:rPr>
-              <w:t xml:space="preserve">; </w:t>
+              <w:t>/readyz</w:t>
+            </w:r>
+            <w:r>
+              <w:rPr>
+                <w:sz w:val="19"/>
+              </w:rPr>
+              <w:t xml:space="preserve"> 503: database does not exist</w:t>
+            </w:r>
+          </w:p>
+        </w:tc>
+        <w:tc>
+          <w:tcPr>
+            <w:tcW w:type="dxa" w:w="2948"/>
+            <w:shd w:val="clear" w:color="auto" w:fill="F7F8FA"/>
+          </w:tcPr>
+          <w:p>
+            <w:pPr>
+              <w:spacing w:after="40"/>
+            </w:pPr>
+            <w:r>
+              <w:rPr>
+                <w:sz w:val="19"/>
+              </w:rPr>
+              <w:t xml:space="preserve">The </w:t>
             </w:r>
             <w:r>
               <w:rPr>
@@ -10899,43 +11299,13 @@
                 <w:color w:val="B3261E"/>
                 <w:sz w:val="17"/>
               </w:rPr>
-              <w:t>kubectl -n db-bootstrap logs job/db-bootstrap</w:t>
-            </w:r>
-          </w:p>
-        </w:tc>
-      </w:tr>
-      <w:tr>
-        <w:tc>
-          <w:tcPr>
-            <w:tcW w:type="dxa" w:w="2608"/>
-            <w:shd w:val="clear" w:color="auto" w:fill="F7F8FA"/>
-          </w:tcPr>
-          <w:p>
-            <w:pPr>
-              <w:spacing w:after="40"/>
-            </w:pPr>
-            <w:r>
-              <w:rPr>
-                <w:sz w:val="19"/>
-              </w:rPr>
-              <w:t>Sign-in works but every page says 401</w:t>
-            </w:r>
-          </w:p>
-        </w:tc>
-        <w:tc>
-          <w:tcPr>
-            <w:tcW w:type="dxa" w:w="2948"/>
-            <w:shd w:val="clear" w:color="auto" w:fill="F7F8FA"/>
-          </w:tcPr>
-          <w:p>
-            <w:pPr>
-              <w:spacing w:after="40"/>
-            </w:pPr>
-            <w:r>
-              <w:rPr>
-                <w:sz w:val="19"/>
-              </w:rPr>
-              <w:t>Token from the other environment, or keys rotated</w:t>
+              <w:t>db-bootstrap</w:t>
+            </w:r>
+            <w:r>
+              <w:rPr>
+                <w:sz w:val="19"/>
+              </w:rPr>
+              <w:t xml:space="preserve"> Job did not run</w:t>
             </w:r>
           </w:p>
         </w:tc>
@@ -10952,59 +11322,28 @@
               <w:rPr>
                 <w:sz w:val="19"/>
               </w:rPr>
-              <w:t>Sign out and in again on the same environment's site</w:t>
-            </w:r>
-          </w:p>
-        </w:tc>
-      </w:tr>
-      <w:tr>
-        <w:tc>
-          <w:tcPr>
-            <w:tcW w:type="dxa" w:w="2608"/>
-          </w:tcPr>
-          <w:p>
-            <w:pPr>
-              <w:spacing w:after="40"/>
-            </w:pPr>
-            <w:r>
-              <w:rPr>
-                <w:sz w:val="19"/>
-              </w:rPr>
-              <w:t>Shop: "the catalog is unavailable"</w:t>
-            </w:r>
-          </w:p>
-        </w:tc>
-        <w:tc>
-          <w:tcPr>
-            <w:tcW w:type="dxa" w:w="2948"/>
-          </w:tcPr>
-          <w:p>
-            <w:pPr>
-              <w:spacing w:after="40"/>
-            </w:pPr>
-            <w:r>
-              <w:rPr>
-                <w:sz w:val="19"/>
-              </w:rPr>
-              <w:t>The farm service of that environment is down</w:t>
-            </w:r>
-          </w:p>
-        </w:tc>
-        <w:tc>
-          <w:tcPr>
-            <w:tcW w:type="dxa" w:w="3855"/>
-          </w:tcPr>
-          <w:p>
-            <w:pPr>
-              <w:spacing w:after="40"/>
-            </w:pPr>
+              <w:t xml:space="preserve">Run </w:t>
+            </w:r>
+            <w:r>
+              <w:rPr>
+                <w:b/>
+                <w:sz w:val="19"/>
+              </w:rPr>
+              <w:t>platform</w:t>
+            </w:r>
+            <w:r>
+              <w:rPr>
+                <w:sz w:val="19"/>
+              </w:rPr>
+              <w:t xml:space="preserve">; </w:t>
+            </w:r>
             <w:r>
               <w:rPr>
                 <w:rFonts w:ascii="Consolas" w:hAnsi="Consolas" w:eastAsia="Consolas"/>
                 <w:color w:val="B3261E"/>
                 <w:sz w:val="17"/>
               </w:rPr>
-              <w:t>kubectl -n farm-production get pods</w:t>
+              <w:t>kubectl -n db-bootstrap logs job/db-bootstrap</w:t>
             </w:r>
           </w:p>
         </w:tc>
@@ -11013,6 +11352,56 @@
         <w:tc>
           <w:tcPr>
             <w:tcW w:type="dxa" w:w="2608"/>
+          </w:tcPr>
+          <w:p>
+            <w:pPr>
+              <w:spacing w:after="40"/>
+            </w:pPr>
+            <w:r>
+              <w:rPr>
+                <w:sz w:val="19"/>
+              </w:rPr>
+              <w:t>Sign-in works but every page says 401</w:t>
+            </w:r>
+          </w:p>
+        </w:tc>
+        <w:tc>
+          <w:tcPr>
+            <w:tcW w:type="dxa" w:w="2948"/>
+          </w:tcPr>
+          <w:p>
+            <w:pPr>
+              <w:spacing w:after="40"/>
+            </w:pPr>
+            <w:r>
+              <w:rPr>
+                <w:sz w:val="19"/>
+              </w:rPr>
+              <w:t>Token from the other environment, or keys rotated</w:t>
+            </w:r>
+          </w:p>
+        </w:tc>
+        <w:tc>
+          <w:tcPr>
+            <w:tcW w:type="dxa" w:w="3855"/>
+          </w:tcPr>
+          <w:p>
+            <w:pPr>
+              <w:spacing w:after="40"/>
+            </w:pPr>
+            <w:r>
+              <w:rPr>
+                <w:sz w:val="19"/>
+              </w:rPr>
+              <w:t>Sign out and in again on the same environment's site</w:t>
+            </w:r>
+          </w:p>
+        </w:tc>
+      </w:tr>
+      <w:tr>
+        <w:tc>
+          <w:tcPr>
+            <w:tcW w:type="dxa" w:w="2608"/>
             <w:shd w:val="clear" w:color="auto" w:fill="F7F8FA"/>
           </w:tcPr>
           <w:p>
@@ -11023,7 +11412,7 @@
               <w:rPr>
                 <w:sz w:val="19"/>
               </w:rPr>
-              <w:t>Mobile API 403 for every call</w:t>
+              <w:t>Shop: "the catalog is unavailable"</w:t>
             </w:r>
           </w:p>
         </w:tc>
@@ -11040,7 +11429,7 @@
               <w:rPr>
                 <w:sz w:val="19"/>
               </w:rPr>
-              <w:t>Called the execute-api URL directly</w:t>
+              <w:t>The farm service of that environment is down</w:t>
             </w:r>
           </w:p>
         </w:tc>
@@ -11053,19 +11442,13 @@
             <w:pPr>
               <w:spacing w:after="40"/>
             </w:pPr>
-            <w:r>
-              <w:rPr>
-                <w:sz w:val="19"/>
-              </w:rPr>
-              <w:t xml:space="preserve">Use </w:t>
-            </w:r>
             <w:r>
               <w:rPr>
                 <w:rFonts w:ascii="Consolas" w:hAnsi="Consolas" w:eastAsia="Consolas"/>
                 <w:color w:val="B3261E"/>
                 <w:sz w:val="17"/>
               </w:rPr>
-              <w:t>https://api.mfon21.space</w:t>
+              <w:t>kubectl -n farm-production get pods</w:t>
             </w:r>
           </w:p>
         </w:tc>
@@ -11083,7 +11466,7 @@
               <w:rPr>
                 <w:sz w:val="19"/>
               </w:rPr>
-              <w:t>Many 403s from the WAF for real users</w:t>
+              <w:t>Mobile app cannot connect</w:t>
             </w:r>
           </w:p>
         </w:tc>
@@ -11099,7 +11482,7 @@
               <w:rPr>
                 <w:sz w:val="19"/>
               </w:rPr>
-              <w:t>A managed rule false positive</w:t>
+              <w:t>It calls the execute-api URL (switched off)</w:t>
             </w:r>
           </w:p>
         </w:tc>
@@ -11115,7 +11498,7 @@
               <w:rPr>
                 <w:sz w:val="19"/>
               </w:rPr>
-              <w:t xml:space="preserve">WAF logs: find the rule, override that one rule to Count in </w:t>
+              <w:t xml:space="preserve">Use </w:t>
             </w:r>
             <w:r>
               <w:rPr>
@@ -11123,7 +11506,7 @@
                 <w:color w:val="B3261E"/>
                 <w:sz w:val="17"/>
               </w:rPr>
-              <w:t>modules/edge/waf.tf</w:t>
+              <w:t>https://api.mfon21.space</w:t>
             </w:r>
           </w:p>
         </w:tc>
@@ -11142,7 +11525,7 @@
               <w:rPr>
                 <w:sz w:val="19"/>
               </w:rPr>
-              <w:t>Nothing arrives in Slack</w:t>
+              <w:t>Many 403s from the WAF for real users</w:t>
             </w:r>
           </w:p>
         </w:tc>
@@ -11159,7 +11542,7 @@
               <w:rPr>
                 <w:sz w:val="19"/>
               </w:rPr>
-              <w:t>Wrong or revoked webhook</w:t>
+              <w:t>A managed rule false positive</w:t>
             </w:r>
           </w:p>
         </w:tc>
@@ -11176,7 +11559,7 @@
               <w:rPr>
                 <w:sz w:val="19"/>
               </w:rPr>
-              <w:t xml:space="preserve">Update </w:t>
+              <w:t xml:space="preserve">WAF logs: find the rule, override that one rule to Count in </w:t>
             </w:r>
             <w:r>
               <w:rPr>
@@ -11184,13 +11567,7 @@
                 <w:color w:val="B3261E"/>
                 <w:sz w:val="17"/>
               </w:rPr>
-              <w:t>SLACK_WEBHOOK_URL</w:t>
-            </w:r>
-            <w:r>
-              <w:rPr>
-                <w:sz w:val="19"/>
-              </w:rPr>
-              <w:t>, run infra-aws then platform</w:t>
+              <w:t>modules/edge/waf.tf</w:t>
             </w:r>
           </w:p>
         </w:tc>
@@ -11208,6 +11585,71 @@
               <w:rPr>
                 <w:sz w:val="19"/>
               </w:rPr>
+              <w:t>Nothing arrives in Slack</w:t>
+            </w:r>
+          </w:p>
+        </w:tc>
+        <w:tc>
+          <w:tcPr>
+            <w:tcW w:type="dxa" w:w="2948"/>
+          </w:tcPr>
+          <w:p>
+            <w:pPr>
+              <w:spacing w:after="40"/>
+            </w:pPr>
+            <w:r>
+              <w:rPr>
+                <w:sz w:val="19"/>
+              </w:rPr>
+              <w:t>Wrong or revoked webhook</w:t>
+            </w:r>
+          </w:p>
+        </w:tc>
+        <w:tc>
+          <w:tcPr>
+            <w:tcW w:type="dxa" w:w="3855"/>
+          </w:tcPr>
+          <w:p>
+            <w:pPr>
+              <w:spacing w:after="40"/>
+            </w:pPr>
+            <w:r>
+              <w:rPr>
+                <w:sz w:val="19"/>
+              </w:rPr>
+              <w:t xml:space="preserve">Update </w:t>
+            </w:r>
+            <w:r>
+              <w:rPr>
+                <w:rFonts w:ascii="Consolas" w:hAnsi="Consolas" w:eastAsia="Consolas"/>
+                <w:color w:val="B3261E"/>
+                <w:sz w:val="17"/>
+              </w:rPr>
+              <w:t>SLACK_WEBHOOK_URL</w:t>
+            </w:r>
+            <w:r>
+              <w:rPr>
+                <w:sz w:val="19"/>
+              </w:rPr>
+              <w:t>, run infra-aws then platform</w:t>
+            </w:r>
+          </w:p>
+        </w:tc>
+      </w:tr>
+      <w:tr>
+        <w:tc>
+          <w:tcPr>
+            <w:tcW w:type="dxa" w:w="2608"/>
+            <w:shd w:val="clear" w:color="auto" w:fill="F7F8FA"/>
+          </w:tcPr>
+          <w:p>
+            <w:pPr>
+              <w:spacing w:after="40"/>
+            </w:pPr>
+            <w:r>
+              <w:rPr>
+                <w:sz w:val="19"/>
+              </w:rPr>
               <w:t>A failed run you do not understand</w:t>
             </w:r>
           </w:p>
@@ -11215,6 +11657,7 @@
         <w:tc>
           <w:tcPr>
             <w:tcW w:type="dxa" w:w="2948"/>
+            <w:shd w:val="clear" w:color="auto" w:fill="F7F8FA"/>
           </w:tcPr>
           <w:p>
             <w:pPr>
@@ -11231,6 +11674,7 @@
         <w:tc>
           <w:tcPr>
             <w:tcW w:type="dxa" w:w="3855"/>
+            <w:shd w:val="clear" w:color="auto" w:fill="F7F8FA"/>
           </w:tcPr>
           <w:p>
             <w:pPr>

--- a/docs/AgriPulse-AWS-Deployment-Guide.docx
+++ b/docs/AgriPulse-AWS-Deployment-Guide.docx
@@ -2324,7 +2324,7 @@
               <w:rPr>
                 <w:sz w:val="19"/>
               </w:rPr>
-              <w:t xml:space="preserve">the incident blog, ops accounts only (production); </w:t>
+              <w:t xml:space="preserve">the incident blog: public to read, ops accounts write (production); </w:t>
             </w:r>
             <w:r>
               <w:rPr>
